--- a/docs/Projecto de um contador de energia.docx
+++ b/docs/Projecto de um contador de energia.docx
@@ -9,8 +9,6 @@
           <w:b/>
         </w:rPr>
       </w:pPr>
-      <w:bookmarkStart w:id="0" w:name="_GoBack"/>
-      <w:bookmarkEnd w:id="0"/>
       <w:r>
         <w:rPr>
           <w:b/>
@@ -665,18 +663,10 @@
         </w:rPr>
         <w:lastRenderedPageBreak/>
         <w:drawing>
-          <wp:anchor distT="0" distB="0" distL="114300" distR="114300" simplePos="0" relativeHeight="251658240" behindDoc="0" locked="0" layoutInCell="1" allowOverlap="1">
-            <wp:simplePos x="0" y="0"/>
-            <wp:positionH relativeFrom="margin">
-              <wp:posOffset>-47625</wp:posOffset>
-            </wp:positionH>
-            <wp:positionV relativeFrom="margin">
-              <wp:posOffset>-487680</wp:posOffset>
-            </wp:positionV>
-            <wp:extent cx="5400040" cy="4646930"/>
-            <wp:effectExtent l="0" t="0" r="0" b="1270"/>
-            <wp:wrapSquare wrapText="bothSides"/>
-            <wp:docPr id="1" name="Imagem 1"/>
+          <wp:inline distT="0" distB="0" distL="0" distR="0">
+            <wp:extent cx="5400040" cy="4587875"/>
+            <wp:effectExtent l="0" t="0" r="0" b="3175"/>
+            <wp:docPr id="2" name="Imagem 2"/>
             <wp:cNvGraphicFramePr>
               <a:graphicFrameLocks xmlns:a="http://schemas.openxmlformats.org/drawingml/2006/main" noChangeAspect="1"/>
             </wp:cNvGraphicFramePr>
@@ -684,7 +674,7 @@
               <a:graphicData uri="http://schemas.openxmlformats.org/drawingml/2006/picture">
                 <pic:pic xmlns:pic="http://schemas.openxmlformats.org/drawingml/2006/picture">
                   <pic:nvPicPr>
-                    <pic:cNvPr id="0" name="Diagrama sem nome.drawio.png"/>
+                    <pic:cNvPr id="0" name="Diagrama sem nome.drawio (2).png"/>
                     <pic:cNvPicPr/>
                   </pic:nvPicPr>
                   <pic:blipFill>
@@ -702,7 +692,7 @@
                   <pic:spPr>
                     <a:xfrm>
                       <a:off x="0" y="0"/>
-                      <a:ext cx="5400040" cy="4646930"/>
+                      <a:ext cx="5400040" cy="4587875"/>
                     </a:xfrm>
                     <a:prstGeom prst="rect">
                       <a:avLst/>
@@ -711,9 +701,11 @@
                 </pic:pic>
               </a:graphicData>
             </a:graphic>
-          </wp:anchor>
+          </wp:inline>
         </w:drawing>
       </w:r>
+      <w:bookmarkStart w:id="0" w:name="_GoBack"/>
+      <w:bookmarkEnd w:id="0"/>
     </w:p>
     <w:sectPr>
       <w:pgSz w:w="11906" w:h="16838"/>

--- a/docs/Projecto de um contador de energia.docx
+++ b/docs/Projecto de um contador de energia.docx
@@ -738,7 +738,6 @@
           </mc:Fallback>
         </mc:AlternateContent>
       </w:r>
-      <w:bookmarkStart w:id="0" w:name="_GoBack"/>
       <w:r>
         <w:rPr>
           <w:b/>
@@ -787,7 +786,3454 @@
           </wp:inline>
         </w:drawing>
       </w:r>
-      <w:bookmarkEnd w:id="0"/>
+    </w:p>
+    <w:p/>
+    <w:p/>
+    <w:p/>
+    <w:p/>
+    <w:p/>
+    <w:p/>
+    <w:p/>
+    <w:p/>
+    <w:p/>
+    <w:p/>
+    <w:p/>
+    <w:p>
+      <w:pPr>
+        <w:tabs>
+          <w:tab w:val="left" w:pos="930"/>
+        </w:tabs>
+      </w:pPr>
+      <w:r>
+        <w:tab/>
+      </w:r>
+    </w:p>
+    <w:p>
+      <w:r>
+        <w:br w:type="page"/>
+      </w:r>
+    </w:p>
+    <w:p>
+      <w:pPr>
+        <w:tabs>
+          <w:tab w:val="left" w:pos="930"/>
+        </w:tabs>
+        <w:jc w:val="center"/>
+        <w:rPr>
+          <w:b/>
+          <w:sz w:val="28"/>
+          <w:szCs w:val="28"/>
+        </w:rPr>
+      </w:pPr>
+      <w:r>
+        <w:rPr>
+          <w:b/>
+          <w:sz w:val="28"/>
+          <w:szCs w:val="28"/>
+        </w:rPr>
+        <w:lastRenderedPageBreak/>
+        <w:t>Descrição dos casos de uso do sistema</w:t>
+      </w:r>
+    </w:p>
+    <w:tbl>
+      <w:tblPr>
+        <w:tblStyle w:val="TabeladeGrelha4-Destaque12"/>
+        <w:tblW w:w="0" w:type="auto"/>
+        <w:tblInd w:w="0" w:type="dxa"/>
+        <w:tblLook w:val="04A0" w:firstRow="1" w:lastRow="0" w:firstColumn="1" w:lastColumn="0" w:noHBand="0" w:noVBand="1"/>
+      </w:tblPr>
+      <w:tblGrid>
+        <w:gridCol w:w="4499"/>
+        <w:gridCol w:w="4221"/>
+      </w:tblGrid>
+      <w:tr>
+        <w:trPr>
+          <w:cnfStyle w:val="100000000000" w:firstRow="1" w:lastRow="0" w:firstColumn="0" w:lastColumn="0" w:oddVBand="0" w:evenVBand="0" w:oddHBand="0" w:evenHBand="0" w:firstRowFirstColumn="0" w:firstRowLastColumn="0" w:lastRowFirstColumn="0" w:lastRowLastColumn="0"/>
+          <w:trHeight w:val="418"/>
+        </w:trPr>
+        <w:tc>
+          <w:tcPr>
+            <w:cnfStyle w:val="001000000000" w:firstRow="0" w:lastRow="0" w:firstColumn="1" w:lastColumn="0" w:oddVBand="0" w:evenVBand="0" w:oddHBand="0" w:evenHBand="0" w:firstRowFirstColumn="0" w:firstRowLastColumn="0" w:lastRowFirstColumn="0" w:lastRowLastColumn="0"/>
+            <w:tcW w:w="4508" w:type="dxa"/>
+            <w:tcBorders>
+              <w:right w:val="nil"/>
+            </w:tcBorders>
+            <w:vAlign w:val="center"/>
+            <w:hideMark/>
+          </w:tcPr>
+          <w:p>
+            <w:pPr>
+              <w:rPr>
+                <w:rFonts w:ascii="Arial" w:hAnsi="Arial"/>
+              </w:rPr>
+            </w:pPr>
+            <w:r>
+              <w:t>Nome do caso de uso</w:t>
+            </w:r>
+          </w:p>
+        </w:tc>
+        <w:tc>
+          <w:tcPr>
+            <w:tcW w:w="4508" w:type="dxa"/>
+            <w:tcBorders>
+              <w:left w:val="nil"/>
+            </w:tcBorders>
+            <w:vAlign w:val="center"/>
+            <w:hideMark/>
+          </w:tcPr>
+          <w:p>
+            <w:pPr>
+              <w:pStyle w:val="PargrafodaLista"/>
+              <w:numPr>
+                <w:ilvl w:val="0"/>
+                <w:numId w:val="4"/>
+              </w:numPr>
+              <w:jc w:val="both"/>
+              <w:cnfStyle w:val="100000000000" w:firstRow="1" w:lastRow="0" w:firstColumn="0" w:lastColumn="0" w:oddVBand="0" w:evenVBand="0" w:oddHBand="0" w:evenHBand="0" w:firstRowFirstColumn="0" w:firstRowLastColumn="0" w:lastRowFirstColumn="0" w:lastRowLastColumn="0"/>
+            </w:pPr>
+            <w:r>
+              <w:t>Registar funcionário</w:t>
+            </w:r>
+          </w:p>
+        </w:tc>
+      </w:tr>
+      <w:tr>
+        <w:trPr>
+          <w:cnfStyle w:val="000000100000" w:firstRow="0" w:lastRow="0" w:firstColumn="0" w:lastColumn="0" w:oddVBand="0" w:evenVBand="0" w:oddHBand="1" w:evenHBand="0" w:firstRowFirstColumn="0" w:firstRowLastColumn="0" w:lastRowFirstColumn="0" w:lastRowLastColumn="0"/>
+        </w:trPr>
+        <w:tc>
+          <w:tcPr>
+            <w:cnfStyle w:val="001000000000" w:firstRow="0" w:lastRow="0" w:firstColumn="1" w:lastColumn="0" w:oddVBand="0" w:evenVBand="0" w:oddHBand="0" w:evenHBand="0" w:firstRowFirstColumn="0" w:firstRowLastColumn="0" w:lastRowFirstColumn="0" w:lastRowLastColumn="0"/>
+            <w:tcW w:w="4508" w:type="dxa"/>
+            <w:tcBorders>
+              <w:top w:val="single" w:sz="4" w:space="0" w:color="95B3D7" w:themeColor="accent1" w:themeTint="99"/>
+              <w:left w:val="single" w:sz="4" w:space="0" w:color="95B3D7" w:themeColor="accent1" w:themeTint="99"/>
+              <w:bottom w:val="single" w:sz="4" w:space="0" w:color="95B3D7" w:themeColor="accent1" w:themeTint="99"/>
+              <w:right w:val="single" w:sz="4" w:space="0" w:color="95B3D7" w:themeColor="accent1" w:themeTint="99"/>
+            </w:tcBorders>
+            <w:vAlign w:val="center"/>
+            <w:hideMark/>
+          </w:tcPr>
+          <w:p>
+            <w:pPr>
+              <w:rPr>
+                <w:rFonts w:ascii="Arial" w:hAnsi="Arial"/>
+              </w:rPr>
+            </w:pPr>
+            <w:r>
+              <w:t>Autor</w:t>
+            </w:r>
+          </w:p>
+        </w:tc>
+        <w:tc>
+          <w:tcPr>
+            <w:tcW w:w="4508" w:type="dxa"/>
+            <w:tcBorders>
+              <w:top w:val="single" w:sz="4" w:space="0" w:color="95B3D7" w:themeColor="accent1" w:themeTint="99"/>
+              <w:left w:val="single" w:sz="4" w:space="0" w:color="95B3D7" w:themeColor="accent1" w:themeTint="99"/>
+              <w:bottom w:val="single" w:sz="4" w:space="0" w:color="95B3D7" w:themeColor="accent1" w:themeTint="99"/>
+              <w:right w:val="single" w:sz="4" w:space="0" w:color="95B3D7" w:themeColor="accent1" w:themeTint="99"/>
+            </w:tcBorders>
+            <w:vAlign w:val="center"/>
+            <w:hideMark/>
+          </w:tcPr>
+          <w:p>
+            <w:pPr>
+              <w:cnfStyle w:val="000000100000" w:firstRow="0" w:lastRow="0" w:firstColumn="0" w:lastColumn="0" w:oddVBand="0" w:evenVBand="0" w:oddHBand="1" w:evenHBand="0" w:firstRowFirstColumn="0" w:firstRowLastColumn="0" w:lastRowFirstColumn="0" w:lastRowLastColumn="0"/>
+              <w:rPr>
+                <w:rFonts w:ascii="Arial" w:hAnsi="Arial"/>
+              </w:rPr>
+            </w:pPr>
+            <w:proofErr w:type="spellStart"/>
+            <w:r>
+              <w:t>Diretor</w:t>
+            </w:r>
+            <w:proofErr w:type="spellEnd"/>
+          </w:p>
+        </w:tc>
+      </w:tr>
+      <w:tr>
+        <w:tc>
+          <w:tcPr>
+            <w:cnfStyle w:val="001000000000" w:firstRow="0" w:lastRow="0" w:firstColumn="1" w:lastColumn="0" w:oddVBand="0" w:evenVBand="0" w:oddHBand="0" w:evenHBand="0" w:firstRowFirstColumn="0" w:firstRowLastColumn="0" w:lastRowFirstColumn="0" w:lastRowLastColumn="0"/>
+            <w:tcW w:w="4508" w:type="dxa"/>
+            <w:tcBorders>
+              <w:top w:val="single" w:sz="4" w:space="0" w:color="95B3D7" w:themeColor="accent1" w:themeTint="99"/>
+              <w:left w:val="single" w:sz="4" w:space="0" w:color="95B3D7" w:themeColor="accent1" w:themeTint="99"/>
+              <w:bottom w:val="single" w:sz="4" w:space="0" w:color="95B3D7" w:themeColor="accent1" w:themeTint="99"/>
+              <w:right w:val="single" w:sz="4" w:space="0" w:color="95B3D7" w:themeColor="accent1" w:themeTint="99"/>
+            </w:tcBorders>
+            <w:vAlign w:val="center"/>
+            <w:hideMark/>
+          </w:tcPr>
+          <w:p>
+            <w:pPr>
+              <w:rPr>
+                <w:rFonts w:ascii="Arial" w:hAnsi="Arial"/>
+              </w:rPr>
+            </w:pPr>
+            <w:r>
+              <w:t>Propósito</w:t>
+            </w:r>
+          </w:p>
+        </w:tc>
+        <w:tc>
+          <w:tcPr>
+            <w:tcW w:w="4508" w:type="dxa"/>
+            <w:tcBorders>
+              <w:top w:val="single" w:sz="4" w:space="0" w:color="95B3D7" w:themeColor="accent1" w:themeTint="99"/>
+              <w:left w:val="single" w:sz="4" w:space="0" w:color="95B3D7" w:themeColor="accent1" w:themeTint="99"/>
+              <w:bottom w:val="single" w:sz="4" w:space="0" w:color="95B3D7" w:themeColor="accent1" w:themeTint="99"/>
+              <w:right w:val="single" w:sz="4" w:space="0" w:color="95B3D7" w:themeColor="accent1" w:themeTint="99"/>
+            </w:tcBorders>
+            <w:vAlign w:val="center"/>
+            <w:hideMark/>
+          </w:tcPr>
+          <w:p>
+            <w:pPr>
+              <w:cnfStyle w:val="000000000000" w:firstRow="0" w:lastRow="0" w:firstColumn="0" w:lastColumn="0" w:oddVBand="0" w:evenVBand="0" w:oddHBand="0" w:evenHBand="0" w:firstRowFirstColumn="0" w:firstRowLastColumn="0" w:lastRowFirstColumn="0" w:lastRowLastColumn="0"/>
+              <w:rPr>
+                <w:rFonts w:ascii="Arial" w:hAnsi="Arial"/>
+              </w:rPr>
+            </w:pPr>
+            <w:proofErr w:type="spellStart"/>
+            <w:r>
+              <w:t>Registrar</w:t>
+            </w:r>
+            <w:proofErr w:type="spellEnd"/>
+            <w:r>
+              <w:t xml:space="preserve"> os funcionários</w:t>
+            </w:r>
+          </w:p>
+        </w:tc>
+      </w:tr>
+      <w:tr>
+        <w:trPr>
+          <w:cnfStyle w:val="000000100000" w:firstRow="0" w:lastRow="0" w:firstColumn="0" w:lastColumn="0" w:oddVBand="0" w:evenVBand="0" w:oddHBand="1" w:evenHBand="0" w:firstRowFirstColumn="0" w:firstRowLastColumn="0" w:lastRowFirstColumn="0" w:lastRowLastColumn="0"/>
+          <w:trHeight w:val="1593"/>
+        </w:trPr>
+        <w:tc>
+          <w:tcPr>
+            <w:cnfStyle w:val="001000000000" w:firstRow="0" w:lastRow="0" w:firstColumn="1" w:lastColumn="0" w:oddVBand="0" w:evenVBand="0" w:oddHBand="0" w:evenHBand="0" w:firstRowFirstColumn="0" w:firstRowLastColumn="0" w:lastRowFirstColumn="0" w:lastRowLastColumn="0"/>
+            <w:tcW w:w="9016" w:type="dxa"/>
+            <w:gridSpan w:val="2"/>
+            <w:tcBorders>
+              <w:top w:val="single" w:sz="4" w:space="0" w:color="95B3D7" w:themeColor="accent1" w:themeTint="99"/>
+              <w:left w:val="single" w:sz="4" w:space="0" w:color="95B3D7" w:themeColor="accent1" w:themeTint="99"/>
+              <w:bottom w:val="single" w:sz="4" w:space="0" w:color="95B3D7" w:themeColor="accent1" w:themeTint="99"/>
+              <w:right w:val="single" w:sz="4" w:space="0" w:color="95B3D7" w:themeColor="accent1" w:themeTint="99"/>
+            </w:tcBorders>
+            <w:vAlign w:val="center"/>
+            <w:hideMark/>
+          </w:tcPr>
+          <w:p>
+            <w:pPr>
+              <w:rPr>
+                <w:rFonts w:ascii="Arial" w:hAnsi="Arial"/>
+              </w:rPr>
+            </w:pPr>
+            <w:r>
+              <w:t xml:space="preserve">Resumo: </w:t>
+            </w:r>
+            <w:r>
+              <w:rPr>
+                <w:b w:val="0"/>
+                <w:bCs w:val="0"/>
+              </w:rPr>
+              <w:t xml:space="preserve">O </w:t>
+            </w:r>
+            <w:proofErr w:type="spellStart"/>
+            <w:r>
+              <w:rPr>
+                <w:b w:val="0"/>
+                <w:bCs w:val="0"/>
+              </w:rPr>
+              <w:t>diretor</w:t>
+            </w:r>
+            <w:proofErr w:type="spellEnd"/>
+            <w:r>
+              <w:rPr>
+                <w:b w:val="0"/>
+                <w:bCs w:val="0"/>
+              </w:rPr>
+              <w:t xml:space="preserve"> precisa registar todos os funcionários</w:t>
+            </w:r>
+            <w:r>
+              <w:rPr>
+                <w:b w:val="0"/>
+                <w:bCs w:val="0"/>
+              </w:rPr>
+              <w:t xml:space="preserve">. </w:t>
+            </w:r>
+          </w:p>
+        </w:tc>
+      </w:tr>
+      <w:tr>
+        <w:trPr>
+          <w:trHeight w:val="566"/>
+        </w:trPr>
+        <w:tc>
+          <w:tcPr>
+            <w:cnfStyle w:val="001000000000" w:firstRow="0" w:lastRow="0" w:firstColumn="1" w:lastColumn="0" w:oddVBand="0" w:evenVBand="0" w:oddHBand="0" w:evenHBand="0" w:firstRowFirstColumn="0" w:firstRowLastColumn="0" w:lastRowFirstColumn="0" w:lastRowLastColumn="0"/>
+            <w:tcW w:w="4508" w:type="dxa"/>
+            <w:tcBorders>
+              <w:top w:val="single" w:sz="4" w:space="0" w:color="95B3D7" w:themeColor="accent1" w:themeTint="99"/>
+              <w:left w:val="single" w:sz="4" w:space="0" w:color="95B3D7" w:themeColor="accent1" w:themeTint="99"/>
+              <w:bottom w:val="single" w:sz="4" w:space="0" w:color="95B3D7" w:themeColor="accent1" w:themeTint="99"/>
+              <w:right w:val="single" w:sz="4" w:space="0" w:color="95B3D7" w:themeColor="accent1" w:themeTint="99"/>
+            </w:tcBorders>
+            <w:vAlign w:val="center"/>
+            <w:hideMark/>
+          </w:tcPr>
+          <w:p>
+            <w:pPr>
+              <w:rPr>
+                <w:rFonts w:ascii="Arial" w:hAnsi="Arial"/>
+              </w:rPr>
+            </w:pPr>
+            <w:r>
+              <w:t>Pré-condições</w:t>
+            </w:r>
+          </w:p>
+        </w:tc>
+        <w:tc>
+          <w:tcPr>
+            <w:tcW w:w="4508" w:type="dxa"/>
+            <w:tcBorders>
+              <w:top w:val="single" w:sz="4" w:space="0" w:color="95B3D7" w:themeColor="accent1" w:themeTint="99"/>
+              <w:left w:val="single" w:sz="4" w:space="0" w:color="95B3D7" w:themeColor="accent1" w:themeTint="99"/>
+              <w:bottom w:val="single" w:sz="4" w:space="0" w:color="95B3D7" w:themeColor="accent1" w:themeTint="99"/>
+              <w:right w:val="single" w:sz="4" w:space="0" w:color="95B3D7" w:themeColor="accent1" w:themeTint="99"/>
+            </w:tcBorders>
+            <w:vAlign w:val="center"/>
+            <w:hideMark/>
+          </w:tcPr>
+          <w:p>
+            <w:pPr>
+              <w:cnfStyle w:val="000000000000" w:firstRow="0" w:lastRow="0" w:firstColumn="0" w:lastColumn="0" w:oddVBand="0" w:evenVBand="0" w:oddHBand="0" w:evenHBand="0" w:firstRowFirstColumn="0" w:firstRowLastColumn="0" w:lastRowFirstColumn="0" w:lastRowLastColumn="0"/>
+              <w:rPr>
+                <w:rFonts w:ascii="Arial" w:hAnsi="Arial"/>
+              </w:rPr>
+            </w:pPr>
+            <w:r>
+              <w:t xml:space="preserve">Ser o </w:t>
+            </w:r>
+            <w:r>
+              <w:t>director da empresa</w:t>
+            </w:r>
+          </w:p>
+        </w:tc>
+      </w:tr>
+      <w:tr>
+        <w:trPr>
+          <w:cnfStyle w:val="000000100000" w:firstRow="0" w:lastRow="0" w:firstColumn="0" w:lastColumn="0" w:oddVBand="0" w:evenVBand="0" w:oddHBand="1" w:evenHBand="0" w:firstRowFirstColumn="0" w:firstRowLastColumn="0" w:lastRowFirstColumn="0" w:lastRowLastColumn="0"/>
+          <w:trHeight w:val="566"/>
+        </w:trPr>
+        <w:tc>
+          <w:tcPr>
+            <w:cnfStyle w:val="001000000000" w:firstRow="0" w:lastRow="0" w:firstColumn="1" w:lastColumn="0" w:oddVBand="0" w:evenVBand="0" w:oddHBand="0" w:evenHBand="0" w:firstRowFirstColumn="0" w:firstRowLastColumn="0" w:lastRowFirstColumn="0" w:lastRowLastColumn="0"/>
+            <w:tcW w:w="9016" w:type="dxa"/>
+            <w:gridSpan w:val="2"/>
+            <w:tcBorders>
+              <w:top w:val="single" w:sz="4" w:space="0" w:color="95B3D7" w:themeColor="accent1" w:themeTint="99"/>
+              <w:left w:val="single" w:sz="4" w:space="0" w:color="95B3D7" w:themeColor="accent1" w:themeTint="99"/>
+              <w:bottom w:val="single" w:sz="4" w:space="0" w:color="95B3D7" w:themeColor="accent1" w:themeTint="99"/>
+              <w:right w:val="single" w:sz="4" w:space="0" w:color="95B3D7" w:themeColor="accent1" w:themeTint="99"/>
+            </w:tcBorders>
+            <w:vAlign w:val="center"/>
+            <w:hideMark/>
+          </w:tcPr>
+          <w:p>
+            <w:pPr>
+              <w:jc w:val="center"/>
+              <w:rPr>
+                <w:rFonts w:ascii="Arial" w:hAnsi="Arial"/>
+              </w:rPr>
+            </w:pPr>
+            <w:r>
+              <w:t>Fluxo Básico</w:t>
+            </w:r>
+          </w:p>
+        </w:tc>
+      </w:tr>
+      <w:tr>
+        <w:trPr>
+          <w:trHeight w:val="566"/>
+        </w:trPr>
+        <w:tc>
+          <w:tcPr>
+            <w:cnfStyle w:val="001000000000" w:firstRow="0" w:lastRow="0" w:firstColumn="1" w:lastColumn="0" w:oddVBand="0" w:evenVBand="0" w:oddHBand="0" w:evenHBand="0" w:firstRowFirstColumn="0" w:firstRowLastColumn="0" w:lastRowFirstColumn="0" w:lastRowLastColumn="0"/>
+            <w:tcW w:w="4508" w:type="dxa"/>
+            <w:tcBorders>
+              <w:top w:val="single" w:sz="4" w:space="0" w:color="95B3D7" w:themeColor="accent1" w:themeTint="99"/>
+              <w:left w:val="single" w:sz="4" w:space="0" w:color="95B3D7" w:themeColor="accent1" w:themeTint="99"/>
+              <w:bottom w:val="single" w:sz="4" w:space="0" w:color="95B3D7" w:themeColor="accent1" w:themeTint="99"/>
+              <w:right w:val="single" w:sz="4" w:space="0" w:color="95B3D7" w:themeColor="accent1" w:themeTint="99"/>
+            </w:tcBorders>
+            <w:vAlign w:val="center"/>
+            <w:hideMark/>
+          </w:tcPr>
+          <w:p>
+            <w:pPr>
+              <w:rPr>
+                <w:rFonts w:ascii="Arial" w:hAnsi="Arial"/>
+              </w:rPr>
+            </w:pPr>
+            <w:r>
+              <w:t>Acção do actor</w:t>
+            </w:r>
+          </w:p>
+        </w:tc>
+        <w:tc>
+          <w:tcPr>
+            <w:tcW w:w="4508" w:type="dxa"/>
+            <w:tcBorders>
+              <w:top w:val="single" w:sz="4" w:space="0" w:color="95B3D7" w:themeColor="accent1" w:themeTint="99"/>
+              <w:left w:val="single" w:sz="4" w:space="0" w:color="95B3D7" w:themeColor="accent1" w:themeTint="99"/>
+              <w:bottom w:val="single" w:sz="4" w:space="0" w:color="95B3D7" w:themeColor="accent1" w:themeTint="99"/>
+              <w:right w:val="single" w:sz="4" w:space="0" w:color="95B3D7" w:themeColor="accent1" w:themeTint="99"/>
+            </w:tcBorders>
+            <w:vAlign w:val="center"/>
+            <w:hideMark/>
+          </w:tcPr>
+          <w:p>
+            <w:pPr>
+              <w:cnfStyle w:val="000000000000" w:firstRow="0" w:lastRow="0" w:firstColumn="0" w:lastColumn="0" w:oddVBand="0" w:evenVBand="0" w:oddHBand="0" w:evenHBand="0" w:firstRowFirstColumn="0" w:firstRowLastColumn="0" w:lastRowFirstColumn="0" w:lastRowLastColumn="0"/>
+              <w:rPr>
+                <w:rFonts w:ascii="Arial" w:hAnsi="Arial"/>
+                <w:b/>
+                <w:bCs/>
+              </w:rPr>
+            </w:pPr>
+            <w:r>
+              <w:rPr>
+                <w:b/>
+                <w:bCs/>
+              </w:rPr>
+              <w:t xml:space="preserve">Resposta </w:t>
+            </w:r>
+            <w:r>
+              <w:rPr>
+                <w:b/>
+                <w:bCs/>
+              </w:rPr>
+              <w:t>do Sistema</w:t>
+            </w:r>
+          </w:p>
+        </w:tc>
+      </w:tr>
+      <w:tr>
+        <w:trPr>
+          <w:cnfStyle w:val="000000100000" w:firstRow="0" w:lastRow="0" w:firstColumn="0" w:lastColumn="0" w:oddVBand="0" w:evenVBand="0" w:oddHBand="1" w:evenHBand="0" w:firstRowFirstColumn="0" w:firstRowLastColumn="0" w:lastRowFirstColumn="0" w:lastRowLastColumn="0"/>
+          <w:trHeight w:val="566"/>
+        </w:trPr>
+        <w:tc>
+          <w:tcPr>
+            <w:cnfStyle w:val="001000000000" w:firstRow="0" w:lastRow="0" w:firstColumn="1" w:lastColumn="0" w:oddVBand="0" w:evenVBand="0" w:oddHBand="0" w:evenHBand="0" w:firstRowFirstColumn="0" w:firstRowLastColumn="0" w:lastRowFirstColumn="0" w:lastRowLastColumn="0"/>
+            <w:tcW w:w="4508" w:type="dxa"/>
+            <w:tcBorders>
+              <w:top w:val="single" w:sz="4" w:space="0" w:color="95B3D7" w:themeColor="accent1" w:themeTint="99"/>
+              <w:left w:val="single" w:sz="4" w:space="0" w:color="95B3D7" w:themeColor="accent1" w:themeTint="99"/>
+              <w:bottom w:val="single" w:sz="4" w:space="0" w:color="95B3D7" w:themeColor="accent1" w:themeTint="99"/>
+              <w:right w:val="single" w:sz="4" w:space="0" w:color="95B3D7" w:themeColor="accent1" w:themeTint="99"/>
+            </w:tcBorders>
+            <w:vAlign w:val="center"/>
+          </w:tcPr>
+          <w:p>
+            <w:pPr>
+              <w:pStyle w:val="PargrafodaLista"/>
+              <w:numPr>
+                <w:ilvl w:val="2"/>
+                <w:numId w:val="5"/>
+              </w:numPr>
+              <w:rPr>
+                <w:rFonts w:cstheme="minorHAnsi"/>
+                <w:b w:val="0"/>
+                <w:bCs w:val="0"/>
+              </w:rPr>
+            </w:pPr>
+            <w:r>
+              <w:rPr>
+                <w:rFonts w:cstheme="minorHAnsi"/>
+                <w:b w:val="0"/>
+                <w:bCs w:val="0"/>
+              </w:rPr>
+              <w:t>Clicar em cadastrar funcionário</w:t>
+            </w:r>
+          </w:p>
+          <w:p>
+            <w:pPr>
+              <w:pStyle w:val="PargrafodaLista"/>
+              <w:numPr>
+                <w:ilvl w:val="2"/>
+                <w:numId w:val="5"/>
+              </w:numPr>
+              <w:rPr>
+                <w:rFonts w:cstheme="minorHAnsi"/>
+                <w:b w:val="0"/>
+                <w:bCs w:val="0"/>
+              </w:rPr>
+            </w:pPr>
+            <w:r>
+              <w:rPr>
+                <w:rFonts w:cstheme="minorHAnsi"/>
+                <w:b w:val="0"/>
+                <w:bCs w:val="0"/>
+              </w:rPr>
+              <w:t xml:space="preserve">Inserir os dados como: nome, idade, cargo, nº de identificação, email, contacto </w:t>
+            </w:r>
+          </w:p>
+          <w:p>
+            <w:pPr>
+              <w:pStyle w:val="PargrafodaLista"/>
+              <w:numPr>
+                <w:ilvl w:val="2"/>
+                <w:numId w:val="5"/>
+              </w:numPr>
+              <w:rPr>
+                <w:rFonts w:ascii="Arial" w:hAnsi="Arial"/>
+                <w:b w:val="0"/>
+                <w:bCs w:val="0"/>
+              </w:rPr>
+            </w:pPr>
+            <w:r>
+              <w:rPr>
+                <w:rFonts w:cstheme="minorHAnsi"/>
+                <w:b w:val="0"/>
+                <w:bCs w:val="0"/>
+              </w:rPr>
+              <w:t>Clicar em cadastrar</w:t>
+            </w:r>
+          </w:p>
+        </w:tc>
+        <w:tc>
+          <w:tcPr>
+            <w:tcW w:w="4508" w:type="dxa"/>
+            <w:tcBorders>
+              <w:top w:val="single" w:sz="4" w:space="0" w:color="95B3D7" w:themeColor="accent1" w:themeTint="99"/>
+              <w:left w:val="single" w:sz="4" w:space="0" w:color="95B3D7" w:themeColor="accent1" w:themeTint="99"/>
+              <w:bottom w:val="single" w:sz="4" w:space="0" w:color="95B3D7" w:themeColor="accent1" w:themeTint="99"/>
+              <w:right w:val="single" w:sz="4" w:space="0" w:color="95B3D7" w:themeColor="accent1" w:themeTint="99"/>
+            </w:tcBorders>
+            <w:vAlign w:val="center"/>
+          </w:tcPr>
+          <w:p>
+            <w:pPr>
+              <w:pStyle w:val="PargrafodaLista"/>
+              <w:numPr>
+                <w:ilvl w:val="0"/>
+                <w:numId w:val="6"/>
+              </w:numPr>
+              <w:cnfStyle w:val="000000100000" w:firstRow="0" w:lastRow="0" w:firstColumn="0" w:lastColumn="0" w:oddVBand="0" w:evenVBand="0" w:oddHBand="1" w:evenHBand="0" w:firstRowFirstColumn="0" w:firstRowLastColumn="0" w:lastRowFirstColumn="0" w:lastRowLastColumn="0"/>
+              <w:rPr>
+                <w:rFonts w:ascii="Arial" w:hAnsi="Arial"/>
+              </w:rPr>
+            </w:pPr>
+            <w:r>
+              <w:t>Apresentar o campo de cadastro</w:t>
+            </w:r>
+          </w:p>
+          <w:p>
+            <w:pPr>
+              <w:pStyle w:val="PargrafodaLista"/>
+              <w:numPr>
+                <w:ilvl w:val="0"/>
+                <w:numId w:val="6"/>
+              </w:numPr>
+              <w:cnfStyle w:val="000000100000" w:firstRow="0" w:lastRow="0" w:firstColumn="0" w:lastColumn="0" w:oddVBand="0" w:evenVBand="0" w:oddHBand="1" w:evenHBand="0" w:firstRowFirstColumn="0" w:firstRowLastColumn="0" w:lastRowFirstColumn="0" w:lastRowLastColumn="0"/>
+              <w:rPr>
+                <w:rFonts w:ascii="Arial" w:hAnsi="Arial"/>
+              </w:rPr>
+            </w:pPr>
+            <w:r>
+              <w:t>Validar os dados preenchidos</w:t>
+            </w:r>
+          </w:p>
+          <w:p>
+            <w:pPr>
+              <w:pStyle w:val="PargrafodaLista"/>
+              <w:numPr>
+                <w:ilvl w:val="0"/>
+                <w:numId w:val="6"/>
+              </w:numPr>
+              <w:cnfStyle w:val="000000100000" w:firstRow="0" w:lastRow="0" w:firstColumn="0" w:lastColumn="0" w:oddVBand="0" w:evenVBand="0" w:oddHBand="1" w:evenHBand="0" w:firstRowFirstColumn="0" w:firstRowLastColumn="0" w:lastRowFirstColumn="0" w:lastRowLastColumn="0"/>
+              <w:rPr>
+                <w:rFonts w:ascii="Arial" w:hAnsi="Arial"/>
+              </w:rPr>
+            </w:pPr>
+            <w:r>
+              <w:t xml:space="preserve">Validar o cadastro e </w:t>
+            </w:r>
+            <w:r>
+              <w:t>Imprimir a mensagem sucesso!</w:t>
+            </w:r>
+            <w:r>
+              <w:t xml:space="preserve"> </w:t>
+            </w:r>
+          </w:p>
+          <w:p>
+            <w:pPr>
+              <w:cnfStyle w:val="000000100000" w:firstRow="0" w:lastRow="0" w:firstColumn="0" w:lastColumn="0" w:oddVBand="0" w:evenVBand="0" w:oddHBand="1" w:evenHBand="0" w:firstRowFirstColumn="0" w:firstRowLastColumn="0" w:lastRowFirstColumn="0" w:lastRowLastColumn="0"/>
+              <w:rPr>
+                <w:rFonts w:ascii="Arial" w:hAnsi="Arial"/>
+              </w:rPr>
+            </w:pPr>
+          </w:p>
+        </w:tc>
+      </w:tr>
+    </w:tbl>
+    <w:p>
+      <w:pPr>
+        <w:tabs>
+          <w:tab w:val="left" w:pos="930"/>
+        </w:tabs>
+        <w:jc w:val="center"/>
+        <w:rPr>
+          <w:b/>
+          <w:sz w:val="28"/>
+          <w:szCs w:val="28"/>
+        </w:rPr>
+      </w:pPr>
+    </w:p>
+    <w:p>
+      <w:pPr>
+        <w:rPr>
+          <w:b/>
+          <w:sz w:val="28"/>
+          <w:szCs w:val="28"/>
+        </w:rPr>
+      </w:pPr>
+      <w:r>
+        <w:rPr>
+          <w:b/>
+          <w:sz w:val="28"/>
+          <w:szCs w:val="28"/>
+        </w:rPr>
+        <w:br w:type="page"/>
+      </w:r>
+    </w:p>
+    <w:p>
+      <w:pPr>
+        <w:tabs>
+          <w:tab w:val="left" w:pos="930"/>
+        </w:tabs>
+        <w:jc w:val="center"/>
+        <w:rPr>
+          <w:b/>
+          <w:sz w:val="28"/>
+          <w:szCs w:val="28"/>
+        </w:rPr>
+      </w:pPr>
+    </w:p>
+    <w:p>
+      <w:pPr>
+        <w:tabs>
+          <w:tab w:val="left" w:pos="930"/>
+        </w:tabs>
+        <w:jc w:val="center"/>
+        <w:rPr>
+          <w:b/>
+          <w:sz w:val="28"/>
+          <w:szCs w:val="28"/>
+        </w:rPr>
+      </w:pPr>
+    </w:p>
+    <w:tbl>
+      <w:tblPr>
+        <w:tblStyle w:val="TabeladeGrelha4-Destaque12"/>
+        <w:tblW w:w="0" w:type="auto"/>
+        <w:tblInd w:w="0" w:type="dxa"/>
+        <w:tblLook w:val="04A0" w:firstRow="1" w:lastRow="0" w:firstColumn="1" w:lastColumn="0" w:noHBand="0" w:noVBand="1"/>
+      </w:tblPr>
+      <w:tblGrid>
+        <w:gridCol w:w="4345"/>
+        <w:gridCol w:w="4375"/>
+      </w:tblGrid>
+      <w:tr>
+        <w:trPr>
+          <w:cnfStyle w:val="100000000000" w:firstRow="1" w:lastRow="0" w:firstColumn="0" w:lastColumn="0" w:oddVBand="0" w:evenVBand="0" w:oddHBand="0" w:evenHBand="0" w:firstRowFirstColumn="0" w:firstRowLastColumn="0" w:lastRowFirstColumn="0" w:lastRowLastColumn="0"/>
+          <w:trHeight w:val="418"/>
+        </w:trPr>
+        <w:tc>
+          <w:tcPr>
+            <w:cnfStyle w:val="001000000000" w:firstRow="0" w:lastRow="0" w:firstColumn="1" w:lastColumn="0" w:oddVBand="0" w:evenVBand="0" w:oddHBand="0" w:evenHBand="0" w:firstRowFirstColumn="0" w:firstRowLastColumn="0" w:lastRowFirstColumn="0" w:lastRowLastColumn="0"/>
+            <w:tcW w:w="4508" w:type="dxa"/>
+            <w:tcBorders>
+              <w:right w:val="nil"/>
+            </w:tcBorders>
+            <w:vAlign w:val="center"/>
+            <w:hideMark/>
+          </w:tcPr>
+          <w:p>
+            <w:pPr>
+              <w:rPr>
+                <w:rFonts w:ascii="Arial" w:hAnsi="Arial"/>
+              </w:rPr>
+            </w:pPr>
+            <w:r>
+              <w:t>Nome do caso de uso</w:t>
+            </w:r>
+          </w:p>
+        </w:tc>
+        <w:tc>
+          <w:tcPr>
+            <w:tcW w:w="4508" w:type="dxa"/>
+            <w:tcBorders>
+              <w:left w:val="nil"/>
+            </w:tcBorders>
+            <w:vAlign w:val="center"/>
+            <w:hideMark/>
+          </w:tcPr>
+          <w:p>
+            <w:pPr>
+              <w:pStyle w:val="PargrafodaLista"/>
+              <w:numPr>
+                <w:ilvl w:val="0"/>
+                <w:numId w:val="4"/>
+              </w:numPr>
+              <w:jc w:val="both"/>
+              <w:cnfStyle w:val="100000000000" w:firstRow="1" w:lastRow="0" w:firstColumn="0" w:lastColumn="0" w:oddVBand="0" w:evenVBand="0" w:oddHBand="0" w:evenHBand="0" w:firstRowFirstColumn="0" w:firstRowLastColumn="0" w:lastRowFirstColumn="0" w:lastRowLastColumn="0"/>
+            </w:pPr>
+            <w:r>
+              <w:t>Entrar no sistema</w:t>
+            </w:r>
+          </w:p>
+        </w:tc>
+      </w:tr>
+      <w:tr>
+        <w:trPr>
+          <w:cnfStyle w:val="000000100000" w:firstRow="0" w:lastRow="0" w:firstColumn="0" w:lastColumn="0" w:oddVBand="0" w:evenVBand="0" w:oddHBand="1" w:evenHBand="0" w:firstRowFirstColumn="0" w:firstRowLastColumn="0" w:lastRowFirstColumn="0" w:lastRowLastColumn="0"/>
+        </w:trPr>
+        <w:tc>
+          <w:tcPr>
+            <w:cnfStyle w:val="001000000000" w:firstRow="0" w:lastRow="0" w:firstColumn="1" w:lastColumn="0" w:oddVBand="0" w:evenVBand="0" w:oddHBand="0" w:evenHBand="0" w:firstRowFirstColumn="0" w:firstRowLastColumn="0" w:lastRowFirstColumn="0" w:lastRowLastColumn="0"/>
+            <w:tcW w:w="4508" w:type="dxa"/>
+            <w:tcBorders>
+              <w:top w:val="single" w:sz="4" w:space="0" w:color="95B3D7" w:themeColor="accent1" w:themeTint="99"/>
+              <w:left w:val="single" w:sz="4" w:space="0" w:color="95B3D7" w:themeColor="accent1" w:themeTint="99"/>
+              <w:bottom w:val="single" w:sz="4" w:space="0" w:color="95B3D7" w:themeColor="accent1" w:themeTint="99"/>
+              <w:right w:val="single" w:sz="4" w:space="0" w:color="95B3D7" w:themeColor="accent1" w:themeTint="99"/>
+            </w:tcBorders>
+            <w:vAlign w:val="center"/>
+            <w:hideMark/>
+          </w:tcPr>
+          <w:p>
+            <w:pPr>
+              <w:rPr>
+                <w:rFonts w:ascii="Arial" w:hAnsi="Arial"/>
+              </w:rPr>
+            </w:pPr>
+            <w:r>
+              <w:t>Autor</w:t>
+            </w:r>
+          </w:p>
+        </w:tc>
+        <w:tc>
+          <w:tcPr>
+            <w:tcW w:w="4508" w:type="dxa"/>
+            <w:tcBorders>
+              <w:top w:val="single" w:sz="4" w:space="0" w:color="95B3D7" w:themeColor="accent1" w:themeTint="99"/>
+              <w:left w:val="single" w:sz="4" w:space="0" w:color="95B3D7" w:themeColor="accent1" w:themeTint="99"/>
+              <w:bottom w:val="single" w:sz="4" w:space="0" w:color="95B3D7" w:themeColor="accent1" w:themeTint="99"/>
+              <w:right w:val="single" w:sz="4" w:space="0" w:color="95B3D7" w:themeColor="accent1" w:themeTint="99"/>
+            </w:tcBorders>
+            <w:vAlign w:val="center"/>
+            <w:hideMark/>
+          </w:tcPr>
+          <w:p>
+            <w:pPr>
+              <w:cnfStyle w:val="000000100000" w:firstRow="0" w:lastRow="0" w:firstColumn="0" w:lastColumn="0" w:oddVBand="0" w:evenVBand="0" w:oddHBand="1" w:evenHBand="0" w:firstRowFirstColumn="0" w:firstRowLastColumn="0" w:lastRowFirstColumn="0" w:lastRowLastColumn="0"/>
+              <w:rPr>
+                <w:rFonts w:ascii="Arial" w:hAnsi="Arial"/>
+              </w:rPr>
+            </w:pPr>
+            <w:proofErr w:type="spellStart"/>
+            <w:r>
+              <w:t>Diretor</w:t>
+            </w:r>
+            <w:proofErr w:type="spellEnd"/>
+            <w:r>
+              <w:t xml:space="preserve"> e secretaria</w:t>
+            </w:r>
+          </w:p>
+        </w:tc>
+      </w:tr>
+      <w:tr>
+        <w:tc>
+          <w:tcPr>
+            <w:cnfStyle w:val="001000000000" w:firstRow="0" w:lastRow="0" w:firstColumn="1" w:lastColumn="0" w:oddVBand="0" w:evenVBand="0" w:oddHBand="0" w:evenHBand="0" w:firstRowFirstColumn="0" w:firstRowLastColumn="0" w:lastRowFirstColumn="0" w:lastRowLastColumn="0"/>
+            <w:tcW w:w="4508" w:type="dxa"/>
+            <w:tcBorders>
+              <w:top w:val="single" w:sz="4" w:space="0" w:color="95B3D7" w:themeColor="accent1" w:themeTint="99"/>
+              <w:left w:val="single" w:sz="4" w:space="0" w:color="95B3D7" w:themeColor="accent1" w:themeTint="99"/>
+              <w:bottom w:val="single" w:sz="4" w:space="0" w:color="95B3D7" w:themeColor="accent1" w:themeTint="99"/>
+              <w:right w:val="single" w:sz="4" w:space="0" w:color="95B3D7" w:themeColor="accent1" w:themeTint="99"/>
+            </w:tcBorders>
+            <w:vAlign w:val="center"/>
+            <w:hideMark/>
+          </w:tcPr>
+          <w:p>
+            <w:pPr>
+              <w:rPr>
+                <w:rFonts w:ascii="Arial" w:hAnsi="Arial"/>
+              </w:rPr>
+            </w:pPr>
+            <w:r>
+              <w:t>Propósito</w:t>
+            </w:r>
+          </w:p>
+        </w:tc>
+        <w:tc>
+          <w:tcPr>
+            <w:tcW w:w="4508" w:type="dxa"/>
+            <w:tcBorders>
+              <w:top w:val="single" w:sz="4" w:space="0" w:color="95B3D7" w:themeColor="accent1" w:themeTint="99"/>
+              <w:left w:val="single" w:sz="4" w:space="0" w:color="95B3D7" w:themeColor="accent1" w:themeTint="99"/>
+              <w:bottom w:val="single" w:sz="4" w:space="0" w:color="95B3D7" w:themeColor="accent1" w:themeTint="99"/>
+              <w:right w:val="single" w:sz="4" w:space="0" w:color="95B3D7" w:themeColor="accent1" w:themeTint="99"/>
+            </w:tcBorders>
+            <w:vAlign w:val="center"/>
+            <w:hideMark/>
+          </w:tcPr>
+          <w:p>
+            <w:pPr>
+              <w:cnfStyle w:val="000000000000" w:firstRow="0" w:lastRow="0" w:firstColumn="0" w:lastColumn="0" w:oddVBand="0" w:evenVBand="0" w:oddHBand="0" w:evenHBand="0" w:firstRowFirstColumn="0" w:firstRowLastColumn="0" w:lastRowFirstColumn="0" w:lastRowLastColumn="0"/>
+              <w:rPr>
+                <w:rFonts w:ascii="Arial" w:hAnsi="Arial"/>
+              </w:rPr>
+            </w:pPr>
+            <w:r>
+              <w:t>Ter acesso ao sistema</w:t>
+            </w:r>
+          </w:p>
+        </w:tc>
+      </w:tr>
+      <w:tr>
+        <w:trPr>
+          <w:cnfStyle w:val="000000100000" w:firstRow="0" w:lastRow="0" w:firstColumn="0" w:lastColumn="0" w:oddVBand="0" w:evenVBand="0" w:oddHBand="1" w:evenHBand="0" w:firstRowFirstColumn="0" w:firstRowLastColumn="0" w:lastRowFirstColumn="0" w:lastRowLastColumn="0"/>
+          <w:trHeight w:val="1593"/>
+        </w:trPr>
+        <w:tc>
+          <w:tcPr>
+            <w:cnfStyle w:val="001000000000" w:firstRow="0" w:lastRow="0" w:firstColumn="1" w:lastColumn="0" w:oddVBand="0" w:evenVBand="0" w:oddHBand="0" w:evenHBand="0" w:firstRowFirstColumn="0" w:firstRowLastColumn="0" w:lastRowFirstColumn="0" w:lastRowLastColumn="0"/>
+            <w:tcW w:w="9016" w:type="dxa"/>
+            <w:gridSpan w:val="2"/>
+            <w:tcBorders>
+              <w:top w:val="single" w:sz="4" w:space="0" w:color="95B3D7" w:themeColor="accent1" w:themeTint="99"/>
+              <w:left w:val="single" w:sz="4" w:space="0" w:color="95B3D7" w:themeColor="accent1" w:themeTint="99"/>
+              <w:bottom w:val="single" w:sz="4" w:space="0" w:color="95B3D7" w:themeColor="accent1" w:themeTint="99"/>
+              <w:right w:val="single" w:sz="4" w:space="0" w:color="95B3D7" w:themeColor="accent1" w:themeTint="99"/>
+            </w:tcBorders>
+            <w:vAlign w:val="center"/>
+            <w:hideMark/>
+          </w:tcPr>
+          <w:p>
+            <w:pPr>
+              <w:rPr>
+                <w:rFonts w:ascii="Arial" w:hAnsi="Arial"/>
+              </w:rPr>
+            </w:pPr>
+            <w:r>
+              <w:t xml:space="preserve">Resumo: </w:t>
+            </w:r>
+            <w:r>
+              <w:rPr>
+                <w:b w:val="0"/>
+                <w:bCs w:val="0"/>
+              </w:rPr>
+              <w:t xml:space="preserve">O </w:t>
+            </w:r>
+            <w:proofErr w:type="spellStart"/>
+            <w:r>
+              <w:rPr>
+                <w:b w:val="0"/>
+                <w:bCs w:val="0"/>
+              </w:rPr>
+              <w:t>diretor</w:t>
+            </w:r>
+            <w:proofErr w:type="spellEnd"/>
+            <w:r>
+              <w:rPr>
+                <w:b w:val="0"/>
+                <w:bCs w:val="0"/>
+              </w:rPr>
+              <w:t xml:space="preserve"> e a secretaria precisam ter acesso ao sistema. </w:t>
+            </w:r>
+          </w:p>
+        </w:tc>
+      </w:tr>
+      <w:tr>
+        <w:trPr>
+          <w:trHeight w:val="566"/>
+        </w:trPr>
+        <w:tc>
+          <w:tcPr>
+            <w:cnfStyle w:val="001000000000" w:firstRow="0" w:lastRow="0" w:firstColumn="1" w:lastColumn="0" w:oddVBand="0" w:evenVBand="0" w:oddHBand="0" w:evenHBand="0" w:firstRowFirstColumn="0" w:firstRowLastColumn="0" w:lastRowFirstColumn="0" w:lastRowLastColumn="0"/>
+            <w:tcW w:w="4508" w:type="dxa"/>
+            <w:tcBorders>
+              <w:top w:val="single" w:sz="4" w:space="0" w:color="95B3D7" w:themeColor="accent1" w:themeTint="99"/>
+              <w:left w:val="single" w:sz="4" w:space="0" w:color="95B3D7" w:themeColor="accent1" w:themeTint="99"/>
+              <w:bottom w:val="single" w:sz="4" w:space="0" w:color="95B3D7" w:themeColor="accent1" w:themeTint="99"/>
+              <w:right w:val="single" w:sz="4" w:space="0" w:color="95B3D7" w:themeColor="accent1" w:themeTint="99"/>
+            </w:tcBorders>
+            <w:vAlign w:val="center"/>
+            <w:hideMark/>
+          </w:tcPr>
+          <w:p>
+            <w:pPr>
+              <w:rPr>
+                <w:rFonts w:ascii="Arial" w:hAnsi="Arial"/>
+              </w:rPr>
+            </w:pPr>
+            <w:r>
+              <w:t>Pré-condições</w:t>
+            </w:r>
+          </w:p>
+        </w:tc>
+        <w:tc>
+          <w:tcPr>
+            <w:tcW w:w="4508" w:type="dxa"/>
+            <w:tcBorders>
+              <w:top w:val="single" w:sz="4" w:space="0" w:color="95B3D7" w:themeColor="accent1" w:themeTint="99"/>
+              <w:left w:val="single" w:sz="4" w:space="0" w:color="95B3D7" w:themeColor="accent1" w:themeTint="99"/>
+              <w:bottom w:val="single" w:sz="4" w:space="0" w:color="95B3D7" w:themeColor="accent1" w:themeTint="99"/>
+              <w:right w:val="single" w:sz="4" w:space="0" w:color="95B3D7" w:themeColor="accent1" w:themeTint="99"/>
+            </w:tcBorders>
+            <w:vAlign w:val="center"/>
+            <w:hideMark/>
+          </w:tcPr>
+          <w:p>
+            <w:pPr>
+              <w:cnfStyle w:val="000000000000" w:firstRow="0" w:lastRow="0" w:firstColumn="0" w:lastColumn="0" w:oddVBand="0" w:evenVBand="0" w:oddHBand="0" w:evenHBand="0" w:firstRowFirstColumn="0" w:firstRowLastColumn="0" w:lastRowFirstColumn="0" w:lastRowLastColumn="0"/>
+              <w:rPr>
+                <w:rFonts w:ascii="Arial" w:hAnsi="Arial"/>
+              </w:rPr>
+            </w:pPr>
+            <w:r>
+              <w:t>Ser o director da empresa ou a secretaria</w:t>
+            </w:r>
+          </w:p>
+        </w:tc>
+      </w:tr>
+      <w:tr>
+        <w:trPr>
+          <w:cnfStyle w:val="000000100000" w:firstRow="0" w:lastRow="0" w:firstColumn="0" w:lastColumn="0" w:oddVBand="0" w:evenVBand="0" w:oddHBand="1" w:evenHBand="0" w:firstRowFirstColumn="0" w:firstRowLastColumn="0" w:lastRowFirstColumn="0" w:lastRowLastColumn="0"/>
+          <w:trHeight w:val="566"/>
+        </w:trPr>
+        <w:tc>
+          <w:tcPr>
+            <w:cnfStyle w:val="001000000000" w:firstRow="0" w:lastRow="0" w:firstColumn="1" w:lastColumn="0" w:oddVBand="0" w:evenVBand="0" w:oddHBand="0" w:evenHBand="0" w:firstRowFirstColumn="0" w:firstRowLastColumn="0" w:lastRowFirstColumn="0" w:lastRowLastColumn="0"/>
+            <w:tcW w:w="9016" w:type="dxa"/>
+            <w:gridSpan w:val="2"/>
+            <w:tcBorders>
+              <w:top w:val="single" w:sz="4" w:space="0" w:color="95B3D7" w:themeColor="accent1" w:themeTint="99"/>
+              <w:left w:val="single" w:sz="4" w:space="0" w:color="95B3D7" w:themeColor="accent1" w:themeTint="99"/>
+              <w:bottom w:val="single" w:sz="4" w:space="0" w:color="95B3D7" w:themeColor="accent1" w:themeTint="99"/>
+              <w:right w:val="single" w:sz="4" w:space="0" w:color="95B3D7" w:themeColor="accent1" w:themeTint="99"/>
+            </w:tcBorders>
+            <w:vAlign w:val="center"/>
+            <w:hideMark/>
+          </w:tcPr>
+          <w:p>
+            <w:pPr>
+              <w:jc w:val="center"/>
+              <w:rPr>
+                <w:rFonts w:ascii="Arial" w:hAnsi="Arial"/>
+              </w:rPr>
+            </w:pPr>
+            <w:r>
+              <w:t>Fluxo Básico</w:t>
+            </w:r>
+          </w:p>
+        </w:tc>
+      </w:tr>
+      <w:tr>
+        <w:trPr>
+          <w:trHeight w:val="566"/>
+        </w:trPr>
+        <w:tc>
+          <w:tcPr>
+            <w:cnfStyle w:val="001000000000" w:firstRow="0" w:lastRow="0" w:firstColumn="1" w:lastColumn="0" w:oddVBand="0" w:evenVBand="0" w:oddHBand="0" w:evenHBand="0" w:firstRowFirstColumn="0" w:firstRowLastColumn="0" w:lastRowFirstColumn="0" w:lastRowLastColumn="0"/>
+            <w:tcW w:w="4508" w:type="dxa"/>
+            <w:tcBorders>
+              <w:top w:val="single" w:sz="4" w:space="0" w:color="95B3D7" w:themeColor="accent1" w:themeTint="99"/>
+              <w:left w:val="single" w:sz="4" w:space="0" w:color="95B3D7" w:themeColor="accent1" w:themeTint="99"/>
+              <w:bottom w:val="single" w:sz="4" w:space="0" w:color="95B3D7" w:themeColor="accent1" w:themeTint="99"/>
+              <w:right w:val="single" w:sz="4" w:space="0" w:color="95B3D7" w:themeColor="accent1" w:themeTint="99"/>
+            </w:tcBorders>
+            <w:vAlign w:val="center"/>
+            <w:hideMark/>
+          </w:tcPr>
+          <w:p>
+            <w:pPr>
+              <w:rPr>
+                <w:rFonts w:ascii="Arial" w:hAnsi="Arial"/>
+              </w:rPr>
+            </w:pPr>
+            <w:r>
+              <w:t>Acção do actor</w:t>
+            </w:r>
+          </w:p>
+        </w:tc>
+        <w:tc>
+          <w:tcPr>
+            <w:tcW w:w="4508" w:type="dxa"/>
+            <w:tcBorders>
+              <w:top w:val="single" w:sz="4" w:space="0" w:color="95B3D7" w:themeColor="accent1" w:themeTint="99"/>
+              <w:left w:val="single" w:sz="4" w:space="0" w:color="95B3D7" w:themeColor="accent1" w:themeTint="99"/>
+              <w:bottom w:val="single" w:sz="4" w:space="0" w:color="95B3D7" w:themeColor="accent1" w:themeTint="99"/>
+              <w:right w:val="single" w:sz="4" w:space="0" w:color="95B3D7" w:themeColor="accent1" w:themeTint="99"/>
+            </w:tcBorders>
+            <w:vAlign w:val="center"/>
+            <w:hideMark/>
+          </w:tcPr>
+          <w:p>
+            <w:pPr>
+              <w:cnfStyle w:val="000000000000" w:firstRow="0" w:lastRow="0" w:firstColumn="0" w:lastColumn="0" w:oddVBand="0" w:evenVBand="0" w:oddHBand="0" w:evenHBand="0" w:firstRowFirstColumn="0" w:firstRowLastColumn="0" w:lastRowFirstColumn="0" w:lastRowLastColumn="0"/>
+              <w:rPr>
+                <w:rFonts w:ascii="Arial" w:hAnsi="Arial"/>
+                <w:b/>
+                <w:bCs/>
+              </w:rPr>
+            </w:pPr>
+            <w:r>
+              <w:rPr>
+                <w:b/>
+                <w:bCs/>
+              </w:rPr>
+              <w:t>Resposta do Sistema</w:t>
+            </w:r>
+          </w:p>
+        </w:tc>
+      </w:tr>
+      <w:tr>
+        <w:trPr>
+          <w:cnfStyle w:val="000000100000" w:firstRow="0" w:lastRow="0" w:firstColumn="0" w:lastColumn="0" w:oddVBand="0" w:evenVBand="0" w:oddHBand="1" w:evenHBand="0" w:firstRowFirstColumn="0" w:firstRowLastColumn="0" w:lastRowFirstColumn="0" w:lastRowLastColumn="0"/>
+          <w:trHeight w:val="566"/>
+        </w:trPr>
+        <w:tc>
+          <w:tcPr>
+            <w:cnfStyle w:val="001000000000" w:firstRow="0" w:lastRow="0" w:firstColumn="1" w:lastColumn="0" w:oddVBand="0" w:evenVBand="0" w:oddHBand="0" w:evenHBand="0" w:firstRowFirstColumn="0" w:firstRowLastColumn="0" w:lastRowFirstColumn="0" w:lastRowLastColumn="0"/>
+            <w:tcW w:w="4508" w:type="dxa"/>
+            <w:tcBorders>
+              <w:top w:val="single" w:sz="4" w:space="0" w:color="95B3D7" w:themeColor="accent1" w:themeTint="99"/>
+              <w:left w:val="single" w:sz="4" w:space="0" w:color="95B3D7" w:themeColor="accent1" w:themeTint="99"/>
+              <w:bottom w:val="single" w:sz="4" w:space="0" w:color="95B3D7" w:themeColor="accent1" w:themeTint="99"/>
+              <w:right w:val="single" w:sz="4" w:space="0" w:color="95B3D7" w:themeColor="accent1" w:themeTint="99"/>
+            </w:tcBorders>
+            <w:vAlign w:val="center"/>
+          </w:tcPr>
+          <w:p>
+            <w:pPr>
+              <w:pStyle w:val="PargrafodaLista"/>
+              <w:numPr>
+                <w:ilvl w:val="0"/>
+                <w:numId w:val="8"/>
+              </w:numPr>
+              <w:rPr>
+                <w:rFonts w:ascii="Arial" w:hAnsi="Arial"/>
+              </w:rPr>
+            </w:pPr>
+            <w:r>
+              <w:rPr>
+                <w:rFonts w:cstheme="minorHAnsi"/>
+              </w:rPr>
+              <w:t>Clicar em iniciar sessão</w:t>
+            </w:r>
+          </w:p>
+          <w:p>
+            <w:pPr>
+              <w:pStyle w:val="PargrafodaLista"/>
+              <w:numPr>
+                <w:ilvl w:val="0"/>
+                <w:numId w:val="8"/>
+              </w:numPr>
+              <w:rPr>
+                <w:rFonts w:cstheme="minorHAnsi"/>
+              </w:rPr>
+            </w:pPr>
+            <w:r>
+              <w:rPr>
+                <w:rFonts w:cstheme="minorHAnsi"/>
+              </w:rPr>
+              <w:t>Entrar com nome de usuário e palavra passe</w:t>
+            </w:r>
+          </w:p>
+          <w:p>
+            <w:pPr>
+              <w:pStyle w:val="PargrafodaLista"/>
+              <w:numPr>
+                <w:ilvl w:val="0"/>
+                <w:numId w:val="8"/>
+              </w:numPr>
+              <w:rPr>
+                <w:rFonts w:cstheme="minorHAnsi"/>
+              </w:rPr>
+            </w:pPr>
+            <w:r>
+              <w:rPr>
+                <w:rFonts w:cstheme="minorHAnsi"/>
+              </w:rPr>
+              <w:t>Clicar em entrar</w:t>
+            </w:r>
+          </w:p>
+        </w:tc>
+        <w:tc>
+          <w:tcPr>
+            <w:tcW w:w="4508" w:type="dxa"/>
+            <w:tcBorders>
+              <w:top w:val="single" w:sz="4" w:space="0" w:color="95B3D7" w:themeColor="accent1" w:themeTint="99"/>
+              <w:left w:val="single" w:sz="4" w:space="0" w:color="95B3D7" w:themeColor="accent1" w:themeTint="99"/>
+              <w:bottom w:val="single" w:sz="4" w:space="0" w:color="95B3D7" w:themeColor="accent1" w:themeTint="99"/>
+              <w:right w:val="single" w:sz="4" w:space="0" w:color="95B3D7" w:themeColor="accent1" w:themeTint="99"/>
+            </w:tcBorders>
+            <w:vAlign w:val="center"/>
+          </w:tcPr>
+          <w:p>
+            <w:pPr>
+              <w:pStyle w:val="PargrafodaLista"/>
+              <w:numPr>
+                <w:ilvl w:val="0"/>
+                <w:numId w:val="7"/>
+              </w:numPr>
+              <w:cnfStyle w:val="000000100000" w:firstRow="0" w:lastRow="0" w:firstColumn="0" w:lastColumn="0" w:oddVBand="0" w:evenVBand="0" w:oddHBand="1" w:evenHBand="0" w:firstRowFirstColumn="0" w:firstRowLastColumn="0" w:lastRowFirstColumn="0" w:lastRowLastColumn="0"/>
+              <w:rPr>
+                <w:rFonts w:ascii="Arial" w:hAnsi="Arial"/>
+              </w:rPr>
+            </w:pPr>
+            <w:r>
+              <w:t xml:space="preserve">Apresentar o campo de </w:t>
+            </w:r>
+            <w:r>
+              <w:t>in</w:t>
+            </w:r>
+            <w:r>
+              <w:t>í</w:t>
+            </w:r>
+            <w:r>
+              <w:t>cio de sessão</w:t>
+            </w:r>
+          </w:p>
+          <w:p>
+            <w:pPr>
+              <w:pStyle w:val="PargrafodaLista"/>
+              <w:numPr>
+                <w:ilvl w:val="0"/>
+                <w:numId w:val="7"/>
+              </w:numPr>
+              <w:cnfStyle w:val="000000100000" w:firstRow="0" w:lastRow="0" w:firstColumn="0" w:lastColumn="0" w:oddVBand="0" w:evenVBand="0" w:oddHBand="1" w:evenHBand="0" w:firstRowFirstColumn="0" w:firstRowLastColumn="0" w:lastRowFirstColumn="0" w:lastRowLastColumn="0"/>
+              <w:rPr>
+                <w:rFonts w:ascii="Arial" w:hAnsi="Arial"/>
+              </w:rPr>
+            </w:pPr>
+            <w:r>
+              <w:t>Validar os dados preenchidos</w:t>
+            </w:r>
+          </w:p>
+          <w:p>
+            <w:pPr>
+              <w:pStyle w:val="PargrafodaLista"/>
+              <w:numPr>
+                <w:ilvl w:val="0"/>
+                <w:numId w:val="7"/>
+              </w:numPr>
+              <w:cnfStyle w:val="000000100000" w:firstRow="0" w:lastRow="0" w:firstColumn="0" w:lastColumn="0" w:oddVBand="0" w:evenVBand="0" w:oddHBand="1" w:evenHBand="0" w:firstRowFirstColumn="0" w:firstRowLastColumn="0" w:lastRowFirstColumn="0" w:lastRowLastColumn="0"/>
+              <w:rPr>
+                <w:rFonts w:ascii="Arial" w:hAnsi="Arial"/>
+              </w:rPr>
+            </w:pPr>
+            <w:r>
+              <w:t xml:space="preserve">Validar </w:t>
+            </w:r>
+            <w:r>
+              <w:t>a sessão</w:t>
+            </w:r>
+            <w:r>
+              <w:t xml:space="preserve"> e </w:t>
+            </w:r>
+            <w:r>
+              <w:t>entrar no sistema</w:t>
+            </w:r>
+            <w:r>
+              <w:t xml:space="preserve"> </w:t>
+            </w:r>
+          </w:p>
+          <w:p>
+            <w:pPr>
+              <w:cnfStyle w:val="000000100000" w:firstRow="0" w:lastRow="0" w:firstColumn="0" w:lastColumn="0" w:oddVBand="0" w:evenVBand="0" w:oddHBand="1" w:evenHBand="0" w:firstRowFirstColumn="0" w:firstRowLastColumn="0" w:lastRowFirstColumn="0" w:lastRowLastColumn="0"/>
+              <w:rPr>
+                <w:rFonts w:ascii="Arial" w:hAnsi="Arial"/>
+              </w:rPr>
+            </w:pPr>
+          </w:p>
+        </w:tc>
+      </w:tr>
+    </w:tbl>
+    <w:p>
+      <w:pPr>
+        <w:tabs>
+          <w:tab w:val="left" w:pos="930"/>
+        </w:tabs>
+        <w:jc w:val="center"/>
+        <w:rPr>
+          <w:b/>
+          <w:sz w:val="28"/>
+          <w:szCs w:val="28"/>
+        </w:rPr>
+      </w:pPr>
+    </w:p>
+    <w:p>
+      <w:pPr>
+        <w:rPr>
+          <w:b/>
+          <w:sz w:val="28"/>
+          <w:szCs w:val="28"/>
+        </w:rPr>
+      </w:pPr>
+      <w:r>
+        <w:rPr>
+          <w:b/>
+          <w:sz w:val="28"/>
+          <w:szCs w:val="28"/>
+        </w:rPr>
+        <w:br w:type="page"/>
+      </w:r>
+    </w:p>
+    <w:p>
+      <w:pPr>
+        <w:tabs>
+          <w:tab w:val="left" w:pos="930"/>
+        </w:tabs>
+        <w:jc w:val="center"/>
+        <w:rPr>
+          <w:b/>
+          <w:sz w:val="28"/>
+          <w:szCs w:val="28"/>
+        </w:rPr>
+      </w:pPr>
+    </w:p>
+    <w:p>
+      <w:pPr>
+        <w:tabs>
+          <w:tab w:val="left" w:pos="930"/>
+        </w:tabs>
+        <w:jc w:val="center"/>
+        <w:rPr>
+          <w:b/>
+          <w:sz w:val="28"/>
+          <w:szCs w:val="28"/>
+        </w:rPr>
+      </w:pPr>
+    </w:p>
+    <w:tbl>
+      <w:tblPr>
+        <w:tblStyle w:val="TabeladeGrelha4-Destaque12"/>
+        <w:tblW w:w="0" w:type="auto"/>
+        <w:tblInd w:w="0" w:type="dxa"/>
+        <w:tblLook w:val="04A0" w:firstRow="1" w:lastRow="0" w:firstColumn="1" w:lastColumn="0" w:noHBand="0" w:noVBand="1"/>
+      </w:tblPr>
+      <w:tblGrid>
+        <w:gridCol w:w="5360"/>
+        <w:gridCol w:w="3360"/>
+      </w:tblGrid>
+      <w:tr>
+        <w:trPr>
+          <w:cnfStyle w:val="100000000000" w:firstRow="1" w:lastRow="0" w:firstColumn="0" w:lastColumn="0" w:oddVBand="0" w:evenVBand="0" w:oddHBand="0" w:evenHBand="0" w:firstRowFirstColumn="0" w:firstRowLastColumn="0" w:lastRowFirstColumn="0" w:lastRowLastColumn="0"/>
+          <w:trHeight w:val="418"/>
+        </w:trPr>
+        <w:tc>
+          <w:tcPr>
+            <w:cnfStyle w:val="001000000000" w:firstRow="0" w:lastRow="0" w:firstColumn="1" w:lastColumn="0" w:oddVBand="0" w:evenVBand="0" w:oddHBand="0" w:evenHBand="0" w:firstRowFirstColumn="0" w:firstRowLastColumn="0" w:lastRowFirstColumn="0" w:lastRowLastColumn="0"/>
+            <w:tcW w:w="4508" w:type="dxa"/>
+            <w:tcBorders>
+              <w:right w:val="nil"/>
+            </w:tcBorders>
+            <w:vAlign w:val="center"/>
+            <w:hideMark/>
+          </w:tcPr>
+          <w:p>
+            <w:pPr>
+              <w:rPr>
+                <w:rFonts w:ascii="Arial" w:hAnsi="Arial"/>
+              </w:rPr>
+            </w:pPr>
+            <w:r>
+              <w:t>Nome do caso de uso</w:t>
+            </w:r>
+          </w:p>
+        </w:tc>
+        <w:tc>
+          <w:tcPr>
+            <w:tcW w:w="4508" w:type="dxa"/>
+            <w:tcBorders>
+              <w:left w:val="nil"/>
+            </w:tcBorders>
+            <w:vAlign w:val="center"/>
+            <w:hideMark/>
+          </w:tcPr>
+          <w:p>
+            <w:pPr>
+              <w:pStyle w:val="PargrafodaLista"/>
+              <w:numPr>
+                <w:ilvl w:val="0"/>
+                <w:numId w:val="4"/>
+              </w:numPr>
+              <w:jc w:val="both"/>
+              <w:cnfStyle w:val="100000000000" w:firstRow="1" w:lastRow="0" w:firstColumn="0" w:lastColumn="0" w:oddVBand="0" w:evenVBand="0" w:oddHBand="0" w:evenHBand="0" w:firstRowFirstColumn="0" w:firstRowLastColumn="0" w:lastRowFirstColumn="0" w:lastRowLastColumn="0"/>
+            </w:pPr>
+            <w:r>
+              <w:t>Registar o consumo de energia</w:t>
+            </w:r>
+          </w:p>
+        </w:tc>
+      </w:tr>
+      <w:tr>
+        <w:trPr>
+          <w:cnfStyle w:val="000000100000" w:firstRow="0" w:lastRow="0" w:firstColumn="0" w:lastColumn="0" w:oddVBand="0" w:evenVBand="0" w:oddHBand="1" w:evenHBand="0" w:firstRowFirstColumn="0" w:firstRowLastColumn="0" w:lastRowFirstColumn="0" w:lastRowLastColumn="0"/>
+        </w:trPr>
+        <w:tc>
+          <w:tcPr>
+            <w:cnfStyle w:val="001000000000" w:firstRow="0" w:lastRow="0" w:firstColumn="1" w:lastColumn="0" w:oddVBand="0" w:evenVBand="0" w:oddHBand="0" w:evenHBand="0" w:firstRowFirstColumn="0" w:firstRowLastColumn="0" w:lastRowFirstColumn="0" w:lastRowLastColumn="0"/>
+            <w:tcW w:w="4508" w:type="dxa"/>
+            <w:tcBorders>
+              <w:top w:val="single" w:sz="4" w:space="0" w:color="95B3D7" w:themeColor="accent1" w:themeTint="99"/>
+              <w:left w:val="single" w:sz="4" w:space="0" w:color="95B3D7" w:themeColor="accent1" w:themeTint="99"/>
+              <w:bottom w:val="single" w:sz="4" w:space="0" w:color="95B3D7" w:themeColor="accent1" w:themeTint="99"/>
+              <w:right w:val="single" w:sz="4" w:space="0" w:color="95B3D7" w:themeColor="accent1" w:themeTint="99"/>
+            </w:tcBorders>
+            <w:vAlign w:val="center"/>
+            <w:hideMark/>
+          </w:tcPr>
+          <w:p>
+            <w:pPr>
+              <w:rPr>
+                <w:rFonts w:ascii="Arial" w:hAnsi="Arial"/>
+              </w:rPr>
+            </w:pPr>
+            <w:r>
+              <w:t>Autor</w:t>
+            </w:r>
+          </w:p>
+        </w:tc>
+        <w:tc>
+          <w:tcPr>
+            <w:tcW w:w="4508" w:type="dxa"/>
+            <w:tcBorders>
+              <w:top w:val="single" w:sz="4" w:space="0" w:color="95B3D7" w:themeColor="accent1" w:themeTint="99"/>
+              <w:left w:val="single" w:sz="4" w:space="0" w:color="95B3D7" w:themeColor="accent1" w:themeTint="99"/>
+              <w:bottom w:val="single" w:sz="4" w:space="0" w:color="95B3D7" w:themeColor="accent1" w:themeTint="99"/>
+              <w:right w:val="single" w:sz="4" w:space="0" w:color="95B3D7" w:themeColor="accent1" w:themeTint="99"/>
+            </w:tcBorders>
+            <w:vAlign w:val="center"/>
+            <w:hideMark/>
+          </w:tcPr>
+          <w:p>
+            <w:pPr>
+              <w:cnfStyle w:val="000000100000" w:firstRow="0" w:lastRow="0" w:firstColumn="0" w:lastColumn="0" w:oddVBand="0" w:evenVBand="0" w:oddHBand="1" w:evenHBand="0" w:firstRowFirstColumn="0" w:firstRowLastColumn="0" w:lastRowFirstColumn="0" w:lastRowLastColumn="0"/>
+              <w:rPr>
+                <w:rFonts w:ascii="Arial" w:hAnsi="Arial"/>
+              </w:rPr>
+            </w:pPr>
+            <w:r>
+              <w:t>secretaria</w:t>
+            </w:r>
+          </w:p>
+        </w:tc>
+      </w:tr>
+      <w:tr>
+        <w:tc>
+          <w:tcPr>
+            <w:cnfStyle w:val="001000000000" w:firstRow="0" w:lastRow="0" w:firstColumn="1" w:lastColumn="0" w:oddVBand="0" w:evenVBand="0" w:oddHBand="0" w:evenHBand="0" w:firstRowFirstColumn="0" w:firstRowLastColumn="0" w:lastRowFirstColumn="0" w:lastRowLastColumn="0"/>
+            <w:tcW w:w="4508" w:type="dxa"/>
+            <w:tcBorders>
+              <w:top w:val="single" w:sz="4" w:space="0" w:color="95B3D7" w:themeColor="accent1" w:themeTint="99"/>
+              <w:left w:val="single" w:sz="4" w:space="0" w:color="95B3D7" w:themeColor="accent1" w:themeTint="99"/>
+              <w:bottom w:val="single" w:sz="4" w:space="0" w:color="95B3D7" w:themeColor="accent1" w:themeTint="99"/>
+              <w:right w:val="single" w:sz="4" w:space="0" w:color="95B3D7" w:themeColor="accent1" w:themeTint="99"/>
+            </w:tcBorders>
+            <w:vAlign w:val="center"/>
+            <w:hideMark/>
+          </w:tcPr>
+          <w:p>
+            <w:pPr>
+              <w:rPr>
+                <w:rFonts w:ascii="Arial" w:hAnsi="Arial"/>
+              </w:rPr>
+            </w:pPr>
+            <w:r>
+              <w:t>Propósito</w:t>
+            </w:r>
+          </w:p>
+        </w:tc>
+        <w:tc>
+          <w:tcPr>
+            <w:tcW w:w="4508" w:type="dxa"/>
+            <w:tcBorders>
+              <w:top w:val="single" w:sz="4" w:space="0" w:color="95B3D7" w:themeColor="accent1" w:themeTint="99"/>
+              <w:left w:val="single" w:sz="4" w:space="0" w:color="95B3D7" w:themeColor="accent1" w:themeTint="99"/>
+              <w:bottom w:val="single" w:sz="4" w:space="0" w:color="95B3D7" w:themeColor="accent1" w:themeTint="99"/>
+              <w:right w:val="single" w:sz="4" w:space="0" w:color="95B3D7" w:themeColor="accent1" w:themeTint="99"/>
+            </w:tcBorders>
+            <w:vAlign w:val="center"/>
+            <w:hideMark/>
+          </w:tcPr>
+          <w:p>
+            <w:pPr>
+              <w:cnfStyle w:val="000000000000" w:firstRow="0" w:lastRow="0" w:firstColumn="0" w:lastColumn="0" w:oddVBand="0" w:evenVBand="0" w:oddHBand="0" w:evenHBand="0" w:firstRowFirstColumn="0" w:firstRowLastColumn="0" w:lastRowFirstColumn="0" w:lastRowLastColumn="0"/>
+              <w:rPr>
+                <w:rFonts w:ascii="Arial" w:hAnsi="Arial"/>
+              </w:rPr>
+            </w:pPr>
+            <w:r>
+              <w:t>Registar o consumo de energia</w:t>
+            </w:r>
+          </w:p>
+        </w:tc>
+      </w:tr>
+      <w:tr>
+        <w:trPr>
+          <w:cnfStyle w:val="000000100000" w:firstRow="0" w:lastRow="0" w:firstColumn="0" w:lastColumn="0" w:oddVBand="0" w:evenVBand="0" w:oddHBand="1" w:evenHBand="0" w:firstRowFirstColumn="0" w:firstRowLastColumn="0" w:lastRowFirstColumn="0" w:lastRowLastColumn="0"/>
+          <w:trHeight w:val="1593"/>
+        </w:trPr>
+        <w:tc>
+          <w:tcPr>
+            <w:cnfStyle w:val="001000000000" w:firstRow="0" w:lastRow="0" w:firstColumn="1" w:lastColumn="0" w:oddVBand="0" w:evenVBand="0" w:oddHBand="0" w:evenHBand="0" w:firstRowFirstColumn="0" w:firstRowLastColumn="0" w:lastRowFirstColumn="0" w:lastRowLastColumn="0"/>
+            <w:tcW w:w="9016" w:type="dxa"/>
+            <w:gridSpan w:val="2"/>
+            <w:tcBorders>
+              <w:top w:val="single" w:sz="4" w:space="0" w:color="95B3D7" w:themeColor="accent1" w:themeTint="99"/>
+              <w:left w:val="single" w:sz="4" w:space="0" w:color="95B3D7" w:themeColor="accent1" w:themeTint="99"/>
+              <w:bottom w:val="single" w:sz="4" w:space="0" w:color="95B3D7" w:themeColor="accent1" w:themeTint="99"/>
+              <w:right w:val="single" w:sz="4" w:space="0" w:color="95B3D7" w:themeColor="accent1" w:themeTint="99"/>
+            </w:tcBorders>
+            <w:vAlign w:val="center"/>
+            <w:hideMark/>
+          </w:tcPr>
+          <w:p>
+            <w:pPr>
+              <w:rPr>
+                <w:rFonts w:ascii="Arial" w:hAnsi="Arial"/>
+              </w:rPr>
+            </w:pPr>
+            <w:r>
+              <w:t xml:space="preserve">Resumo: </w:t>
+            </w:r>
+            <w:r>
+              <w:rPr>
+                <w:b w:val="0"/>
+                <w:bCs w:val="0"/>
+              </w:rPr>
+              <w:t xml:space="preserve">A secretaria precisa de registar o consumo de </w:t>
+            </w:r>
+            <w:proofErr w:type="spellStart"/>
+            <w:r>
+              <w:rPr>
+                <w:b w:val="0"/>
+                <w:bCs w:val="0"/>
+              </w:rPr>
+              <w:t>enrgia</w:t>
+            </w:r>
+            <w:proofErr w:type="spellEnd"/>
+            <w:r>
+              <w:rPr>
+                <w:b w:val="0"/>
+                <w:bCs w:val="0"/>
+              </w:rPr>
+              <w:t xml:space="preserve">. </w:t>
+            </w:r>
+          </w:p>
+        </w:tc>
+      </w:tr>
+      <w:tr>
+        <w:trPr>
+          <w:trHeight w:val="566"/>
+        </w:trPr>
+        <w:tc>
+          <w:tcPr>
+            <w:cnfStyle w:val="001000000000" w:firstRow="0" w:lastRow="0" w:firstColumn="1" w:lastColumn="0" w:oddVBand="0" w:evenVBand="0" w:oddHBand="0" w:evenHBand="0" w:firstRowFirstColumn="0" w:firstRowLastColumn="0" w:lastRowFirstColumn="0" w:lastRowLastColumn="0"/>
+            <w:tcW w:w="4508" w:type="dxa"/>
+            <w:tcBorders>
+              <w:top w:val="single" w:sz="4" w:space="0" w:color="95B3D7" w:themeColor="accent1" w:themeTint="99"/>
+              <w:left w:val="single" w:sz="4" w:space="0" w:color="95B3D7" w:themeColor="accent1" w:themeTint="99"/>
+              <w:bottom w:val="single" w:sz="4" w:space="0" w:color="95B3D7" w:themeColor="accent1" w:themeTint="99"/>
+              <w:right w:val="single" w:sz="4" w:space="0" w:color="95B3D7" w:themeColor="accent1" w:themeTint="99"/>
+            </w:tcBorders>
+            <w:vAlign w:val="center"/>
+            <w:hideMark/>
+          </w:tcPr>
+          <w:p>
+            <w:pPr>
+              <w:rPr>
+                <w:rFonts w:ascii="Arial" w:hAnsi="Arial"/>
+              </w:rPr>
+            </w:pPr>
+            <w:r>
+              <w:t>Pré-condições</w:t>
+            </w:r>
+          </w:p>
+        </w:tc>
+        <w:tc>
+          <w:tcPr>
+            <w:tcW w:w="4508" w:type="dxa"/>
+            <w:tcBorders>
+              <w:top w:val="single" w:sz="4" w:space="0" w:color="95B3D7" w:themeColor="accent1" w:themeTint="99"/>
+              <w:left w:val="single" w:sz="4" w:space="0" w:color="95B3D7" w:themeColor="accent1" w:themeTint="99"/>
+              <w:bottom w:val="single" w:sz="4" w:space="0" w:color="95B3D7" w:themeColor="accent1" w:themeTint="99"/>
+              <w:right w:val="single" w:sz="4" w:space="0" w:color="95B3D7" w:themeColor="accent1" w:themeTint="99"/>
+            </w:tcBorders>
+            <w:vAlign w:val="center"/>
+            <w:hideMark/>
+          </w:tcPr>
+          <w:p>
+            <w:pPr>
+              <w:cnfStyle w:val="000000000000" w:firstRow="0" w:lastRow="0" w:firstColumn="0" w:lastColumn="0" w:oddVBand="0" w:evenVBand="0" w:oddHBand="0" w:evenHBand="0" w:firstRowFirstColumn="0" w:firstRowLastColumn="0" w:lastRowFirstColumn="0" w:lastRowLastColumn="0"/>
+              <w:rPr>
+                <w:rFonts w:ascii="Arial" w:hAnsi="Arial"/>
+              </w:rPr>
+            </w:pPr>
+            <w:r>
+              <w:t xml:space="preserve">Ser </w:t>
+            </w:r>
+            <w:r>
+              <w:t>a</w:t>
+            </w:r>
+            <w:r>
+              <w:t xml:space="preserve"> secretaria</w:t>
+            </w:r>
+          </w:p>
+        </w:tc>
+      </w:tr>
+      <w:tr>
+        <w:trPr>
+          <w:cnfStyle w:val="000000100000" w:firstRow="0" w:lastRow="0" w:firstColumn="0" w:lastColumn="0" w:oddVBand="0" w:evenVBand="0" w:oddHBand="1" w:evenHBand="0" w:firstRowFirstColumn="0" w:firstRowLastColumn="0" w:lastRowFirstColumn="0" w:lastRowLastColumn="0"/>
+          <w:trHeight w:val="566"/>
+        </w:trPr>
+        <w:tc>
+          <w:tcPr>
+            <w:cnfStyle w:val="001000000000" w:firstRow="0" w:lastRow="0" w:firstColumn="1" w:lastColumn="0" w:oddVBand="0" w:evenVBand="0" w:oddHBand="0" w:evenHBand="0" w:firstRowFirstColumn="0" w:firstRowLastColumn="0" w:lastRowFirstColumn="0" w:lastRowLastColumn="0"/>
+            <w:tcW w:w="9016" w:type="dxa"/>
+            <w:gridSpan w:val="2"/>
+            <w:tcBorders>
+              <w:top w:val="single" w:sz="4" w:space="0" w:color="95B3D7" w:themeColor="accent1" w:themeTint="99"/>
+              <w:left w:val="single" w:sz="4" w:space="0" w:color="95B3D7" w:themeColor="accent1" w:themeTint="99"/>
+              <w:bottom w:val="single" w:sz="4" w:space="0" w:color="95B3D7" w:themeColor="accent1" w:themeTint="99"/>
+              <w:right w:val="single" w:sz="4" w:space="0" w:color="95B3D7" w:themeColor="accent1" w:themeTint="99"/>
+            </w:tcBorders>
+            <w:vAlign w:val="center"/>
+            <w:hideMark/>
+          </w:tcPr>
+          <w:p>
+            <w:pPr>
+              <w:jc w:val="center"/>
+              <w:rPr>
+                <w:rFonts w:ascii="Arial" w:hAnsi="Arial"/>
+              </w:rPr>
+            </w:pPr>
+            <w:r>
+              <w:t>Fluxo Básico</w:t>
+            </w:r>
+          </w:p>
+        </w:tc>
+      </w:tr>
+      <w:tr>
+        <w:trPr>
+          <w:trHeight w:val="566"/>
+        </w:trPr>
+        <w:tc>
+          <w:tcPr>
+            <w:cnfStyle w:val="001000000000" w:firstRow="0" w:lastRow="0" w:firstColumn="1" w:lastColumn="0" w:oddVBand="0" w:evenVBand="0" w:oddHBand="0" w:evenHBand="0" w:firstRowFirstColumn="0" w:firstRowLastColumn="0" w:lastRowFirstColumn="0" w:lastRowLastColumn="0"/>
+            <w:tcW w:w="4508" w:type="dxa"/>
+            <w:tcBorders>
+              <w:top w:val="single" w:sz="4" w:space="0" w:color="95B3D7" w:themeColor="accent1" w:themeTint="99"/>
+              <w:left w:val="single" w:sz="4" w:space="0" w:color="95B3D7" w:themeColor="accent1" w:themeTint="99"/>
+              <w:bottom w:val="single" w:sz="4" w:space="0" w:color="95B3D7" w:themeColor="accent1" w:themeTint="99"/>
+              <w:right w:val="single" w:sz="4" w:space="0" w:color="95B3D7" w:themeColor="accent1" w:themeTint="99"/>
+            </w:tcBorders>
+            <w:vAlign w:val="center"/>
+            <w:hideMark/>
+          </w:tcPr>
+          <w:p>
+            <w:pPr>
+              <w:rPr>
+                <w:rFonts w:ascii="Arial" w:hAnsi="Arial"/>
+              </w:rPr>
+            </w:pPr>
+            <w:r>
+              <w:t>Acção do actor</w:t>
+            </w:r>
+          </w:p>
+        </w:tc>
+        <w:tc>
+          <w:tcPr>
+            <w:tcW w:w="4508" w:type="dxa"/>
+            <w:tcBorders>
+              <w:top w:val="single" w:sz="4" w:space="0" w:color="95B3D7" w:themeColor="accent1" w:themeTint="99"/>
+              <w:left w:val="single" w:sz="4" w:space="0" w:color="95B3D7" w:themeColor="accent1" w:themeTint="99"/>
+              <w:bottom w:val="single" w:sz="4" w:space="0" w:color="95B3D7" w:themeColor="accent1" w:themeTint="99"/>
+              <w:right w:val="single" w:sz="4" w:space="0" w:color="95B3D7" w:themeColor="accent1" w:themeTint="99"/>
+            </w:tcBorders>
+            <w:vAlign w:val="center"/>
+            <w:hideMark/>
+          </w:tcPr>
+          <w:p>
+            <w:pPr>
+              <w:cnfStyle w:val="000000000000" w:firstRow="0" w:lastRow="0" w:firstColumn="0" w:lastColumn="0" w:oddVBand="0" w:evenVBand="0" w:oddHBand="0" w:evenHBand="0" w:firstRowFirstColumn="0" w:firstRowLastColumn="0" w:lastRowFirstColumn="0" w:lastRowLastColumn="0"/>
+              <w:rPr>
+                <w:rFonts w:ascii="Arial" w:hAnsi="Arial"/>
+                <w:b/>
+                <w:bCs/>
+              </w:rPr>
+            </w:pPr>
+            <w:r>
+              <w:rPr>
+                <w:b/>
+                <w:bCs/>
+              </w:rPr>
+              <w:t>Resposta do Sistema</w:t>
+            </w:r>
+          </w:p>
+        </w:tc>
+      </w:tr>
+      <w:tr>
+        <w:trPr>
+          <w:cnfStyle w:val="000000100000" w:firstRow="0" w:lastRow="0" w:firstColumn="0" w:lastColumn="0" w:oddVBand="0" w:evenVBand="0" w:oddHBand="1" w:evenHBand="0" w:firstRowFirstColumn="0" w:firstRowLastColumn="0" w:lastRowFirstColumn="0" w:lastRowLastColumn="0"/>
+          <w:trHeight w:val="566"/>
+        </w:trPr>
+        <w:tc>
+          <w:tcPr>
+            <w:cnfStyle w:val="001000000000" w:firstRow="0" w:lastRow="0" w:firstColumn="1" w:lastColumn="0" w:oddVBand="0" w:evenVBand="0" w:oddHBand="0" w:evenHBand="0" w:firstRowFirstColumn="0" w:firstRowLastColumn="0" w:lastRowFirstColumn="0" w:lastRowLastColumn="0"/>
+            <w:tcW w:w="4508" w:type="dxa"/>
+            <w:tcBorders>
+              <w:top w:val="single" w:sz="4" w:space="0" w:color="95B3D7" w:themeColor="accent1" w:themeTint="99"/>
+              <w:left w:val="single" w:sz="4" w:space="0" w:color="95B3D7" w:themeColor="accent1" w:themeTint="99"/>
+              <w:bottom w:val="single" w:sz="4" w:space="0" w:color="95B3D7" w:themeColor="accent1" w:themeTint="99"/>
+              <w:right w:val="single" w:sz="4" w:space="0" w:color="95B3D7" w:themeColor="accent1" w:themeTint="99"/>
+            </w:tcBorders>
+            <w:vAlign w:val="center"/>
+          </w:tcPr>
+          <w:p>
+            <w:pPr>
+              <w:pStyle w:val="PargrafodaLista"/>
+              <w:numPr>
+                <w:ilvl w:val="2"/>
+                <w:numId w:val="7"/>
+              </w:numPr>
+              <w:rPr>
+                <w:rFonts w:ascii="Arial" w:hAnsi="Arial"/>
+              </w:rPr>
+            </w:pPr>
+            <w:r>
+              <w:rPr>
+                <w:rFonts w:cstheme="minorHAnsi"/>
+              </w:rPr>
+              <w:t xml:space="preserve">Clicar </w:t>
+            </w:r>
+            <w:r>
+              <w:rPr>
+                <w:rFonts w:cstheme="minorHAnsi"/>
+              </w:rPr>
+              <w:t>em registo de consumo de energia</w:t>
+            </w:r>
+          </w:p>
+          <w:p>
+            <w:pPr>
+              <w:pStyle w:val="PargrafodaLista"/>
+              <w:numPr>
+                <w:ilvl w:val="2"/>
+                <w:numId w:val="7"/>
+              </w:numPr>
+              <w:rPr>
+                <w:rFonts w:cstheme="minorHAnsi"/>
+                <w:b w:val="0"/>
+                <w:bCs w:val="0"/>
+              </w:rPr>
+            </w:pPr>
+            <w:r>
+              <w:rPr>
+                <w:rFonts w:cstheme="minorHAnsi"/>
+                <w:b w:val="0"/>
+                <w:bCs w:val="0"/>
+              </w:rPr>
+              <w:t xml:space="preserve">Preencher o </w:t>
+            </w:r>
+            <w:proofErr w:type="spellStart"/>
+            <w:r>
+              <w:rPr>
+                <w:rFonts w:cstheme="minorHAnsi"/>
+                <w:b w:val="0"/>
+                <w:bCs w:val="0"/>
+              </w:rPr>
+              <w:t>cosnumo</w:t>
+            </w:r>
+            <w:proofErr w:type="spellEnd"/>
+            <w:r>
+              <w:rPr>
+                <w:rFonts w:cstheme="minorHAnsi"/>
+                <w:b w:val="0"/>
+                <w:bCs w:val="0"/>
+              </w:rPr>
+              <w:t xml:space="preserve"> de </w:t>
+            </w:r>
+            <w:proofErr w:type="spellStart"/>
+            <w:r>
+              <w:rPr>
+                <w:rFonts w:cstheme="minorHAnsi"/>
+                <w:b w:val="0"/>
+                <w:bCs w:val="0"/>
+              </w:rPr>
+              <w:t>enrgia</w:t>
+            </w:r>
+            <w:proofErr w:type="spellEnd"/>
+            <w:r>
+              <w:rPr>
+                <w:rFonts w:cstheme="minorHAnsi"/>
+                <w:b w:val="0"/>
+                <w:bCs w:val="0"/>
+              </w:rPr>
+              <w:t xml:space="preserve">, entrando com </w:t>
+            </w:r>
+            <w:proofErr w:type="spellStart"/>
+            <w:r>
+              <w:rPr>
+                <w:rFonts w:cstheme="minorHAnsi"/>
+                <w:b w:val="0"/>
+                <w:bCs w:val="0"/>
+              </w:rPr>
+              <w:t>kw</w:t>
+            </w:r>
+            <w:proofErr w:type="spellEnd"/>
+            <w:r>
+              <w:rPr>
+                <w:rFonts w:cstheme="minorHAnsi"/>
+                <w:b w:val="0"/>
+                <w:bCs w:val="0"/>
+              </w:rPr>
+              <w:t>/h</w:t>
+            </w:r>
+          </w:p>
+        </w:tc>
+        <w:tc>
+          <w:tcPr>
+            <w:tcW w:w="4508" w:type="dxa"/>
+            <w:tcBorders>
+              <w:top w:val="single" w:sz="4" w:space="0" w:color="95B3D7" w:themeColor="accent1" w:themeTint="99"/>
+              <w:left w:val="single" w:sz="4" w:space="0" w:color="95B3D7" w:themeColor="accent1" w:themeTint="99"/>
+              <w:bottom w:val="single" w:sz="4" w:space="0" w:color="95B3D7" w:themeColor="accent1" w:themeTint="99"/>
+              <w:right w:val="single" w:sz="4" w:space="0" w:color="95B3D7" w:themeColor="accent1" w:themeTint="99"/>
+            </w:tcBorders>
+            <w:vAlign w:val="center"/>
+          </w:tcPr>
+          <w:p>
+            <w:pPr>
+              <w:pStyle w:val="PargrafodaLista"/>
+              <w:numPr>
+                <w:ilvl w:val="0"/>
+                <w:numId w:val="9"/>
+              </w:numPr>
+              <w:cnfStyle w:val="000000100000" w:firstRow="0" w:lastRow="0" w:firstColumn="0" w:lastColumn="0" w:oddVBand="0" w:evenVBand="0" w:oddHBand="1" w:evenHBand="0" w:firstRowFirstColumn="0" w:firstRowLastColumn="0" w:lastRowFirstColumn="0" w:lastRowLastColumn="0"/>
+              <w:rPr>
+                <w:rFonts w:ascii="Arial" w:hAnsi="Arial"/>
+              </w:rPr>
+            </w:pPr>
+            <w:r>
+              <w:t xml:space="preserve">Apresentar o campo de </w:t>
+            </w:r>
+            <w:r>
+              <w:t xml:space="preserve">registo de consumo de </w:t>
+            </w:r>
+            <w:proofErr w:type="spellStart"/>
+            <w:r>
+              <w:t>enrgia</w:t>
+            </w:r>
+            <w:proofErr w:type="spellEnd"/>
+          </w:p>
+          <w:p>
+            <w:pPr>
+              <w:pStyle w:val="PargrafodaLista"/>
+              <w:numPr>
+                <w:ilvl w:val="0"/>
+                <w:numId w:val="9"/>
+              </w:numPr>
+              <w:cnfStyle w:val="000000100000" w:firstRow="0" w:lastRow="0" w:firstColumn="0" w:lastColumn="0" w:oddVBand="0" w:evenVBand="0" w:oddHBand="1" w:evenHBand="0" w:firstRowFirstColumn="0" w:firstRowLastColumn="0" w:lastRowFirstColumn="0" w:lastRowLastColumn="0"/>
+              <w:rPr>
+                <w:rFonts w:ascii="Arial" w:hAnsi="Arial"/>
+              </w:rPr>
+            </w:pPr>
+            <w:r>
+              <w:t>Validar os dados preenchidos</w:t>
+            </w:r>
+            <w:r>
+              <w:t>, fazendo análise do consumo anterior determinando se ouve um aumento ou queda no consumo</w:t>
+            </w:r>
+            <w:r>
+              <w:t xml:space="preserve"> e armazená-los</w:t>
+            </w:r>
+          </w:p>
+          <w:p>
+            <w:pPr>
+              <w:pStyle w:val="PargrafodaLista"/>
+              <w:cnfStyle w:val="000000100000" w:firstRow="0" w:lastRow="0" w:firstColumn="0" w:lastColumn="0" w:oddVBand="0" w:evenVBand="0" w:oddHBand="1" w:evenHBand="0" w:firstRowFirstColumn="0" w:firstRowLastColumn="0" w:lastRowFirstColumn="0" w:lastRowLastColumn="0"/>
+              <w:rPr>
+                <w:rFonts w:ascii="Arial" w:hAnsi="Arial"/>
+              </w:rPr>
+            </w:pPr>
+          </w:p>
+        </w:tc>
+      </w:tr>
+    </w:tbl>
+    <w:p>
+      <w:pPr>
+        <w:tabs>
+          <w:tab w:val="left" w:pos="930"/>
+        </w:tabs>
+        <w:jc w:val="center"/>
+        <w:rPr>
+          <w:b/>
+          <w:sz w:val="28"/>
+          <w:szCs w:val="28"/>
+        </w:rPr>
+      </w:pPr>
+    </w:p>
+    <w:p>
+      <w:pPr>
+        <w:rPr>
+          <w:b/>
+          <w:sz w:val="28"/>
+          <w:szCs w:val="28"/>
+        </w:rPr>
+      </w:pPr>
+      <w:r>
+        <w:rPr>
+          <w:b/>
+          <w:sz w:val="28"/>
+          <w:szCs w:val="28"/>
+        </w:rPr>
+        <w:br w:type="page"/>
+      </w:r>
+    </w:p>
+    <w:p>
+      <w:pPr>
+        <w:tabs>
+          <w:tab w:val="left" w:pos="930"/>
+        </w:tabs>
+        <w:jc w:val="center"/>
+        <w:rPr>
+          <w:b/>
+          <w:sz w:val="28"/>
+          <w:szCs w:val="28"/>
+        </w:rPr>
+      </w:pPr>
+    </w:p>
+    <w:p>
+      <w:pPr>
+        <w:tabs>
+          <w:tab w:val="left" w:pos="930"/>
+        </w:tabs>
+        <w:jc w:val="center"/>
+        <w:rPr>
+          <w:b/>
+          <w:sz w:val="28"/>
+          <w:szCs w:val="28"/>
+        </w:rPr>
+      </w:pPr>
+    </w:p>
+    <w:tbl>
+      <w:tblPr>
+        <w:tblStyle w:val="TabeladeGrelha4-Destaque12"/>
+        <w:tblW w:w="0" w:type="auto"/>
+        <w:tblInd w:w="0" w:type="dxa"/>
+        <w:tblLook w:val="04A0" w:firstRow="1" w:lastRow="0" w:firstColumn="1" w:lastColumn="0" w:noHBand="0" w:noVBand="1"/>
+      </w:tblPr>
+      <w:tblGrid>
+        <w:gridCol w:w="4342"/>
+        <w:gridCol w:w="4378"/>
+      </w:tblGrid>
+      <w:tr>
+        <w:trPr>
+          <w:cnfStyle w:val="100000000000" w:firstRow="1" w:lastRow="0" w:firstColumn="0" w:lastColumn="0" w:oddVBand="0" w:evenVBand="0" w:oddHBand="0" w:evenHBand="0" w:firstRowFirstColumn="0" w:firstRowLastColumn="0" w:lastRowFirstColumn="0" w:lastRowLastColumn="0"/>
+          <w:trHeight w:val="418"/>
+        </w:trPr>
+        <w:tc>
+          <w:tcPr>
+            <w:cnfStyle w:val="001000000000" w:firstRow="0" w:lastRow="0" w:firstColumn="1" w:lastColumn="0" w:oddVBand="0" w:evenVBand="0" w:oddHBand="0" w:evenHBand="0" w:firstRowFirstColumn="0" w:firstRowLastColumn="0" w:lastRowFirstColumn="0" w:lastRowLastColumn="0"/>
+            <w:tcW w:w="4508" w:type="dxa"/>
+            <w:tcBorders>
+              <w:right w:val="nil"/>
+            </w:tcBorders>
+            <w:vAlign w:val="center"/>
+            <w:hideMark/>
+          </w:tcPr>
+          <w:p>
+            <w:pPr>
+              <w:rPr>
+                <w:rFonts w:ascii="Arial" w:hAnsi="Arial"/>
+              </w:rPr>
+            </w:pPr>
+            <w:r>
+              <w:t>Nome do caso de uso</w:t>
+            </w:r>
+          </w:p>
+        </w:tc>
+        <w:tc>
+          <w:tcPr>
+            <w:tcW w:w="4508" w:type="dxa"/>
+            <w:tcBorders>
+              <w:left w:val="nil"/>
+            </w:tcBorders>
+            <w:vAlign w:val="center"/>
+            <w:hideMark/>
+          </w:tcPr>
+          <w:p>
+            <w:pPr>
+              <w:pStyle w:val="PargrafodaLista"/>
+              <w:numPr>
+                <w:ilvl w:val="0"/>
+                <w:numId w:val="4"/>
+              </w:numPr>
+              <w:jc w:val="both"/>
+              <w:cnfStyle w:val="100000000000" w:firstRow="1" w:lastRow="0" w:firstColumn="0" w:lastColumn="0" w:oddVBand="0" w:evenVBand="0" w:oddHBand="0" w:evenHBand="0" w:firstRowFirstColumn="0" w:firstRowLastColumn="0" w:lastRowFirstColumn="0" w:lastRowLastColumn="0"/>
+            </w:pPr>
+            <w:r>
+              <w:t>Aviso antecipado para o pagamento</w:t>
+            </w:r>
+          </w:p>
+        </w:tc>
+      </w:tr>
+      <w:tr>
+        <w:trPr>
+          <w:cnfStyle w:val="000000100000" w:firstRow="0" w:lastRow="0" w:firstColumn="0" w:lastColumn="0" w:oddVBand="0" w:evenVBand="0" w:oddHBand="1" w:evenHBand="0" w:firstRowFirstColumn="0" w:firstRowLastColumn="0" w:lastRowFirstColumn="0" w:lastRowLastColumn="0"/>
+        </w:trPr>
+        <w:tc>
+          <w:tcPr>
+            <w:cnfStyle w:val="001000000000" w:firstRow="0" w:lastRow="0" w:firstColumn="1" w:lastColumn="0" w:oddVBand="0" w:evenVBand="0" w:oddHBand="0" w:evenHBand="0" w:firstRowFirstColumn="0" w:firstRowLastColumn="0" w:lastRowFirstColumn="0" w:lastRowLastColumn="0"/>
+            <w:tcW w:w="4508" w:type="dxa"/>
+            <w:tcBorders>
+              <w:top w:val="single" w:sz="4" w:space="0" w:color="95B3D7" w:themeColor="accent1" w:themeTint="99"/>
+              <w:left w:val="single" w:sz="4" w:space="0" w:color="95B3D7" w:themeColor="accent1" w:themeTint="99"/>
+              <w:bottom w:val="single" w:sz="4" w:space="0" w:color="95B3D7" w:themeColor="accent1" w:themeTint="99"/>
+              <w:right w:val="single" w:sz="4" w:space="0" w:color="95B3D7" w:themeColor="accent1" w:themeTint="99"/>
+            </w:tcBorders>
+            <w:vAlign w:val="center"/>
+            <w:hideMark/>
+          </w:tcPr>
+          <w:p>
+            <w:pPr>
+              <w:rPr>
+                <w:rFonts w:ascii="Arial" w:hAnsi="Arial"/>
+              </w:rPr>
+            </w:pPr>
+            <w:r>
+              <w:t>Autor</w:t>
+            </w:r>
+          </w:p>
+        </w:tc>
+        <w:tc>
+          <w:tcPr>
+            <w:tcW w:w="4508" w:type="dxa"/>
+            <w:tcBorders>
+              <w:top w:val="single" w:sz="4" w:space="0" w:color="95B3D7" w:themeColor="accent1" w:themeTint="99"/>
+              <w:left w:val="single" w:sz="4" w:space="0" w:color="95B3D7" w:themeColor="accent1" w:themeTint="99"/>
+              <w:bottom w:val="single" w:sz="4" w:space="0" w:color="95B3D7" w:themeColor="accent1" w:themeTint="99"/>
+              <w:right w:val="single" w:sz="4" w:space="0" w:color="95B3D7" w:themeColor="accent1" w:themeTint="99"/>
+            </w:tcBorders>
+            <w:vAlign w:val="center"/>
+            <w:hideMark/>
+          </w:tcPr>
+          <w:p>
+            <w:pPr>
+              <w:cnfStyle w:val="000000100000" w:firstRow="0" w:lastRow="0" w:firstColumn="0" w:lastColumn="0" w:oddVBand="0" w:evenVBand="0" w:oddHBand="1" w:evenHBand="0" w:firstRowFirstColumn="0" w:firstRowLastColumn="0" w:lastRowFirstColumn="0" w:lastRowLastColumn="0"/>
+              <w:rPr>
+                <w:rFonts w:ascii="Arial" w:hAnsi="Arial"/>
+              </w:rPr>
+            </w:pPr>
+            <w:proofErr w:type="spellStart"/>
+            <w:r>
+              <w:t>diretor</w:t>
+            </w:r>
+            <w:proofErr w:type="spellEnd"/>
+          </w:p>
+        </w:tc>
+      </w:tr>
+      <w:tr>
+        <w:tc>
+          <w:tcPr>
+            <w:cnfStyle w:val="001000000000" w:firstRow="0" w:lastRow="0" w:firstColumn="1" w:lastColumn="0" w:oddVBand="0" w:evenVBand="0" w:oddHBand="0" w:evenHBand="0" w:firstRowFirstColumn="0" w:firstRowLastColumn="0" w:lastRowFirstColumn="0" w:lastRowLastColumn="0"/>
+            <w:tcW w:w="4508" w:type="dxa"/>
+            <w:tcBorders>
+              <w:top w:val="single" w:sz="4" w:space="0" w:color="95B3D7" w:themeColor="accent1" w:themeTint="99"/>
+              <w:left w:val="single" w:sz="4" w:space="0" w:color="95B3D7" w:themeColor="accent1" w:themeTint="99"/>
+              <w:bottom w:val="single" w:sz="4" w:space="0" w:color="95B3D7" w:themeColor="accent1" w:themeTint="99"/>
+              <w:right w:val="single" w:sz="4" w:space="0" w:color="95B3D7" w:themeColor="accent1" w:themeTint="99"/>
+            </w:tcBorders>
+            <w:vAlign w:val="center"/>
+            <w:hideMark/>
+          </w:tcPr>
+          <w:p>
+            <w:pPr>
+              <w:rPr>
+                <w:rFonts w:ascii="Arial" w:hAnsi="Arial"/>
+              </w:rPr>
+            </w:pPr>
+            <w:r>
+              <w:t>Propósito</w:t>
+            </w:r>
+          </w:p>
+        </w:tc>
+        <w:tc>
+          <w:tcPr>
+            <w:tcW w:w="4508" w:type="dxa"/>
+            <w:tcBorders>
+              <w:top w:val="single" w:sz="4" w:space="0" w:color="95B3D7" w:themeColor="accent1" w:themeTint="99"/>
+              <w:left w:val="single" w:sz="4" w:space="0" w:color="95B3D7" w:themeColor="accent1" w:themeTint="99"/>
+              <w:bottom w:val="single" w:sz="4" w:space="0" w:color="95B3D7" w:themeColor="accent1" w:themeTint="99"/>
+              <w:right w:val="single" w:sz="4" w:space="0" w:color="95B3D7" w:themeColor="accent1" w:themeTint="99"/>
+            </w:tcBorders>
+            <w:vAlign w:val="center"/>
+            <w:hideMark/>
+          </w:tcPr>
+          <w:p>
+            <w:pPr>
+              <w:cnfStyle w:val="000000000000" w:firstRow="0" w:lastRow="0" w:firstColumn="0" w:lastColumn="0" w:oddVBand="0" w:evenVBand="0" w:oddHBand="0" w:evenHBand="0" w:firstRowFirstColumn="0" w:firstRowLastColumn="0" w:lastRowFirstColumn="0" w:lastRowLastColumn="0"/>
+              <w:rPr>
+                <w:rFonts w:ascii="Arial" w:hAnsi="Arial"/>
+              </w:rPr>
+            </w:pPr>
+            <w:r>
+              <w:t>Antecipar a data do pagamento</w:t>
+            </w:r>
+          </w:p>
+        </w:tc>
+      </w:tr>
+      <w:tr>
+        <w:trPr>
+          <w:cnfStyle w:val="000000100000" w:firstRow="0" w:lastRow="0" w:firstColumn="0" w:lastColumn="0" w:oddVBand="0" w:evenVBand="0" w:oddHBand="1" w:evenHBand="0" w:firstRowFirstColumn="0" w:firstRowLastColumn="0" w:lastRowFirstColumn="0" w:lastRowLastColumn="0"/>
+          <w:trHeight w:val="1593"/>
+        </w:trPr>
+        <w:tc>
+          <w:tcPr>
+            <w:cnfStyle w:val="001000000000" w:firstRow="0" w:lastRow="0" w:firstColumn="1" w:lastColumn="0" w:oddVBand="0" w:evenVBand="0" w:oddHBand="0" w:evenHBand="0" w:firstRowFirstColumn="0" w:firstRowLastColumn="0" w:lastRowFirstColumn="0" w:lastRowLastColumn="0"/>
+            <w:tcW w:w="9016" w:type="dxa"/>
+            <w:gridSpan w:val="2"/>
+            <w:tcBorders>
+              <w:top w:val="single" w:sz="4" w:space="0" w:color="95B3D7" w:themeColor="accent1" w:themeTint="99"/>
+              <w:left w:val="single" w:sz="4" w:space="0" w:color="95B3D7" w:themeColor="accent1" w:themeTint="99"/>
+              <w:bottom w:val="single" w:sz="4" w:space="0" w:color="95B3D7" w:themeColor="accent1" w:themeTint="99"/>
+              <w:right w:val="single" w:sz="4" w:space="0" w:color="95B3D7" w:themeColor="accent1" w:themeTint="99"/>
+            </w:tcBorders>
+            <w:vAlign w:val="center"/>
+            <w:hideMark/>
+          </w:tcPr>
+          <w:p>
+            <w:pPr>
+              <w:rPr>
+                <w:rFonts w:ascii="Arial" w:hAnsi="Arial"/>
+              </w:rPr>
+            </w:pPr>
+            <w:r>
+              <w:t xml:space="preserve">Resumo: </w:t>
+            </w:r>
+            <w:r>
+              <w:rPr>
+                <w:b w:val="0"/>
+                <w:bCs w:val="0"/>
+              </w:rPr>
+              <w:t>O director recebe uma notificação antecipada para o pagamento</w:t>
+            </w:r>
+            <w:r>
+              <w:rPr>
+                <w:b w:val="0"/>
+                <w:bCs w:val="0"/>
+              </w:rPr>
+              <w:t xml:space="preserve">. </w:t>
+            </w:r>
+          </w:p>
+        </w:tc>
+      </w:tr>
+      <w:tr>
+        <w:trPr>
+          <w:trHeight w:val="566"/>
+        </w:trPr>
+        <w:tc>
+          <w:tcPr>
+            <w:cnfStyle w:val="001000000000" w:firstRow="0" w:lastRow="0" w:firstColumn="1" w:lastColumn="0" w:oddVBand="0" w:evenVBand="0" w:oddHBand="0" w:evenHBand="0" w:firstRowFirstColumn="0" w:firstRowLastColumn="0" w:lastRowFirstColumn="0" w:lastRowLastColumn="0"/>
+            <w:tcW w:w="4508" w:type="dxa"/>
+            <w:tcBorders>
+              <w:top w:val="single" w:sz="4" w:space="0" w:color="95B3D7" w:themeColor="accent1" w:themeTint="99"/>
+              <w:left w:val="single" w:sz="4" w:space="0" w:color="95B3D7" w:themeColor="accent1" w:themeTint="99"/>
+              <w:bottom w:val="single" w:sz="4" w:space="0" w:color="95B3D7" w:themeColor="accent1" w:themeTint="99"/>
+              <w:right w:val="single" w:sz="4" w:space="0" w:color="95B3D7" w:themeColor="accent1" w:themeTint="99"/>
+            </w:tcBorders>
+            <w:vAlign w:val="center"/>
+            <w:hideMark/>
+          </w:tcPr>
+          <w:p>
+            <w:pPr>
+              <w:rPr>
+                <w:rFonts w:ascii="Arial" w:hAnsi="Arial"/>
+              </w:rPr>
+            </w:pPr>
+            <w:r>
+              <w:t>Pré-condições</w:t>
+            </w:r>
+          </w:p>
+        </w:tc>
+        <w:tc>
+          <w:tcPr>
+            <w:tcW w:w="4508" w:type="dxa"/>
+            <w:tcBorders>
+              <w:top w:val="single" w:sz="4" w:space="0" w:color="95B3D7" w:themeColor="accent1" w:themeTint="99"/>
+              <w:left w:val="single" w:sz="4" w:space="0" w:color="95B3D7" w:themeColor="accent1" w:themeTint="99"/>
+              <w:bottom w:val="single" w:sz="4" w:space="0" w:color="95B3D7" w:themeColor="accent1" w:themeTint="99"/>
+              <w:right w:val="single" w:sz="4" w:space="0" w:color="95B3D7" w:themeColor="accent1" w:themeTint="99"/>
+            </w:tcBorders>
+            <w:vAlign w:val="center"/>
+            <w:hideMark/>
+          </w:tcPr>
+          <w:p>
+            <w:pPr>
+              <w:cnfStyle w:val="000000000000" w:firstRow="0" w:lastRow="0" w:firstColumn="0" w:lastColumn="0" w:oddVBand="0" w:evenVBand="0" w:oddHBand="0" w:evenHBand="0" w:firstRowFirstColumn="0" w:firstRowLastColumn="0" w:lastRowFirstColumn="0" w:lastRowLastColumn="0"/>
+              <w:rPr>
+                <w:rFonts w:ascii="Arial" w:hAnsi="Arial"/>
+              </w:rPr>
+            </w:pPr>
+            <w:r>
+              <w:t xml:space="preserve">Ser </w:t>
+            </w:r>
+            <w:r>
+              <w:t>o director da empresa</w:t>
+            </w:r>
+          </w:p>
+        </w:tc>
+      </w:tr>
+      <w:tr>
+        <w:trPr>
+          <w:cnfStyle w:val="000000100000" w:firstRow="0" w:lastRow="0" w:firstColumn="0" w:lastColumn="0" w:oddVBand="0" w:evenVBand="0" w:oddHBand="1" w:evenHBand="0" w:firstRowFirstColumn="0" w:firstRowLastColumn="0" w:lastRowFirstColumn="0" w:lastRowLastColumn="0"/>
+          <w:trHeight w:val="566"/>
+        </w:trPr>
+        <w:tc>
+          <w:tcPr>
+            <w:cnfStyle w:val="001000000000" w:firstRow="0" w:lastRow="0" w:firstColumn="1" w:lastColumn="0" w:oddVBand="0" w:evenVBand="0" w:oddHBand="0" w:evenHBand="0" w:firstRowFirstColumn="0" w:firstRowLastColumn="0" w:lastRowFirstColumn="0" w:lastRowLastColumn="0"/>
+            <w:tcW w:w="9016" w:type="dxa"/>
+            <w:gridSpan w:val="2"/>
+            <w:tcBorders>
+              <w:top w:val="single" w:sz="4" w:space="0" w:color="95B3D7" w:themeColor="accent1" w:themeTint="99"/>
+              <w:left w:val="single" w:sz="4" w:space="0" w:color="95B3D7" w:themeColor="accent1" w:themeTint="99"/>
+              <w:bottom w:val="single" w:sz="4" w:space="0" w:color="95B3D7" w:themeColor="accent1" w:themeTint="99"/>
+              <w:right w:val="single" w:sz="4" w:space="0" w:color="95B3D7" w:themeColor="accent1" w:themeTint="99"/>
+            </w:tcBorders>
+            <w:vAlign w:val="center"/>
+            <w:hideMark/>
+          </w:tcPr>
+          <w:p>
+            <w:pPr>
+              <w:jc w:val="center"/>
+              <w:rPr>
+                <w:rFonts w:ascii="Arial" w:hAnsi="Arial"/>
+              </w:rPr>
+            </w:pPr>
+            <w:r>
+              <w:t>Fluxo Básico</w:t>
+            </w:r>
+          </w:p>
+        </w:tc>
+      </w:tr>
+      <w:tr>
+        <w:trPr>
+          <w:trHeight w:val="566"/>
+        </w:trPr>
+        <w:tc>
+          <w:tcPr>
+            <w:cnfStyle w:val="001000000000" w:firstRow="0" w:lastRow="0" w:firstColumn="1" w:lastColumn="0" w:oddVBand="0" w:evenVBand="0" w:oddHBand="0" w:evenHBand="0" w:firstRowFirstColumn="0" w:firstRowLastColumn="0" w:lastRowFirstColumn="0" w:lastRowLastColumn="0"/>
+            <w:tcW w:w="4508" w:type="dxa"/>
+            <w:tcBorders>
+              <w:top w:val="single" w:sz="4" w:space="0" w:color="95B3D7" w:themeColor="accent1" w:themeTint="99"/>
+              <w:left w:val="single" w:sz="4" w:space="0" w:color="95B3D7" w:themeColor="accent1" w:themeTint="99"/>
+              <w:bottom w:val="single" w:sz="4" w:space="0" w:color="95B3D7" w:themeColor="accent1" w:themeTint="99"/>
+              <w:right w:val="single" w:sz="4" w:space="0" w:color="95B3D7" w:themeColor="accent1" w:themeTint="99"/>
+            </w:tcBorders>
+            <w:vAlign w:val="center"/>
+            <w:hideMark/>
+          </w:tcPr>
+          <w:p>
+            <w:pPr>
+              <w:rPr>
+                <w:rFonts w:ascii="Arial" w:hAnsi="Arial"/>
+              </w:rPr>
+            </w:pPr>
+            <w:r>
+              <w:t>Acção do actor</w:t>
+            </w:r>
+          </w:p>
+        </w:tc>
+        <w:tc>
+          <w:tcPr>
+            <w:tcW w:w="4508" w:type="dxa"/>
+            <w:tcBorders>
+              <w:top w:val="single" w:sz="4" w:space="0" w:color="95B3D7" w:themeColor="accent1" w:themeTint="99"/>
+              <w:left w:val="single" w:sz="4" w:space="0" w:color="95B3D7" w:themeColor="accent1" w:themeTint="99"/>
+              <w:bottom w:val="single" w:sz="4" w:space="0" w:color="95B3D7" w:themeColor="accent1" w:themeTint="99"/>
+              <w:right w:val="single" w:sz="4" w:space="0" w:color="95B3D7" w:themeColor="accent1" w:themeTint="99"/>
+            </w:tcBorders>
+            <w:vAlign w:val="center"/>
+            <w:hideMark/>
+          </w:tcPr>
+          <w:p>
+            <w:pPr>
+              <w:cnfStyle w:val="000000000000" w:firstRow="0" w:lastRow="0" w:firstColumn="0" w:lastColumn="0" w:oddVBand="0" w:evenVBand="0" w:oddHBand="0" w:evenHBand="0" w:firstRowFirstColumn="0" w:firstRowLastColumn="0" w:lastRowFirstColumn="0" w:lastRowLastColumn="0"/>
+              <w:rPr>
+                <w:rFonts w:ascii="Arial" w:hAnsi="Arial"/>
+                <w:b/>
+                <w:bCs/>
+              </w:rPr>
+            </w:pPr>
+            <w:r>
+              <w:rPr>
+                <w:b/>
+                <w:bCs/>
+              </w:rPr>
+              <w:t>Resposta do Sistema</w:t>
+            </w:r>
+          </w:p>
+        </w:tc>
+      </w:tr>
+      <w:tr>
+        <w:trPr>
+          <w:cnfStyle w:val="000000100000" w:firstRow="0" w:lastRow="0" w:firstColumn="0" w:lastColumn="0" w:oddVBand="0" w:evenVBand="0" w:oddHBand="1" w:evenHBand="0" w:firstRowFirstColumn="0" w:firstRowLastColumn="0" w:lastRowFirstColumn="0" w:lastRowLastColumn="0"/>
+          <w:trHeight w:val="566"/>
+        </w:trPr>
+        <w:tc>
+          <w:tcPr>
+            <w:cnfStyle w:val="001000000000" w:firstRow="0" w:lastRow="0" w:firstColumn="1" w:lastColumn="0" w:oddVBand="0" w:evenVBand="0" w:oddHBand="0" w:evenHBand="0" w:firstRowFirstColumn="0" w:firstRowLastColumn="0" w:lastRowFirstColumn="0" w:lastRowLastColumn="0"/>
+            <w:tcW w:w="4508" w:type="dxa"/>
+            <w:tcBorders>
+              <w:top w:val="single" w:sz="4" w:space="0" w:color="95B3D7" w:themeColor="accent1" w:themeTint="99"/>
+              <w:left w:val="single" w:sz="4" w:space="0" w:color="95B3D7" w:themeColor="accent1" w:themeTint="99"/>
+              <w:bottom w:val="single" w:sz="4" w:space="0" w:color="95B3D7" w:themeColor="accent1" w:themeTint="99"/>
+              <w:right w:val="single" w:sz="4" w:space="0" w:color="95B3D7" w:themeColor="accent1" w:themeTint="99"/>
+            </w:tcBorders>
+            <w:vAlign w:val="center"/>
+          </w:tcPr>
+          <w:p>
+            <w:pPr>
+              <w:pStyle w:val="PargrafodaLista"/>
+              <w:numPr>
+                <w:ilvl w:val="0"/>
+                <w:numId w:val="10"/>
+              </w:numPr>
+              <w:rPr>
+                <w:rFonts w:cstheme="minorHAnsi"/>
+              </w:rPr>
+            </w:pPr>
+            <w:r>
+              <w:rPr>
+                <w:rFonts w:cstheme="minorHAnsi"/>
+              </w:rPr>
+              <w:t>Estar conectado a internet</w:t>
+            </w:r>
+          </w:p>
+        </w:tc>
+        <w:tc>
+          <w:tcPr>
+            <w:tcW w:w="4508" w:type="dxa"/>
+            <w:tcBorders>
+              <w:top w:val="single" w:sz="4" w:space="0" w:color="95B3D7" w:themeColor="accent1" w:themeTint="99"/>
+              <w:left w:val="single" w:sz="4" w:space="0" w:color="95B3D7" w:themeColor="accent1" w:themeTint="99"/>
+              <w:bottom w:val="single" w:sz="4" w:space="0" w:color="95B3D7" w:themeColor="accent1" w:themeTint="99"/>
+              <w:right w:val="single" w:sz="4" w:space="0" w:color="95B3D7" w:themeColor="accent1" w:themeTint="99"/>
+            </w:tcBorders>
+            <w:vAlign w:val="center"/>
+          </w:tcPr>
+          <w:p>
+            <w:pPr>
+              <w:pStyle w:val="PargrafodaLista"/>
+              <w:numPr>
+                <w:ilvl w:val="0"/>
+                <w:numId w:val="10"/>
+              </w:numPr>
+              <w:cnfStyle w:val="000000100000" w:firstRow="0" w:lastRow="0" w:firstColumn="0" w:lastColumn="0" w:oddVBand="0" w:evenVBand="0" w:oddHBand="1" w:evenHBand="0" w:firstRowFirstColumn="0" w:firstRowLastColumn="0" w:lastRowFirstColumn="0" w:lastRowLastColumn="0"/>
+              <w:rPr>
+                <w:rFonts w:ascii="Arial" w:hAnsi="Arial"/>
+              </w:rPr>
+            </w:pPr>
+            <w:r>
+              <w:t>Apresentar uma notificação do próximo pagamento</w:t>
+            </w:r>
+          </w:p>
+          <w:p>
+            <w:pPr>
+              <w:cnfStyle w:val="000000100000" w:firstRow="0" w:lastRow="0" w:firstColumn="0" w:lastColumn="0" w:oddVBand="0" w:evenVBand="0" w:oddHBand="1" w:evenHBand="0" w:firstRowFirstColumn="0" w:firstRowLastColumn="0" w:lastRowFirstColumn="0" w:lastRowLastColumn="0"/>
+              <w:rPr>
+                <w:rFonts w:ascii="Arial" w:hAnsi="Arial"/>
+              </w:rPr>
+            </w:pPr>
+          </w:p>
+        </w:tc>
+      </w:tr>
+    </w:tbl>
+    <w:p>
+      <w:pPr>
+        <w:tabs>
+          <w:tab w:val="left" w:pos="930"/>
+        </w:tabs>
+        <w:jc w:val="center"/>
+        <w:rPr>
+          <w:b/>
+          <w:sz w:val="28"/>
+          <w:szCs w:val="28"/>
+        </w:rPr>
+      </w:pPr>
+    </w:p>
+    <w:p>
+      <w:pPr>
+        <w:rPr>
+          <w:b/>
+          <w:sz w:val="28"/>
+          <w:szCs w:val="28"/>
+        </w:rPr>
+      </w:pPr>
+      <w:r>
+        <w:rPr>
+          <w:b/>
+          <w:sz w:val="28"/>
+          <w:szCs w:val="28"/>
+        </w:rPr>
+        <w:br w:type="page"/>
+      </w:r>
+    </w:p>
+    <w:p>
+      <w:pPr>
+        <w:tabs>
+          <w:tab w:val="left" w:pos="930"/>
+        </w:tabs>
+        <w:jc w:val="center"/>
+        <w:rPr>
+          <w:b/>
+          <w:sz w:val="28"/>
+          <w:szCs w:val="28"/>
+        </w:rPr>
+      </w:pPr>
+    </w:p>
+    <w:tbl>
+      <w:tblPr>
+        <w:tblStyle w:val="TabeladeGrelha4-Destaque12"/>
+        <w:tblW w:w="0" w:type="auto"/>
+        <w:tblInd w:w="0" w:type="dxa"/>
+        <w:tblLook w:val="04A0" w:firstRow="1" w:lastRow="0" w:firstColumn="1" w:lastColumn="0" w:noHBand="0" w:noVBand="1"/>
+      </w:tblPr>
+      <w:tblGrid>
+        <w:gridCol w:w="5180"/>
+        <w:gridCol w:w="3540"/>
+      </w:tblGrid>
+      <w:tr>
+        <w:trPr>
+          <w:cnfStyle w:val="100000000000" w:firstRow="1" w:lastRow="0" w:firstColumn="0" w:lastColumn="0" w:oddVBand="0" w:evenVBand="0" w:oddHBand="0" w:evenHBand="0" w:firstRowFirstColumn="0" w:firstRowLastColumn="0" w:lastRowFirstColumn="0" w:lastRowLastColumn="0"/>
+          <w:trHeight w:val="418"/>
+        </w:trPr>
+        <w:tc>
+          <w:tcPr>
+            <w:cnfStyle w:val="001000000000" w:firstRow="0" w:lastRow="0" w:firstColumn="1" w:lastColumn="0" w:oddVBand="0" w:evenVBand="0" w:oddHBand="0" w:evenHBand="0" w:firstRowFirstColumn="0" w:firstRowLastColumn="0" w:lastRowFirstColumn="0" w:lastRowLastColumn="0"/>
+            <w:tcW w:w="4508" w:type="dxa"/>
+            <w:tcBorders>
+              <w:right w:val="nil"/>
+            </w:tcBorders>
+            <w:vAlign w:val="center"/>
+            <w:hideMark/>
+          </w:tcPr>
+          <w:p>
+            <w:pPr>
+              <w:rPr>
+                <w:rFonts w:ascii="Arial" w:hAnsi="Arial"/>
+              </w:rPr>
+            </w:pPr>
+            <w:r>
+              <w:t>Nome do caso de uso</w:t>
+            </w:r>
+          </w:p>
+        </w:tc>
+        <w:tc>
+          <w:tcPr>
+            <w:tcW w:w="4508" w:type="dxa"/>
+            <w:tcBorders>
+              <w:left w:val="nil"/>
+            </w:tcBorders>
+            <w:vAlign w:val="center"/>
+            <w:hideMark/>
+          </w:tcPr>
+          <w:p>
+            <w:pPr>
+              <w:pStyle w:val="PargrafodaLista"/>
+              <w:numPr>
+                <w:ilvl w:val="0"/>
+                <w:numId w:val="4"/>
+              </w:numPr>
+              <w:jc w:val="both"/>
+              <w:cnfStyle w:val="100000000000" w:firstRow="1" w:lastRow="0" w:firstColumn="0" w:lastColumn="0" w:oddVBand="0" w:evenVBand="0" w:oddHBand="0" w:evenHBand="0" w:firstRowFirstColumn="0" w:firstRowLastColumn="0" w:lastRowFirstColumn="0" w:lastRowLastColumn="0"/>
+            </w:pPr>
+            <w:r>
+              <w:t>Extrair o relatório do consumo</w:t>
+            </w:r>
+          </w:p>
+        </w:tc>
+      </w:tr>
+      <w:tr>
+        <w:trPr>
+          <w:cnfStyle w:val="000000100000" w:firstRow="0" w:lastRow="0" w:firstColumn="0" w:lastColumn="0" w:oddVBand="0" w:evenVBand="0" w:oddHBand="1" w:evenHBand="0" w:firstRowFirstColumn="0" w:firstRowLastColumn="0" w:lastRowFirstColumn="0" w:lastRowLastColumn="0"/>
+        </w:trPr>
+        <w:tc>
+          <w:tcPr>
+            <w:cnfStyle w:val="001000000000" w:firstRow="0" w:lastRow="0" w:firstColumn="1" w:lastColumn="0" w:oddVBand="0" w:evenVBand="0" w:oddHBand="0" w:evenHBand="0" w:firstRowFirstColumn="0" w:firstRowLastColumn="0" w:lastRowFirstColumn="0" w:lastRowLastColumn="0"/>
+            <w:tcW w:w="4508" w:type="dxa"/>
+            <w:tcBorders>
+              <w:top w:val="single" w:sz="4" w:space="0" w:color="95B3D7" w:themeColor="accent1" w:themeTint="99"/>
+              <w:left w:val="single" w:sz="4" w:space="0" w:color="95B3D7" w:themeColor="accent1" w:themeTint="99"/>
+              <w:bottom w:val="single" w:sz="4" w:space="0" w:color="95B3D7" w:themeColor="accent1" w:themeTint="99"/>
+              <w:right w:val="single" w:sz="4" w:space="0" w:color="95B3D7" w:themeColor="accent1" w:themeTint="99"/>
+            </w:tcBorders>
+            <w:vAlign w:val="center"/>
+            <w:hideMark/>
+          </w:tcPr>
+          <w:p>
+            <w:pPr>
+              <w:rPr>
+                <w:rFonts w:ascii="Arial" w:hAnsi="Arial"/>
+              </w:rPr>
+            </w:pPr>
+            <w:r>
+              <w:t>Autor</w:t>
+            </w:r>
+          </w:p>
+        </w:tc>
+        <w:tc>
+          <w:tcPr>
+            <w:tcW w:w="4508" w:type="dxa"/>
+            <w:tcBorders>
+              <w:top w:val="single" w:sz="4" w:space="0" w:color="95B3D7" w:themeColor="accent1" w:themeTint="99"/>
+              <w:left w:val="single" w:sz="4" w:space="0" w:color="95B3D7" w:themeColor="accent1" w:themeTint="99"/>
+              <w:bottom w:val="single" w:sz="4" w:space="0" w:color="95B3D7" w:themeColor="accent1" w:themeTint="99"/>
+              <w:right w:val="single" w:sz="4" w:space="0" w:color="95B3D7" w:themeColor="accent1" w:themeTint="99"/>
+            </w:tcBorders>
+            <w:vAlign w:val="center"/>
+            <w:hideMark/>
+          </w:tcPr>
+          <w:p>
+            <w:pPr>
+              <w:cnfStyle w:val="000000100000" w:firstRow="0" w:lastRow="0" w:firstColumn="0" w:lastColumn="0" w:oddVBand="0" w:evenVBand="0" w:oddHBand="1" w:evenHBand="0" w:firstRowFirstColumn="0" w:firstRowLastColumn="0" w:lastRowFirstColumn="0" w:lastRowLastColumn="0"/>
+              <w:rPr>
+                <w:rFonts w:ascii="Arial" w:hAnsi="Arial"/>
+              </w:rPr>
+            </w:pPr>
+            <w:proofErr w:type="spellStart"/>
+            <w:r>
+              <w:t>diretor</w:t>
+            </w:r>
+            <w:proofErr w:type="spellEnd"/>
+          </w:p>
+        </w:tc>
+      </w:tr>
+      <w:tr>
+        <w:tc>
+          <w:tcPr>
+            <w:cnfStyle w:val="001000000000" w:firstRow="0" w:lastRow="0" w:firstColumn="1" w:lastColumn="0" w:oddVBand="0" w:evenVBand="0" w:oddHBand="0" w:evenHBand="0" w:firstRowFirstColumn="0" w:firstRowLastColumn="0" w:lastRowFirstColumn="0" w:lastRowLastColumn="0"/>
+            <w:tcW w:w="4508" w:type="dxa"/>
+            <w:tcBorders>
+              <w:top w:val="single" w:sz="4" w:space="0" w:color="95B3D7" w:themeColor="accent1" w:themeTint="99"/>
+              <w:left w:val="single" w:sz="4" w:space="0" w:color="95B3D7" w:themeColor="accent1" w:themeTint="99"/>
+              <w:bottom w:val="single" w:sz="4" w:space="0" w:color="95B3D7" w:themeColor="accent1" w:themeTint="99"/>
+              <w:right w:val="single" w:sz="4" w:space="0" w:color="95B3D7" w:themeColor="accent1" w:themeTint="99"/>
+            </w:tcBorders>
+            <w:vAlign w:val="center"/>
+            <w:hideMark/>
+          </w:tcPr>
+          <w:p>
+            <w:pPr>
+              <w:rPr>
+                <w:rFonts w:ascii="Arial" w:hAnsi="Arial"/>
+              </w:rPr>
+            </w:pPr>
+            <w:r>
+              <w:t>Propósito</w:t>
+            </w:r>
+          </w:p>
+        </w:tc>
+        <w:tc>
+          <w:tcPr>
+            <w:tcW w:w="4508" w:type="dxa"/>
+            <w:tcBorders>
+              <w:top w:val="single" w:sz="4" w:space="0" w:color="95B3D7" w:themeColor="accent1" w:themeTint="99"/>
+              <w:left w:val="single" w:sz="4" w:space="0" w:color="95B3D7" w:themeColor="accent1" w:themeTint="99"/>
+              <w:bottom w:val="single" w:sz="4" w:space="0" w:color="95B3D7" w:themeColor="accent1" w:themeTint="99"/>
+              <w:right w:val="single" w:sz="4" w:space="0" w:color="95B3D7" w:themeColor="accent1" w:themeTint="99"/>
+            </w:tcBorders>
+            <w:vAlign w:val="center"/>
+            <w:hideMark/>
+          </w:tcPr>
+          <w:p>
+            <w:pPr>
+              <w:cnfStyle w:val="000000000000" w:firstRow="0" w:lastRow="0" w:firstColumn="0" w:lastColumn="0" w:oddVBand="0" w:evenVBand="0" w:oddHBand="0" w:evenHBand="0" w:firstRowFirstColumn="0" w:firstRowLastColumn="0" w:lastRowFirstColumn="0" w:lastRowLastColumn="0"/>
+              <w:rPr>
+                <w:rFonts w:ascii="Arial" w:hAnsi="Arial"/>
+              </w:rPr>
+            </w:pPr>
+            <w:r>
+              <w:t>Monitorar a variação do consumo</w:t>
+            </w:r>
+            <w:r>
+              <w:t xml:space="preserve"> para determinar as causas da variação do consumo de energia</w:t>
+            </w:r>
+            <w:r>
+              <w:t xml:space="preserve"> </w:t>
+            </w:r>
+          </w:p>
+        </w:tc>
+      </w:tr>
+      <w:tr>
+        <w:trPr>
+          <w:cnfStyle w:val="000000100000" w:firstRow="0" w:lastRow="0" w:firstColumn="0" w:lastColumn="0" w:oddVBand="0" w:evenVBand="0" w:oddHBand="1" w:evenHBand="0" w:firstRowFirstColumn="0" w:firstRowLastColumn="0" w:lastRowFirstColumn="0" w:lastRowLastColumn="0"/>
+          <w:trHeight w:val="1593"/>
+        </w:trPr>
+        <w:tc>
+          <w:tcPr>
+            <w:cnfStyle w:val="001000000000" w:firstRow="0" w:lastRow="0" w:firstColumn="1" w:lastColumn="0" w:oddVBand="0" w:evenVBand="0" w:oddHBand="0" w:evenHBand="0" w:firstRowFirstColumn="0" w:firstRowLastColumn="0" w:lastRowFirstColumn="0" w:lastRowLastColumn="0"/>
+            <w:tcW w:w="9016" w:type="dxa"/>
+            <w:gridSpan w:val="2"/>
+            <w:tcBorders>
+              <w:top w:val="single" w:sz="4" w:space="0" w:color="95B3D7" w:themeColor="accent1" w:themeTint="99"/>
+              <w:left w:val="single" w:sz="4" w:space="0" w:color="95B3D7" w:themeColor="accent1" w:themeTint="99"/>
+              <w:bottom w:val="single" w:sz="4" w:space="0" w:color="95B3D7" w:themeColor="accent1" w:themeTint="99"/>
+              <w:right w:val="single" w:sz="4" w:space="0" w:color="95B3D7" w:themeColor="accent1" w:themeTint="99"/>
+            </w:tcBorders>
+            <w:vAlign w:val="center"/>
+            <w:hideMark/>
+          </w:tcPr>
+          <w:p>
+            <w:pPr>
+              <w:rPr>
+                <w:rFonts w:ascii="Arial" w:hAnsi="Arial"/>
+              </w:rPr>
+            </w:pPr>
+            <w:r>
+              <w:t xml:space="preserve">Resumo: </w:t>
+            </w:r>
+            <w:r>
+              <w:rPr>
+                <w:b w:val="0"/>
+                <w:bCs w:val="0"/>
+              </w:rPr>
+              <w:t xml:space="preserve">O director </w:t>
+            </w:r>
+            <w:r>
+              <w:rPr>
+                <w:b w:val="0"/>
+                <w:bCs w:val="0"/>
+              </w:rPr>
+              <w:t>deverá ter acesso ao relatório de consumo de energia</w:t>
+            </w:r>
+            <w:r>
+              <w:rPr>
+                <w:b w:val="0"/>
+                <w:bCs w:val="0"/>
+              </w:rPr>
+              <w:t>.</w:t>
+            </w:r>
+          </w:p>
+        </w:tc>
+      </w:tr>
+      <w:tr>
+        <w:trPr>
+          <w:trHeight w:val="566"/>
+        </w:trPr>
+        <w:tc>
+          <w:tcPr>
+            <w:cnfStyle w:val="001000000000" w:firstRow="0" w:lastRow="0" w:firstColumn="1" w:lastColumn="0" w:oddVBand="0" w:evenVBand="0" w:oddHBand="0" w:evenHBand="0" w:firstRowFirstColumn="0" w:firstRowLastColumn="0" w:lastRowFirstColumn="0" w:lastRowLastColumn="0"/>
+            <w:tcW w:w="4508" w:type="dxa"/>
+            <w:tcBorders>
+              <w:top w:val="single" w:sz="4" w:space="0" w:color="95B3D7" w:themeColor="accent1" w:themeTint="99"/>
+              <w:left w:val="single" w:sz="4" w:space="0" w:color="95B3D7" w:themeColor="accent1" w:themeTint="99"/>
+              <w:bottom w:val="single" w:sz="4" w:space="0" w:color="95B3D7" w:themeColor="accent1" w:themeTint="99"/>
+              <w:right w:val="single" w:sz="4" w:space="0" w:color="95B3D7" w:themeColor="accent1" w:themeTint="99"/>
+            </w:tcBorders>
+            <w:vAlign w:val="center"/>
+            <w:hideMark/>
+          </w:tcPr>
+          <w:p>
+            <w:pPr>
+              <w:rPr>
+                <w:rFonts w:ascii="Arial" w:hAnsi="Arial"/>
+              </w:rPr>
+            </w:pPr>
+            <w:r>
+              <w:t>Pré-condições</w:t>
+            </w:r>
+          </w:p>
+        </w:tc>
+        <w:tc>
+          <w:tcPr>
+            <w:tcW w:w="4508" w:type="dxa"/>
+            <w:tcBorders>
+              <w:top w:val="single" w:sz="4" w:space="0" w:color="95B3D7" w:themeColor="accent1" w:themeTint="99"/>
+              <w:left w:val="single" w:sz="4" w:space="0" w:color="95B3D7" w:themeColor="accent1" w:themeTint="99"/>
+              <w:bottom w:val="single" w:sz="4" w:space="0" w:color="95B3D7" w:themeColor="accent1" w:themeTint="99"/>
+              <w:right w:val="single" w:sz="4" w:space="0" w:color="95B3D7" w:themeColor="accent1" w:themeTint="99"/>
+            </w:tcBorders>
+            <w:vAlign w:val="center"/>
+            <w:hideMark/>
+          </w:tcPr>
+          <w:p>
+            <w:pPr>
+              <w:cnfStyle w:val="000000000000" w:firstRow="0" w:lastRow="0" w:firstColumn="0" w:lastColumn="0" w:oddVBand="0" w:evenVBand="0" w:oddHBand="0" w:evenHBand="0" w:firstRowFirstColumn="0" w:firstRowLastColumn="0" w:lastRowFirstColumn="0" w:lastRowLastColumn="0"/>
+              <w:rPr>
+                <w:rFonts w:ascii="Arial" w:hAnsi="Arial"/>
+              </w:rPr>
+            </w:pPr>
+            <w:r>
+              <w:t>Ser o director da empresa</w:t>
+            </w:r>
+          </w:p>
+        </w:tc>
+      </w:tr>
+      <w:tr>
+        <w:trPr>
+          <w:cnfStyle w:val="000000100000" w:firstRow="0" w:lastRow="0" w:firstColumn="0" w:lastColumn="0" w:oddVBand="0" w:evenVBand="0" w:oddHBand="1" w:evenHBand="0" w:firstRowFirstColumn="0" w:firstRowLastColumn="0" w:lastRowFirstColumn="0" w:lastRowLastColumn="0"/>
+          <w:trHeight w:val="566"/>
+        </w:trPr>
+        <w:tc>
+          <w:tcPr>
+            <w:cnfStyle w:val="001000000000" w:firstRow="0" w:lastRow="0" w:firstColumn="1" w:lastColumn="0" w:oddVBand="0" w:evenVBand="0" w:oddHBand="0" w:evenHBand="0" w:firstRowFirstColumn="0" w:firstRowLastColumn="0" w:lastRowFirstColumn="0" w:lastRowLastColumn="0"/>
+            <w:tcW w:w="9016" w:type="dxa"/>
+            <w:gridSpan w:val="2"/>
+            <w:tcBorders>
+              <w:top w:val="single" w:sz="4" w:space="0" w:color="95B3D7" w:themeColor="accent1" w:themeTint="99"/>
+              <w:left w:val="single" w:sz="4" w:space="0" w:color="95B3D7" w:themeColor="accent1" w:themeTint="99"/>
+              <w:bottom w:val="single" w:sz="4" w:space="0" w:color="95B3D7" w:themeColor="accent1" w:themeTint="99"/>
+              <w:right w:val="single" w:sz="4" w:space="0" w:color="95B3D7" w:themeColor="accent1" w:themeTint="99"/>
+            </w:tcBorders>
+            <w:vAlign w:val="center"/>
+            <w:hideMark/>
+          </w:tcPr>
+          <w:p>
+            <w:pPr>
+              <w:jc w:val="center"/>
+              <w:rPr>
+                <w:rFonts w:ascii="Arial" w:hAnsi="Arial"/>
+              </w:rPr>
+            </w:pPr>
+            <w:r>
+              <w:t>Fluxo Básico</w:t>
+            </w:r>
+          </w:p>
+        </w:tc>
+      </w:tr>
+      <w:tr>
+        <w:trPr>
+          <w:trHeight w:val="566"/>
+        </w:trPr>
+        <w:tc>
+          <w:tcPr>
+            <w:cnfStyle w:val="001000000000" w:firstRow="0" w:lastRow="0" w:firstColumn="1" w:lastColumn="0" w:oddVBand="0" w:evenVBand="0" w:oddHBand="0" w:evenHBand="0" w:firstRowFirstColumn="0" w:firstRowLastColumn="0" w:lastRowFirstColumn="0" w:lastRowLastColumn="0"/>
+            <w:tcW w:w="4508" w:type="dxa"/>
+            <w:tcBorders>
+              <w:top w:val="single" w:sz="4" w:space="0" w:color="95B3D7" w:themeColor="accent1" w:themeTint="99"/>
+              <w:left w:val="single" w:sz="4" w:space="0" w:color="95B3D7" w:themeColor="accent1" w:themeTint="99"/>
+              <w:bottom w:val="single" w:sz="4" w:space="0" w:color="95B3D7" w:themeColor="accent1" w:themeTint="99"/>
+              <w:right w:val="single" w:sz="4" w:space="0" w:color="95B3D7" w:themeColor="accent1" w:themeTint="99"/>
+            </w:tcBorders>
+            <w:vAlign w:val="center"/>
+            <w:hideMark/>
+          </w:tcPr>
+          <w:p>
+            <w:pPr>
+              <w:rPr>
+                <w:rFonts w:ascii="Arial" w:hAnsi="Arial"/>
+              </w:rPr>
+            </w:pPr>
+            <w:r>
+              <w:t>Acção do actor</w:t>
+            </w:r>
+          </w:p>
+        </w:tc>
+        <w:tc>
+          <w:tcPr>
+            <w:tcW w:w="4508" w:type="dxa"/>
+            <w:tcBorders>
+              <w:top w:val="single" w:sz="4" w:space="0" w:color="95B3D7" w:themeColor="accent1" w:themeTint="99"/>
+              <w:left w:val="single" w:sz="4" w:space="0" w:color="95B3D7" w:themeColor="accent1" w:themeTint="99"/>
+              <w:bottom w:val="single" w:sz="4" w:space="0" w:color="95B3D7" w:themeColor="accent1" w:themeTint="99"/>
+              <w:right w:val="single" w:sz="4" w:space="0" w:color="95B3D7" w:themeColor="accent1" w:themeTint="99"/>
+            </w:tcBorders>
+            <w:vAlign w:val="center"/>
+            <w:hideMark/>
+          </w:tcPr>
+          <w:p>
+            <w:pPr>
+              <w:cnfStyle w:val="000000000000" w:firstRow="0" w:lastRow="0" w:firstColumn="0" w:lastColumn="0" w:oddVBand="0" w:evenVBand="0" w:oddHBand="0" w:evenHBand="0" w:firstRowFirstColumn="0" w:firstRowLastColumn="0" w:lastRowFirstColumn="0" w:lastRowLastColumn="0"/>
+              <w:rPr>
+                <w:rFonts w:ascii="Arial" w:hAnsi="Arial"/>
+                <w:b/>
+                <w:bCs/>
+              </w:rPr>
+            </w:pPr>
+            <w:r>
+              <w:rPr>
+                <w:b/>
+                <w:bCs/>
+              </w:rPr>
+              <w:t>Resposta do Sistema</w:t>
+            </w:r>
+          </w:p>
+        </w:tc>
+      </w:tr>
+      <w:tr>
+        <w:trPr>
+          <w:cnfStyle w:val="000000100000" w:firstRow="0" w:lastRow="0" w:firstColumn="0" w:lastColumn="0" w:oddVBand="0" w:evenVBand="0" w:oddHBand="1" w:evenHBand="0" w:firstRowFirstColumn="0" w:firstRowLastColumn="0" w:lastRowFirstColumn="0" w:lastRowLastColumn="0"/>
+          <w:trHeight w:val="566"/>
+        </w:trPr>
+        <w:tc>
+          <w:tcPr>
+            <w:cnfStyle w:val="001000000000" w:firstRow="0" w:lastRow="0" w:firstColumn="1" w:lastColumn="0" w:oddVBand="0" w:evenVBand="0" w:oddHBand="0" w:evenHBand="0" w:firstRowFirstColumn="0" w:firstRowLastColumn="0" w:lastRowFirstColumn="0" w:lastRowLastColumn="0"/>
+            <w:tcW w:w="4508" w:type="dxa"/>
+            <w:tcBorders>
+              <w:top w:val="single" w:sz="4" w:space="0" w:color="95B3D7" w:themeColor="accent1" w:themeTint="99"/>
+              <w:left w:val="single" w:sz="4" w:space="0" w:color="95B3D7" w:themeColor="accent1" w:themeTint="99"/>
+              <w:bottom w:val="single" w:sz="4" w:space="0" w:color="95B3D7" w:themeColor="accent1" w:themeTint="99"/>
+              <w:right w:val="single" w:sz="4" w:space="0" w:color="95B3D7" w:themeColor="accent1" w:themeTint="99"/>
+            </w:tcBorders>
+            <w:vAlign w:val="center"/>
+          </w:tcPr>
+          <w:p>
+            <w:pPr>
+              <w:pStyle w:val="PargrafodaLista"/>
+              <w:numPr>
+                <w:ilvl w:val="2"/>
+                <w:numId w:val="10"/>
+              </w:numPr>
+              <w:rPr>
+                <w:rFonts w:cstheme="minorHAnsi"/>
+              </w:rPr>
+            </w:pPr>
+            <w:r>
+              <w:rPr>
+                <w:rFonts w:cstheme="minorHAnsi"/>
+              </w:rPr>
+              <w:t>Clicar em relatório de consumo</w:t>
+            </w:r>
+          </w:p>
+          <w:p>
+            <w:pPr>
+              <w:pStyle w:val="PargrafodaLista"/>
+              <w:numPr>
+                <w:ilvl w:val="2"/>
+                <w:numId w:val="10"/>
+              </w:numPr>
+              <w:rPr>
+                <w:rFonts w:cstheme="minorHAnsi"/>
+                <w:b w:val="0"/>
+                <w:bCs w:val="0"/>
+              </w:rPr>
+            </w:pPr>
+            <w:r>
+              <w:rPr>
+                <w:rFonts w:cstheme="minorHAnsi"/>
+                <w:b w:val="0"/>
+                <w:bCs w:val="0"/>
+              </w:rPr>
+              <w:t>Escolher a data</w:t>
+            </w:r>
+          </w:p>
+          <w:p>
+            <w:pPr>
+              <w:pStyle w:val="PargrafodaLista"/>
+              <w:numPr>
+                <w:ilvl w:val="2"/>
+                <w:numId w:val="10"/>
+              </w:numPr>
+              <w:rPr>
+                <w:rFonts w:cstheme="minorHAnsi"/>
+                <w:b w:val="0"/>
+                <w:bCs w:val="0"/>
+              </w:rPr>
+            </w:pPr>
+            <w:r>
+              <w:rPr>
+                <w:rFonts w:cstheme="minorHAnsi"/>
+                <w:b w:val="0"/>
+                <w:bCs w:val="0"/>
+              </w:rPr>
+              <w:t>Clicar em extrair relatório de consumo</w:t>
+            </w:r>
+          </w:p>
+        </w:tc>
+        <w:tc>
+          <w:tcPr>
+            <w:tcW w:w="4508" w:type="dxa"/>
+            <w:tcBorders>
+              <w:top w:val="single" w:sz="4" w:space="0" w:color="95B3D7" w:themeColor="accent1" w:themeTint="99"/>
+              <w:left w:val="single" w:sz="4" w:space="0" w:color="95B3D7" w:themeColor="accent1" w:themeTint="99"/>
+              <w:bottom w:val="single" w:sz="4" w:space="0" w:color="95B3D7" w:themeColor="accent1" w:themeTint="99"/>
+              <w:right w:val="single" w:sz="4" w:space="0" w:color="95B3D7" w:themeColor="accent1" w:themeTint="99"/>
+            </w:tcBorders>
+            <w:vAlign w:val="center"/>
+          </w:tcPr>
+          <w:p>
+            <w:pPr>
+              <w:pStyle w:val="PargrafodaLista"/>
+              <w:numPr>
+                <w:ilvl w:val="0"/>
+                <w:numId w:val="11"/>
+              </w:numPr>
+              <w:cnfStyle w:val="000000100000" w:firstRow="0" w:lastRow="0" w:firstColumn="0" w:lastColumn="0" w:oddVBand="0" w:evenVBand="0" w:oddHBand="1" w:evenHBand="0" w:firstRowFirstColumn="0" w:firstRowLastColumn="0" w:lastRowFirstColumn="0" w:lastRowLastColumn="0"/>
+              <w:rPr>
+                <w:rFonts w:ascii="Arial" w:hAnsi="Arial"/>
+              </w:rPr>
+            </w:pPr>
+            <w:r>
+              <w:t>Apresentar a área para extrair o consumo.</w:t>
+            </w:r>
+          </w:p>
+          <w:p>
+            <w:pPr>
+              <w:pStyle w:val="PargrafodaLista"/>
+              <w:numPr>
+                <w:ilvl w:val="0"/>
+                <w:numId w:val="11"/>
+              </w:numPr>
+              <w:cnfStyle w:val="000000100000" w:firstRow="0" w:lastRow="0" w:firstColumn="0" w:lastColumn="0" w:oddVBand="0" w:evenVBand="0" w:oddHBand="1" w:evenHBand="0" w:firstRowFirstColumn="0" w:firstRowLastColumn="0" w:lastRowFirstColumn="0" w:lastRowLastColumn="0"/>
+              <w:rPr>
+                <w:rFonts w:ascii="Arial" w:hAnsi="Arial"/>
+              </w:rPr>
+            </w:pPr>
+            <w:r>
+              <w:t>Filtrar a data</w:t>
+            </w:r>
+          </w:p>
+          <w:p>
+            <w:pPr>
+              <w:pStyle w:val="PargrafodaLista"/>
+              <w:numPr>
+                <w:ilvl w:val="0"/>
+                <w:numId w:val="11"/>
+              </w:numPr>
+              <w:cnfStyle w:val="000000100000" w:firstRow="0" w:lastRow="0" w:firstColumn="0" w:lastColumn="0" w:oddVBand="0" w:evenVBand="0" w:oddHBand="1" w:evenHBand="0" w:firstRowFirstColumn="0" w:firstRowLastColumn="0" w:lastRowFirstColumn="0" w:lastRowLastColumn="0"/>
+              <w:rPr>
+                <w:rFonts w:ascii="Arial" w:hAnsi="Arial"/>
+              </w:rPr>
+            </w:pPr>
+            <w:r>
+              <w:t>Apresentar o relatório de consumo</w:t>
+            </w:r>
+          </w:p>
+          <w:p>
+            <w:pPr>
+              <w:cnfStyle w:val="000000100000" w:firstRow="0" w:lastRow="0" w:firstColumn="0" w:lastColumn="0" w:oddVBand="0" w:evenVBand="0" w:oddHBand="1" w:evenHBand="0" w:firstRowFirstColumn="0" w:firstRowLastColumn="0" w:lastRowFirstColumn="0" w:lastRowLastColumn="0"/>
+              <w:rPr>
+                <w:rFonts w:ascii="Arial" w:hAnsi="Arial"/>
+              </w:rPr>
+            </w:pPr>
+          </w:p>
+        </w:tc>
+      </w:tr>
+    </w:tbl>
+    <w:p>
+      <w:pPr>
+        <w:tabs>
+          <w:tab w:val="left" w:pos="930"/>
+        </w:tabs>
+        <w:jc w:val="center"/>
+        <w:rPr>
+          <w:b/>
+          <w:sz w:val="28"/>
+          <w:szCs w:val="28"/>
+        </w:rPr>
+      </w:pPr>
+    </w:p>
+    <w:p>
+      <w:pPr>
+        <w:rPr>
+          <w:b/>
+          <w:sz w:val="28"/>
+          <w:szCs w:val="28"/>
+        </w:rPr>
+      </w:pPr>
+      <w:r>
+        <w:rPr>
+          <w:b/>
+          <w:sz w:val="28"/>
+          <w:szCs w:val="28"/>
+        </w:rPr>
+        <w:br w:type="page"/>
+      </w:r>
+    </w:p>
+    <w:p>
+      <w:pPr>
+        <w:tabs>
+          <w:tab w:val="left" w:pos="930"/>
+        </w:tabs>
+        <w:jc w:val="center"/>
+        <w:rPr>
+          <w:b/>
+          <w:sz w:val="28"/>
+          <w:szCs w:val="28"/>
+        </w:rPr>
+      </w:pPr>
+    </w:p>
+    <w:tbl>
+      <w:tblPr>
+        <w:tblStyle w:val="TabeladeGrelha4-Destaque12"/>
+        <w:tblW w:w="0" w:type="auto"/>
+        <w:tblInd w:w="0" w:type="dxa"/>
+        <w:tblLook w:val="04A0" w:firstRow="1" w:lastRow="0" w:firstColumn="1" w:lastColumn="0" w:noHBand="0" w:noVBand="1"/>
+      </w:tblPr>
+      <w:tblGrid>
+        <w:gridCol w:w="5180"/>
+        <w:gridCol w:w="3540"/>
+      </w:tblGrid>
+      <w:tr>
+        <w:trPr>
+          <w:cnfStyle w:val="100000000000" w:firstRow="1" w:lastRow="0" w:firstColumn="0" w:lastColumn="0" w:oddVBand="0" w:evenVBand="0" w:oddHBand="0" w:evenHBand="0" w:firstRowFirstColumn="0" w:firstRowLastColumn="0" w:lastRowFirstColumn="0" w:lastRowLastColumn="0"/>
+          <w:trHeight w:val="418"/>
+        </w:trPr>
+        <w:tc>
+          <w:tcPr>
+            <w:cnfStyle w:val="001000000000" w:firstRow="0" w:lastRow="0" w:firstColumn="1" w:lastColumn="0" w:oddVBand="0" w:evenVBand="0" w:oddHBand="0" w:evenHBand="0" w:firstRowFirstColumn="0" w:firstRowLastColumn="0" w:lastRowFirstColumn="0" w:lastRowLastColumn="0"/>
+            <w:tcW w:w="4508" w:type="dxa"/>
+            <w:tcBorders>
+              <w:right w:val="nil"/>
+            </w:tcBorders>
+            <w:vAlign w:val="center"/>
+            <w:hideMark/>
+          </w:tcPr>
+          <w:p>
+            <w:pPr>
+              <w:rPr>
+                <w:rFonts w:ascii="Arial" w:hAnsi="Arial"/>
+              </w:rPr>
+            </w:pPr>
+            <w:r>
+              <w:t>Nome do caso de uso</w:t>
+            </w:r>
+          </w:p>
+        </w:tc>
+        <w:tc>
+          <w:tcPr>
+            <w:tcW w:w="4508" w:type="dxa"/>
+            <w:tcBorders>
+              <w:left w:val="nil"/>
+            </w:tcBorders>
+            <w:vAlign w:val="center"/>
+            <w:hideMark/>
+          </w:tcPr>
+          <w:p>
+            <w:pPr>
+              <w:pStyle w:val="PargrafodaLista"/>
+              <w:numPr>
+                <w:ilvl w:val="0"/>
+                <w:numId w:val="4"/>
+              </w:numPr>
+              <w:jc w:val="both"/>
+              <w:cnfStyle w:val="100000000000" w:firstRow="1" w:lastRow="0" w:firstColumn="0" w:lastColumn="0" w:oddVBand="0" w:evenVBand="0" w:oddHBand="0" w:evenHBand="0" w:firstRowFirstColumn="0" w:firstRowLastColumn="0" w:lastRowFirstColumn="0" w:lastRowLastColumn="0"/>
+            </w:pPr>
+            <w:r>
+              <w:t>Extrair o relatório de</w:t>
+            </w:r>
+            <w:r>
+              <w:t xml:space="preserve"> </w:t>
+            </w:r>
+            <w:r>
+              <w:t>pagamento</w:t>
+            </w:r>
+          </w:p>
+        </w:tc>
+      </w:tr>
+      <w:tr>
+        <w:trPr>
+          <w:cnfStyle w:val="000000100000" w:firstRow="0" w:lastRow="0" w:firstColumn="0" w:lastColumn="0" w:oddVBand="0" w:evenVBand="0" w:oddHBand="1" w:evenHBand="0" w:firstRowFirstColumn="0" w:firstRowLastColumn="0" w:lastRowFirstColumn="0" w:lastRowLastColumn="0"/>
+        </w:trPr>
+        <w:tc>
+          <w:tcPr>
+            <w:cnfStyle w:val="001000000000" w:firstRow="0" w:lastRow="0" w:firstColumn="1" w:lastColumn="0" w:oddVBand="0" w:evenVBand="0" w:oddHBand="0" w:evenHBand="0" w:firstRowFirstColumn="0" w:firstRowLastColumn="0" w:lastRowFirstColumn="0" w:lastRowLastColumn="0"/>
+            <w:tcW w:w="4508" w:type="dxa"/>
+            <w:tcBorders>
+              <w:top w:val="single" w:sz="4" w:space="0" w:color="95B3D7" w:themeColor="accent1" w:themeTint="99"/>
+              <w:left w:val="single" w:sz="4" w:space="0" w:color="95B3D7" w:themeColor="accent1" w:themeTint="99"/>
+              <w:bottom w:val="single" w:sz="4" w:space="0" w:color="95B3D7" w:themeColor="accent1" w:themeTint="99"/>
+              <w:right w:val="single" w:sz="4" w:space="0" w:color="95B3D7" w:themeColor="accent1" w:themeTint="99"/>
+            </w:tcBorders>
+            <w:vAlign w:val="center"/>
+            <w:hideMark/>
+          </w:tcPr>
+          <w:p>
+            <w:pPr>
+              <w:rPr>
+                <w:rFonts w:ascii="Arial" w:hAnsi="Arial"/>
+              </w:rPr>
+            </w:pPr>
+            <w:r>
+              <w:t>Autor</w:t>
+            </w:r>
+          </w:p>
+        </w:tc>
+        <w:tc>
+          <w:tcPr>
+            <w:tcW w:w="4508" w:type="dxa"/>
+            <w:tcBorders>
+              <w:top w:val="single" w:sz="4" w:space="0" w:color="95B3D7" w:themeColor="accent1" w:themeTint="99"/>
+              <w:left w:val="single" w:sz="4" w:space="0" w:color="95B3D7" w:themeColor="accent1" w:themeTint="99"/>
+              <w:bottom w:val="single" w:sz="4" w:space="0" w:color="95B3D7" w:themeColor="accent1" w:themeTint="99"/>
+              <w:right w:val="single" w:sz="4" w:space="0" w:color="95B3D7" w:themeColor="accent1" w:themeTint="99"/>
+            </w:tcBorders>
+            <w:vAlign w:val="center"/>
+            <w:hideMark/>
+          </w:tcPr>
+          <w:p>
+            <w:pPr>
+              <w:cnfStyle w:val="000000100000" w:firstRow="0" w:lastRow="0" w:firstColumn="0" w:lastColumn="0" w:oddVBand="0" w:evenVBand="0" w:oddHBand="1" w:evenHBand="0" w:firstRowFirstColumn="0" w:firstRowLastColumn="0" w:lastRowFirstColumn="0" w:lastRowLastColumn="0"/>
+              <w:rPr>
+                <w:rFonts w:ascii="Arial" w:hAnsi="Arial"/>
+              </w:rPr>
+            </w:pPr>
+            <w:proofErr w:type="spellStart"/>
+            <w:r>
+              <w:t>diretor</w:t>
+            </w:r>
+            <w:proofErr w:type="spellEnd"/>
+          </w:p>
+        </w:tc>
+      </w:tr>
+      <w:tr>
+        <w:tc>
+          <w:tcPr>
+            <w:cnfStyle w:val="001000000000" w:firstRow="0" w:lastRow="0" w:firstColumn="1" w:lastColumn="0" w:oddVBand="0" w:evenVBand="0" w:oddHBand="0" w:evenHBand="0" w:firstRowFirstColumn="0" w:firstRowLastColumn="0" w:lastRowFirstColumn="0" w:lastRowLastColumn="0"/>
+            <w:tcW w:w="4508" w:type="dxa"/>
+            <w:tcBorders>
+              <w:top w:val="single" w:sz="4" w:space="0" w:color="95B3D7" w:themeColor="accent1" w:themeTint="99"/>
+              <w:left w:val="single" w:sz="4" w:space="0" w:color="95B3D7" w:themeColor="accent1" w:themeTint="99"/>
+              <w:bottom w:val="single" w:sz="4" w:space="0" w:color="95B3D7" w:themeColor="accent1" w:themeTint="99"/>
+              <w:right w:val="single" w:sz="4" w:space="0" w:color="95B3D7" w:themeColor="accent1" w:themeTint="99"/>
+            </w:tcBorders>
+            <w:vAlign w:val="center"/>
+            <w:hideMark/>
+          </w:tcPr>
+          <w:p>
+            <w:pPr>
+              <w:rPr>
+                <w:rFonts w:ascii="Arial" w:hAnsi="Arial"/>
+              </w:rPr>
+            </w:pPr>
+            <w:r>
+              <w:t>Propósito</w:t>
+            </w:r>
+          </w:p>
+        </w:tc>
+        <w:tc>
+          <w:tcPr>
+            <w:tcW w:w="4508" w:type="dxa"/>
+            <w:tcBorders>
+              <w:top w:val="single" w:sz="4" w:space="0" w:color="95B3D7" w:themeColor="accent1" w:themeTint="99"/>
+              <w:left w:val="single" w:sz="4" w:space="0" w:color="95B3D7" w:themeColor="accent1" w:themeTint="99"/>
+              <w:bottom w:val="single" w:sz="4" w:space="0" w:color="95B3D7" w:themeColor="accent1" w:themeTint="99"/>
+              <w:right w:val="single" w:sz="4" w:space="0" w:color="95B3D7" w:themeColor="accent1" w:themeTint="99"/>
+            </w:tcBorders>
+            <w:vAlign w:val="center"/>
+            <w:hideMark/>
+          </w:tcPr>
+          <w:p>
+            <w:pPr>
+              <w:cnfStyle w:val="000000000000" w:firstRow="0" w:lastRow="0" w:firstColumn="0" w:lastColumn="0" w:oddVBand="0" w:evenVBand="0" w:oddHBand="0" w:evenHBand="0" w:firstRowFirstColumn="0" w:firstRowLastColumn="0" w:lastRowFirstColumn="0" w:lastRowLastColumn="0"/>
+              <w:rPr>
+                <w:rFonts w:ascii="Arial" w:hAnsi="Arial"/>
+              </w:rPr>
+            </w:pPr>
+            <w:r>
+              <w:t>Monitorar a variação dos gastos</w:t>
+            </w:r>
+            <w:r>
+              <w:t xml:space="preserve"> </w:t>
+            </w:r>
+          </w:p>
+        </w:tc>
+      </w:tr>
+      <w:tr>
+        <w:trPr>
+          <w:cnfStyle w:val="000000100000" w:firstRow="0" w:lastRow="0" w:firstColumn="0" w:lastColumn="0" w:oddVBand="0" w:evenVBand="0" w:oddHBand="1" w:evenHBand="0" w:firstRowFirstColumn="0" w:firstRowLastColumn="0" w:lastRowFirstColumn="0" w:lastRowLastColumn="0"/>
+          <w:trHeight w:val="1593"/>
+        </w:trPr>
+        <w:tc>
+          <w:tcPr>
+            <w:cnfStyle w:val="001000000000" w:firstRow="0" w:lastRow="0" w:firstColumn="1" w:lastColumn="0" w:oddVBand="0" w:evenVBand="0" w:oddHBand="0" w:evenHBand="0" w:firstRowFirstColumn="0" w:firstRowLastColumn="0" w:lastRowFirstColumn="0" w:lastRowLastColumn="0"/>
+            <w:tcW w:w="9016" w:type="dxa"/>
+            <w:gridSpan w:val="2"/>
+            <w:tcBorders>
+              <w:top w:val="single" w:sz="4" w:space="0" w:color="95B3D7" w:themeColor="accent1" w:themeTint="99"/>
+              <w:left w:val="single" w:sz="4" w:space="0" w:color="95B3D7" w:themeColor="accent1" w:themeTint="99"/>
+              <w:bottom w:val="single" w:sz="4" w:space="0" w:color="95B3D7" w:themeColor="accent1" w:themeTint="99"/>
+              <w:right w:val="single" w:sz="4" w:space="0" w:color="95B3D7" w:themeColor="accent1" w:themeTint="99"/>
+            </w:tcBorders>
+            <w:vAlign w:val="center"/>
+            <w:hideMark/>
+          </w:tcPr>
+          <w:p>
+            <w:pPr>
+              <w:rPr>
+                <w:rFonts w:ascii="Arial" w:hAnsi="Arial"/>
+              </w:rPr>
+            </w:pPr>
+            <w:r>
+              <w:t xml:space="preserve">Resumo: </w:t>
+            </w:r>
+            <w:r>
+              <w:rPr>
+                <w:b w:val="0"/>
+                <w:bCs w:val="0"/>
+              </w:rPr>
+              <w:t xml:space="preserve">O director deverá </w:t>
+            </w:r>
+            <w:r>
+              <w:rPr>
+                <w:b w:val="0"/>
+                <w:bCs w:val="0"/>
+              </w:rPr>
+              <w:t xml:space="preserve">ter acesso ao relatório dos gastos de pagamento </w:t>
+            </w:r>
+            <w:r>
+              <w:rPr>
+                <w:b w:val="0"/>
+                <w:bCs w:val="0"/>
+              </w:rPr>
+              <w:t>de energia.</w:t>
+            </w:r>
+          </w:p>
+        </w:tc>
+      </w:tr>
+      <w:tr>
+        <w:trPr>
+          <w:trHeight w:val="566"/>
+        </w:trPr>
+        <w:tc>
+          <w:tcPr>
+            <w:cnfStyle w:val="001000000000" w:firstRow="0" w:lastRow="0" w:firstColumn="1" w:lastColumn="0" w:oddVBand="0" w:evenVBand="0" w:oddHBand="0" w:evenHBand="0" w:firstRowFirstColumn="0" w:firstRowLastColumn="0" w:lastRowFirstColumn="0" w:lastRowLastColumn="0"/>
+            <w:tcW w:w="4508" w:type="dxa"/>
+            <w:tcBorders>
+              <w:top w:val="single" w:sz="4" w:space="0" w:color="95B3D7" w:themeColor="accent1" w:themeTint="99"/>
+              <w:left w:val="single" w:sz="4" w:space="0" w:color="95B3D7" w:themeColor="accent1" w:themeTint="99"/>
+              <w:bottom w:val="single" w:sz="4" w:space="0" w:color="95B3D7" w:themeColor="accent1" w:themeTint="99"/>
+              <w:right w:val="single" w:sz="4" w:space="0" w:color="95B3D7" w:themeColor="accent1" w:themeTint="99"/>
+            </w:tcBorders>
+            <w:vAlign w:val="center"/>
+            <w:hideMark/>
+          </w:tcPr>
+          <w:p>
+            <w:pPr>
+              <w:rPr>
+                <w:rFonts w:ascii="Arial" w:hAnsi="Arial"/>
+              </w:rPr>
+            </w:pPr>
+            <w:r>
+              <w:t>Pré-condições</w:t>
+            </w:r>
+          </w:p>
+        </w:tc>
+        <w:tc>
+          <w:tcPr>
+            <w:tcW w:w="4508" w:type="dxa"/>
+            <w:tcBorders>
+              <w:top w:val="single" w:sz="4" w:space="0" w:color="95B3D7" w:themeColor="accent1" w:themeTint="99"/>
+              <w:left w:val="single" w:sz="4" w:space="0" w:color="95B3D7" w:themeColor="accent1" w:themeTint="99"/>
+              <w:bottom w:val="single" w:sz="4" w:space="0" w:color="95B3D7" w:themeColor="accent1" w:themeTint="99"/>
+              <w:right w:val="single" w:sz="4" w:space="0" w:color="95B3D7" w:themeColor="accent1" w:themeTint="99"/>
+            </w:tcBorders>
+            <w:vAlign w:val="center"/>
+            <w:hideMark/>
+          </w:tcPr>
+          <w:p>
+            <w:pPr>
+              <w:cnfStyle w:val="000000000000" w:firstRow="0" w:lastRow="0" w:firstColumn="0" w:lastColumn="0" w:oddVBand="0" w:evenVBand="0" w:oddHBand="0" w:evenHBand="0" w:firstRowFirstColumn="0" w:firstRowLastColumn="0" w:lastRowFirstColumn="0" w:lastRowLastColumn="0"/>
+              <w:rPr>
+                <w:rFonts w:ascii="Arial" w:hAnsi="Arial"/>
+              </w:rPr>
+            </w:pPr>
+            <w:r>
+              <w:t>Ser o director da empresa</w:t>
+            </w:r>
+          </w:p>
+        </w:tc>
+      </w:tr>
+      <w:tr>
+        <w:trPr>
+          <w:cnfStyle w:val="000000100000" w:firstRow="0" w:lastRow="0" w:firstColumn="0" w:lastColumn="0" w:oddVBand="0" w:evenVBand="0" w:oddHBand="1" w:evenHBand="0" w:firstRowFirstColumn="0" w:firstRowLastColumn="0" w:lastRowFirstColumn="0" w:lastRowLastColumn="0"/>
+          <w:trHeight w:val="566"/>
+        </w:trPr>
+        <w:tc>
+          <w:tcPr>
+            <w:cnfStyle w:val="001000000000" w:firstRow="0" w:lastRow="0" w:firstColumn="1" w:lastColumn="0" w:oddVBand="0" w:evenVBand="0" w:oddHBand="0" w:evenHBand="0" w:firstRowFirstColumn="0" w:firstRowLastColumn="0" w:lastRowFirstColumn="0" w:lastRowLastColumn="0"/>
+            <w:tcW w:w="9016" w:type="dxa"/>
+            <w:gridSpan w:val="2"/>
+            <w:tcBorders>
+              <w:top w:val="single" w:sz="4" w:space="0" w:color="95B3D7" w:themeColor="accent1" w:themeTint="99"/>
+              <w:left w:val="single" w:sz="4" w:space="0" w:color="95B3D7" w:themeColor="accent1" w:themeTint="99"/>
+              <w:bottom w:val="single" w:sz="4" w:space="0" w:color="95B3D7" w:themeColor="accent1" w:themeTint="99"/>
+              <w:right w:val="single" w:sz="4" w:space="0" w:color="95B3D7" w:themeColor="accent1" w:themeTint="99"/>
+            </w:tcBorders>
+            <w:vAlign w:val="center"/>
+            <w:hideMark/>
+          </w:tcPr>
+          <w:p>
+            <w:pPr>
+              <w:jc w:val="center"/>
+              <w:rPr>
+                <w:rFonts w:ascii="Arial" w:hAnsi="Arial"/>
+              </w:rPr>
+            </w:pPr>
+            <w:r>
+              <w:t>Fluxo Básico</w:t>
+            </w:r>
+          </w:p>
+        </w:tc>
+      </w:tr>
+      <w:tr>
+        <w:trPr>
+          <w:trHeight w:val="566"/>
+        </w:trPr>
+        <w:tc>
+          <w:tcPr>
+            <w:cnfStyle w:val="001000000000" w:firstRow="0" w:lastRow="0" w:firstColumn="1" w:lastColumn="0" w:oddVBand="0" w:evenVBand="0" w:oddHBand="0" w:evenHBand="0" w:firstRowFirstColumn="0" w:firstRowLastColumn="0" w:lastRowFirstColumn="0" w:lastRowLastColumn="0"/>
+            <w:tcW w:w="4508" w:type="dxa"/>
+            <w:tcBorders>
+              <w:top w:val="single" w:sz="4" w:space="0" w:color="95B3D7" w:themeColor="accent1" w:themeTint="99"/>
+              <w:left w:val="single" w:sz="4" w:space="0" w:color="95B3D7" w:themeColor="accent1" w:themeTint="99"/>
+              <w:bottom w:val="single" w:sz="4" w:space="0" w:color="95B3D7" w:themeColor="accent1" w:themeTint="99"/>
+              <w:right w:val="single" w:sz="4" w:space="0" w:color="95B3D7" w:themeColor="accent1" w:themeTint="99"/>
+            </w:tcBorders>
+            <w:vAlign w:val="center"/>
+            <w:hideMark/>
+          </w:tcPr>
+          <w:p>
+            <w:pPr>
+              <w:rPr>
+                <w:rFonts w:ascii="Arial" w:hAnsi="Arial"/>
+              </w:rPr>
+            </w:pPr>
+            <w:r>
+              <w:t>Acção do actor</w:t>
+            </w:r>
+          </w:p>
+        </w:tc>
+        <w:tc>
+          <w:tcPr>
+            <w:tcW w:w="4508" w:type="dxa"/>
+            <w:tcBorders>
+              <w:top w:val="single" w:sz="4" w:space="0" w:color="95B3D7" w:themeColor="accent1" w:themeTint="99"/>
+              <w:left w:val="single" w:sz="4" w:space="0" w:color="95B3D7" w:themeColor="accent1" w:themeTint="99"/>
+              <w:bottom w:val="single" w:sz="4" w:space="0" w:color="95B3D7" w:themeColor="accent1" w:themeTint="99"/>
+              <w:right w:val="single" w:sz="4" w:space="0" w:color="95B3D7" w:themeColor="accent1" w:themeTint="99"/>
+            </w:tcBorders>
+            <w:vAlign w:val="center"/>
+            <w:hideMark/>
+          </w:tcPr>
+          <w:p>
+            <w:pPr>
+              <w:cnfStyle w:val="000000000000" w:firstRow="0" w:lastRow="0" w:firstColumn="0" w:lastColumn="0" w:oddVBand="0" w:evenVBand="0" w:oddHBand="0" w:evenHBand="0" w:firstRowFirstColumn="0" w:firstRowLastColumn="0" w:lastRowFirstColumn="0" w:lastRowLastColumn="0"/>
+              <w:rPr>
+                <w:rFonts w:ascii="Arial" w:hAnsi="Arial"/>
+                <w:b/>
+                <w:bCs/>
+              </w:rPr>
+            </w:pPr>
+            <w:r>
+              <w:rPr>
+                <w:b/>
+                <w:bCs/>
+              </w:rPr>
+              <w:t>Resposta do Sistema</w:t>
+            </w:r>
+          </w:p>
+        </w:tc>
+      </w:tr>
+      <w:tr>
+        <w:trPr>
+          <w:cnfStyle w:val="000000100000" w:firstRow="0" w:lastRow="0" w:firstColumn="0" w:lastColumn="0" w:oddVBand="0" w:evenVBand="0" w:oddHBand="1" w:evenHBand="0" w:firstRowFirstColumn="0" w:firstRowLastColumn="0" w:lastRowFirstColumn="0" w:lastRowLastColumn="0"/>
+          <w:trHeight w:val="566"/>
+        </w:trPr>
+        <w:tc>
+          <w:tcPr>
+            <w:cnfStyle w:val="001000000000" w:firstRow="0" w:lastRow="0" w:firstColumn="1" w:lastColumn="0" w:oddVBand="0" w:evenVBand="0" w:oddHBand="0" w:evenHBand="0" w:firstRowFirstColumn="0" w:firstRowLastColumn="0" w:lastRowFirstColumn="0" w:lastRowLastColumn="0"/>
+            <w:tcW w:w="4508" w:type="dxa"/>
+            <w:tcBorders>
+              <w:top w:val="single" w:sz="4" w:space="0" w:color="95B3D7" w:themeColor="accent1" w:themeTint="99"/>
+              <w:left w:val="single" w:sz="4" w:space="0" w:color="95B3D7" w:themeColor="accent1" w:themeTint="99"/>
+              <w:bottom w:val="single" w:sz="4" w:space="0" w:color="95B3D7" w:themeColor="accent1" w:themeTint="99"/>
+              <w:right w:val="single" w:sz="4" w:space="0" w:color="95B3D7" w:themeColor="accent1" w:themeTint="99"/>
+            </w:tcBorders>
+            <w:vAlign w:val="center"/>
+          </w:tcPr>
+          <w:p>
+            <w:pPr>
+              <w:pStyle w:val="PargrafodaLista"/>
+              <w:numPr>
+                <w:ilvl w:val="2"/>
+                <w:numId w:val="11"/>
+              </w:numPr>
+              <w:rPr>
+                <w:rFonts w:cstheme="minorHAnsi"/>
+              </w:rPr>
+            </w:pPr>
+            <w:bookmarkStart w:id="0" w:name="_GoBack"/>
+            <w:bookmarkEnd w:id="0"/>
+            <w:r>
+              <w:rPr>
+                <w:rFonts w:cstheme="minorHAnsi"/>
+              </w:rPr>
+              <w:t xml:space="preserve">Clicar em relatório de </w:t>
+            </w:r>
+            <w:r>
+              <w:rPr>
+                <w:rFonts w:cstheme="minorHAnsi"/>
+              </w:rPr>
+              <w:t xml:space="preserve">pagamento energia </w:t>
+            </w:r>
+          </w:p>
+          <w:p>
+            <w:pPr>
+              <w:pStyle w:val="PargrafodaLista"/>
+              <w:numPr>
+                <w:ilvl w:val="2"/>
+                <w:numId w:val="11"/>
+              </w:numPr>
+              <w:rPr>
+                <w:rFonts w:cstheme="minorHAnsi"/>
+                <w:b w:val="0"/>
+                <w:bCs w:val="0"/>
+              </w:rPr>
+            </w:pPr>
+            <w:r>
+              <w:rPr>
+                <w:rFonts w:cstheme="minorHAnsi"/>
+                <w:b w:val="0"/>
+                <w:bCs w:val="0"/>
+              </w:rPr>
+              <w:t>Escolher a data</w:t>
+            </w:r>
+          </w:p>
+          <w:p>
+            <w:pPr>
+              <w:pStyle w:val="PargrafodaLista"/>
+              <w:numPr>
+                <w:ilvl w:val="2"/>
+                <w:numId w:val="11"/>
+              </w:numPr>
+              <w:rPr>
+                <w:rFonts w:cstheme="minorHAnsi"/>
+                <w:b w:val="0"/>
+                <w:bCs w:val="0"/>
+              </w:rPr>
+            </w:pPr>
+            <w:r>
+              <w:rPr>
+                <w:rFonts w:cstheme="minorHAnsi"/>
+                <w:b w:val="0"/>
+                <w:bCs w:val="0"/>
+              </w:rPr>
+              <w:t xml:space="preserve">Clicar em extrair relatório de </w:t>
+            </w:r>
+            <w:r>
+              <w:rPr>
+                <w:rFonts w:cstheme="minorHAnsi"/>
+                <w:b w:val="0"/>
+                <w:bCs w:val="0"/>
+              </w:rPr>
+              <w:t>pagamento de energia</w:t>
+            </w:r>
+          </w:p>
+        </w:tc>
+        <w:tc>
+          <w:tcPr>
+            <w:tcW w:w="4508" w:type="dxa"/>
+            <w:tcBorders>
+              <w:top w:val="single" w:sz="4" w:space="0" w:color="95B3D7" w:themeColor="accent1" w:themeTint="99"/>
+              <w:left w:val="single" w:sz="4" w:space="0" w:color="95B3D7" w:themeColor="accent1" w:themeTint="99"/>
+              <w:bottom w:val="single" w:sz="4" w:space="0" w:color="95B3D7" w:themeColor="accent1" w:themeTint="99"/>
+              <w:right w:val="single" w:sz="4" w:space="0" w:color="95B3D7" w:themeColor="accent1" w:themeTint="99"/>
+            </w:tcBorders>
+            <w:vAlign w:val="center"/>
+          </w:tcPr>
+          <w:p>
+            <w:pPr>
+              <w:pStyle w:val="PargrafodaLista"/>
+              <w:numPr>
+                <w:ilvl w:val="0"/>
+                <w:numId w:val="12"/>
+              </w:numPr>
+              <w:cnfStyle w:val="000000100000" w:firstRow="0" w:lastRow="0" w:firstColumn="0" w:lastColumn="0" w:oddVBand="0" w:evenVBand="0" w:oddHBand="1" w:evenHBand="0" w:firstRowFirstColumn="0" w:firstRowLastColumn="0" w:lastRowFirstColumn="0" w:lastRowLastColumn="0"/>
+              <w:rPr>
+                <w:rFonts w:ascii="Arial" w:hAnsi="Arial"/>
+              </w:rPr>
+            </w:pPr>
+            <w:r>
+              <w:t xml:space="preserve">Apresentar a área para extrair o </w:t>
+            </w:r>
+            <w:r>
+              <w:t>pagamento</w:t>
+            </w:r>
+            <w:r>
+              <w:t>.</w:t>
+            </w:r>
+          </w:p>
+          <w:p>
+            <w:pPr>
+              <w:pStyle w:val="PargrafodaLista"/>
+              <w:numPr>
+                <w:ilvl w:val="0"/>
+                <w:numId w:val="12"/>
+              </w:numPr>
+              <w:cnfStyle w:val="000000100000" w:firstRow="0" w:lastRow="0" w:firstColumn="0" w:lastColumn="0" w:oddVBand="0" w:evenVBand="0" w:oddHBand="1" w:evenHBand="0" w:firstRowFirstColumn="0" w:firstRowLastColumn="0" w:lastRowFirstColumn="0" w:lastRowLastColumn="0"/>
+              <w:rPr>
+                <w:rFonts w:ascii="Arial" w:hAnsi="Arial"/>
+              </w:rPr>
+            </w:pPr>
+            <w:r>
+              <w:t>Filtrar a data</w:t>
+            </w:r>
+          </w:p>
+          <w:p>
+            <w:pPr>
+              <w:pStyle w:val="PargrafodaLista"/>
+              <w:numPr>
+                <w:ilvl w:val="0"/>
+                <w:numId w:val="12"/>
+              </w:numPr>
+              <w:cnfStyle w:val="000000100000" w:firstRow="0" w:lastRow="0" w:firstColumn="0" w:lastColumn="0" w:oddVBand="0" w:evenVBand="0" w:oddHBand="1" w:evenHBand="0" w:firstRowFirstColumn="0" w:firstRowLastColumn="0" w:lastRowFirstColumn="0" w:lastRowLastColumn="0"/>
+              <w:rPr>
+                <w:rFonts w:ascii="Arial" w:hAnsi="Arial"/>
+              </w:rPr>
+            </w:pPr>
+            <w:r>
+              <w:t xml:space="preserve">Apresentar o relatório de </w:t>
+            </w:r>
+            <w:r>
+              <w:t>pagamento de energia</w:t>
+            </w:r>
+          </w:p>
+          <w:p>
+            <w:pPr>
+              <w:cnfStyle w:val="000000100000" w:firstRow="0" w:lastRow="0" w:firstColumn="0" w:lastColumn="0" w:oddVBand="0" w:evenVBand="0" w:oddHBand="1" w:evenHBand="0" w:firstRowFirstColumn="0" w:firstRowLastColumn="0" w:lastRowFirstColumn="0" w:lastRowLastColumn="0"/>
+              <w:rPr>
+                <w:rFonts w:ascii="Arial" w:hAnsi="Arial"/>
+              </w:rPr>
+            </w:pPr>
+          </w:p>
+        </w:tc>
+      </w:tr>
+    </w:tbl>
+    <w:p>
+      <w:pPr>
+        <w:tabs>
+          <w:tab w:val="left" w:pos="930"/>
+        </w:tabs>
+        <w:jc w:val="center"/>
+        <w:rPr>
+          <w:b/>
+          <w:sz w:val="28"/>
+          <w:szCs w:val="28"/>
+        </w:rPr>
+      </w:pPr>
     </w:p>
     <w:sectPr>
       <w:pgSz w:w="11906" w:h="16838"/>
@@ -802,6 +4248,192 @@
 <file path=word/numbering.xml><?xml version="1.0" encoding="utf-8"?>
 <w:numbering xmlns:wpc="http://schemas.microsoft.com/office/word/2010/wordprocessingCanvas" xmlns:mc="http://schemas.openxmlformats.org/markup-compatibility/2006" xmlns:o="urn:schemas-microsoft-com:office:office" xmlns:r="http://schemas.openxmlformats.org/officeDocument/2006/relationships" xmlns:m="http://schemas.openxmlformats.org/officeDocument/2006/math" xmlns:v="urn:schemas-microsoft-com:vml" xmlns:wp14="http://schemas.microsoft.com/office/word/2010/wordprocessingDrawing" xmlns:wp="http://schemas.openxmlformats.org/drawingml/2006/wordprocessingDrawing" xmlns:w10="urn:schemas-microsoft-com:office:word" xmlns:w="http://schemas.openxmlformats.org/wordprocessingml/2006/main" xmlns:w14="http://schemas.microsoft.com/office/word/2010/wordml" xmlns:wpg="http://schemas.microsoft.com/office/word/2010/wordprocessingGroup" xmlns:wpi="http://schemas.microsoft.com/office/word/2010/wordprocessingInk" xmlns:wne="http://schemas.microsoft.com/office/word/2006/wordml" xmlns:wps="http://schemas.microsoft.com/office/word/2010/wordprocessingShape" mc:Ignorable="w14 wp14">
   <w:abstractNum w:abstractNumId="0">
+    <w:nsid w:val="011403AD"/>
+    <w:multiLevelType w:val="multilevel"/>
+    <w:tmpl w:val="FF3AE1A2"/>
+    <w:lvl w:ilvl="0">
+      <w:start w:val="1"/>
+      <w:numFmt w:val="bullet"/>
+      <w:lvlText w:val=""/>
+      <w:lvlJc w:val="left"/>
+      <w:pPr>
+        <w:ind w:left="720" w:hanging="360"/>
+      </w:pPr>
+      <w:rPr>
+        <w:rFonts w:ascii="Symbol" w:hAnsi="Symbol" w:hint="default"/>
+      </w:rPr>
+    </w:lvl>
+    <w:lvl w:ilvl="1">
+      <w:start w:val="1"/>
+      <w:numFmt w:val="decimal"/>
+      <w:isLgl/>
+      <w:lvlText w:val="%1.%2"/>
+      <w:lvlJc w:val="left"/>
+      <w:pPr>
+        <w:ind w:left="720" w:hanging="360"/>
+      </w:pPr>
+    </w:lvl>
+    <w:lvl w:ilvl="2">
+      <w:start w:val="1"/>
+      <w:numFmt w:val="decimal"/>
+      <w:isLgl/>
+      <w:lvlText w:val="%1.%2.%3"/>
+      <w:lvlJc w:val="left"/>
+      <w:pPr>
+        <w:ind w:left="1080" w:hanging="720"/>
+      </w:pPr>
+    </w:lvl>
+    <w:lvl w:ilvl="3">
+      <w:start w:val="1"/>
+      <w:numFmt w:val="decimal"/>
+      <w:isLgl/>
+      <w:lvlText w:val="%1.%2.%3.%4"/>
+      <w:lvlJc w:val="left"/>
+      <w:pPr>
+        <w:ind w:left="1080" w:hanging="720"/>
+      </w:pPr>
+    </w:lvl>
+    <w:lvl w:ilvl="4">
+      <w:start w:val="1"/>
+      <w:numFmt w:val="decimal"/>
+      <w:isLgl/>
+      <w:lvlText w:val="%1.%2.%3.%4.%5"/>
+      <w:lvlJc w:val="left"/>
+      <w:pPr>
+        <w:ind w:left="1440" w:hanging="1080"/>
+      </w:pPr>
+    </w:lvl>
+    <w:lvl w:ilvl="5">
+      <w:start w:val="1"/>
+      <w:numFmt w:val="decimal"/>
+      <w:isLgl/>
+      <w:lvlText w:val="%1.%2.%3.%4.%5.%6"/>
+      <w:lvlJc w:val="left"/>
+      <w:pPr>
+        <w:ind w:left="1800" w:hanging="1440"/>
+      </w:pPr>
+    </w:lvl>
+    <w:lvl w:ilvl="6">
+      <w:start w:val="1"/>
+      <w:numFmt w:val="decimal"/>
+      <w:isLgl/>
+      <w:lvlText w:val="%1.%2.%3.%4.%5.%6.%7"/>
+      <w:lvlJc w:val="left"/>
+      <w:pPr>
+        <w:ind w:left="1800" w:hanging="1440"/>
+      </w:pPr>
+    </w:lvl>
+    <w:lvl w:ilvl="7">
+      <w:start w:val="1"/>
+      <w:numFmt w:val="decimal"/>
+      <w:isLgl/>
+      <w:lvlText w:val="%1.%2.%3.%4.%5.%6.%7.%8"/>
+      <w:lvlJc w:val="left"/>
+      <w:pPr>
+        <w:ind w:left="2160" w:hanging="1800"/>
+      </w:pPr>
+    </w:lvl>
+    <w:lvl w:ilvl="8">
+      <w:start w:val="1"/>
+      <w:numFmt w:val="decimal"/>
+      <w:isLgl/>
+      <w:lvlText w:val="%1.%2.%3.%4.%5.%6.%7.%8.%9"/>
+      <w:lvlJc w:val="left"/>
+      <w:pPr>
+        <w:ind w:left="2160" w:hanging="1800"/>
+      </w:pPr>
+    </w:lvl>
+  </w:abstractNum>
+  <w:abstractNum w:abstractNumId="1">
+    <w:nsid w:val="1AA97D9F"/>
+    <w:multiLevelType w:val="hybridMultilevel"/>
+    <w:tmpl w:val="ECE0F436"/>
+    <w:lvl w:ilvl="0" w:tplc="C1E6096C">
+      <w:start w:val="1"/>
+      <w:numFmt w:val="decimal"/>
+      <w:lvlText w:val="%1"/>
+      <w:lvlJc w:val="left"/>
+      <w:pPr>
+        <w:ind w:left="720" w:hanging="360"/>
+      </w:pPr>
+      <w:rPr>
+        <w:rFonts w:asciiTheme="minorHAnsi" w:hAnsiTheme="minorHAnsi" w:cstheme="minorHAnsi" w:hint="default"/>
+      </w:rPr>
+    </w:lvl>
+    <w:lvl w:ilvl="1" w:tplc="04160019" w:tentative="1">
+      <w:start w:val="1"/>
+      <w:numFmt w:val="lowerLetter"/>
+      <w:lvlText w:val="%2."/>
+      <w:lvlJc w:val="left"/>
+      <w:pPr>
+        <w:ind w:left="1440" w:hanging="360"/>
+      </w:pPr>
+    </w:lvl>
+    <w:lvl w:ilvl="2" w:tplc="0416001B">
+      <w:start w:val="1"/>
+      <w:numFmt w:val="lowerRoman"/>
+      <w:lvlText w:val="%3."/>
+      <w:lvlJc w:val="right"/>
+      <w:pPr>
+        <w:ind w:left="2160" w:hanging="180"/>
+      </w:pPr>
+    </w:lvl>
+    <w:lvl w:ilvl="3" w:tplc="0416000F" w:tentative="1">
+      <w:start w:val="1"/>
+      <w:numFmt w:val="decimal"/>
+      <w:lvlText w:val="%4."/>
+      <w:lvlJc w:val="left"/>
+      <w:pPr>
+        <w:ind w:left="2880" w:hanging="360"/>
+      </w:pPr>
+    </w:lvl>
+    <w:lvl w:ilvl="4" w:tplc="04160019" w:tentative="1">
+      <w:start w:val="1"/>
+      <w:numFmt w:val="lowerLetter"/>
+      <w:lvlText w:val="%5."/>
+      <w:lvlJc w:val="left"/>
+      <w:pPr>
+        <w:ind w:left="3600" w:hanging="360"/>
+      </w:pPr>
+    </w:lvl>
+    <w:lvl w:ilvl="5" w:tplc="0416001B" w:tentative="1">
+      <w:start w:val="1"/>
+      <w:numFmt w:val="lowerRoman"/>
+      <w:lvlText w:val="%6."/>
+      <w:lvlJc w:val="right"/>
+      <w:pPr>
+        <w:ind w:left="4320" w:hanging="180"/>
+      </w:pPr>
+    </w:lvl>
+    <w:lvl w:ilvl="6" w:tplc="0416000F" w:tentative="1">
+      <w:start w:val="1"/>
+      <w:numFmt w:val="decimal"/>
+      <w:lvlText w:val="%7."/>
+      <w:lvlJc w:val="left"/>
+      <w:pPr>
+        <w:ind w:left="5040" w:hanging="360"/>
+      </w:pPr>
+    </w:lvl>
+    <w:lvl w:ilvl="7" w:tplc="04160019" w:tentative="1">
+      <w:start w:val="1"/>
+      <w:numFmt w:val="lowerLetter"/>
+      <w:lvlText w:val="%8."/>
+      <w:lvlJc w:val="left"/>
+      <w:pPr>
+        <w:ind w:left="5760" w:hanging="360"/>
+      </w:pPr>
+    </w:lvl>
+    <w:lvl w:ilvl="8" w:tplc="0416001B" w:tentative="1">
+      <w:start w:val="1"/>
+      <w:numFmt w:val="lowerRoman"/>
+      <w:lvlText w:val="%9."/>
+      <w:lvlJc w:val="right"/>
+      <w:pPr>
+        <w:ind w:left="6480" w:hanging="180"/>
+      </w:pPr>
+    </w:lvl>
+  </w:abstractNum>
+  <w:abstractNum w:abstractNumId="2">
     <w:nsid w:val="34240D1B"/>
     <w:multiLevelType w:val="hybridMultilevel"/>
     <w:tmpl w:val="FC6205F0"/>
@@ -887,7 +4519,96 @@
       </w:pPr>
     </w:lvl>
   </w:abstractNum>
-  <w:abstractNum w:abstractNumId="1">
+  <w:abstractNum w:abstractNumId="3">
+    <w:nsid w:val="4A321D4A"/>
+    <w:multiLevelType w:val="hybridMultilevel"/>
+    <w:tmpl w:val="8A1CD872"/>
+    <w:lvl w:ilvl="0" w:tplc="0C000001">
+      <w:start w:val="1"/>
+      <w:numFmt w:val="bullet"/>
+      <w:lvlText w:val=""/>
+      <w:lvlJc w:val="left"/>
+      <w:pPr>
+        <w:ind w:left="360" w:hanging="360"/>
+      </w:pPr>
+      <w:rPr>
+        <w:rFonts w:ascii="Symbol" w:hAnsi="Symbol" w:hint="default"/>
+      </w:rPr>
+    </w:lvl>
+    <w:lvl w:ilvl="1" w:tplc="FFFFFFFF">
+      <w:start w:val="1"/>
+      <w:numFmt w:val="lowerLetter"/>
+      <w:lvlText w:val="%2."/>
+      <w:lvlJc w:val="left"/>
+      <w:pPr>
+        <w:ind w:left="1080" w:hanging="360"/>
+      </w:pPr>
+    </w:lvl>
+    <w:lvl w:ilvl="2" w:tplc="FFFFFFFF">
+      <w:start w:val="1"/>
+      <w:numFmt w:val="decimal"/>
+      <w:lvlText w:val="%3."/>
+      <w:lvlJc w:val="left"/>
+      <w:pPr>
+        <w:ind w:left="1980" w:hanging="360"/>
+      </w:pPr>
+    </w:lvl>
+    <w:lvl w:ilvl="3" w:tplc="FFFFFFFF">
+      <w:start w:val="2"/>
+      <w:numFmt w:val="decimal"/>
+      <w:lvlText w:val="%4"/>
+      <w:lvlJc w:val="left"/>
+      <w:pPr>
+        <w:ind w:left="2520" w:hanging="360"/>
+      </w:pPr>
+    </w:lvl>
+    <w:lvl w:ilvl="4" w:tplc="FFFFFFFF">
+      <w:start w:val="1"/>
+      <w:numFmt w:val="lowerLetter"/>
+      <w:lvlText w:val="%5."/>
+      <w:lvlJc w:val="left"/>
+      <w:pPr>
+        <w:ind w:left="3240" w:hanging="360"/>
+      </w:pPr>
+    </w:lvl>
+    <w:lvl w:ilvl="5" w:tplc="FFFFFFFF">
+      <w:start w:val="1"/>
+      <w:numFmt w:val="lowerRoman"/>
+      <w:lvlText w:val="%6."/>
+      <w:lvlJc w:val="right"/>
+      <w:pPr>
+        <w:ind w:left="3960" w:hanging="180"/>
+      </w:pPr>
+    </w:lvl>
+    <w:lvl w:ilvl="6" w:tplc="FFFFFFFF">
+      <w:start w:val="1"/>
+      <w:numFmt w:val="decimal"/>
+      <w:lvlText w:val="%7."/>
+      <w:lvlJc w:val="left"/>
+      <w:pPr>
+        <w:ind w:left="4680" w:hanging="360"/>
+      </w:pPr>
+    </w:lvl>
+    <w:lvl w:ilvl="7" w:tplc="FFFFFFFF">
+      <w:start w:val="1"/>
+      <w:numFmt w:val="lowerLetter"/>
+      <w:lvlText w:val="%8."/>
+      <w:lvlJc w:val="left"/>
+      <w:pPr>
+        <w:ind w:left="5400" w:hanging="360"/>
+      </w:pPr>
+    </w:lvl>
+    <w:lvl w:ilvl="8" w:tplc="FFFFFFFF">
+      <w:start w:val="1"/>
+      <w:numFmt w:val="lowerRoman"/>
+      <w:lvlText w:val="%9."/>
+      <w:lvlJc w:val="right"/>
+      <w:pPr>
+        <w:ind w:left="6120" w:hanging="180"/>
+      </w:pPr>
+    </w:lvl>
+  </w:abstractNum>
+  <w:abstractNum w:abstractNumId="4">
     <w:nsid w:val="53413D22"/>
     <w:multiLevelType w:val="hybridMultilevel"/>
     <w:tmpl w:val="668EB040"/>
@@ -976,7 +4697,458 @@
       </w:pPr>
     </w:lvl>
   </w:abstractNum>
-  <w:abstractNum w:abstractNumId="2">
+  <w:abstractNum w:abstractNumId="5">
+    <w:nsid w:val="5641400E"/>
+    <w:multiLevelType w:val="hybridMultilevel"/>
+    <w:tmpl w:val="1DE06EDA"/>
+    <w:lvl w:ilvl="0" w:tplc="0816000F">
+      <w:start w:val="1"/>
+      <w:numFmt w:val="decimal"/>
+      <w:lvlText w:val="%1."/>
+      <w:lvlJc w:val="left"/>
+      <w:pPr>
+        <w:ind w:left="720" w:hanging="360"/>
+      </w:pPr>
+    </w:lvl>
+    <w:lvl w:ilvl="1" w:tplc="08160019">
+      <w:start w:val="1"/>
+      <w:numFmt w:val="lowerLetter"/>
+      <w:lvlText w:val="%2."/>
+      <w:lvlJc w:val="left"/>
+      <w:pPr>
+        <w:ind w:left="1440" w:hanging="360"/>
+      </w:pPr>
+    </w:lvl>
+    <w:lvl w:ilvl="2" w:tplc="0816001B">
+      <w:start w:val="1"/>
+      <w:numFmt w:val="lowerRoman"/>
+      <w:lvlText w:val="%3."/>
+      <w:lvlJc w:val="right"/>
+      <w:pPr>
+        <w:ind w:left="2160" w:hanging="180"/>
+      </w:pPr>
+    </w:lvl>
+    <w:lvl w:ilvl="3" w:tplc="0816000F">
+      <w:start w:val="1"/>
+      <w:numFmt w:val="decimal"/>
+      <w:lvlText w:val="%4."/>
+      <w:lvlJc w:val="left"/>
+      <w:pPr>
+        <w:ind w:left="2880" w:hanging="360"/>
+      </w:pPr>
+    </w:lvl>
+    <w:lvl w:ilvl="4" w:tplc="08160019">
+      <w:start w:val="1"/>
+      <w:numFmt w:val="lowerLetter"/>
+      <w:lvlText w:val="%5."/>
+      <w:lvlJc w:val="left"/>
+      <w:pPr>
+        <w:ind w:left="3600" w:hanging="360"/>
+      </w:pPr>
+    </w:lvl>
+    <w:lvl w:ilvl="5" w:tplc="0816001B">
+      <w:start w:val="1"/>
+      <w:numFmt w:val="lowerRoman"/>
+      <w:lvlText w:val="%6."/>
+      <w:lvlJc w:val="right"/>
+      <w:pPr>
+        <w:ind w:left="4320" w:hanging="180"/>
+      </w:pPr>
+    </w:lvl>
+    <w:lvl w:ilvl="6" w:tplc="0816000F">
+      <w:start w:val="1"/>
+      <w:numFmt w:val="decimal"/>
+      <w:lvlText w:val="%7."/>
+      <w:lvlJc w:val="left"/>
+      <w:pPr>
+        <w:ind w:left="5040" w:hanging="360"/>
+      </w:pPr>
+    </w:lvl>
+    <w:lvl w:ilvl="7" w:tplc="08160019">
+      <w:start w:val="1"/>
+      <w:numFmt w:val="lowerLetter"/>
+      <w:lvlText w:val="%8."/>
+      <w:lvlJc w:val="left"/>
+      <w:pPr>
+        <w:ind w:left="5760" w:hanging="360"/>
+      </w:pPr>
+    </w:lvl>
+    <w:lvl w:ilvl="8" w:tplc="0816001B">
+      <w:start w:val="1"/>
+      <w:numFmt w:val="lowerRoman"/>
+      <w:lvlText w:val="%9."/>
+      <w:lvlJc w:val="right"/>
+      <w:pPr>
+        <w:ind w:left="6480" w:hanging="180"/>
+      </w:pPr>
+    </w:lvl>
+  </w:abstractNum>
+  <w:abstractNum w:abstractNumId="6">
+    <w:nsid w:val="69F53725"/>
+    <w:multiLevelType w:val="hybridMultilevel"/>
+    <w:tmpl w:val="4606C8EE"/>
+    <w:lvl w:ilvl="0" w:tplc="7FECE73A">
+      <w:start w:val="1"/>
+      <w:numFmt w:val="decimal"/>
+      <w:lvlText w:val="%1"/>
+      <w:lvlJc w:val="left"/>
+      <w:pPr>
+        <w:ind w:left="720" w:hanging="360"/>
+      </w:pPr>
+      <w:rPr>
+        <w:rFonts w:asciiTheme="minorHAnsi" w:hAnsiTheme="minorHAnsi" w:hint="default"/>
+      </w:rPr>
+    </w:lvl>
+    <w:lvl w:ilvl="1" w:tplc="04160019" w:tentative="1">
+      <w:start w:val="1"/>
+      <w:numFmt w:val="lowerLetter"/>
+      <w:lvlText w:val="%2."/>
+      <w:lvlJc w:val="left"/>
+      <w:pPr>
+        <w:ind w:left="1440" w:hanging="360"/>
+      </w:pPr>
+    </w:lvl>
+    <w:lvl w:ilvl="2" w:tplc="0416001B">
+      <w:start w:val="1"/>
+      <w:numFmt w:val="lowerRoman"/>
+      <w:lvlText w:val="%3."/>
+      <w:lvlJc w:val="right"/>
+      <w:pPr>
+        <w:ind w:left="2160" w:hanging="180"/>
+      </w:pPr>
+    </w:lvl>
+    <w:lvl w:ilvl="3" w:tplc="0416000F" w:tentative="1">
+      <w:start w:val="1"/>
+      <w:numFmt w:val="decimal"/>
+      <w:lvlText w:val="%4."/>
+      <w:lvlJc w:val="left"/>
+      <w:pPr>
+        <w:ind w:left="2880" w:hanging="360"/>
+      </w:pPr>
+    </w:lvl>
+    <w:lvl w:ilvl="4" w:tplc="04160019" w:tentative="1">
+      <w:start w:val="1"/>
+      <w:numFmt w:val="lowerLetter"/>
+      <w:lvlText w:val="%5."/>
+      <w:lvlJc w:val="left"/>
+      <w:pPr>
+        <w:ind w:left="3600" w:hanging="360"/>
+      </w:pPr>
+    </w:lvl>
+    <w:lvl w:ilvl="5" w:tplc="0416001B" w:tentative="1">
+      <w:start w:val="1"/>
+      <w:numFmt w:val="lowerRoman"/>
+      <w:lvlText w:val="%6."/>
+      <w:lvlJc w:val="right"/>
+      <w:pPr>
+        <w:ind w:left="4320" w:hanging="180"/>
+      </w:pPr>
+    </w:lvl>
+    <w:lvl w:ilvl="6" w:tplc="0416000F" w:tentative="1">
+      <w:start w:val="1"/>
+      <w:numFmt w:val="decimal"/>
+      <w:lvlText w:val="%7."/>
+      <w:lvlJc w:val="left"/>
+      <w:pPr>
+        <w:ind w:left="5040" w:hanging="360"/>
+      </w:pPr>
+    </w:lvl>
+    <w:lvl w:ilvl="7" w:tplc="04160019" w:tentative="1">
+      <w:start w:val="1"/>
+      <w:numFmt w:val="lowerLetter"/>
+      <w:lvlText w:val="%8."/>
+      <w:lvlJc w:val="left"/>
+      <w:pPr>
+        <w:ind w:left="5760" w:hanging="360"/>
+      </w:pPr>
+    </w:lvl>
+    <w:lvl w:ilvl="8" w:tplc="0416001B" w:tentative="1">
+      <w:start w:val="1"/>
+      <w:numFmt w:val="lowerRoman"/>
+      <w:lvlText w:val="%9."/>
+      <w:lvlJc w:val="right"/>
+      <w:pPr>
+        <w:ind w:left="6480" w:hanging="180"/>
+      </w:pPr>
+    </w:lvl>
+  </w:abstractNum>
+  <w:abstractNum w:abstractNumId="7">
+    <w:nsid w:val="6D022A5F"/>
+    <w:multiLevelType w:val="hybridMultilevel"/>
+    <w:tmpl w:val="16E491A4"/>
+    <w:lvl w:ilvl="0" w:tplc="5254F390">
+      <w:start w:val="1"/>
+      <w:numFmt w:val="decimal"/>
+      <w:lvlText w:val="%1"/>
+      <w:lvlJc w:val="left"/>
+      <w:pPr>
+        <w:ind w:left="720" w:hanging="360"/>
+      </w:pPr>
+      <w:rPr>
+        <w:rFonts w:asciiTheme="minorHAnsi" w:hAnsiTheme="minorHAnsi" w:hint="default"/>
+      </w:rPr>
+    </w:lvl>
+    <w:lvl w:ilvl="1" w:tplc="04160019" w:tentative="1">
+      <w:start w:val="1"/>
+      <w:numFmt w:val="lowerLetter"/>
+      <w:lvlText w:val="%2."/>
+      <w:lvlJc w:val="left"/>
+      <w:pPr>
+        <w:ind w:left="1440" w:hanging="360"/>
+      </w:pPr>
+    </w:lvl>
+    <w:lvl w:ilvl="2" w:tplc="B0100972">
+      <w:start w:val="1"/>
+      <w:numFmt w:val="decimal"/>
+      <w:lvlText w:val="%3"/>
+      <w:lvlJc w:val="right"/>
+      <w:pPr>
+        <w:ind w:left="2160" w:hanging="180"/>
+      </w:pPr>
+      <w:rPr>
+        <w:rFonts w:asciiTheme="minorHAnsi" w:eastAsiaTheme="minorHAnsi" w:hAnsiTheme="minorHAnsi" w:cstheme="minorHAnsi"/>
+      </w:rPr>
+    </w:lvl>
+    <w:lvl w:ilvl="3" w:tplc="0416000F" w:tentative="1">
+      <w:start w:val="1"/>
+      <w:numFmt w:val="decimal"/>
+      <w:lvlText w:val="%4."/>
+      <w:lvlJc w:val="left"/>
+      <w:pPr>
+        <w:ind w:left="2880" w:hanging="360"/>
+      </w:pPr>
+    </w:lvl>
+    <w:lvl w:ilvl="4" w:tplc="04160019" w:tentative="1">
+      <w:start w:val="1"/>
+      <w:numFmt w:val="lowerLetter"/>
+      <w:lvlText w:val="%5."/>
+      <w:lvlJc w:val="left"/>
+      <w:pPr>
+        <w:ind w:left="3600" w:hanging="360"/>
+      </w:pPr>
+    </w:lvl>
+    <w:lvl w:ilvl="5" w:tplc="0416001B" w:tentative="1">
+      <w:start w:val="1"/>
+      <w:numFmt w:val="lowerRoman"/>
+      <w:lvlText w:val="%6."/>
+      <w:lvlJc w:val="right"/>
+      <w:pPr>
+        <w:ind w:left="4320" w:hanging="180"/>
+      </w:pPr>
+    </w:lvl>
+    <w:lvl w:ilvl="6" w:tplc="0416000F" w:tentative="1">
+      <w:start w:val="1"/>
+      <w:numFmt w:val="decimal"/>
+      <w:lvlText w:val="%7."/>
+      <w:lvlJc w:val="left"/>
+      <w:pPr>
+        <w:ind w:left="5040" w:hanging="360"/>
+      </w:pPr>
+    </w:lvl>
+    <w:lvl w:ilvl="7" w:tplc="04160019" w:tentative="1">
+      <w:start w:val="1"/>
+      <w:numFmt w:val="lowerLetter"/>
+      <w:lvlText w:val="%8."/>
+      <w:lvlJc w:val="left"/>
+      <w:pPr>
+        <w:ind w:left="5760" w:hanging="360"/>
+      </w:pPr>
+    </w:lvl>
+    <w:lvl w:ilvl="8" w:tplc="0416001B" w:tentative="1">
+      <w:start w:val="1"/>
+      <w:numFmt w:val="lowerRoman"/>
+      <w:lvlText w:val="%9."/>
+      <w:lvlJc w:val="right"/>
+      <w:pPr>
+        <w:ind w:left="6480" w:hanging="180"/>
+      </w:pPr>
+    </w:lvl>
+  </w:abstractNum>
+  <w:abstractNum w:abstractNumId="8">
+    <w:nsid w:val="71291145"/>
+    <w:multiLevelType w:val="hybridMultilevel"/>
+    <w:tmpl w:val="5BE86E7E"/>
+    <w:lvl w:ilvl="0" w:tplc="89DAFE0A">
+      <w:start w:val="1"/>
+      <w:numFmt w:val="decimal"/>
+      <w:lvlText w:val="%1"/>
+      <w:lvlJc w:val="left"/>
+      <w:pPr>
+        <w:ind w:left="720" w:hanging="360"/>
+      </w:pPr>
+      <w:rPr>
+        <w:rFonts w:asciiTheme="minorHAnsi" w:hAnsiTheme="minorHAnsi" w:hint="default"/>
+      </w:rPr>
+    </w:lvl>
+    <w:lvl w:ilvl="1" w:tplc="04160019" w:tentative="1">
+      <w:start w:val="1"/>
+      <w:numFmt w:val="lowerLetter"/>
+      <w:lvlText w:val="%2."/>
+      <w:lvlJc w:val="left"/>
+      <w:pPr>
+        <w:ind w:left="1440" w:hanging="360"/>
+      </w:pPr>
+    </w:lvl>
+    <w:lvl w:ilvl="2" w:tplc="4D88E4D8">
+      <w:start w:val="1"/>
+      <w:numFmt w:val="decimal"/>
+      <w:lvlText w:val="%3"/>
+      <w:lvlJc w:val="right"/>
+      <w:pPr>
+        <w:ind w:left="2160" w:hanging="180"/>
+      </w:pPr>
+      <w:rPr>
+        <w:rFonts w:asciiTheme="minorHAnsi" w:eastAsiaTheme="minorHAnsi" w:hAnsiTheme="minorHAnsi" w:cstheme="minorHAnsi"/>
+      </w:rPr>
+    </w:lvl>
+    <w:lvl w:ilvl="3" w:tplc="0416000F" w:tentative="1">
+      <w:start w:val="1"/>
+      <w:numFmt w:val="decimal"/>
+      <w:lvlText w:val="%4."/>
+      <w:lvlJc w:val="left"/>
+      <w:pPr>
+        <w:ind w:left="2880" w:hanging="360"/>
+      </w:pPr>
+    </w:lvl>
+    <w:lvl w:ilvl="4" w:tplc="04160019" w:tentative="1">
+      <w:start w:val="1"/>
+      <w:numFmt w:val="lowerLetter"/>
+      <w:lvlText w:val="%5."/>
+      <w:lvlJc w:val="left"/>
+      <w:pPr>
+        <w:ind w:left="3600" w:hanging="360"/>
+      </w:pPr>
+    </w:lvl>
+    <w:lvl w:ilvl="5" w:tplc="0416001B" w:tentative="1">
+      <w:start w:val="1"/>
+      <w:numFmt w:val="lowerRoman"/>
+      <w:lvlText w:val="%6."/>
+      <w:lvlJc w:val="right"/>
+      <w:pPr>
+        <w:ind w:left="4320" w:hanging="180"/>
+      </w:pPr>
+    </w:lvl>
+    <w:lvl w:ilvl="6" w:tplc="0416000F" w:tentative="1">
+      <w:start w:val="1"/>
+      <w:numFmt w:val="decimal"/>
+      <w:lvlText w:val="%7."/>
+      <w:lvlJc w:val="left"/>
+      <w:pPr>
+        <w:ind w:left="5040" w:hanging="360"/>
+      </w:pPr>
+    </w:lvl>
+    <w:lvl w:ilvl="7" w:tplc="04160019" w:tentative="1">
+      <w:start w:val="1"/>
+      <w:numFmt w:val="lowerLetter"/>
+      <w:lvlText w:val="%8."/>
+      <w:lvlJc w:val="left"/>
+      <w:pPr>
+        <w:ind w:left="5760" w:hanging="360"/>
+      </w:pPr>
+    </w:lvl>
+    <w:lvl w:ilvl="8" w:tplc="0416001B" w:tentative="1">
+      <w:start w:val="1"/>
+      <w:numFmt w:val="lowerRoman"/>
+      <w:lvlText w:val="%9."/>
+      <w:lvlJc w:val="right"/>
+      <w:pPr>
+        <w:ind w:left="6480" w:hanging="180"/>
+      </w:pPr>
+    </w:lvl>
+  </w:abstractNum>
+  <w:abstractNum w:abstractNumId="9">
+    <w:nsid w:val="75ED497E"/>
+    <w:multiLevelType w:val="hybridMultilevel"/>
+    <w:tmpl w:val="37320A12"/>
+    <w:lvl w:ilvl="0" w:tplc="BA969FA2">
+      <w:start w:val="1"/>
+      <w:numFmt w:val="decimal"/>
+      <w:lvlText w:val="%1"/>
+      <w:lvlJc w:val="left"/>
+      <w:pPr>
+        <w:ind w:left="720" w:hanging="360"/>
+      </w:pPr>
+      <w:rPr>
+        <w:rFonts w:asciiTheme="minorHAnsi" w:hAnsiTheme="minorHAnsi" w:hint="default"/>
+      </w:rPr>
+    </w:lvl>
+    <w:lvl w:ilvl="1" w:tplc="04160019" w:tentative="1">
+      <w:start w:val="1"/>
+      <w:numFmt w:val="lowerLetter"/>
+      <w:lvlText w:val="%2."/>
+      <w:lvlJc w:val="left"/>
+      <w:pPr>
+        <w:ind w:left="1440" w:hanging="360"/>
+      </w:pPr>
+    </w:lvl>
+    <w:lvl w:ilvl="2" w:tplc="CE44ADCC">
+      <w:start w:val="1"/>
+      <w:numFmt w:val="decimal"/>
+      <w:lvlText w:val="%3"/>
+      <w:lvlJc w:val="right"/>
+      <w:pPr>
+        <w:ind w:left="2160" w:hanging="180"/>
+      </w:pPr>
+      <w:rPr>
+        <w:rFonts w:asciiTheme="minorHAnsi" w:eastAsiaTheme="minorHAnsi" w:hAnsiTheme="minorHAnsi" w:cstheme="minorHAnsi"/>
+      </w:rPr>
+    </w:lvl>
+    <w:lvl w:ilvl="3" w:tplc="0416000F" w:tentative="1">
+      <w:start w:val="1"/>
+      <w:numFmt w:val="decimal"/>
+      <w:lvlText w:val="%4."/>
+      <w:lvlJc w:val="left"/>
+      <w:pPr>
+        <w:ind w:left="2880" w:hanging="360"/>
+      </w:pPr>
+    </w:lvl>
+    <w:lvl w:ilvl="4" w:tplc="04160019" w:tentative="1">
+      <w:start w:val="1"/>
+      <w:numFmt w:val="lowerLetter"/>
+      <w:lvlText w:val="%5."/>
+      <w:lvlJc w:val="left"/>
+      <w:pPr>
+        <w:ind w:left="3600" w:hanging="360"/>
+      </w:pPr>
+    </w:lvl>
+    <w:lvl w:ilvl="5" w:tplc="0416001B" w:tentative="1">
+      <w:start w:val="1"/>
+      <w:numFmt w:val="lowerRoman"/>
+      <w:lvlText w:val="%6."/>
+      <w:lvlJc w:val="right"/>
+      <w:pPr>
+        <w:ind w:left="4320" w:hanging="180"/>
+      </w:pPr>
+    </w:lvl>
+    <w:lvl w:ilvl="6" w:tplc="0416000F" w:tentative="1">
+      <w:start w:val="1"/>
+      <w:numFmt w:val="decimal"/>
+      <w:lvlText w:val="%7."/>
+      <w:lvlJc w:val="left"/>
+      <w:pPr>
+        <w:ind w:left="5040" w:hanging="360"/>
+      </w:pPr>
+    </w:lvl>
+    <w:lvl w:ilvl="7" w:tplc="04160019" w:tentative="1">
+      <w:start w:val="1"/>
+      <w:numFmt w:val="lowerLetter"/>
+      <w:lvlText w:val="%8."/>
+      <w:lvlJc w:val="left"/>
+      <w:pPr>
+        <w:ind w:left="5760" w:hanging="360"/>
+      </w:pPr>
+    </w:lvl>
+    <w:lvl w:ilvl="8" w:tplc="0416001B" w:tentative="1">
+      <w:start w:val="1"/>
+      <w:numFmt w:val="lowerRoman"/>
+      <w:lvlText w:val="%9."/>
+      <w:lvlJc w:val="right"/>
+      <w:pPr>
+        <w:ind w:left="6480" w:hanging="180"/>
+      </w:pPr>
+    </w:lvl>
+  </w:abstractNum>
+  <w:abstractNum w:abstractNumId="10">
     <w:nsid w:val="76B12EA4"/>
     <w:multiLevelType w:val="hybridMultilevel"/>
     <w:tmpl w:val="E796EABA"/>
@@ -1089,14 +5261,207 @@
       </w:rPr>
     </w:lvl>
   </w:abstractNum>
+  <w:abstractNum w:abstractNumId="11">
+    <w:nsid w:val="79311FE4"/>
+    <w:multiLevelType w:val="hybridMultilevel"/>
+    <w:tmpl w:val="D1180322"/>
+    <w:lvl w:ilvl="0" w:tplc="42E6E10A">
+      <w:start w:val="1"/>
+      <w:numFmt w:val="decimal"/>
+      <w:lvlText w:val="%1"/>
+      <w:lvlJc w:val="left"/>
+      <w:pPr>
+        <w:ind w:left="720" w:hanging="360"/>
+      </w:pPr>
+      <w:rPr>
+        <w:rFonts w:asciiTheme="minorHAnsi" w:hAnsiTheme="minorHAnsi" w:hint="default"/>
+      </w:rPr>
+    </w:lvl>
+    <w:lvl w:ilvl="1" w:tplc="04160019" w:tentative="1">
+      <w:start w:val="1"/>
+      <w:numFmt w:val="lowerLetter"/>
+      <w:lvlText w:val="%2."/>
+      <w:lvlJc w:val="left"/>
+      <w:pPr>
+        <w:ind w:left="1440" w:hanging="360"/>
+      </w:pPr>
+    </w:lvl>
+    <w:lvl w:ilvl="2" w:tplc="0416001B" w:tentative="1">
+      <w:start w:val="1"/>
+      <w:numFmt w:val="lowerRoman"/>
+      <w:lvlText w:val="%3."/>
+      <w:lvlJc w:val="right"/>
+      <w:pPr>
+        <w:ind w:left="2160" w:hanging="180"/>
+      </w:pPr>
+    </w:lvl>
+    <w:lvl w:ilvl="3" w:tplc="0416000F" w:tentative="1">
+      <w:start w:val="1"/>
+      <w:numFmt w:val="decimal"/>
+      <w:lvlText w:val="%4."/>
+      <w:lvlJc w:val="left"/>
+      <w:pPr>
+        <w:ind w:left="2880" w:hanging="360"/>
+      </w:pPr>
+    </w:lvl>
+    <w:lvl w:ilvl="4" w:tplc="04160019" w:tentative="1">
+      <w:start w:val="1"/>
+      <w:numFmt w:val="lowerLetter"/>
+      <w:lvlText w:val="%5."/>
+      <w:lvlJc w:val="left"/>
+      <w:pPr>
+        <w:ind w:left="3600" w:hanging="360"/>
+      </w:pPr>
+    </w:lvl>
+    <w:lvl w:ilvl="5" w:tplc="0416001B" w:tentative="1">
+      <w:start w:val="1"/>
+      <w:numFmt w:val="lowerRoman"/>
+      <w:lvlText w:val="%6."/>
+      <w:lvlJc w:val="right"/>
+      <w:pPr>
+        <w:ind w:left="4320" w:hanging="180"/>
+      </w:pPr>
+    </w:lvl>
+    <w:lvl w:ilvl="6" w:tplc="0416000F" w:tentative="1">
+      <w:start w:val="1"/>
+      <w:numFmt w:val="decimal"/>
+      <w:lvlText w:val="%7."/>
+      <w:lvlJc w:val="left"/>
+      <w:pPr>
+        <w:ind w:left="5040" w:hanging="360"/>
+      </w:pPr>
+    </w:lvl>
+    <w:lvl w:ilvl="7" w:tplc="04160019" w:tentative="1">
+      <w:start w:val="1"/>
+      <w:numFmt w:val="lowerLetter"/>
+      <w:lvlText w:val="%8."/>
+      <w:lvlJc w:val="left"/>
+      <w:pPr>
+        <w:ind w:left="5760" w:hanging="360"/>
+      </w:pPr>
+    </w:lvl>
+    <w:lvl w:ilvl="8" w:tplc="0416001B" w:tentative="1">
+      <w:start w:val="1"/>
+      <w:numFmt w:val="lowerRoman"/>
+      <w:lvlText w:val="%9."/>
+      <w:lvlJc w:val="right"/>
+      <w:pPr>
+        <w:ind w:left="6480" w:hanging="180"/>
+      </w:pPr>
+    </w:lvl>
+  </w:abstractNum>
   <w:num w:numId="1">
-    <w:abstractNumId w:val="0"/>
+    <w:abstractNumId w:val="2"/>
   </w:num>
   <w:num w:numId="2">
+    <w:abstractNumId w:val="4"/>
+  </w:num>
+  <w:num w:numId="3">
+    <w:abstractNumId w:val="10"/>
+  </w:num>
+  <w:num w:numId="4">
+    <w:abstractNumId w:val="0"/>
+    <w:lvlOverride w:ilvl="0"/>
+    <w:lvlOverride w:ilvl="1">
+      <w:startOverride w:val="1"/>
+    </w:lvlOverride>
+    <w:lvlOverride w:ilvl="2">
+      <w:startOverride w:val="1"/>
+    </w:lvlOverride>
+    <w:lvlOverride w:ilvl="3">
+      <w:startOverride w:val="1"/>
+    </w:lvlOverride>
+    <w:lvlOverride w:ilvl="4">
+      <w:startOverride w:val="1"/>
+    </w:lvlOverride>
+    <w:lvlOverride w:ilvl="5">
+      <w:startOverride w:val="1"/>
+    </w:lvlOverride>
+    <w:lvlOverride w:ilvl="6">
+      <w:startOverride w:val="1"/>
+    </w:lvlOverride>
+    <w:lvlOverride w:ilvl="7">
+      <w:startOverride w:val="1"/>
+    </w:lvlOverride>
+    <w:lvlOverride w:ilvl="8">
+      <w:startOverride w:val="1"/>
+    </w:lvlOverride>
+  </w:num>
+  <w:num w:numId="5">
+    <w:abstractNumId w:val="3"/>
+    <w:lvlOverride w:ilvl="0"/>
+    <w:lvlOverride w:ilvl="1">
+      <w:startOverride w:val="1"/>
+    </w:lvlOverride>
+    <w:lvlOverride w:ilvl="2">
+      <w:startOverride w:val="1"/>
+    </w:lvlOverride>
+    <w:lvlOverride w:ilvl="3">
+      <w:startOverride w:val="2"/>
+    </w:lvlOverride>
+    <w:lvlOverride w:ilvl="4">
+      <w:startOverride w:val="1"/>
+    </w:lvlOverride>
+    <w:lvlOverride w:ilvl="5">
+      <w:startOverride w:val="1"/>
+    </w:lvlOverride>
+    <w:lvlOverride w:ilvl="6">
+      <w:startOverride w:val="1"/>
+    </w:lvlOverride>
+    <w:lvlOverride w:ilvl="7">
+      <w:startOverride w:val="1"/>
+    </w:lvlOverride>
+    <w:lvlOverride w:ilvl="8">
+      <w:startOverride w:val="1"/>
+    </w:lvlOverride>
+  </w:num>
+  <w:num w:numId="6">
+    <w:abstractNumId w:val="5"/>
+    <w:lvlOverride w:ilvl="0">
+      <w:startOverride w:val="1"/>
+    </w:lvlOverride>
+    <w:lvlOverride w:ilvl="1">
+      <w:startOverride w:val="1"/>
+    </w:lvlOverride>
+    <w:lvlOverride w:ilvl="2">
+      <w:startOverride w:val="1"/>
+    </w:lvlOverride>
+    <w:lvlOverride w:ilvl="3">
+      <w:startOverride w:val="1"/>
+    </w:lvlOverride>
+    <w:lvlOverride w:ilvl="4">
+      <w:startOverride w:val="1"/>
+    </w:lvlOverride>
+    <w:lvlOverride w:ilvl="5">
+      <w:startOverride w:val="1"/>
+    </w:lvlOverride>
+    <w:lvlOverride w:ilvl="6">
+      <w:startOverride w:val="1"/>
+    </w:lvlOverride>
+    <w:lvlOverride w:ilvl="7">
+      <w:startOverride w:val="1"/>
+    </w:lvlOverride>
+    <w:lvlOverride w:ilvl="8">
+      <w:startOverride w:val="1"/>
+    </w:lvlOverride>
+  </w:num>
+  <w:num w:numId="7">
+    <w:abstractNumId w:val="9"/>
+  </w:num>
+  <w:num w:numId="8">
     <w:abstractNumId w:val="1"/>
   </w:num>
-  <w:num w:numId="3">
-    <w:abstractNumId w:val="2"/>
+  <w:num w:numId="9">
+    <w:abstractNumId w:val="6"/>
+  </w:num>
+  <w:num w:numId="10">
+    <w:abstractNumId w:val="7"/>
+  </w:num>
+  <w:num w:numId="11">
+    <w:abstractNumId w:val="8"/>
+  </w:num>
+  <w:num w:numId="12">
+    <w:abstractNumId w:val="11"/>
   </w:num>
 </w:numbering>
 </file>
@@ -1260,6 +5625,7 @@
   <w:style w:type="paragraph" w:default="1" w:styleId="Normal">
     <w:name w:val="Normal"/>
     <w:qFormat/>
+    <w:rsid w:val="00E836AC"/>
   </w:style>
   <w:style w:type="character" w:default="1" w:styleId="Tipodeletrapredefinidodopargrafo">
     <w:name w:val="Default Paragraph Font"/>
@@ -1354,6 +5720,93 @@
       <w:sz w:val="16"/>
       <w:szCs w:val="16"/>
     </w:rPr>
+  </w:style>
+  <w:style w:type="table" w:customStyle="1" w:styleId="TabeladeGrelha4-Destaque12">
+    <w:name w:val="Tabela de Grelha 4 - Destaque 12"/>
+    <w:basedOn w:val="Tabelanormal"/>
+    <w:uiPriority w:val="49"/>
+    <w:rsid w:val="001A0AD1"/>
+    <w:pPr>
+      <w:spacing w:after="0" w:line="240" w:lineRule="auto"/>
+    </w:pPr>
+    <w:rPr>
+      <w:sz w:val="24"/>
+      <w:szCs w:val="24"/>
+      <w:lang w:val="pt-PT"/>
+    </w:rPr>
+    <w:tblPr>
+      <w:tblStyleRowBandSize w:val="1"/>
+      <w:tblStyleColBandSize w:val="1"/>
+      <w:tblBorders>
+        <w:top w:val="single" w:sz="4" w:space="0" w:color="95B3D7" w:themeColor="accent1" w:themeTint="99"/>
+        <w:left w:val="single" w:sz="4" w:space="0" w:color="95B3D7" w:themeColor="accent1" w:themeTint="99"/>
+        <w:bottom w:val="single" w:sz="4" w:space="0" w:color="95B3D7" w:themeColor="accent1" w:themeTint="99"/>
+        <w:right w:val="single" w:sz="4" w:space="0" w:color="95B3D7" w:themeColor="accent1" w:themeTint="99"/>
+        <w:insideH w:val="single" w:sz="4" w:space="0" w:color="95B3D7" w:themeColor="accent1" w:themeTint="99"/>
+        <w:insideV w:val="single" w:sz="4" w:space="0" w:color="95B3D7" w:themeColor="accent1" w:themeTint="99"/>
+      </w:tblBorders>
+      <w:tblCellMar>
+        <w:top w:w="0" w:type="dxa"/>
+        <w:left w:w="108" w:type="dxa"/>
+        <w:bottom w:w="0" w:type="dxa"/>
+        <w:right w:w="108" w:type="dxa"/>
+      </w:tblCellMar>
+    </w:tblPr>
+    <w:tblStylePr w:type="firstRow">
+      <w:rPr>
+        <w:b/>
+        <w:bCs/>
+        <w:color w:val="FFFFFF" w:themeColor="background1"/>
+      </w:rPr>
+      <w:tblPr/>
+      <w:tcPr>
+        <w:tcBorders>
+          <w:top w:val="single" w:sz="4" w:space="0" w:color="4F81BD" w:themeColor="accent1"/>
+          <w:left w:val="single" w:sz="4" w:space="0" w:color="4F81BD" w:themeColor="accent1"/>
+          <w:bottom w:val="single" w:sz="4" w:space="0" w:color="4F81BD" w:themeColor="accent1"/>
+          <w:right w:val="single" w:sz="4" w:space="0" w:color="4F81BD" w:themeColor="accent1"/>
+          <w:insideH w:val="nil"/>
+          <w:insideV w:val="nil"/>
+        </w:tcBorders>
+        <w:shd w:val="clear" w:color="auto" w:fill="4F81BD" w:themeFill="accent1"/>
+      </w:tcPr>
+    </w:tblStylePr>
+    <w:tblStylePr w:type="lastRow">
+      <w:rPr>
+        <w:b/>
+        <w:bCs/>
+      </w:rPr>
+      <w:tblPr/>
+      <w:tcPr>
+        <w:tcBorders>
+          <w:top w:val="double" w:sz="4" w:space="0" w:color="4F81BD" w:themeColor="accent1"/>
+        </w:tcBorders>
+      </w:tcPr>
+    </w:tblStylePr>
+    <w:tblStylePr w:type="firstCol">
+      <w:rPr>
+        <w:b/>
+        <w:bCs/>
+      </w:rPr>
+    </w:tblStylePr>
+    <w:tblStylePr w:type="lastCol">
+      <w:rPr>
+        <w:b/>
+        <w:bCs/>
+      </w:rPr>
+    </w:tblStylePr>
+    <w:tblStylePr w:type="band1Vert">
+      <w:tblPr/>
+      <w:tcPr>
+        <w:shd w:val="clear" w:color="auto" w:fill="DBE5F1" w:themeFill="accent1" w:themeFillTint="33"/>
+      </w:tcPr>
+    </w:tblStylePr>
+    <w:tblStylePr w:type="band1Horz">
+      <w:tblPr/>
+      <w:tcPr>
+        <w:shd w:val="clear" w:color="auto" w:fill="DBE5F1" w:themeFill="accent1" w:themeFillTint="33"/>
+      </w:tcPr>
+    </w:tblStylePr>
   </w:style>
 </w:styles>
 </file>
@@ -1517,6 +5970,7 @@
   <w:style w:type="paragraph" w:default="1" w:styleId="Normal">
     <w:name w:val="Normal"/>
     <w:qFormat/>
+    <w:rsid w:val="00E836AC"/>
   </w:style>
   <w:style w:type="character" w:default="1" w:styleId="Tipodeletrapredefinidodopargrafo">
     <w:name w:val="Default Paragraph Font"/>
@@ -1611,6 +6065,93 @@
       <w:sz w:val="16"/>
       <w:szCs w:val="16"/>
     </w:rPr>
+  </w:style>
+  <w:style w:type="table" w:customStyle="1" w:styleId="TabeladeGrelha4-Destaque12">
+    <w:name w:val="Tabela de Grelha 4 - Destaque 12"/>
+    <w:basedOn w:val="Tabelanormal"/>
+    <w:uiPriority w:val="49"/>
+    <w:rsid w:val="001A0AD1"/>
+    <w:pPr>
+      <w:spacing w:after="0" w:line="240" w:lineRule="auto"/>
+    </w:pPr>
+    <w:rPr>
+      <w:sz w:val="24"/>
+      <w:szCs w:val="24"/>
+      <w:lang w:val="pt-PT"/>
+    </w:rPr>
+    <w:tblPr>
+      <w:tblStyleRowBandSize w:val="1"/>
+      <w:tblStyleColBandSize w:val="1"/>
+      <w:tblBorders>
+        <w:top w:val="single" w:sz="4" w:space="0" w:color="95B3D7" w:themeColor="accent1" w:themeTint="99"/>
+        <w:left w:val="single" w:sz="4" w:space="0" w:color="95B3D7" w:themeColor="accent1" w:themeTint="99"/>
+        <w:bottom w:val="single" w:sz="4" w:space="0" w:color="95B3D7" w:themeColor="accent1" w:themeTint="99"/>
+        <w:right w:val="single" w:sz="4" w:space="0" w:color="95B3D7" w:themeColor="accent1" w:themeTint="99"/>
+        <w:insideH w:val="single" w:sz="4" w:space="0" w:color="95B3D7" w:themeColor="accent1" w:themeTint="99"/>
+        <w:insideV w:val="single" w:sz="4" w:space="0" w:color="95B3D7" w:themeColor="accent1" w:themeTint="99"/>
+      </w:tblBorders>
+      <w:tblCellMar>
+        <w:top w:w="0" w:type="dxa"/>
+        <w:left w:w="108" w:type="dxa"/>
+        <w:bottom w:w="0" w:type="dxa"/>
+        <w:right w:w="108" w:type="dxa"/>
+      </w:tblCellMar>
+    </w:tblPr>
+    <w:tblStylePr w:type="firstRow">
+      <w:rPr>
+        <w:b/>
+        <w:bCs/>
+        <w:color w:val="FFFFFF" w:themeColor="background1"/>
+      </w:rPr>
+      <w:tblPr/>
+      <w:tcPr>
+        <w:tcBorders>
+          <w:top w:val="single" w:sz="4" w:space="0" w:color="4F81BD" w:themeColor="accent1"/>
+          <w:left w:val="single" w:sz="4" w:space="0" w:color="4F81BD" w:themeColor="accent1"/>
+          <w:bottom w:val="single" w:sz="4" w:space="0" w:color="4F81BD" w:themeColor="accent1"/>
+          <w:right w:val="single" w:sz="4" w:space="0" w:color="4F81BD" w:themeColor="accent1"/>
+          <w:insideH w:val="nil"/>
+          <w:insideV w:val="nil"/>
+        </w:tcBorders>
+        <w:shd w:val="clear" w:color="auto" w:fill="4F81BD" w:themeFill="accent1"/>
+      </w:tcPr>
+    </w:tblStylePr>
+    <w:tblStylePr w:type="lastRow">
+      <w:rPr>
+        <w:b/>
+        <w:bCs/>
+      </w:rPr>
+      <w:tblPr/>
+      <w:tcPr>
+        <w:tcBorders>
+          <w:top w:val="double" w:sz="4" w:space="0" w:color="4F81BD" w:themeColor="accent1"/>
+        </w:tcBorders>
+      </w:tcPr>
+    </w:tblStylePr>
+    <w:tblStylePr w:type="firstCol">
+      <w:rPr>
+        <w:b/>
+        <w:bCs/>
+      </w:rPr>
+    </w:tblStylePr>
+    <w:tblStylePr w:type="lastCol">
+      <w:rPr>
+        <w:b/>
+        <w:bCs/>
+      </w:rPr>
+    </w:tblStylePr>
+    <w:tblStylePr w:type="band1Vert">
+      <w:tblPr/>
+      <w:tcPr>
+        <w:shd w:val="clear" w:color="auto" w:fill="DBE5F1" w:themeFill="accent1" w:themeFillTint="33"/>
+      </w:tcPr>
+    </w:tblStylePr>
+    <w:tblStylePr w:type="band1Horz">
+      <w:tblPr/>
+      <w:tcPr>
+        <w:shd w:val="clear" w:color="auto" w:fill="DBE5F1" w:themeFill="accent1" w:themeFillTint="33"/>
+      </w:tcPr>
+    </w:tblStylePr>
   </w:style>
 </w:styles>
 </file>

--- a/docs/Projecto de um contador de energia.docx
+++ b/docs/Projecto de um contador de energia.docx
@@ -839,7 +839,6 @@
       <w:tblPr>
         <w:tblStyle w:val="TabeladeGrelha4-Destaque12"/>
         <w:tblW w:w="0" w:type="auto"/>
-        <w:tblInd w:w="0" w:type="dxa"/>
         <w:tblLook w:val="04A0" w:firstRow="1" w:lastRow="0" w:firstColumn="1" w:lastColumn="0" w:noHBand="0" w:noVBand="1"/>
       </w:tblPr>
       <w:tblGrid>
@@ -855,9 +854,6 @@
           <w:tcPr>
             <w:cnfStyle w:val="001000000000" w:firstRow="0" w:lastRow="0" w:firstColumn="1" w:lastColumn="0" w:oddVBand="0" w:evenVBand="0" w:oddHBand="0" w:evenHBand="0" w:firstRowFirstColumn="0" w:firstRowLastColumn="0" w:lastRowFirstColumn="0" w:lastRowLastColumn="0"/>
             <w:tcW w:w="4508" w:type="dxa"/>
-            <w:tcBorders>
-              <w:right w:val="nil"/>
-            </w:tcBorders>
             <w:vAlign w:val="center"/>
             <w:hideMark/>
           </w:tcPr>
@@ -875,9 +871,6 @@
         <w:tc>
           <w:tcPr>
             <w:tcW w:w="4508" w:type="dxa"/>
-            <w:tcBorders>
-              <w:left w:val="nil"/>
-            </w:tcBorders>
             <w:vAlign w:val="center"/>
             <w:hideMark/>
           </w:tcPr>
@@ -1442,7 +1435,6 @@
       <w:tblPr>
         <w:tblStyle w:val="TabeladeGrelha4-Destaque12"/>
         <w:tblW w:w="0" w:type="auto"/>
-        <w:tblInd w:w="0" w:type="dxa"/>
         <w:tblLook w:val="04A0" w:firstRow="1" w:lastRow="0" w:firstColumn="1" w:lastColumn="0" w:noHBand="0" w:noVBand="1"/>
       </w:tblPr>
       <w:tblGrid>
@@ -1458,9 +1450,6 @@
           <w:tcPr>
             <w:cnfStyle w:val="001000000000" w:firstRow="0" w:lastRow="0" w:firstColumn="1" w:lastColumn="0" w:oddVBand="0" w:evenVBand="0" w:oddHBand="0" w:evenHBand="0" w:firstRowFirstColumn="0" w:firstRowLastColumn="0" w:lastRowFirstColumn="0" w:lastRowLastColumn="0"/>
             <w:tcW w:w="4508" w:type="dxa"/>
-            <w:tcBorders>
-              <w:right w:val="nil"/>
-            </w:tcBorders>
             <w:vAlign w:val="center"/>
             <w:hideMark/>
           </w:tcPr>
@@ -1478,9 +1467,6 @@
         <w:tc>
           <w:tcPr>
             <w:tcW w:w="4508" w:type="dxa"/>
-            <w:tcBorders>
-              <w:left w:val="nil"/>
-            </w:tcBorders>
             <w:vAlign w:val="center"/>
             <w:hideMark/>
           </w:tcPr>
@@ -1902,10 +1888,7 @@
               </w:rPr>
             </w:pPr>
             <w:r>
-              <w:t xml:space="preserve">Apresentar o campo de </w:t>
-            </w:r>
-            <w:r>
-              <w:t>in</w:t>
+              <w:t>Apresentar o campo de in</w:t>
             </w:r>
             <w:r>
               <w:t>í</w:t>
@@ -2029,7 +2012,6 @@
       <w:tblPr>
         <w:tblStyle w:val="TabeladeGrelha4-Destaque12"/>
         <w:tblW w:w="0" w:type="auto"/>
-        <w:tblInd w:w="0" w:type="dxa"/>
         <w:tblLook w:val="04A0" w:firstRow="1" w:lastRow="0" w:firstColumn="1" w:lastColumn="0" w:noHBand="0" w:noVBand="1"/>
       </w:tblPr>
       <w:tblGrid>
@@ -2045,9 +2027,6 @@
           <w:tcPr>
             <w:cnfStyle w:val="001000000000" w:firstRow="0" w:lastRow="0" w:firstColumn="1" w:lastColumn="0" w:oddVBand="0" w:evenVBand="0" w:oddHBand="0" w:evenHBand="0" w:firstRowFirstColumn="0" w:firstRowLastColumn="0" w:lastRowFirstColumn="0" w:lastRowLastColumn="0"/>
             <w:tcW w:w="4508" w:type="dxa"/>
-            <w:tcBorders>
-              <w:right w:val="nil"/>
-            </w:tcBorders>
             <w:vAlign w:val="center"/>
             <w:hideMark/>
           </w:tcPr>
@@ -2065,9 +2044,6 @@
         <w:tc>
           <w:tcPr>
             <w:tcW w:w="4508" w:type="dxa"/>
-            <w:tcBorders>
-              <w:left w:val="nil"/>
-            </w:tcBorders>
             <w:vAlign w:val="center"/>
             <w:hideMark/>
           </w:tcPr>
@@ -2292,13 +2268,7 @@
               </w:rPr>
             </w:pPr>
             <w:r>
-              <w:t xml:space="preserve">Ser </w:t>
-            </w:r>
-            <w:r>
-              <w:t>a</w:t>
-            </w:r>
-            <w:r>
-              <w:t xml:space="preserve"> secretaria</w:t>
+              <w:t>Ser a secretaria</w:t>
             </w:r>
           </w:p>
         </w:tc>
@@ -2426,13 +2396,7 @@
               <w:rPr>
                 <w:rFonts w:cstheme="minorHAnsi"/>
               </w:rPr>
-              <w:t xml:space="preserve">Clicar </w:t>
-            </w:r>
-            <w:r>
-              <w:rPr>
-                <w:rFonts w:cstheme="minorHAnsi"/>
-              </w:rPr>
-              <w:t>em registo de consumo de energia</w:t>
+              <w:t>Clicar em registo de consumo de energia</w:t>
             </w:r>
           </w:p>
           <w:p>
@@ -2536,10 +2500,7 @@
               </w:rPr>
             </w:pPr>
             <w:r>
-              <w:t xml:space="preserve">Apresentar o campo de </w:t>
-            </w:r>
-            <w:r>
-              <w:t xml:space="preserve">registo de consumo de </w:t>
+              <w:t xml:space="preserve">Apresentar o campo de registo de consumo de </w:t>
             </w:r>
             <w:proofErr w:type="spellStart"/>
             <w:r>
@@ -2560,10 +2521,7 @@
               </w:rPr>
             </w:pPr>
             <w:r>
-              <w:t>Validar os dados preenchidos</w:t>
-            </w:r>
-            <w:r>
-              <w:t>, fazendo análise do consumo anterior determinando se ouve um aumento ou queda no consumo</w:t>
+              <w:t>Validar os dados preenchidos, fazendo análise do consumo anterior determinando se ouve um aumento ou queda no consumo</w:t>
             </w:r>
             <w:r>
               <w:t xml:space="preserve"> e armazená-los</w:t>
@@ -2641,7 +2599,6 @@
       <w:tblPr>
         <w:tblStyle w:val="TabeladeGrelha4-Destaque12"/>
         <w:tblW w:w="0" w:type="auto"/>
-        <w:tblInd w:w="0" w:type="dxa"/>
         <w:tblLook w:val="04A0" w:firstRow="1" w:lastRow="0" w:firstColumn="1" w:lastColumn="0" w:noHBand="0" w:noVBand="1"/>
       </w:tblPr>
       <w:tblGrid>
@@ -2657,9 +2614,6 @@
           <w:tcPr>
             <w:cnfStyle w:val="001000000000" w:firstRow="0" w:lastRow="0" w:firstColumn="1" w:lastColumn="0" w:oddVBand="0" w:evenVBand="0" w:oddHBand="0" w:evenHBand="0" w:firstRowFirstColumn="0" w:firstRowLastColumn="0" w:lastRowFirstColumn="0" w:lastRowLastColumn="0"/>
             <w:tcW w:w="4508" w:type="dxa"/>
-            <w:tcBorders>
-              <w:right w:val="nil"/>
-            </w:tcBorders>
             <w:vAlign w:val="center"/>
             <w:hideMark/>
           </w:tcPr>
@@ -2677,9 +2631,6 @@
         <w:tc>
           <w:tcPr>
             <w:tcW w:w="4508" w:type="dxa"/>
-            <w:tcBorders>
-              <w:left w:val="nil"/>
-            </w:tcBorders>
             <w:vAlign w:val="center"/>
             <w:hideMark/>
           </w:tcPr>
@@ -3117,7 +3068,6 @@
       <w:tblPr>
         <w:tblStyle w:val="TabeladeGrelha4-Destaque12"/>
         <w:tblW w:w="0" w:type="auto"/>
-        <w:tblInd w:w="0" w:type="dxa"/>
         <w:tblLook w:val="04A0" w:firstRow="1" w:lastRow="0" w:firstColumn="1" w:lastColumn="0" w:noHBand="0" w:noVBand="1"/>
       </w:tblPr>
       <w:tblGrid>
@@ -3133,9 +3083,6 @@
           <w:tcPr>
             <w:cnfStyle w:val="001000000000" w:firstRow="0" w:lastRow="0" w:firstColumn="1" w:lastColumn="0" w:oddVBand="0" w:evenVBand="0" w:oddHBand="0" w:evenHBand="0" w:firstRowFirstColumn="0" w:firstRowLastColumn="0" w:lastRowFirstColumn="0" w:lastRowLastColumn="0"/>
             <w:tcW w:w="4508" w:type="dxa"/>
-            <w:tcBorders>
-              <w:right w:val="nil"/>
-            </w:tcBorders>
             <w:vAlign w:val="center"/>
             <w:hideMark/>
           </w:tcPr>
@@ -3153,9 +3100,6 @@
         <w:tc>
           <w:tcPr>
             <w:tcW w:w="4508" w:type="dxa"/>
-            <w:tcBorders>
-              <w:left w:val="nil"/>
-            </w:tcBorders>
             <w:vAlign w:val="center"/>
             <w:hideMark/>
           </w:tcPr>
@@ -3679,7 +3623,6 @@
       <w:tblPr>
         <w:tblStyle w:val="TabeladeGrelha4-Destaque12"/>
         <w:tblW w:w="0" w:type="auto"/>
-        <w:tblInd w:w="0" w:type="dxa"/>
         <w:tblLook w:val="04A0" w:firstRow="1" w:lastRow="0" w:firstColumn="1" w:lastColumn="0" w:noHBand="0" w:noVBand="1"/>
       </w:tblPr>
       <w:tblGrid>
@@ -3695,9 +3638,6 @@
           <w:tcPr>
             <w:cnfStyle w:val="001000000000" w:firstRow="0" w:lastRow="0" w:firstColumn="1" w:lastColumn="0" w:oddVBand="0" w:evenVBand="0" w:oddHBand="0" w:evenHBand="0" w:firstRowFirstColumn="0" w:firstRowLastColumn="0" w:lastRowFirstColumn="0" w:lastRowLastColumn="0"/>
             <w:tcW w:w="4508" w:type="dxa"/>
-            <w:tcBorders>
-              <w:right w:val="nil"/>
-            </w:tcBorders>
             <w:vAlign w:val="center"/>
             <w:hideMark/>
           </w:tcPr>
@@ -3715,9 +3655,6 @@
         <w:tc>
           <w:tcPr>
             <w:tcW w:w="4508" w:type="dxa"/>
-            <w:tcBorders>
-              <w:left w:val="nil"/>
-            </w:tcBorders>
             <w:vAlign w:val="center"/>
             <w:hideMark/>
           </w:tcPr>
@@ -3732,13 +3669,7 @@
               <w:cnfStyle w:val="100000000000" w:firstRow="1" w:lastRow="0" w:firstColumn="0" w:lastColumn="0" w:oddVBand="0" w:evenVBand="0" w:oddHBand="0" w:evenHBand="0" w:firstRowFirstColumn="0" w:firstRowLastColumn="0" w:lastRowFirstColumn="0" w:lastRowLastColumn="0"/>
             </w:pPr>
             <w:r>
-              <w:t>Extrair o relatório de</w:t>
-            </w:r>
-            <w:r>
-              <w:t xml:space="preserve"> </w:t>
-            </w:r>
-            <w:r>
-              <w:t>pagamento</w:t>
+              <w:t>Extrair o relatório de pagamento</w:t>
             </w:r>
           </w:p>
         </w:tc>
@@ -3843,10 +3774,7 @@
               </w:rPr>
             </w:pPr>
             <w:r>
-              <w:t>Monitorar a variação dos gastos</w:t>
-            </w:r>
-            <w:r>
-              <w:t xml:space="preserve"> </w:t>
+              <w:t xml:space="preserve">Monitorar a variação dos gastos </w:t>
             </w:r>
           </w:p>
         </w:tc>
@@ -3884,21 +3812,7 @@
                 <w:b w:val="0"/>
                 <w:bCs w:val="0"/>
               </w:rPr>
-              <w:t xml:space="preserve">O director deverá </w:t>
-            </w:r>
-            <w:r>
-              <w:rPr>
-                <w:b w:val="0"/>
-                <w:bCs w:val="0"/>
-              </w:rPr>
-              <w:t xml:space="preserve">ter acesso ao relatório dos gastos de pagamento </w:t>
-            </w:r>
-            <w:r>
-              <w:rPr>
-                <w:b w:val="0"/>
-                <w:bCs w:val="0"/>
-              </w:rPr>
-              <w:t>de energia.</w:t>
+              <w:t>O director deverá ter acesso ao relatório dos gastos de pagamento de energia.</w:t>
             </w:r>
           </w:p>
         </w:tc>
@@ -4075,19 +3989,11 @@
                 <w:rFonts w:cstheme="minorHAnsi"/>
               </w:rPr>
             </w:pPr>
-            <w:bookmarkStart w:id="0" w:name="_GoBack"/>
-            <w:bookmarkEnd w:id="0"/>
             <w:r>
               <w:rPr>
                 <w:rFonts w:cstheme="minorHAnsi"/>
               </w:rPr>
-              <w:t xml:space="preserve">Clicar em relatório de </w:t>
-            </w:r>
-            <w:r>
-              <w:rPr>
-                <w:rFonts w:cstheme="minorHAnsi"/>
-              </w:rPr>
-              <w:t xml:space="preserve">pagamento energia </w:t>
+              <w:t xml:space="preserve">Clicar em relatório de pagamento energia </w:t>
             </w:r>
           </w:p>
           <w:p>
@@ -4131,15 +4037,7 @@
                 <w:b w:val="0"/>
                 <w:bCs w:val="0"/>
               </w:rPr>
-              <w:t xml:space="preserve">Clicar em extrair relatório de </w:t>
-            </w:r>
-            <w:r>
-              <w:rPr>
-                <w:rFonts w:cstheme="minorHAnsi"/>
-                <w:b w:val="0"/>
-                <w:bCs w:val="0"/>
-              </w:rPr>
-              <w:t>pagamento de energia</w:t>
+              <w:t>Clicar em extrair relatório de pagamento de energia</w:t>
             </w:r>
           </w:p>
         </w:tc>
@@ -4167,13 +4065,7 @@
               </w:rPr>
             </w:pPr>
             <w:r>
-              <w:t xml:space="preserve">Apresentar a área para extrair o </w:t>
-            </w:r>
-            <w:r>
-              <w:t>pagamento</w:t>
-            </w:r>
-            <w:r>
-              <w:t>.</w:t>
+              <w:t>Apresentar a área para extrair o pagamento.</w:t>
             </w:r>
           </w:p>
           <w:p>
@@ -4205,10 +4097,7 @@
               </w:rPr>
             </w:pPr>
             <w:r>
-              <w:t xml:space="preserve">Apresentar o relatório de </w:t>
-            </w:r>
-            <w:r>
-              <w:t>pagamento de energia</w:t>
+              <w:t>Apresentar o relatório de pagamento de energia</w:t>
             </w:r>
           </w:p>
           <w:p>
@@ -4234,6 +4123,109 @@
           <w:szCs w:val="28"/>
         </w:rPr>
       </w:pPr>
+    </w:p>
+    <w:p>
+      <w:pPr>
+        <w:rPr>
+          <w:b/>
+          <w:sz w:val="28"/>
+          <w:szCs w:val="28"/>
+        </w:rPr>
+      </w:pPr>
+      <w:r>
+        <w:rPr>
+          <w:b/>
+          <w:sz w:val="28"/>
+          <w:szCs w:val="28"/>
+        </w:rPr>
+        <w:br w:type="page"/>
+      </w:r>
+    </w:p>
+    <w:p>
+      <w:pPr>
+        <w:tabs>
+          <w:tab w:val="left" w:pos="930"/>
+        </w:tabs>
+        <w:jc w:val="center"/>
+        <w:rPr>
+          <w:b/>
+          <w:sz w:val="28"/>
+          <w:szCs w:val="28"/>
+        </w:rPr>
+      </w:pPr>
+    </w:p>
+    <w:p>
+      <w:pPr>
+        <w:tabs>
+          <w:tab w:val="left" w:pos="930"/>
+        </w:tabs>
+        <w:jc w:val="center"/>
+        <w:rPr>
+          <w:b/>
+          <w:sz w:val="28"/>
+          <w:szCs w:val="28"/>
+        </w:rPr>
+      </w:pPr>
+      <w:bookmarkStart w:id="0" w:name="_GoBack"/>
+      <w:r>
+        <w:rPr>
+          <w:b/>
+          <w:noProof/>
+          <w:sz w:val="28"/>
+          <w:szCs w:val="28"/>
+          <w:lang w:eastAsia="pt-BR"/>
+        </w:rPr>
+        <w:drawing>
+          <wp:anchor distT="0" distB="0" distL="114300" distR="114300" simplePos="0" relativeHeight="251660288" behindDoc="0" locked="0" layoutInCell="1" allowOverlap="1">
+            <wp:simplePos x="1428750" y="1273175"/>
+            <wp:positionH relativeFrom="margin">
+              <wp:align>center</wp:align>
+            </wp:positionH>
+            <wp:positionV relativeFrom="margin">
+              <wp:align>center</wp:align>
+            </wp:positionV>
+            <wp:extent cx="4705350" cy="5248275"/>
+            <wp:effectExtent l="0" t="0" r="0" b="9525"/>
+            <wp:wrapSquare wrapText="bothSides"/>
+            <wp:docPr id="1" name="Imagem 1"/>
+            <wp:cNvGraphicFramePr>
+              <a:graphicFrameLocks xmlns:a="http://schemas.openxmlformats.org/drawingml/2006/main" noChangeAspect="1"/>
+            </wp:cNvGraphicFramePr>
+            <a:graphic xmlns:a="http://schemas.openxmlformats.org/drawingml/2006/main">
+              <a:graphicData uri="http://schemas.openxmlformats.org/drawingml/2006/picture">
+                <pic:pic xmlns:pic="http://schemas.openxmlformats.org/drawingml/2006/picture">
+                  <pic:nvPicPr>
+                    <pic:cNvPr id="0" name="Diagrama .drawio.png"/>
+                    <pic:cNvPicPr/>
+                  </pic:nvPicPr>
+                  <pic:blipFill>
+                    <a:blip r:embed="rId7">
+                      <a:extLst>
+                        <a:ext uri="{28A0092B-C50C-407E-A947-70E740481C1C}">
+                          <a14:useLocalDpi xmlns:a14="http://schemas.microsoft.com/office/drawing/2010/main" val="0"/>
+                        </a:ext>
+                      </a:extLst>
+                    </a:blip>
+                    <a:stretch>
+                      <a:fillRect/>
+                    </a:stretch>
+                  </pic:blipFill>
+                  <pic:spPr>
+                    <a:xfrm>
+                      <a:off x="0" y="0"/>
+                      <a:ext cx="4705350" cy="5248275"/>
+                    </a:xfrm>
+                    <a:prstGeom prst="rect">
+                      <a:avLst/>
+                    </a:prstGeom>
+                  </pic:spPr>
+                </pic:pic>
+              </a:graphicData>
+            </a:graphic>
+          </wp:anchor>
+        </w:drawing>
+      </w:r>
+      <w:bookmarkEnd w:id="0"/>
     </w:p>
     <w:sectPr>
       <w:pgSz w:w="11906" w:h="16838"/>
@@ -5737,6 +5729,7 @@
     <w:tblPr>
       <w:tblStyleRowBandSize w:val="1"/>
       <w:tblStyleColBandSize w:val="1"/>
+      <w:tblInd w:w="0" w:type="dxa"/>
       <w:tblBorders>
         <w:top w:val="single" w:sz="4" w:space="0" w:color="95B3D7" w:themeColor="accent1" w:themeTint="99"/>
         <w:left w:val="single" w:sz="4" w:space="0" w:color="95B3D7" w:themeColor="accent1" w:themeTint="99"/>
@@ -6082,6 +6075,7 @@
     <w:tblPr>
       <w:tblStyleRowBandSize w:val="1"/>
       <w:tblStyleColBandSize w:val="1"/>
+      <w:tblInd w:w="0" w:type="dxa"/>
       <w:tblBorders>
         <w:top w:val="single" w:sz="4" w:space="0" w:color="95B3D7" w:themeColor="accent1" w:themeTint="99"/>
         <w:left w:val="single" w:sz="4" w:space="0" w:color="95B3D7" w:themeColor="accent1" w:themeTint="99"/>

--- a/docs/Projecto de um contador de energia.docx
+++ b/docs/Projecto de um contador de energia.docx
@@ -385,19 +385,10 @@
         </w:numPr>
       </w:pPr>
       <w:r>
-        <w:t>Aviso antecipado para o pagamento</w:t>
+        <w:t>A</w:t>
       </w:r>
-    </w:p>
-    <w:p>
-      <w:pPr>
-        <w:pStyle w:val="PargrafodaLista"/>
-        <w:numPr>
-          <w:ilvl w:val="0"/>
-          <w:numId w:val="3"/>
-        </w:numPr>
-      </w:pPr>
       <w:r>
-        <w:t>Definir limite de consumo</w:t>
+        <w:t>viso antecipado para o pagamento</w:t>
       </w:r>
     </w:p>
     <w:p>
@@ -430,6 +421,11 @@
         <w:t>Extrair relatorios de pagamento</w:t>
       </w:r>
     </w:p>
+    <w:p/>
+    <w:p/>
+    <w:p/>
+    <w:p/>
+    <w:p/>
     <w:tbl>
       <w:tblPr>
         <w:tblStyle w:val="Tabelacomgrelha"/>
@@ -456,6 +452,7 @@
               <w:rPr>
                 <w:b/>
               </w:rPr>
+              <w:lastRenderedPageBreak/>
               <w:t>Casos de uso do negócio</w:t>
             </w:r>
           </w:p>
@@ -501,6 +498,22 @@
                 <w:b/>
               </w:rPr>
             </w:pPr>
+            <w:r>
+              <w:t>O dire</w:t>
+            </w:r>
+            <w:r>
+              <w:rPr>
+                <w:b/>
+                <w:bCs/>
+              </w:rPr>
+              <w:t>c</w:t>
+            </w:r>
+            <w:r>
+              <w:t>tor precisa registar todos os funcionários</w:t>
+            </w:r>
+            <w:r>
+              <w:t xml:space="preserve"> para que eles passam ter acesso ao sistema e defi nir suas autorizações</w:t>
+            </w:r>
           </w:p>
         </w:tc>
       </w:tr>
@@ -525,6 +538,38 @@
                 <w:b/>
               </w:rPr>
             </w:pPr>
+            <w:r>
+              <w:t>O dire</w:t>
+            </w:r>
+            <w:r>
+              <w:rPr>
+                <w:b/>
+                <w:bCs/>
+              </w:rPr>
+              <w:t>c</w:t>
+            </w:r>
+            <w:r>
+              <w:t>tor</w:t>
+            </w:r>
+            <w:r>
+              <w:rPr>
+                <w:b/>
+                <w:bCs/>
+              </w:rPr>
+              <w:t xml:space="preserve"> </w:t>
+            </w:r>
+            <w:r>
+              <w:rPr>
+                <w:bCs/>
+              </w:rPr>
+              <w:t>ou a</w:t>
+            </w:r>
+            <w:r>
+              <w:t xml:space="preserve"> secretaria precisam ter acesso ao sistema</w:t>
+            </w:r>
+            <w:r>
+              <w:t xml:space="preserve"> para utiliza-lo</w:t>
+            </w:r>
           </w:p>
         </w:tc>
       </w:tr>
@@ -544,11 +589,22 @@
             <w:tcW w:w="4322" w:type="dxa"/>
           </w:tcPr>
           <w:p>
-            <w:pPr>
+            <w:r>
+              <w:t>A secretaria precisa de registar o consumo de en</w:t>
+            </w:r>
+            <w:r>
               <w:rPr>
                 <w:b/>
-              </w:rPr>
-            </w:pPr>
+                <w:bCs/>
+              </w:rPr>
+              <w:t>e</w:t>
+            </w:r>
+            <w:r>
+              <w:t>rgia</w:t>
+            </w:r>
+            <w:r>
+              <w:t xml:space="preserve"> para que o sistema realize o processamento dados da energia e realizar outras operações</w:t>
+            </w:r>
           </w:p>
         </w:tc>
       </w:tr>
@@ -573,17 +629,26 @@
                 <w:b/>
               </w:rPr>
             </w:pPr>
+            <w:r>
+              <w:t>O director recebe uma notificação antecipada para o pagamento</w:t>
+            </w:r>
+            <w:r>
+              <w:t xml:space="preserve"> da enegia para que saiba que o momento de efetuar o pagamento está proximo</w:t>
+            </w:r>
           </w:p>
         </w:tc>
       </w:tr>
       <w:tr>
+        <w:trPr>
+          <w:trHeight w:val="153"/>
+        </w:trPr>
         <w:tc>
           <w:tcPr>
             <w:tcW w:w="4322" w:type="dxa"/>
           </w:tcPr>
           <w:p>
             <w:r>
-              <w:t>Definir limite de consumo</w:t>
+              <w:t>Extrair relatorios de consumo</w:t>
             </w:r>
           </w:p>
         </w:tc>
@@ -592,11 +657,9 @@
             <w:tcW w:w="4322" w:type="dxa"/>
           </w:tcPr>
           <w:p>
-            <w:pPr>
-              <w:rPr>
-                <w:b/>
-              </w:rPr>
-            </w:pPr>
+            <w:r>
+              <w:t>O director deverá ter acesso ao relatório de consumo de energia para monitorar a variação do consumo para determinar as causas da variação do consumo de energia.</w:t>
+            </w:r>
           </w:p>
         </w:tc>
       </w:tr>
@@ -607,7 +670,7 @@
           </w:tcPr>
           <w:p>
             <w:r>
-              <w:t xml:space="preserve">Extrair relatorios de consumo </w:t>
+              <w:t>Extrair relatorios de pagamento</w:t>
             </w:r>
           </w:p>
         </w:tc>
@@ -621,19 +684,44 @@
                 <w:b/>
               </w:rPr>
             </w:pPr>
+            <w:r>
+              <w:t>O director deverá ter acesso ao relatório dos</w:t>
+            </w:r>
+            <w:r>
+              <w:rPr>
+                <w:b/>
+                <w:bCs/>
+              </w:rPr>
+              <w:t xml:space="preserve"> </w:t>
+            </w:r>
+            <w:r>
+              <w:rPr>
+                <w:bCs/>
+              </w:rPr>
+              <w:t>gastos de pagamento de energia para</w:t>
+            </w:r>
+            <w:r>
+              <w:rPr>
+                <w:b/>
+                <w:bCs/>
+              </w:rPr>
+              <w:t xml:space="preserve"> </w:t>
+            </w:r>
+            <w:r>
+              <w:t>monitorar a variação dos gastos</w:t>
+            </w:r>
           </w:p>
         </w:tc>
       </w:tr>
       <w:tr>
+        <w:trPr>
+          <w:trHeight w:val="70"/>
+        </w:trPr>
         <w:tc>
           <w:tcPr>
             <w:tcW w:w="4322" w:type="dxa"/>
           </w:tcPr>
-          <w:p>
-            <w:r>
-              <w:t>Extrair relatorios de pagamento</w:t>
-            </w:r>
-          </w:p>
+          <w:p/>
         </w:tc>
         <w:tc>
           <w:tcPr>
@@ -655,6 +743,12 @@
           <w:b/>
         </w:rPr>
       </w:pPr>
+      <w:bookmarkStart w:id="0" w:name="_GoBack"/>
+      <w:bookmarkEnd w:id="0"/>
+    </w:p>
+    <w:p/>
+    <w:p/>
+    <w:p>
       <w:r>
         <w:rPr>
           <w:b/>
@@ -662,20 +756,91 @@
           <w:lang w:eastAsia="pt-BR"/>
         </w:rPr>
         <w:lastRenderedPageBreak/>
+        <w:drawing>
+          <wp:anchor distT="0" distB="0" distL="114300" distR="114300" simplePos="0" relativeHeight="251660288" behindDoc="0" locked="0" layoutInCell="1" allowOverlap="1" wp14:anchorId="1B7DE926" wp14:editId="4866204F">
+            <wp:simplePos x="1076325" y="3152775"/>
+            <wp:positionH relativeFrom="margin">
+              <wp:align>center</wp:align>
+            </wp:positionH>
+            <wp:positionV relativeFrom="margin">
+              <wp:posOffset>1240790</wp:posOffset>
+            </wp:positionV>
+            <wp:extent cx="5400040" cy="4224655"/>
+            <wp:effectExtent l="0" t="0" r="0" b="4445"/>
+            <wp:wrapSquare wrapText="bothSides"/>
+            <wp:docPr id="3" name="Imagem 3"/>
+            <wp:cNvGraphicFramePr>
+              <a:graphicFrameLocks xmlns:a="http://schemas.openxmlformats.org/drawingml/2006/main" noChangeAspect="1"/>
+            </wp:cNvGraphicFramePr>
+            <a:graphic xmlns:a="http://schemas.openxmlformats.org/drawingml/2006/main">
+              <a:graphicData uri="http://schemas.openxmlformats.org/drawingml/2006/picture">
+                <pic:pic xmlns:pic="http://schemas.openxmlformats.org/drawingml/2006/picture">
+                  <pic:nvPicPr>
+                    <pic:cNvPr id="0" name="Diagrama sem nome.drawio.png"/>
+                    <pic:cNvPicPr/>
+                  </pic:nvPicPr>
+                  <pic:blipFill>
+                    <a:blip r:embed="rId6">
+                      <a:extLst>
+                        <a:ext uri="{28A0092B-C50C-407E-A947-70E740481C1C}">
+                          <a14:useLocalDpi xmlns:a14="http://schemas.microsoft.com/office/drawing/2010/main" val="0"/>
+                        </a:ext>
+                      </a:extLst>
+                    </a:blip>
+                    <a:stretch>
+                      <a:fillRect/>
+                    </a:stretch>
+                  </pic:blipFill>
+                  <pic:spPr>
+                    <a:xfrm>
+                      <a:off x="0" y="0"/>
+                      <a:ext cx="5400040" cy="4224655"/>
+                    </a:xfrm>
+                    <a:prstGeom prst="rect">
+                      <a:avLst/>
+                    </a:prstGeom>
+                  </pic:spPr>
+                </pic:pic>
+              </a:graphicData>
+            </a:graphic>
+          </wp:anchor>
+        </w:drawing>
+      </w:r>
+    </w:p>
+    <w:p/>
+    <w:p>
+      <w:pPr>
+        <w:tabs>
+          <w:tab w:val="left" w:pos="930"/>
+        </w:tabs>
+      </w:pPr>
+    </w:p>
+    <w:p>
+      <w:pPr>
+        <w:tabs>
+          <w:tab w:val="left" w:pos="930"/>
+        </w:tabs>
+      </w:pPr>
+      <w:r>
+        <w:rPr>
+          <w:b/>
+          <w:noProof/>
+          <w:lang w:eastAsia="pt-BR"/>
+        </w:rPr>
         <mc:AlternateContent>
           <mc:Choice Requires="wps">
             <w:drawing>
-              <wp:anchor distT="0" distB="0" distL="114300" distR="114300" simplePos="0" relativeHeight="251659264" behindDoc="0" locked="0" layoutInCell="1" allowOverlap="1">
+              <wp:anchor distT="0" distB="0" distL="114300" distR="114300" simplePos="0" relativeHeight="251662336" behindDoc="0" locked="0" layoutInCell="1" allowOverlap="1" wp14:anchorId="6E09D7F8" wp14:editId="0AAF253B">
                 <wp:simplePos x="0" y="0"/>
-                <wp:positionH relativeFrom="column">
-                  <wp:posOffset>3491865</wp:posOffset>
+                <wp:positionH relativeFrom="margin">
+                  <wp:posOffset>3404870</wp:posOffset>
                 </wp:positionH>
-                <wp:positionV relativeFrom="paragraph">
-                  <wp:posOffset>2548255</wp:posOffset>
+                <wp:positionV relativeFrom="margin">
+                  <wp:posOffset>3779520</wp:posOffset>
                 </wp:positionV>
                 <wp:extent cx="2381250" cy="1171575"/>
                 <wp:effectExtent l="0" t="0" r="19050" b="28575"/>
-                <wp:wrapNone/>
+                <wp:wrapSquare wrapText="bothSides"/>
                 <wp:docPr id="4" name="Rectângulo 4"/>
                 <wp:cNvGraphicFramePr/>
                 <a:graphic xmlns:a="http://schemas.openxmlformats.org/drawingml/2006/main">
@@ -733,85 +898,111 @@
           </mc:Choice>
           <mc:Fallback>
             <w:pict>
-              <v:rect id="Rectângulo 4" o:spid="_x0000_s1026" style="position:absolute;margin-left:274.95pt;margin-top:200.65pt;width:187.5pt;height:92.25pt;z-index:251659264;visibility:visible;mso-wrap-style:square;mso-width-percent:0;mso-height-percent:0;mso-wrap-distance-left:9pt;mso-wrap-distance-top:0;mso-wrap-distance-right:9pt;mso-wrap-distance-bottom:0;mso-position-horizontal:absolute;mso-position-horizontal-relative:text;mso-position-vertical:absolute;mso-position-vertical-relative:text;mso-width-percent:0;mso-height-percent:0;mso-width-relative:margin;mso-height-relative:margin;v-text-anchor:middle" o:gfxdata="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" fillcolor="white [3212]" strokecolor="white [3212]" strokeweight="2pt"/>
+              <v:rect id="Rectângulo 4" o:spid="_x0000_s1026" style="position:absolute;margin-left:268.1pt;margin-top:297.6pt;width:187.5pt;height:92.25pt;z-index:251662336;visibility:visible;mso-wrap-style:square;mso-width-percent:0;mso-height-percent:0;mso-wrap-distance-left:9pt;mso-wrap-distance-top:0;mso-wrap-distance-right:9pt;mso-wrap-distance-bottom:0;mso-position-horizontal:absolute;mso-position-horizontal-relative:margin;mso-position-vertical:absolute;mso-position-vertical-relative:margin;mso-width-percent:0;mso-height-percent:0;mso-width-relative:margin;mso-height-relative:margin;v-text-anchor:middle" o:gfxdata="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" fillcolor="white [3212]" strokecolor="white [3212]" strokeweight="2pt">
+                <w10:wrap type="square" anchorx="margin" anchory="margin"/>
+              </v:rect>
             </w:pict>
           </mc:Fallback>
         </mc:AlternateContent>
       </w:r>
-      <w:r>
-        <w:rPr>
-          <w:b/>
-          <w:noProof/>
-          <w:lang w:eastAsia="pt-BR"/>
-        </w:rPr>
-        <w:drawing>
-          <wp:inline distT="0" distB="0" distL="0" distR="0">
-            <wp:extent cx="5400040" cy="4224655"/>
-            <wp:effectExtent l="0" t="0" r="0" b="4445"/>
-            <wp:docPr id="3" name="Imagem 3"/>
-            <wp:cNvGraphicFramePr>
-              <a:graphicFrameLocks xmlns:a="http://schemas.openxmlformats.org/drawingml/2006/main" noChangeAspect="1"/>
-            </wp:cNvGraphicFramePr>
-            <a:graphic xmlns:a="http://schemas.openxmlformats.org/drawingml/2006/main">
-              <a:graphicData uri="http://schemas.openxmlformats.org/drawingml/2006/picture">
-                <pic:pic xmlns:pic="http://schemas.openxmlformats.org/drawingml/2006/picture">
-                  <pic:nvPicPr>
-                    <pic:cNvPr id="0" name="Diagrama sem nome.drawio.png"/>
-                    <pic:cNvPicPr/>
-                  </pic:nvPicPr>
-                  <pic:blipFill>
-                    <a:blip r:embed="rId6">
-                      <a:extLst>
-                        <a:ext uri="{28A0092B-C50C-407E-A947-70E740481C1C}">
-                          <a14:useLocalDpi xmlns:a14="http://schemas.microsoft.com/office/drawing/2010/main" val="0"/>
-                        </a:ext>
-                      </a:extLst>
-                    </a:blip>
-                    <a:stretch>
-                      <a:fillRect/>
-                    </a:stretch>
-                  </pic:blipFill>
-                  <pic:spPr>
-                    <a:xfrm>
-                      <a:off x="0" y="0"/>
-                      <a:ext cx="5400040" cy="4224655"/>
-                    </a:xfrm>
-                    <a:prstGeom prst="rect">
-                      <a:avLst/>
-                    </a:prstGeom>
-                  </pic:spPr>
-                </pic:pic>
-              </a:graphicData>
-            </a:graphic>
-          </wp:inline>
-        </w:drawing>
-      </w:r>
     </w:p>
-    <w:p/>
-    <w:p/>
-    <w:p/>
-    <w:p/>
-    <w:p/>
-    <w:p/>
-    <w:p/>
-    <w:p/>
-    <w:p/>
-    <w:p/>
-    <w:p/>
     <w:p>
       <w:pPr>
         <w:tabs>
           <w:tab w:val="left" w:pos="930"/>
         </w:tabs>
       </w:pPr>
-      <w:r>
-        <w:tab/>
-      </w:r>
     </w:p>
     <w:p>
-      <w:r>
-        <w:br w:type="page"/>
-      </w:r>
+      <w:pPr>
+        <w:tabs>
+          <w:tab w:val="left" w:pos="930"/>
+        </w:tabs>
+        <w:jc w:val="center"/>
+        <w:rPr>
+          <w:b/>
+          <w:sz w:val="28"/>
+          <w:szCs w:val="28"/>
+        </w:rPr>
+      </w:pPr>
+    </w:p>
+    <w:p>
+      <w:pPr>
+        <w:tabs>
+          <w:tab w:val="left" w:pos="930"/>
+        </w:tabs>
+        <w:jc w:val="center"/>
+        <w:rPr>
+          <w:b/>
+          <w:sz w:val="28"/>
+          <w:szCs w:val="28"/>
+        </w:rPr>
+      </w:pPr>
+    </w:p>
+    <w:p>
+      <w:pPr>
+        <w:tabs>
+          <w:tab w:val="left" w:pos="930"/>
+        </w:tabs>
+        <w:jc w:val="center"/>
+        <w:rPr>
+          <w:b/>
+          <w:sz w:val="28"/>
+          <w:szCs w:val="28"/>
+        </w:rPr>
+      </w:pPr>
+    </w:p>
+    <w:p>
+      <w:pPr>
+        <w:tabs>
+          <w:tab w:val="left" w:pos="930"/>
+        </w:tabs>
+        <w:jc w:val="center"/>
+        <w:rPr>
+          <w:b/>
+          <w:sz w:val="28"/>
+          <w:szCs w:val="28"/>
+        </w:rPr>
+      </w:pPr>
+    </w:p>
+    <w:p>
+      <w:pPr>
+        <w:tabs>
+          <w:tab w:val="left" w:pos="930"/>
+        </w:tabs>
+        <w:jc w:val="center"/>
+        <w:rPr>
+          <w:b/>
+          <w:sz w:val="28"/>
+          <w:szCs w:val="28"/>
+        </w:rPr>
+      </w:pPr>
+    </w:p>
+    <w:p>
+      <w:pPr>
+        <w:tabs>
+          <w:tab w:val="left" w:pos="930"/>
+        </w:tabs>
+        <w:jc w:val="center"/>
+        <w:rPr>
+          <w:b/>
+          <w:sz w:val="28"/>
+          <w:szCs w:val="28"/>
+        </w:rPr>
+      </w:pPr>
+    </w:p>
+    <w:p>
+      <w:pPr>
+        <w:tabs>
+          <w:tab w:val="left" w:pos="930"/>
+        </w:tabs>
+        <w:jc w:val="center"/>
+        <w:rPr>
+          <w:b/>
+          <w:sz w:val="28"/>
+          <w:szCs w:val="28"/>
+        </w:rPr>
+      </w:pPr>
     </w:p>
     <w:p>
       <w:pPr>
@@ -842,8 +1033,8 @@
         <w:tblLook w:val="04A0" w:firstRow="1" w:lastRow="0" w:firstColumn="1" w:lastColumn="0" w:noHBand="0" w:noVBand="1"/>
       </w:tblPr>
       <w:tblGrid>
-        <w:gridCol w:w="4499"/>
-        <w:gridCol w:w="4221"/>
+        <w:gridCol w:w="4344"/>
+        <w:gridCol w:w="4376"/>
       </w:tblGrid>
       <w:tr>
         <w:trPr>
@@ -937,11 +1128,15 @@
                 <w:rFonts w:ascii="Arial" w:hAnsi="Arial"/>
               </w:rPr>
             </w:pPr>
-            <w:proofErr w:type="spellStart"/>
-            <w:r>
-              <w:t>Diretor</w:t>
-            </w:r>
-            <w:proofErr w:type="spellEnd"/>
+            <w:r>
+              <w:t>Dire</w:t>
+            </w:r>
+            <w:r>
+              <w:t>c</w:t>
+            </w:r>
+            <w:r>
+              <w:t>tor</w:t>
+            </w:r>
           </w:p>
         </w:tc>
       </w:tr>
@@ -989,11 +1184,12 @@
                 <w:rFonts w:ascii="Arial" w:hAnsi="Arial"/>
               </w:rPr>
             </w:pPr>
-            <w:proofErr w:type="spellStart"/>
-            <w:r>
-              <w:t>Registrar</w:t>
-            </w:r>
-            <w:proofErr w:type="spellEnd"/>
+            <w:r>
+              <w:t>Regist</w:t>
+            </w:r>
+            <w:r>
+              <w:t>ar</w:t>
+            </w:r>
             <w:r>
               <w:t xml:space="preserve"> os funcionários</w:t>
             </w:r>
@@ -1033,23 +1229,21 @@
                 <w:b w:val="0"/>
                 <w:bCs w:val="0"/>
               </w:rPr>
-              <w:t xml:space="preserve">O </w:t>
-            </w:r>
-            <w:proofErr w:type="spellStart"/>
+              <w:t>O dire</w:t>
+            </w:r>
             <w:r>
               <w:rPr>
                 <w:b w:val="0"/>
                 <w:bCs w:val="0"/>
               </w:rPr>
-              <w:t>diretor</w:t>
-            </w:r>
-            <w:proofErr w:type="spellEnd"/>
+              <w:t>c</w:t>
+            </w:r>
             <w:r>
               <w:rPr>
                 <w:b w:val="0"/>
                 <w:bCs w:val="0"/>
               </w:rPr>
-              <w:t xml:space="preserve"> precisa registar todos os funcionários</w:t>
+              <w:t>tor precisa registar todos os funcionários</w:t>
             </w:r>
             <w:r>
               <w:rPr>
@@ -1227,73 +1421,72 @@
             <w:tcBorders>
               <w:top w:val="single" w:sz="4" w:space="0" w:color="95B3D7" w:themeColor="accent1" w:themeTint="99"/>
               <w:left w:val="single" w:sz="4" w:space="0" w:color="95B3D7" w:themeColor="accent1" w:themeTint="99"/>
-              <w:bottom w:val="single" w:sz="4" w:space="0" w:color="95B3D7" w:themeColor="accent1" w:themeTint="99"/>
-              <w:right w:val="single" w:sz="4" w:space="0" w:color="95B3D7" w:themeColor="accent1" w:themeTint="99"/>
-            </w:tcBorders>
-            <w:vAlign w:val="center"/>
-          </w:tcPr>
-          <w:p>
-            <w:pPr>
-              <w:pStyle w:val="PargrafodaLista"/>
-              <w:numPr>
-                <w:ilvl w:val="2"/>
-                <w:numId w:val="5"/>
-              </w:numPr>
+              <w:bottom w:val="nil"/>
+              <w:right w:val="single" w:sz="4" w:space="0" w:color="95B3D7" w:themeColor="accent1" w:themeTint="99"/>
+            </w:tcBorders>
+            <w:vAlign w:val="center"/>
+          </w:tcPr>
+          <w:p>
+            <w:pPr>
               <w:rPr>
                 <w:rFonts w:cstheme="minorHAnsi"/>
                 <w:b w:val="0"/>
-                <w:bCs w:val="0"/>
               </w:rPr>
             </w:pPr>
             <w:r>
               <w:rPr>
                 <w:rFonts w:cstheme="minorHAnsi"/>
                 <w:b w:val="0"/>
-                <w:bCs w:val="0"/>
-              </w:rPr>
-              <w:t>Clicar em cadastrar funcionário</w:t>
-            </w:r>
-          </w:p>
-          <w:p>
-            <w:pPr>
-              <w:pStyle w:val="PargrafodaLista"/>
-              <w:numPr>
-                <w:ilvl w:val="2"/>
-                <w:numId w:val="5"/>
-              </w:numPr>
+              </w:rPr>
+              <w:t xml:space="preserve">1) </w:t>
+            </w:r>
+            <w:r>
               <w:rPr>
                 <w:rFonts w:cstheme="minorHAnsi"/>
                 <w:b w:val="0"/>
-                <w:bCs w:val="0"/>
-              </w:rPr>
-            </w:pPr>
-            <w:r>
+              </w:rPr>
+              <w:t>Clicar em cadastrar funcionário</w:t>
+            </w:r>
+          </w:p>
+          <w:p>
+            <w:pPr>
               <w:rPr>
                 <w:rFonts w:cstheme="minorHAnsi"/>
                 <w:b w:val="0"/>
-                <w:bCs w:val="0"/>
-              </w:rPr>
-              <w:t xml:space="preserve">Inserir os dados como: nome, idade, cargo, nº de identificação, email, contacto </w:t>
-            </w:r>
-          </w:p>
-          <w:p>
-            <w:pPr>
-              <w:pStyle w:val="PargrafodaLista"/>
-              <w:numPr>
-                <w:ilvl w:val="2"/>
-                <w:numId w:val="5"/>
-              </w:numPr>
-              <w:rPr>
-                <w:rFonts w:ascii="Arial" w:hAnsi="Arial"/>
-                <w:b w:val="0"/>
-                <w:bCs w:val="0"/>
               </w:rPr>
             </w:pPr>
             <w:r>
               <w:rPr>
                 <w:rFonts w:cstheme="minorHAnsi"/>
                 <w:b w:val="0"/>
-                <w:bCs w:val="0"/>
+              </w:rPr>
+              <w:t xml:space="preserve">3) </w:t>
+            </w:r>
+            <w:r>
+              <w:rPr>
+                <w:rFonts w:cstheme="minorHAnsi"/>
+                <w:b w:val="0"/>
+              </w:rPr>
+              <w:t xml:space="preserve">Inserir os dados como: nome, idade, cargo, nº de identificação, email, contacto </w:t>
+            </w:r>
+          </w:p>
+          <w:p>
+            <w:pPr>
+              <w:rPr>
+                <w:rFonts w:cstheme="minorHAnsi"/>
+              </w:rPr>
+            </w:pPr>
+            <w:r>
+              <w:rPr>
+                <w:rFonts w:cstheme="minorHAnsi"/>
+                <w:b w:val="0"/>
+              </w:rPr>
+              <w:t xml:space="preserve">4) </w:t>
+            </w:r>
+            <w:r>
+              <w:rPr>
+                <w:rFonts w:cstheme="minorHAnsi"/>
+                <w:b w:val="0"/>
               </w:rPr>
               <w:t>Clicar em cadastrar</w:t>
             </w:r>
@@ -1312,53 +1505,44 @@
           </w:tcPr>
           <w:p>
             <w:pPr>
-              <w:pStyle w:val="PargrafodaLista"/>
-              <w:numPr>
-                <w:ilvl w:val="0"/>
-                <w:numId w:val="6"/>
-              </w:numPr>
               <w:cnfStyle w:val="000000100000" w:firstRow="0" w:lastRow="0" w:firstColumn="0" w:lastColumn="0" w:oddVBand="0" w:evenVBand="0" w:oddHBand="1" w:evenHBand="0" w:firstRowFirstColumn="0" w:firstRowLastColumn="0" w:lastRowFirstColumn="0" w:lastRowLastColumn="0"/>
               <w:rPr>
                 <w:rFonts w:ascii="Arial" w:hAnsi="Arial"/>
               </w:rPr>
             </w:pPr>
             <w:r>
+              <w:t xml:space="preserve">2) </w:t>
+            </w:r>
+            <w:r>
               <w:t>Apresentar o campo de cadastro</w:t>
             </w:r>
           </w:p>
           <w:p>
             <w:pPr>
-              <w:pStyle w:val="PargrafodaLista"/>
-              <w:numPr>
-                <w:ilvl w:val="0"/>
-                <w:numId w:val="6"/>
-              </w:numPr>
               <w:cnfStyle w:val="000000100000" w:firstRow="0" w:lastRow="0" w:firstColumn="0" w:lastColumn="0" w:oddVBand="0" w:evenVBand="0" w:oddHBand="1" w:evenHBand="0" w:firstRowFirstColumn="0" w:firstRowLastColumn="0" w:lastRowFirstColumn="0" w:lastRowLastColumn="0"/>
               <w:rPr>
                 <w:rFonts w:ascii="Arial" w:hAnsi="Arial"/>
               </w:rPr>
             </w:pPr>
             <w:r>
+              <w:t xml:space="preserve">5) </w:t>
+            </w:r>
+            <w:r>
               <w:t>Validar os dados preenchidos</w:t>
             </w:r>
           </w:p>
           <w:p>
             <w:pPr>
-              <w:pStyle w:val="PargrafodaLista"/>
-              <w:numPr>
-                <w:ilvl w:val="0"/>
-                <w:numId w:val="6"/>
-              </w:numPr>
               <w:cnfStyle w:val="000000100000" w:firstRow="0" w:lastRow="0" w:firstColumn="0" w:lastColumn="0" w:oddVBand="0" w:evenVBand="0" w:oddHBand="1" w:evenHBand="0" w:firstRowFirstColumn="0" w:firstRowLastColumn="0" w:lastRowFirstColumn="0" w:lastRowLastColumn="0"/>
               <w:rPr>
                 <w:rFonts w:ascii="Arial" w:hAnsi="Arial"/>
               </w:rPr>
             </w:pPr>
             <w:r>
-              <w:t xml:space="preserve">Validar o cadastro e </w:t>
-            </w:r>
-            <w:r>
-              <w:t>Imprimir a mensagem sucesso!</w:t>
+              <w:t xml:space="preserve">6) </w:t>
+            </w:r>
+            <w:r>
+              <w:t>Validar o cadastro e Imprimir a mensagem sucesso!</w:t>
             </w:r>
             <w:r>
               <w:t xml:space="preserve"> </w:t>
@@ -1380,7 +1564,6 @@
         <w:tabs>
           <w:tab w:val="left" w:pos="930"/>
         </w:tabs>
-        <w:jc w:val="center"/>
         <w:rPr>
           <w:b/>
           <w:sz w:val="28"/>
@@ -1388,29 +1571,1093 @@
         </w:rPr>
       </w:pPr>
     </w:p>
+    <w:tbl>
+      <w:tblPr>
+        <w:tblStyle w:val="TabeladeGrelha4-Destaque12"/>
+        <w:tblW w:w="0" w:type="auto"/>
+        <w:tblLook w:val="04A0" w:firstRow="1" w:lastRow="0" w:firstColumn="1" w:lastColumn="0" w:noHBand="0" w:noVBand="1"/>
+      </w:tblPr>
+      <w:tblGrid>
+        <w:gridCol w:w="4342"/>
+        <w:gridCol w:w="4378"/>
+      </w:tblGrid>
+      <w:tr>
+        <w:trPr>
+          <w:cnfStyle w:val="100000000000" w:firstRow="1" w:lastRow="0" w:firstColumn="0" w:lastColumn="0" w:oddVBand="0" w:evenVBand="0" w:oddHBand="0" w:evenHBand="0" w:firstRowFirstColumn="0" w:firstRowLastColumn="0" w:lastRowFirstColumn="0" w:lastRowLastColumn="0"/>
+          <w:trHeight w:val="418"/>
+        </w:trPr>
+        <w:tc>
+          <w:tcPr>
+            <w:cnfStyle w:val="001000000000" w:firstRow="0" w:lastRow="0" w:firstColumn="1" w:lastColumn="0" w:oddVBand="0" w:evenVBand="0" w:oddHBand="0" w:evenHBand="0" w:firstRowFirstColumn="0" w:firstRowLastColumn="0" w:lastRowFirstColumn="0" w:lastRowLastColumn="0"/>
+            <w:tcW w:w="4508" w:type="dxa"/>
+            <w:vAlign w:val="center"/>
+            <w:hideMark/>
+          </w:tcPr>
+          <w:p>
+            <w:pPr>
+              <w:rPr>
+                <w:rFonts w:ascii="Arial" w:hAnsi="Arial"/>
+              </w:rPr>
+            </w:pPr>
+            <w:r>
+              <w:t>Nome do caso de uso</w:t>
+            </w:r>
+          </w:p>
+        </w:tc>
+        <w:tc>
+          <w:tcPr>
+            <w:tcW w:w="4508" w:type="dxa"/>
+            <w:vAlign w:val="center"/>
+            <w:hideMark/>
+          </w:tcPr>
+          <w:p>
+            <w:pPr>
+              <w:pStyle w:val="PargrafodaLista"/>
+              <w:numPr>
+                <w:ilvl w:val="0"/>
+                <w:numId w:val="4"/>
+              </w:numPr>
+              <w:jc w:val="both"/>
+              <w:cnfStyle w:val="100000000000" w:firstRow="1" w:lastRow="0" w:firstColumn="0" w:lastColumn="0" w:oddVBand="0" w:evenVBand="0" w:oddHBand="0" w:evenHBand="0" w:firstRowFirstColumn="0" w:firstRowLastColumn="0" w:lastRowFirstColumn="0" w:lastRowLastColumn="0"/>
+            </w:pPr>
+            <w:r>
+              <w:t>Entrar no sistema</w:t>
+            </w:r>
+          </w:p>
+        </w:tc>
+      </w:tr>
+      <w:tr>
+        <w:trPr>
+          <w:cnfStyle w:val="000000100000" w:firstRow="0" w:lastRow="0" w:firstColumn="0" w:lastColumn="0" w:oddVBand="0" w:evenVBand="0" w:oddHBand="1" w:evenHBand="0" w:firstRowFirstColumn="0" w:firstRowLastColumn="0" w:lastRowFirstColumn="0" w:lastRowLastColumn="0"/>
+        </w:trPr>
+        <w:tc>
+          <w:tcPr>
+            <w:cnfStyle w:val="001000000000" w:firstRow="0" w:lastRow="0" w:firstColumn="1" w:lastColumn="0" w:oddVBand="0" w:evenVBand="0" w:oddHBand="0" w:evenHBand="0" w:firstRowFirstColumn="0" w:firstRowLastColumn="0" w:lastRowFirstColumn="0" w:lastRowLastColumn="0"/>
+            <w:tcW w:w="4508" w:type="dxa"/>
+            <w:tcBorders>
+              <w:top w:val="single" w:sz="4" w:space="0" w:color="95B3D7" w:themeColor="accent1" w:themeTint="99"/>
+              <w:left w:val="single" w:sz="4" w:space="0" w:color="95B3D7" w:themeColor="accent1" w:themeTint="99"/>
+              <w:bottom w:val="single" w:sz="4" w:space="0" w:color="95B3D7" w:themeColor="accent1" w:themeTint="99"/>
+              <w:right w:val="single" w:sz="4" w:space="0" w:color="95B3D7" w:themeColor="accent1" w:themeTint="99"/>
+            </w:tcBorders>
+            <w:vAlign w:val="center"/>
+            <w:hideMark/>
+          </w:tcPr>
+          <w:p>
+            <w:pPr>
+              <w:rPr>
+                <w:rFonts w:ascii="Arial" w:hAnsi="Arial"/>
+              </w:rPr>
+            </w:pPr>
+            <w:r>
+              <w:t>Autor</w:t>
+            </w:r>
+          </w:p>
+        </w:tc>
+        <w:tc>
+          <w:tcPr>
+            <w:tcW w:w="4508" w:type="dxa"/>
+            <w:tcBorders>
+              <w:top w:val="single" w:sz="4" w:space="0" w:color="95B3D7" w:themeColor="accent1" w:themeTint="99"/>
+              <w:left w:val="single" w:sz="4" w:space="0" w:color="95B3D7" w:themeColor="accent1" w:themeTint="99"/>
+              <w:bottom w:val="single" w:sz="4" w:space="0" w:color="95B3D7" w:themeColor="accent1" w:themeTint="99"/>
+              <w:right w:val="single" w:sz="4" w:space="0" w:color="95B3D7" w:themeColor="accent1" w:themeTint="99"/>
+            </w:tcBorders>
+            <w:vAlign w:val="center"/>
+            <w:hideMark/>
+          </w:tcPr>
+          <w:p>
+            <w:pPr>
+              <w:cnfStyle w:val="000000100000" w:firstRow="0" w:lastRow="0" w:firstColumn="0" w:lastColumn="0" w:oddVBand="0" w:evenVBand="0" w:oddHBand="1" w:evenHBand="0" w:firstRowFirstColumn="0" w:firstRowLastColumn="0" w:lastRowFirstColumn="0" w:lastRowLastColumn="0"/>
+              <w:rPr>
+                <w:rFonts w:ascii="Arial" w:hAnsi="Arial"/>
+              </w:rPr>
+            </w:pPr>
+            <w:r>
+              <w:t xml:space="preserve">Director ou </w:t>
+            </w:r>
+            <w:r>
+              <w:t>secretaria</w:t>
+            </w:r>
+          </w:p>
+        </w:tc>
+      </w:tr>
+      <w:tr>
+        <w:tc>
+          <w:tcPr>
+            <w:cnfStyle w:val="001000000000" w:firstRow="0" w:lastRow="0" w:firstColumn="1" w:lastColumn="0" w:oddVBand="0" w:evenVBand="0" w:oddHBand="0" w:evenHBand="0" w:firstRowFirstColumn="0" w:firstRowLastColumn="0" w:lastRowFirstColumn="0" w:lastRowLastColumn="0"/>
+            <w:tcW w:w="4508" w:type="dxa"/>
+            <w:tcBorders>
+              <w:top w:val="single" w:sz="4" w:space="0" w:color="95B3D7" w:themeColor="accent1" w:themeTint="99"/>
+              <w:left w:val="single" w:sz="4" w:space="0" w:color="95B3D7" w:themeColor="accent1" w:themeTint="99"/>
+              <w:bottom w:val="single" w:sz="4" w:space="0" w:color="95B3D7" w:themeColor="accent1" w:themeTint="99"/>
+              <w:right w:val="single" w:sz="4" w:space="0" w:color="95B3D7" w:themeColor="accent1" w:themeTint="99"/>
+            </w:tcBorders>
+            <w:vAlign w:val="center"/>
+            <w:hideMark/>
+          </w:tcPr>
+          <w:p>
+            <w:pPr>
+              <w:rPr>
+                <w:rFonts w:ascii="Arial" w:hAnsi="Arial"/>
+              </w:rPr>
+            </w:pPr>
+            <w:r>
+              <w:t>Propósito</w:t>
+            </w:r>
+          </w:p>
+        </w:tc>
+        <w:tc>
+          <w:tcPr>
+            <w:tcW w:w="4508" w:type="dxa"/>
+            <w:tcBorders>
+              <w:top w:val="single" w:sz="4" w:space="0" w:color="95B3D7" w:themeColor="accent1" w:themeTint="99"/>
+              <w:left w:val="single" w:sz="4" w:space="0" w:color="95B3D7" w:themeColor="accent1" w:themeTint="99"/>
+              <w:bottom w:val="single" w:sz="4" w:space="0" w:color="95B3D7" w:themeColor="accent1" w:themeTint="99"/>
+              <w:right w:val="single" w:sz="4" w:space="0" w:color="95B3D7" w:themeColor="accent1" w:themeTint="99"/>
+            </w:tcBorders>
+            <w:vAlign w:val="center"/>
+            <w:hideMark/>
+          </w:tcPr>
+          <w:p>
+            <w:pPr>
+              <w:cnfStyle w:val="000000000000" w:firstRow="0" w:lastRow="0" w:firstColumn="0" w:lastColumn="0" w:oddVBand="0" w:evenVBand="0" w:oddHBand="0" w:evenHBand="0" w:firstRowFirstColumn="0" w:firstRowLastColumn="0" w:lastRowFirstColumn="0" w:lastRowLastColumn="0"/>
+              <w:rPr>
+                <w:rFonts w:ascii="Arial" w:hAnsi="Arial"/>
+              </w:rPr>
+            </w:pPr>
+            <w:r>
+              <w:t>Ter acesso ao sistema</w:t>
+            </w:r>
+          </w:p>
+        </w:tc>
+      </w:tr>
+      <w:tr>
+        <w:trPr>
+          <w:cnfStyle w:val="000000100000" w:firstRow="0" w:lastRow="0" w:firstColumn="0" w:lastColumn="0" w:oddVBand="0" w:evenVBand="0" w:oddHBand="1" w:evenHBand="0" w:firstRowFirstColumn="0" w:firstRowLastColumn="0" w:lastRowFirstColumn="0" w:lastRowLastColumn="0"/>
+          <w:trHeight w:val="1593"/>
+        </w:trPr>
+        <w:tc>
+          <w:tcPr>
+            <w:cnfStyle w:val="001000000000" w:firstRow="0" w:lastRow="0" w:firstColumn="1" w:lastColumn="0" w:oddVBand="0" w:evenVBand="0" w:oddHBand="0" w:evenHBand="0" w:firstRowFirstColumn="0" w:firstRowLastColumn="0" w:lastRowFirstColumn="0" w:lastRowLastColumn="0"/>
+            <w:tcW w:w="9016" w:type="dxa"/>
+            <w:gridSpan w:val="2"/>
+            <w:tcBorders>
+              <w:top w:val="single" w:sz="4" w:space="0" w:color="95B3D7" w:themeColor="accent1" w:themeTint="99"/>
+              <w:left w:val="single" w:sz="4" w:space="0" w:color="95B3D7" w:themeColor="accent1" w:themeTint="99"/>
+              <w:bottom w:val="single" w:sz="4" w:space="0" w:color="95B3D7" w:themeColor="accent1" w:themeTint="99"/>
+              <w:right w:val="single" w:sz="4" w:space="0" w:color="95B3D7" w:themeColor="accent1" w:themeTint="99"/>
+            </w:tcBorders>
+            <w:vAlign w:val="center"/>
+            <w:hideMark/>
+          </w:tcPr>
+          <w:p>
+            <w:pPr>
+              <w:rPr>
+                <w:rFonts w:ascii="Arial" w:hAnsi="Arial"/>
+              </w:rPr>
+            </w:pPr>
+            <w:r>
+              <w:t xml:space="preserve">Resumo: </w:t>
+            </w:r>
+            <w:r>
+              <w:rPr>
+                <w:b w:val="0"/>
+                <w:bCs w:val="0"/>
+              </w:rPr>
+              <w:t>O dire</w:t>
+            </w:r>
+            <w:r>
+              <w:rPr>
+                <w:b w:val="0"/>
+                <w:bCs w:val="0"/>
+              </w:rPr>
+              <w:t>c</w:t>
+            </w:r>
+            <w:r>
+              <w:rPr>
+                <w:b w:val="0"/>
+                <w:bCs w:val="0"/>
+              </w:rPr>
+              <w:t>tor</w:t>
+            </w:r>
+            <w:r>
+              <w:rPr>
+                <w:b w:val="0"/>
+                <w:bCs w:val="0"/>
+              </w:rPr>
+              <w:t xml:space="preserve"> ou a</w:t>
+            </w:r>
+            <w:r>
+              <w:rPr>
+                <w:b w:val="0"/>
+                <w:bCs w:val="0"/>
+              </w:rPr>
+              <w:t xml:space="preserve"> secretaria precisam ter acesso ao sistema. </w:t>
+            </w:r>
+          </w:p>
+        </w:tc>
+      </w:tr>
+      <w:tr>
+        <w:trPr>
+          <w:trHeight w:val="566"/>
+        </w:trPr>
+        <w:tc>
+          <w:tcPr>
+            <w:cnfStyle w:val="001000000000" w:firstRow="0" w:lastRow="0" w:firstColumn="1" w:lastColumn="0" w:oddVBand="0" w:evenVBand="0" w:oddHBand="0" w:evenHBand="0" w:firstRowFirstColumn="0" w:firstRowLastColumn="0" w:lastRowFirstColumn="0" w:lastRowLastColumn="0"/>
+            <w:tcW w:w="4508" w:type="dxa"/>
+            <w:tcBorders>
+              <w:top w:val="single" w:sz="4" w:space="0" w:color="95B3D7" w:themeColor="accent1" w:themeTint="99"/>
+              <w:left w:val="single" w:sz="4" w:space="0" w:color="95B3D7" w:themeColor="accent1" w:themeTint="99"/>
+              <w:bottom w:val="single" w:sz="4" w:space="0" w:color="95B3D7" w:themeColor="accent1" w:themeTint="99"/>
+              <w:right w:val="single" w:sz="4" w:space="0" w:color="95B3D7" w:themeColor="accent1" w:themeTint="99"/>
+            </w:tcBorders>
+            <w:vAlign w:val="center"/>
+            <w:hideMark/>
+          </w:tcPr>
+          <w:p>
+            <w:pPr>
+              <w:rPr>
+                <w:rFonts w:ascii="Arial" w:hAnsi="Arial"/>
+              </w:rPr>
+            </w:pPr>
+            <w:r>
+              <w:t>Pré-condições</w:t>
+            </w:r>
+          </w:p>
+        </w:tc>
+        <w:tc>
+          <w:tcPr>
+            <w:tcW w:w="4508" w:type="dxa"/>
+            <w:tcBorders>
+              <w:top w:val="single" w:sz="4" w:space="0" w:color="95B3D7" w:themeColor="accent1" w:themeTint="99"/>
+              <w:left w:val="single" w:sz="4" w:space="0" w:color="95B3D7" w:themeColor="accent1" w:themeTint="99"/>
+              <w:bottom w:val="single" w:sz="4" w:space="0" w:color="95B3D7" w:themeColor="accent1" w:themeTint="99"/>
+              <w:right w:val="single" w:sz="4" w:space="0" w:color="95B3D7" w:themeColor="accent1" w:themeTint="99"/>
+            </w:tcBorders>
+            <w:vAlign w:val="center"/>
+            <w:hideMark/>
+          </w:tcPr>
+          <w:p>
+            <w:pPr>
+              <w:cnfStyle w:val="000000000000" w:firstRow="0" w:lastRow="0" w:firstColumn="0" w:lastColumn="0" w:oddVBand="0" w:evenVBand="0" w:oddHBand="0" w:evenHBand="0" w:firstRowFirstColumn="0" w:firstRowLastColumn="0" w:lastRowFirstColumn="0" w:lastRowLastColumn="0"/>
+              <w:rPr>
+                <w:rFonts w:ascii="Arial" w:hAnsi="Arial"/>
+              </w:rPr>
+            </w:pPr>
+            <w:r>
+              <w:t>Ser o director da empresa ou a secretaria</w:t>
+            </w:r>
+          </w:p>
+        </w:tc>
+      </w:tr>
+      <w:tr>
+        <w:trPr>
+          <w:cnfStyle w:val="000000100000" w:firstRow="0" w:lastRow="0" w:firstColumn="0" w:lastColumn="0" w:oddVBand="0" w:evenVBand="0" w:oddHBand="1" w:evenHBand="0" w:firstRowFirstColumn="0" w:firstRowLastColumn="0" w:lastRowFirstColumn="0" w:lastRowLastColumn="0"/>
+          <w:trHeight w:val="566"/>
+        </w:trPr>
+        <w:tc>
+          <w:tcPr>
+            <w:cnfStyle w:val="001000000000" w:firstRow="0" w:lastRow="0" w:firstColumn="1" w:lastColumn="0" w:oddVBand="0" w:evenVBand="0" w:oddHBand="0" w:evenHBand="0" w:firstRowFirstColumn="0" w:firstRowLastColumn="0" w:lastRowFirstColumn="0" w:lastRowLastColumn="0"/>
+            <w:tcW w:w="9016" w:type="dxa"/>
+            <w:gridSpan w:val="2"/>
+            <w:tcBorders>
+              <w:top w:val="single" w:sz="4" w:space="0" w:color="95B3D7" w:themeColor="accent1" w:themeTint="99"/>
+              <w:left w:val="single" w:sz="4" w:space="0" w:color="95B3D7" w:themeColor="accent1" w:themeTint="99"/>
+              <w:bottom w:val="single" w:sz="4" w:space="0" w:color="95B3D7" w:themeColor="accent1" w:themeTint="99"/>
+              <w:right w:val="single" w:sz="4" w:space="0" w:color="95B3D7" w:themeColor="accent1" w:themeTint="99"/>
+            </w:tcBorders>
+            <w:vAlign w:val="center"/>
+            <w:hideMark/>
+          </w:tcPr>
+          <w:p>
+            <w:pPr>
+              <w:jc w:val="center"/>
+              <w:rPr>
+                <w:rFonts w:ascii="Arial" w:hAnsi="Arial"/>
+              </w:rPr>
+            </w:pPr>
+            <w:r>
+              <w:t>Fluxo Básico</w:t>
+            </w:r>
+          </w:p>
+        </w:tc>
+      </w:tr>
+      <w:tr>
+        <w:trPr>
+          <w:trHeight w:val="566"/>
+        </w:trPr>
+        <w:tc>
+          <w:tcPr>
+            <w:cnfStyle w:val="001000000000" w:firstRow="0" w:lastRow="0" w:firstColumn="1" w:lastColumn="0" w:oddVBand="0" w:evenVBand="0" w:oddHBand="0" w:evenHBand="0" w:firstRowFirstColumn="0" w:firstRowLastColumn="0" w:lastRowFirstColumn="0" w:lastRowLastColumn="0"/>
+            <w:tcW w:w="4508" w:type="dxa"/>
+            <w:tcBorders>
+              <w:top w:val="single" w:sz="4" w:space="0" w:color="95B3D7" w:themeColor="accent1" w:themeTint="99"/>
+              <w:left w:val="single" w:sz="4" w:space="0" w:color="95B3D7" w:themeColor="accent1" w:themeTint="99"/>
+              <w:bottom w:val="single" w:sz="4" w:space="0" w:color="95B3D7" w:themeColor="accent1" w:themeTint="99"/>
+              <w:right w:val="single" w:sz="4" w:space="0" w:color="95B3D7" w:themeColor="accent1" w:themeTint="99"/>
+            </w:tcBorders>
+            <w:vAlign w:val="center"/>
+            <w:hideMark/>
+          </w:tcPr>
+          <w:p>
+            <w:pPr>
+              <w:rPr>
+                <w:rFonts w:ascii="Arial" w:hAnsi="Arial"/>
+              </w:rPr>
+            </w:pPr>
+            <w:r>
+              <w:t>Acção do actor</w:t>
+            </w:r>
+          </w:p>
+        </w:tc>
+        <w:tc>
+          <w:tcPr>
+            <w:tcW w:w="4508" w:type="dxa"/>
+            <w:tcBorders>
+              <w:top w:val="single" w:sz="4" w:space="0" w:color="95B3D7" w:themeColor="accent1" w:themeTint="99"/>
+              <w:left w:val="single" w:sz="4" w:space="0" w:color="95B3D7" w:themeColor="accent1" w:themeTint="99"/>
+              <w:bottom w:val="single" w:sz="4" w:space="0" w:color="95B3D7" w:themeColor="accent1" w:themeTint="99"/>
+              <w:right w:val="single" w:sz="4" w:space="0" w:color="95B3D7" w:themeColor="accent1" w:themeTint="99"/>
+            </w:tcBorders>
+            <w:vAlign w:val="center"/>
+            <w:hideMark/>
+          </w:tcPr>
+          <w:p>
+            <w:pPr>
+              <w:cnfStyle w:val="000000000000" w:firstRow="0" w:lastRow="0" w:firstColumn="0" w:lastColumn="0" w:oddVBand="0" w:evenVBand="0" w:oddHBand="0" w:evenHBand="0" w:firstRowFirstColumn="0" w:firstRowLastColumn="0" w:lastRowFirstColumn="0" w:lastRowLastColumn="0"/>
+              <w:rPr>
+                <w:rFonts w:ascii="Arial" w:hAnsi="Arial"/>
+                <w:b/>
+                <w:bCs/>
+              </w:rPr>
+            </w:pPr>
+            <w:r>
+              <w:rPr>
+                <w:b/>
+                <w:bCs/>
+              </w:rPr>
+              <w:t>Resposta do Sistema</w:t>
+            </w:r>
+          </w:p>
+        </w:tc>
+      </w:tr>
+      <w:tr>
+        <w:trPr>
+          <w:cnfStyle w:val="000000100000" w:firstRow="0" w:lastRow="0" w:firstColumn="0" w:lastColumn="0" w:oddVBand="0" w:evenVBand="0" w:oddHBand="1" w:evenHBand="0" w:firstRowFirstColumn="0" w:firstRowLastColumn="0" w:lastRowFirstColumn="0" w:lastRowLastColumn="0"/>
+          <w:trHeight w:val="566"/>
+        </w:trPr>
+        <w:tc>
+          <w:tcPr>
+            <w:cnfStyle w:val="001000000000" w:firstRow="0" w:lastRow="0" w:firstColumn="1" w:lastColumn="0" w:oddVBand="0" w:evenVBand="0" w:oddHBand="0" w:evenHBand="0" w:firstRowFirstColumn="0" w:firstRowLastColumn="0" w:lastRowFirstColumn="0" w:lastRowLastColumn="0"/>
+            <w:tcW w:w="4508" w:type="dxa"/>
+            <w:tcBorders>
+              <w:top w:val="single" w:sz="4" w:space="0" w:color="95B3D7" w:themeColor="accent1" w:themeTint="99"/>
+              <w:left w:val="single" w:sz="4" w:space="0" w:color="95B3D7" w:themeColor="accent1" w:themeTint="99"/>
+              <w:bottom w:val="nil"/>
+              <w:right w:val="single" w:sz="4" w:space="0" w:color="95B3D7" w:themeColor="accent1" w:themeTint="99"/>
+            </w:tcBorders>
+            <w:vAlign w:val="center"/>
+          </w:tcPr>
+          <w:p>
+            <w:pPr>
+              <w:rPr>
+                <w:rFonts w:ascii="Arial" w:hAnsi="Arial"/>
+                <w:b w:val="0"/>
+              </w:rPr>
+            </w:pPr>
+            <w:r>
+              <w:rPr>
+                <w:rFonts w:cstheme="minorHAnsi"/>
+                <w:b w:val="0"/>
+              </w:rPr>
+              <w:t xml:space="preserve">1) </w:t>
+            </w:r>
+            <w:r>
+              <w:rPr>
+                <w:rFonts w:cstheme="minorHAnsi"/>
+                <w:b w:val="0"/>
+              </w:rPr>
+              <w:t>Clicar em iniciar sessão</w:t>
+            </w:r>
+          </w:p>
+          <w:p>
+            <w:pPr>
+              <w:rPr>
+                <w:rFonts w:cstheme="minorHAnsi"/>
+                <w:b w:val="0"/>
+              </w:rPr>
+            </w:pPr>
+            <w:r>
+              <w:rPr>
+                <w:rFonts w:cstheme="minorHAnsi"/>
+                <w:b w:val="0"/>
+              </w:rPr>
+              <w:t xml:space="preserve">3) </w:t>
+            </w:r>
+            <w:r>
+              <w:rPr>
+                <w:rFonts w:cstheme="minorHAnsi"/>
+                <w:b w:val="0"/>
+              </w:rPr>
+              <w:t>Entrar com nome de usuário e palavra passe</w:t>
+            </w:r>
+          </w:p>
+          <w:p>
+            <w:pPr>
+              <w:rPr>
+                <w:rFonts w:cstheme="minorHAnsi"/>
+              </w:rPr>
+            </w:pPr>
+            <w:r>
+              <w:rPr>
+                <w:rFonts w:cstheme="minorHAnsi"/>
+                <w:b w:val="0"/>
+              </w:rPr>
+              <w:t xml:space="preserve">4) </w:t>
+            </w:r>
+            <w:r>
+              <w:rPr>
+                <w:rFonts w:cstheme="minorHAnsi"/>
+                <w:b w:val="0"/>
+              </w:rPr>
+              <w:t>Clicar em entrar</w:t>
+            </w:r>
+          </w:p>
+        </w:tc>
+        <w:tc>
+          <w:tcPr>
+            <w:tcW w:w="4508" w:type="dxa"/>
+            <w:tcBorders>
+              <w:top w:val="single" w:sz="4" w:space="0" w:color="95B3D7" w:themeColor="accent1" w:themeTint="99"/>
+              <w:left w:val="single" w:sz="4" w:space="0" w:color="95B3D7" w:themeColor="accent1" w:themeTint="99"/>
+              <w:bottom w:val="nil"/>
+              <w:right w:val="single" w:sz="4" w:space="0" w:color="95B3D7" w:themeColor="accent1" w:themeTint="99"/>
+            </w:tcBorders>
+            <w:vAlign w:val="center"/>
+          </w:tcPr>
+          <w:p>
+            <w:pPr>
+              <w:cnfStyle w:val="000000100000" w:firstRow="0" w:lastRow="0" w:firstColumn="0" w:lastColumn="0" w:oddVBand="0" w:evenVBand="0" w:oddHBand="1" w:evenHBand="0" w:firstRowFirstColumn="0" w:firstRowLastColumn="0" w:lastRowFirstColumn="0" w:lastRowLastColumn="0"/>
+              <w:rPr>
+                <w:rFonts w:ascii="Arial" w:hAnsi="Arial"/>
+              </w:rPr>
+            </w:pPr>
+            <w:r>
+              <w:t xml:space="preserve">2) </w:t>
+            </w:r>
+            <w:r>
+              <w:t>Apresentar o campo de in</w:t>
+            </w:r>
+            <w:r>
+              <w:t>í</w:t>
+            </w:r>
+            <w:r>
+              <w:t>cio de sessão</w:t>
+            </w:r>
+          </w:p>
+          <w:p>
+            <w:pPr>
+              <w:cnfStyle w:val="000000100000" w:firstRow="0" w:lastRow="0" w:firstColumn="0" w:lastColumn="0" w:oddVBand="0" w:evenVBand="0" w:oddHBand="1" w:evenHBand="0" w:firstRowFirstColumn="0" w:firstRowLastColumn="0" w:lastRowFirstColumn="0" w:lastRowLastColumn="0"/>
+              <w:rPr>
+                <w:rFonts w:ascii="Arial" w:hAnsi="Arial"/>
+              </w:rPr>
+            </w:pPr>
+            <w:r>
+              <w:t xml:space="preserve">5) </w:t>
+            </w:r>
+            <w:r>
+              <w:t>Validar os dados preenchidos</w:t>
+            </w:r>
+          </w:p>
+          <w:p>
+            <w:pPr>
+              <w:cnfStyle w:val="000000100000" w:firstRow="0" w:lastRow="0" w:firstColumn="0" w:lastColumn="0" w:oddVBand="0" w:evenVBand="0" w:oddHBand="1" w:evenHBand="0" w:firstRowFirstColumn="0" w:firstRowLastColumn="0" w:lastRowFirstColumn="0" w:lastRowLastColumn="0"/>
+              <w:rPr>
+                <w:rFonts w:ascii="Arial" w:hAnsi="Arial"/>
+              </w:rPr>
+            </w:pPr>
+            <w:r>
+              <w:t xml:space="preserve">6) </w:t>
+            </w:r>
+            <w:r>
+              <w:t xml:space="preserve">Validar </w:t>
+            </w:r>
+            <w:r>
+              <w:t>a sessão</w:t>
+            </w:r>
+            <w:r>
+              <w:t xml:space="preserve"> e </w:t>
+            </w:r>
+            <w:r>
+              <w:t>entrar no sistema</w:t>
+            </w:r>
+            <w:r>
+              <w:t xml:space="preserve"> </w:t>
+            </w:r>
+          </w:p>
+        </w:tc>
+      </w:tr>
+    </w:tbl>
     <w:p>
       <w:pPr>
+        <w:tabs>
+          <w:tab w:val="left" w:pos="930"/>
+        </w:tabs>
         <w:rPr>
           <w:b/>
           <w:sz w:val="28"/>
           <w:szCs w:val="28"/>
         </w:rPr>
       </w:pPr>
-      <w:r>
+    </w:p>
+    <w:p>
+      <w:pPr>
+        <w:tabs>
+          <w:tab w:val="left" w:pos="930"/>
+        </w:tabs>
         <w:rPr>
           <w:b/>
           <w:sz w:val="28"/>
           <w:szCs w:val="28"/>
         </w:rPr>
-        <w:br w:type="page"/>
-      </w:r>
+      </w:pPr>
     </w:p>
+    <w:tbl>
+      <w:tblPr>
+        <w:tblStyle w:val="TabeladeGrelha4-Destaque12"/>
+        <w:tblW w:w="0" w:type="auto"/>
+        <w:tblLook w:val="04A0" w:firstRow="1" w:lastRow="0" w:firstColumn="1" w:lastColumn="0" w:noHBand="0" w:noVBand="1"/>
+      </w:tblPr>
+      <w:tblGrid>
+        <w:gridCol w:w="4337"/>
+        <w:gridCol w:w="4383"/>
+      </w:tblGrid>
+      <w:tr>
+        <w:trPr>
+          <w:cnfStyle w:val="100000000000" w:firstRow="1" w:lastRow="0" w:firstColumn="0" w:lastColumn="0" w:oddVBand="0" w:evenVBand="0" w:oddHBand="0" w:evenHBand="0" w:firstRowFirstColumn="0" w:firstRowLastColumn="0" w:lastRowFirstColumn="0" w:lastRowLastColumn="0"/>
+          <w:trHeight w:val="418"/>
+        </w:trPr>
+        <w:tc>
+          <w:tcPr>
+            <w:cnfStyle w:val="001000000000" w:firstRow="0" w:lastRow="0" w:firstColumn="1" w:lastColumn="0" w:oddVBand="0" w:evenVBand="0" w:oddHBand="0" w:evenHBand="0" w:firstRowFirstColumn="0" w:firstRowLastColumn="0" w:lastRowFirstColumn="0" w:lastRowLastColumn="0"/>
+            <w:tcW w:w="4508" w:type="dxa"/>
+            <w:vAlign w:val="center"/>
+            <w:hideMark/>
+          </w:tcPr>
+          <w:p>
+            <w:pPr>
+              <w:rPr>
+                <w:rFonts w:ascii="Arial" w:hAnsi="Arial"/>
+              </w:rPr>
+            </w:pPr>
+            <w:r>
+              <w:lastRenderedPageBreak/>
+              <w:t>Nome do caso de uso</w:t>
+            </w:r>
+          </w:p>
+        </w:tc>
+        <w:tc>
+          <w:tcPr>
+            <w:tcW w:w="4508" w:type="dxa"/>
+            <w:vAlign w:val="center"/>
+            <w:hideMark/>
+          </w:tcPr>
+          <w:p>
+            <w:pPr>
+              <w:pStyle w:val="PargrafodaLista"/>
+              <w:numPr>
+                <w:ilvl w:val="0"/>
+                <w:numId w:val="4"/>
+              </w:numPr>
+              <w:jc w:val="both"/>
+              <w:cnfStyle w:val="100000000000" w:firstRow="1" w:lastRow="0" w:firstColumn="0" w:lastColumn="0" w:oddVBand="0" w:evenVBand="0" w:oddHBand="0" w:evenHBand="0" w:firstRowFirstColumn="0" w:firstRowLastColumn="0" w:lastRowFirstColumn="0" w:lastRowLastColumn="0"/>
+            </w:pPr>
+            <w:r>
+              <w:t>Registar o consumo de energia</w:t>
+            </w:r>
+          </w:p>
+        </w:tc>
+      </w:tr>
+      <w:tr>
+        <w:trPr>
+          <w:cnfStyle w:val="000000100000" w:firstRow="0" w:lastRow="0" w:firstColumn="0" w:lastColumn="0" w:oddVBand="0" w:evenVBand="0" w:oddHBand="1" w:evenHBand="0" w:firstRowFirstColumn="0" w:firstRowLastColumn="0" w:lastRowFirstColumn="0" w:lastRowLastColumn="0"/>
+        </w:trPr>
+        <w:tc>
+          <w:tcPr>
+            <w:cnfStyle w:val="001000000000" w:firstRow="0" w:lastRow="0" w:firstColumn="1" w:lastColumn="0" w:oddVBand="0" w:evenVBand="0" w:oddHBand="0" w:evenHBand="0" w:firstRowFirstColumn="0" w:firstRowLastColumn="0" w:lastRowFirstColumn="0" w:lastRowLastColumn="0"/>
+            <w:tcW w:w="4508" w:type="dxa"/>
+            <w:tcBorders>
+              <w:top w:val="single" w:sz="4" w:space="0" w:color="95B3D7" w:themeColor="accent1" w:themeTint="99"/>
+              <w:left w:val="single" w:sz="4" w:space="0" w:color="95B3D7" w:themeColor="accent1" w:themeTint="99"/>
+              <w:bottom w:val="single" w:sz="4" w:space="0" w:color="95B3D7" w:themeColor="accent1" w:themeTint="99"/>
+              <w:right w:val="single" w:sz="4" w:space="0" w:color="95B3D7" w:themeColor="accent1" w:themeTint="99"/>
+            </w:tcBorders>
+            <w:vAlign w:val="center"/>
+            <w:hideMark/>
+          </w:tcPr>
+          <w:p>
+            <w:pPr>
+              <w:rPr>
+                <w:rFonts w:ascii="Arial" w:hAnsi="Arial"/>
+              </w:rPr>
+            </w:pPr>
+            <w:r>
+              <w:t>Autor</w:t>
+            </w:r>
+          </w:p>
+        </w:tc>
+        <w:tc>
+          <w:tcPr>
+            <w:tcW w:w="4508" w:type="dxa"/>
+            <w:tcBorders>
+              <w:top w:val="single" w:sz="4" w:space="0" w:color="95B3D7" w:themeColor="accent1" w:themeTint="99"/>
+              <w:left w:val="single" w:sz="4" w:space="0" w:color="95B3D7" w:themeColor="accent1" w:themeTint="99"/>
+              <w:bottom w:val="single" w:sz="4" w:space="0" w:color="95B3D7" w:themeColor="accent1" w:themeTint="99"/>
+              <w:right w:val="single" w:sz="4" w:space="0" w:color="95B3D7" w:themeColor="accent1" w:themeTint="99"/>
+            </w:tcBorders>
+            <w:vAlign w:val="center"/>
+            <w:hideMark/>
+          </w:tcPr>
+          <w:p>
+            <w:pPr>
+              <w:cnfStyle w:val="000000100000" w:firstRow="0" w:lastRow="0" w:firstColumn="0" w:lastColumn="0" w:oddVBand="0" w:evenVBand="0" w:oddHBand="1" w:evenHBand="0" w:firstRowFirstColumn="0" w:firstRowLastColumn="0" w:lastRowFirstColumn="0" w:lastRowLastColumn="0"/>
+              <w:rPr>
+                <w:rFonts w:ascii="Arial" w:hAnsi="Arial"/>
+              </w:rPr>
+            </w:pPr>
+            <w:r>
+              <w:t>secretaria</w:t>
+            </w:r>
+          </w:p>
+        </w:tc>
+      </w:tr>
+      <w:tr>
+        <w:tc>
+          <w:tcPr>
+            <w:cnfStyle w:val="001000000000" w:firstRow="0" w:lastRow="0" w:firstColumn="1" w:lastColumn="0" w:oddVBand="0" w:evenVBand="0" w:oddHBand="0" w:evenHBand="0" w:firstRowFirstColumn="0" w:firstRowLastColumn="0" w:lastRowFirstColumn="0" w:lastRowLastColumn="0"/>
+            <w:tcW w:w="4508" w:type="dxa"/>
+            <w:tcBorders>
+              <w:top w:val="single" w:sz="4" w:space="0" w:color="95B3D7" w:themeColor="accent1" w:themeTint="99"/>
+              <w:left w:val="single" w:sz="4" w:space="0" w:color="95B3D7" w:themeColor="accent1" w:themeTint="99"/>
+              <w:bottom w:val="single" w:sz="4" w:space="0" w:color="95B3D7" w:themeColor="accent1" w:themeTint="99"/>
+              <w:right w:val="single" w:sz="4" w:space="0" w:color="95B3D7" w:themeColor="accent1" w:themeTint="99"/>
+            </w:tcBorders>
+            <w:vAlign w:val="center"/>
+            <w:hideMark/>
+          </w:tcPr>
+          <w:p>
+            <w:pPr>
+              <w:rPr>
+                <w:rFonts w:ascii="Arial" w:hAnsi="Arial"/>
+              </w:rPr>
+            </w:pPr>
+            <w:r>
+              <w:t>Propósito</w:t>
+            </w:r>
+          </w:p>
+        </w:tc>
+        <w:tc>
+          <w:tcPr>
+            <w:tcW w:w="4508" w:type="dxa"/>
+            <w:tcBorders>
+              <w:top w:val="single" w:sz="4" w:space="0" w:color="95B3D7" w:themeColor="accent1" w:themeTint="99"/>
+              <w:left w:val="single" w:sz="4" w:space="0" w:color="95B3D7" w:themeColor="accent1" w:themeTint="99"/>
+              <w:bottom w:val="single" w:sz="4" w:space="0" w:color="95B3D7" w:themeColor="accent1" w:themeTint="99"/>
+              <w:right w:val="single" w:sz="4" w:space="0" w:color="95B3D7" w:themeColor="accent1" w:themeTint="99"/>
+            </w:tcBorders>
+            <w:vAlign w:val="center"/>
+            <w:hideMark/>
+          </w:tcPr>
+          <w:p>
+            <w:pPr>
+              <w:cnfStyle w:val="000000000000" w:firstRow="0" w:lastRow="0" w:firstColumn="0" w:lastColumn="0" w:oddVBand="0" w:evenVBand="0" w:oddHBand="0" w:evenHBand="0" w:firstRowFirstColumn="0" w:firstRowLastColumn="0" w:lastRowFirstColumn="0" w:lastRowLastColumn="0"/>
+              <w:rPr>
+                <w:rFonts w:ascii="Arial" w:hAnsi="Arial"/>
+              </w:rPr>
+            </w:pPr>
+            <w:r>
+              <w:t>Registar o consumo de energia</w:t>
+            </w:r>
+          </w:p>
+        </w:tc>
+      </w:tr>
+      <w:tr>
+        <w:trPr>
+          <w:cnfStyle w:val="000000100000" w:firstRow="0" w:lastRow="0" w:firstColumn="0" w:lastColumn="0" w:oddVBand="0" w:evenVBand="0" w:oddHBand="1" w:evenHBand="0" w:firstRowFirstColumn="0" w:firstRowLastColumn="0" w:lastRowFirstColumn="0" w:lastRowLastColumn="0"/>
+          <w:trHeight w:val="1593"/>
+        </w:trPr>
+        <w:tc>
+          <w:tcPr>
+            <w:cnfStyle w:val="001000000000" w:firstRow="0" w:lastRow="0" w:firstColumn="1" w:lastColumn="0" w:oddVBand="0" w:evenVBand="0" w:oddHBand="0" w:evenHBand="0" w:firstRowFirstColumn="0" w:firstRowLastColumn="0" w:lastRowFirstColumn="0" w:lastRowLastColumn="0"/>
+            <w:tcW w:w="9016" w:type="dxa"/>
+            <w:gridSpan w:val="2"/>
+            <w:tcBorders>
+              <w:top w:val="single" w:sz="4" w:space="0" w:color="95B3D7" w:themeColor="accent1" w:themeTint="99"/>
+              <w:left w:val="single" w:sz="4" w:space="0" w:color="95B3D7" w:themeColor="accent1" w:themeTint="99"/>
+              <w:bottom w:val="single" w:sz="4" w:space="0" w:color="95B3D7" w:themeColor="accent1" w:themeTint="99"/>
+              <w:right w:val="single" w:sz="4" w:space="0" w:color="95B3D7" w:themeColor="accent1" w:themeTint="99"/>
+            </w:tcBorders>
+            <w:vAlign w:val="center"/>
+            <w:hideMark/>
+          </w:tcPr>
+          <w:p>
+            <w:pPr>
+              <w:rPr>
+                <w:rFonts w:ascii="Arial" w:hAnsi="Arial"/>
+              </w:rPr>
+            </w:pPr>
+            <w:r>
+              <w:t xml:space="preserve">Resumo: </w:t>
+            </w:r>
+            <w:r>
+              <w:rPr>
+                <w:b w:val="0"/>
+                <w:bCs w:val="0"/>
+              </w:rPr>
+              <w:t>A secretaria precisa de registar o consumo de en</w:t>
+            </w:r>
+            <w:r>
+              <w:rPr>
+                <w:b w:val="0"/>
+                <w:bCs w:val="0"/>
+              </w:rPr>
+              <w:t>e</w:t>
+            </w:r>
+            <w:r>
+              <w:rPr>
+                <w:b w:val="0"/>
+                <w:bCs w:val="0"/>
+              </w:rPr>
+              <w:t xml:space="preserve">rgia. </w:t>
+            </w:r>
+          </w:p>
+        </w:tc>
+      </w:tr>
+      <w:tr>
+        <w:trPr>
+          <w:trHeight w:val="566"/>
+        </w:trPr>
+        <w:tc>
+          <w:tcPr>
+            <w:cnfStyle w:val="001000000000" w:firstRow="0" w:lastRow="0" w:firstColumn="1" w:lastColumn="0" w:oddVBand="0" w:evenVBand="0" w:oddHBand="0" w:evenHBand="0" w:firstRowFirstColumn="0" w:firstRowLastColumn="0" w:lastRowFirstColumn="0" w:lastRowLastColumn="0"/>
+            <w:tcW w:w="4508" w:type="dxa"/>
+            <w:tcBorders>
+              <w:top w:val="single" w:sz="4" w:space="0" w:color="95B3D7" w:themeColor="accent1" w:themeTint="99"/>
+              <w:left w:val="single" w:sz="4" w:space="0" w:color="95B3D7" w:themeColor="accent1" w:themeTint="99"/>
+              <w:bottom w:val="single" w:sz="4" w:space="0" w:color="95B3D7" w:themeColor="accent1" w:themeTint="99"/>
+              <w:right w:val="single" w:sz="4" w:space="0" w:color="95B3D7" w:themeColor="accent1" w:themeTint="99"/>
+            </w:tcBorders>
+            <w:vAlign w:val="center"/>
+            <w:hideMark/>
+          </w:tcPr>
+          <w:p>
+            <w:pPr>
+              <w:rPr>
+                <w:rFonts w:ascii="Arial" w:hAnsi="Arial"/>
+              </w:rPr>
+            </w:pPr>
+            <w:r>
+              <w:t>Pré-condições</w:t>
+            </w:r>
+          </w:p>
+        </w:tc>
+        <w:tc>
+          <w:tcPr>
+            <w:tcW w:w="4508" w:type="dxa"/>
+            <w:tcBorders>
+              <w:top w:val="single" w:sz="4" w:space="0" w:color="95B3D7" w:themeColor="accent1" w:themeTint="99"/>
+              <w:left w:val="single" w:sz="4" w:space="0" w:color="95B3D7" w:themeColor="accent1" w:themeTint="99"/>
+              <w:bottom w:val="single" w:sz="4" w:space="0" w:color="95B3D7" w:themeColor="accent1" w:themeTint="99"/>
+              <w:right w:val="single" w:sz="4" w:space="0" w:color="95B3D7" w:themeColor="accent1" w:themeTint="99"/>
+            </w:tcBorders>
+            <w:vAlign w:val="center"/>
+            <w:hideMark/>
+          </w:tcPr>
+          <w:p>
+            <w:pPr>
+              <w:cnfStyle w:val="000000000000" w:firstRow="0" w:lastRow="0" w:firstColumn="0" w:lastColumn="0" w:oddVBand="0" w:evenVBand="0" w:oddHBand="0" w:evenHBand="0" w:firstRowFirstColumn="0" w:firstRowLastColumn="0" w:lastRowFirstColumn="0" w:lastRowLastColumn="0"/>
+              <w:rPr>
+                <w:rFonts w:ascii="Arial" w:hAnsi="Arial"/>
+              </w:rPr>
+            </w:pPr>
+            <w:r>
+              <w:t>Ser a secretaria</w:t>
+            </w:r>
+          </w:p>
+        </w:tc>
+      </w:tr>
+      <w:tr>
+        <w:trPr>
+          <w:cnfStyle w:val="000000100000" w:firstRow="0" w:lastRow="0" w:firstColumn="0" w:lastColumn="0" w:oddVBand="0" w:evenVBand="0" w:oddHBand="1" w:evenHBand="0" w:firstRowFirstColumn="0" w:firstRowLastColumn="0" w:lastRowFirstColumn="0" w:lastRowLastColumn="0"/>
+          <w:trHeight w:val="566"/>
+        </w:trPr>
+        <w:tc>
+          <w:tcPr>
+            <w:cnfStyle w:val="001000000000" w:firstRow="0" w:lastRow="0" w:firstColumn="1" w:lastColumn="0" w:oddVBand="0" w:evenVBand="0" w:oddHBand="0" w:evenHBand="0" w:firstRowFirstColumn="0" w:firstRowLastColumn="0" w:lastRowFirstColumn="0" w:lastRowLastColumn="0"/>
+            <w:tcW w:w="9016" w:type="dxa"/>
+            <w:gridSpan w:val="2"/>
+            <w:tcBorders>
+              <w:top w:val="single" w:sz="4" w:space="0" w:color="95B3D7" w:themeColor="accent1" w:themeTint="99"/>
+              <w:left w:val="single" w:sz="4" w:space="0" w:color="95B3D7" w:themeColor="accent1" w:themeTint="99"/>
+              <w:bottom w:val="single" w:sz="4" w:space="0" w:color="95B3D7" w:themeColor="accent1" w:themeTint="99"/>
+              <w:right w:val="single" w:sz="4" w:space="0" w:color="95B3D7" w:themeColor="accent1" w:themeTint="99"/>
+            </w:tcBorders>
+            <w:vAlign w:val="center"/>
+            <w:hideMark/>
+          </w:tcPr>
+          <w:p>
+            <w:pPr>
+              <w:jc w:val="center"/>
+              <w:rPr>
+                <w:rFonts w:ascii="Arial" w:hAnsi="Arial"/>
+              </w:rPr>
+            </w:pPr>
+            <w:r>
+              <w:t>Fluxo Básico</w:t>
+            </w:r>
+          </w:p>
+        </w:tc>
+      </w:tr>
+      <w:tr>
+        <w:trPr>
+          <w:trHeight w:val="566"/>
+        </w:trPr>
+        <w:tc>
+          <w:tcPr>
+            <w:cnfStyle w:val="001000000000" w:firstRow="0" w:lastRow="0" w:firstColumn="1" w:lastColumn="0" w:oddVBand="0" w:evenVBand="0" w:oddHBand="0" w:evenHBand="0" w:firstRowFirstColumn="0" w:firstRowLastColumn="0" w:lastRowFirstColumn="0" w:lastRowLastColumn="0"/>
+            <w:tcW w:w="4508" w:type="dxa"/>
+            <w:tcBorders>
+              <w:top w:val="single" w:sz="4" w:space="0" w:color="95B3D7" w:themeColor="accent1" w:themeTint="99"/>
+              <w:left w:val="single" w:sz="4" w:space="0" w:color="95B3D7" w:themeColor="accent1" w:themeTint="99"/>
+              <w:bottom w:val="single" w:sz="4" w:space="0" w:color="95B3D7" w:themeColor="accent1" w:themeTint="99"/>
+              <w:right w:val="single" w:sz="4" w:space="0" w:color="95B3D7" w:themeColor="accent1" w:themeTint="99"/>
+            </w:tcBorders>
+            <w:vAlign w:val="center"/>
+            <w:hideMark/>
+          </w:tcPr>
+          <w:p>
+            <w:pPr>
+              <w:rPr>
+                <w:rFonts w:ascii="Arial" w:hAnsi="Arial"/>
+              </w:rPr>
+            </w:pPr>
+            <w:r>
+              <w:t>Acção do actor</w:t>
+            </w:r>
+          </w:p>
+        </w:tc>
+        <w:tc>
+          <w:tcPr>
+            <w:tcW w:w="4508" w:type="dxa"/>
+            <w:tcBorders>
+              <w:top w:val="single" w:sz="4" w:space="0" w:color="95B3D7" w:themeColor="accent1" w:themeTint="99"/>
+              <w:left w:val="single" w:sz="4" w:space="0" w:color="95B3D7" w:themeColor="accent1" w:themeTint="99"/>
+              <w:bottom w:val="single" w:sz="4" w:space="0" w:color="95B3D7" w:themeColor="accent1" w:themeTint="99"/>
+              <w:right w:val="single" w:sz="4" w:space="0" w:color="95B3D7" w:themeColor="accent1" w:themeTint="99"/>
+            </w:tcBorders>
+            <w:vAlign w:val="center"/>
+            <w:hideMark/>
+          </w:tcPr>
+          <w:p>
+            <w:pPr>
+              <w:cnfStyle w:val="000000000000" w:firstRow="0" w:lastRow="0" w:firstColumn="0" w:lastColumn="0" w:oddVBand="0" w:evenVBand="0" w:oddHBand="0" w:evenHBand="0" w:firstRowFirstColumn="0" w:firstRowLastColumn="0" w:lastRowFirstColumn="0" w:lastRowLastColumn="0"/>
+              <w:rPr>
+                <w:rFonts w:ascii="Arial" w:hAnsi="Arial"/>
+                <w:b/>
+                <w:bCs/>
+              </w:rPr>
+            </w:pPr>
+            <w:r>
+              <w:rPr>
+                <w:b/>
+                <w:bCs/>
+              </w:rPr>
+              <w:t>Resposta do Sistema</w:t>
+            </w:r>
+          </w:p>
+        </w:tc>
+      </w:tr>
+      <w:tr>
+        <w:trPr>
+          <w:cnfStyle w:val="000000100000" w:firstRow="0" w:lastRow="0" w:firstColumn="0" w:lastColumn="0" w:oddVBand="0" w:evenVBand="0" w:oddHBand="1" w:evenHBand="0" w:firstRowFirstColumn="0" w:firstRowLastColumn="0" w:lastRowFirstColumn="0" w:lastRowLastColumn="0"/>
+          <w:trHeight w:val="566"/>
+        </w:trPr>
+        <w:tc>
+          <w:tcPr>
+            <w:cnfStyle w:val="001000000000" w:firstRow="0" w:lastRow="0" w:firstColumn="1" w:lastColumn="0" w:oddVBand="0" w:evenVBand="0" w:oddHBand="0" w:evenHBand="0" w:firstRowFirstColumn="0" w:firstRowLastColumn="0" w:lastRowFirstColumn="0" w:lastRowLastColumn="0"/>
+            <w:tcW w:w="4508" w:type="dxa"/>
+            <w:tcBorders>
+              <w:top w:val="single" w:sz="4" w:space="0" w:color="95B3D7" w:themeColor="accent1" w:themeTint="99"/>
+              <w:left w:val="single" w:sz="4" w:space="0" w:color="95B3D7" w:themeColor="accent1" w:themeTint="99"/>
+              <w:bottom w:val="nil"/>
+              <w:right w:val="single" w:sz="4" w:space="0" w:color="95B3D7" w:themeColor="accent1" w:themeTint="99"/>
+            </w:tcBorders>
+            <w:vAlign w:val="center"/>
+          </w:tcPr>
+          <w:p>
+            <w:pPr>
+              <w:rPr>
+                <w:rFonts w:ascii="Arial" w:hAnsi="Arial"/>
+                <w:b w:val="0"/>
+              </w:rPr>
+            </w:pPr>
+            <w:r>
+              <w:rPr>
+                <w:rFonts w:cstheme="minorHAnsi"/>
+                <w:b w:val="0"/>
+              </w:rPr>
+              <w:t xml:space="preserve">1) </w:t>
+            </w:r>
+            <w:r>
+              <w:rPr>
+                <w:rFonts w:cstheme="minorHAnsi"/>
+                <w:b w:val="0"/>
+              </w:rPr>
+              <w:t>Clicar em registo de consumo de energia</w:t>
+            </w:r>
+          </w:p>
+          <w:p>
+            <w:pPr>
+              <w:rPr>
+                <w:rFonts w:cstheme="minorHAnsi"/>
+              </w:rPr>
+            </w:pPr>
+            <w:r>
+              <w:rPr>
+                <w:rFonts w:cstheme="minorHAnsi"/>
+                <w:b w:val="0"/>
+              </w:rPr>
+              <w:t xml:space="preserve">3) </w:t>
+            </w:r>
+            <w:r>
+              <w:rPr>
+                <w:rFonts w:cstheme="minorHAnsi"/>
+                <w:b w:val="0"/>
+              </w:rPr>
+              <w:t>Preencher o co</w:t>
+            </w:r>
+            <w:r>
+              <w:rPr>
+                <w:rFonts w:cstheme="minorHAnsi"/>
+                <w:b w:val="0"/>
+              </w:rPr>
+              <w:t>n</w:t>
+            </w:r>
+            <w:r>
+              <w:rPr>
+                <w:rFonts w:cstheme="minorHAnsi"/>
+                <w:b w:val="0"/>
+              </w:rPr>
+              <w:t>s</w:t>
+            </w:r>
+            <w:r>
+              <w:rPr>
+                <w:rFonts w:cstheme="minorHAnsi"/>
+                <w:b w:val="0"/>
+              </w:rPr>
+              <w:t>umo de en</w:t>
+            </w:r>
+            <w:r>
+              <w:rPr>
+                <w:rFonts w:cstheme="minorHAnsi"/>
+                <w:b w:val="0"/>
+              </w:rPr>
+              <w:t>e</w:t>
+            </w:r>
+            <w:r>
+              <w:rPr>
+                <w:rFonts w:cstheme="minorHAnsi"/>
+                <w:b w:val="0"/>
+              </w:rPr>
+              <w:t xml:space="preserve">rgia, entrando com </w:t>
+            </w:r>
+            <w:proofErr w:type="spellStart"/>
+            <w:r>
+              <w:rPr>
+                <w:rFonts w:cstheme="minorHAnsi"/>
+                <w:b w:val="0"/>
+              </w:rPr>
+              <w:t>kw</w:t>
+            </w:r>
+            <w:proofErr w:type="spellEnd"/>
+            <w:r>
+              <w:rPr>
+                <w:rFonts w:cstheme="minorHAnsi"/>
+                <w:b w:val="0"/>
+              </w:rPr>
+              <w:t>/h</w:t>
+            </w:r>
+          </w:p>
+        </w:tc>
+        <w:tc>
+          <w:tcPr>
+            <w:tcW w:w="4508" w:type="dxa"/>
+            <w:tcBorders>
+              <w:top w:val="single" w:sz="4" w:space="0" w:color="95B3D7" w:themeColor="accent1" w:themeTint="99"/>
+              <w:left w:val="single" w:sz="4" w:space="0" w:color="95B3D7" w:themeColor="accent1" w:themeTint="99"/>
+              <w:bottom w:val="nil"/>
+              <w:right w:val="single" w:sz="4" w:space="0" w:color="95B3D7" w:themeColor="accent1" w:themeTint="99"/>
+            </w:tcBorders>
+            <w:vAlign w:val="center"/>
+          </w:tcPr>
+          <w:p>
+            <w:pPr>
+              <w:cnfStyle w:val="000000100000" w:firstRow="0" w:lastRow="0" w:firstColumn="0" w:lastColumn="0" w:oddVBand="0" w:evenVBand="0" w:oddHBand="1" w:evenHBand="0" w:firstRowFirstColumn="0" w:firstRowLastColumn="0" w:lastRowFirstColumn="0" w:lastRowLastColumn="0"/>
+              <w:rPr>
+                <w:rFonts w:ascii="Arial" w:hAnsi="Arial"/>
+              </w:rPr>
+            </w:pPr>
+            <w:r>
+              <w:t xml:space="preserve">2) </w:t>
+            </w:r>
+            <w:r>
+              <w:t>Apresentar o campo de registo de consumo de en</w:t>
+            </w:r>
+            <w:r>
+              <w:t>e</w:t>
+            </w:r>
+            <w:r>
+              <w:t>rgia</w:t>
+            </w:r>
+          </w:p>
+          <w:p>
+            <w:pPr>
+              <w:cnfStyle w:val="000000100000" w:firstRow="0" w:lastRow="0" w:firstColumn="0" w:lastColumn="0" w:oddVBand="0" w:evenVBand="0" w:oddHBand="1" w:evenHBand="0" w:firstRowFirstColumn="0" w:firstRowLastColumn="0" w:lastRowFirstColumn="0" w:lastRowLastColumn="0"/>
+              <w:rPr>
+                <w:rFonts w:ascii="Arial" w:hAnsi="Arial"/>
+              </w:rPr>
+            </w:pPr>
+            <w:r>
+              <w:t xml:space="preserve">4) </w:t>
+            </w:r>
+            <w:r>
+              <w:t>Validar os dados preenchidos, faze</w:t>
+            </w:r>
+            <w:r>
+              <w:t xml:space="preserve">ndo análise do consumo anterior </w:t>
+            </w:r>
+            <w:r>
+              <w:t>determinando se ouve um aumento ou queda no consumo</w:t>
+            </w:r>
+            <w:r>
+              <w:t xml:space="preserve"> e armazená-los</w:t>
+            </w:r>
+          </w:p>
+          <w:p>
+            <w:pPr>
+              <w:pStyle w:val="PargrafodaLista"/>
+              <w:cnfStyle w:val="000000100000" w:firstRow="0" w:lastRow="0" w:firstColumn="0" w:lastColumn="0" w:oddVBand="0" w:evenVBand="0" w:oddHBand="1" w:evenHBand="0" w:firstRowFirstColumn="0" w:firstRowLastColumn="0" w:lastRowFirstColumn="0" w:lastRowLastColumn="0"/>
+              <w:rPr>
+                <w:rFonts w:ascii="Arial" w:hAnsi="Arial"/>
+              </w:rPr>
+            </w:pPr>
+          </w:p>
+        </w:tc>
+      </w:tr>
+    </w:tbl>
     <w:p>
       <w:pPr>
-        <w:tabs>
-          <w:tab w:val="left" w:pos="930"/>
-        </w:tabs>
-        <w:jc w:val="center"/>
         <w:rPr>
           <w:b/>
           <w:sz w:val="28"/>
@@ -1420,10 +2667,6 @@
     </w:p>
     <w:p>
       <w:pPr>
-        <w:tabs>
-          <w:tab w:val="left" w:pos="930"/>
-        </w:tabs>
-        <w:jc w:val="center"/>
         <w:rPr>
           <w:b/>
           <w:sz w:val="28"/>
@@ -1481,7 +2724,7 @@
               <w:cnfStyle w:val="100000000000" w:firstRow="1" w:lastRow="0" w:firstColumn="0" w:lastColumn="0" w:oddVBand="0" w:evenVBand="0" w:oddHBand="0" w:evenHBand="0" w:firstRowFirstColumn="0" w:firstRowLastColumn="0" w:lastRowFirstColumn="0" w:lastRowLastColumn="0"/>
             </w:pPr>
             <w:r>
-              <w:t>Entrar no sistema</w:t>
+              <w:t>Aviso antecipado para o pagamento</w:t>
             </w:r>
           </w:p>
         </w:tc>
@@ -1533,13 +2776,14 @@
                 <w:rFonts w:ascii="Arial" w:hAnsi="Arial"/>
               </w:rPr>
             </w:pPr>
-            <w:proofErr w:type="spellStart"/>
-            <w:r>
-              <w:t>Diretor</w:t>
-            </w:r>
-            <w:proofErr w:type="spellEnd"/>
-            <w:r>
-              <w:t xml:space="preserve"> e secretaria</w:t>
+            <w:r>
+              <w:t>dire</w:t>
+            </w:r>
+            <w:r>
+              <w:t>c</w:t>
+            </w:r>
+            <w:r>
+              <w:t>tor</w:t>
             </w:r>
           </w:p>
         </w:tc>
@@ -1589,7 +2833,7 @@
               </w:rPr>
             </w:pPr>
             <w:r>
-              <w:t>Ter acesso ao sistema</w:t>
+              <w:t>Antecipar a data do pagamento</w:t>
             </w:r>
           </w:p>
         </w:tc>
@@ -1627,23 +2871,14 @@
                 <w:b w:val="0"/>
                 <w:bCs w:val="0"/>
               </w:rPr>
-              <w:t xml:space="preserve">O </w:t>
-            </w:r>
-            <w:proofErr w:type="spellStart"/>
+              <w:t>O director recebe uma notificação antecipada para o pagamento</w:t>
+            </w:r>
             <w:r>
               <w:rPr>
                 <w:b w:val="0"/>
                 <w:bCs w:val="0"/>
               </w:rPr>
-              <w:t>diretor</w:t>
-            </w:r>
-            <w:proofErr w:type="spellEnd"/>
-            <w:r>
-              <w:rPr>
-                <w:b w:val="0"/>
-                <w:bCs w:val="0"/>
-              </w:rPr>
-              <w:t xml:space="preserve"> e a secretaria precisam ter acesso ao sistema. </w:t>
+              <w:t xml:space="preserve">. </w:t>
             </w:r>
           </w:p>
         </w:tc>
@@ -1696,7 +2931,10 @@
               </w:rPr>
             </w:pPr>
             <w:r>
-              <w:t>Ser o director da empresa ou a secretaria</w:t>
+              <w:t xml:space="preserve">Ser </w:t>
+            </w:r>
+            <w:r>
+              <w:t>o director da empresa</w:t>
             </w:r>
           </w:p>
         </w:tc>
@@ -1804,160 +3042,64 @@
             <w:tcBorders>
               <w:top w:val="single" w:sz="4" w:space="0" w:color="95B3D7" w:themeColor="accent1" w:themeTint="99"/>
               <w:left w:val="single" w:sz="4" w:space="0" w:color="95B3D7" w:themeColor="accent1" w:themeTint="99"/>
-              <w:bottom w:val="single" w:sz="4" w:space="0" w:color="95B3D7" w:themeColor="accent1" w:themeTint="99"/>
-              <w:right w:val="single" w:sz="4" w:space="0" w:color="95B3D7" w:themeColor="accent1" w:themeTint="99"/>
-            </w:tcBorders>
-            <w:vAlign w:val="center"/>
-          </w:tcPr>
-          <w:p>
-            <w:pPr>
-              <w:pStyle w:val="PargrafodaLista"/>
-              <w:numPr>
-                <w:ilvl w:val="0"/>
-                <w:numId w:val="8"/>
-              </w:numPr>
-              <w:rPr>
-                <w:rFonts w:ascii="Arial" w:hAnsi="Arial"/>
-              </w:rPr>
-            </w:pPr>
-            <w:r>
+              <w:bottom w:val="nil"/>
+              <w:right w:val="single" w:sz="4" w:space="0" w:color="95B3D7" w:themeColor="accent1" w:themeTint="99"/>
+            </w:tcBorders>
+            <w:vAlign w:val="center"/>
+          </w:tcPr>
+          <w:p>
+            <w:pPr>
               <w:rPr>
                 <w:rFonts w:cstheme="minorHAnsi"/>
-              </w:rPr>
-              <w:t>Clicar em iniciar sessão</w:t>
-            </w:r>
-          </w:p>
-          <w:p>
-            <w:pPr>
-              <w:pStyle w:val="PargrafodaLista"/>
-              <w:numPr>
-                <w:ilvl w:val="0"/>
-                <w:numId w:val="8"/>
-              </w:numPr>
+                <w:b w:val="0"/>
+              </w:rPr>
+            </w:pPr>
+            <w:r>
               <w:rPr>
                 <w:rFonts w:cstheme="minorHAnsi"/>
-              </w:rPr>
-            </w:pPr>
+                <w:b w:val="0"/>
+              </w:rPr>
+              <w:t xml:space="preserve">1) </w:t>
+            </w:r>
             <w:r>
               <w:rPr>
                 <w:rFonts w:cstheme="minorHAnsi"/>
-              </w:rPr>
-              <w:t>Entrar com nome de usuário e palavra passe</w:t>
-            </w:r>
-          </w:p>
-          <w:p>
-            <w:pPr>
-              <w:pStyle w:val="PargrafodaLista"/>
-              <w:numPr>
-                <w:ilvl w:val="0"/>
-                <w:numId w:val="8"/>
-              </w:numPr>
-              <w:rPr>
-                <w:rFonts w:cstheme="minorHAnsi"/>
-              </w:rPr>
-            </w:pPr>
-            <w:r>
-              <w:rPr>
-                <w:rFonts w:cstheme="minorHAnsi"/>
-              </w:rPr>
-              <w:t>Clicar em entrar</w:t>
-            </w:r>
-          </w:p>
-        </w:tc>
-        <w:tc>
-          <w:tcPr>
-            <w:tcW w:w="4508" w:type="dxa"/>
-            <w:tcBorders>
-              <w:top w:val="single" w:sz="4" w:space="0" w:color="95B3D7" w:themeColor="accent1" w:themeTint="99"/>
-              <w:left w:val="single" w:sz="4" w:space="0" w:color="95B3D7" w:themeColor="accent1" w:themeTint="99"/>
-              <w:bottom w:val="single" w:sz="4" w:space="0" w:color="95B3D7" w:themeColor="accent1" w:themeTint="99"/>
-              <w:right w:val="single" w:sz="4" w:space="0" w:color="95B3D7" w:themeColor="accent1" w:themeTint="99"/>
-            </w:tcBorders>
-            <w:vAlign w:val="center"/>
-          </w:tcPr>
-          <w:p>
-            <w:pPr>
-              <w:pStyle w:val="PargrafodaLista"/>
-              <w:numPr>
-                <w:ilvl w:val="0"/>
-                <w:numId w:val="7"/>
-              </w:numPr>
+                <w:b w:val="0"/>
+              </w:rPr>
+              <w:t>Estar conectado a internet</w:t>
+            </w:r>
+          </w:p>
+        </w:tc>
+        <w:tc>
+          <w:tcPr>
+            <w:tcW w:w="4508" w:type="dxa"/>
+            <w:tcBorders>
+              <w:top w:val="single" w:sz="4" w:space="0" w:color="95B3D7" w:themeColor="accent1" w:themeTint="99"/>
+              <w:left w:val="single" w:sz="4" w:space="0" w:color="95B3D7" w:themeColor="accent1" w:themeTint="99"/>
+              <w:bottom w:val="nil"/>
+              <w:right w:val="single" w:sz="4" w:space="0" w:color="95B3D7" w:themeColor="accent1" w:themeTint="99"/>
+            </w:tcBorders>
+            <w:vAlign w:val="center"/>
+          </w:tcPr>
+          <w:p>
+            <w:pPr>
               <w:cnfStyle w:val="000000100000" w:firstRow="0" w:lastRow="0" w:firstColumn="0" w:lastColumn="0" w:oddVBand="0" w:evenVBand="0" w:oddHBand="1" w:evenHBand="0" w:firstRowFirstColumn="0" w:firstRowLastColumn="0" w:lastRowFirstColumn="0" w:lastRowLastColumn="0"/>
               <w:rPr>
                 <w:rFonts w:ascii="Arial" w:hAnsi="Arial"/>
               </w:rPr>
             </w:pPr>
             <w:r>
-              <w:t>Apresentar o campo de in</w:t>
-            </w:r>
-            <w:r>
-              <w:t>í</w:t>
-            </w:r>
-            <w:r>
-              <w:t>cio de sessão</w:t>
-            </w:r>
-          </w:p>
-          <w:p>
-            <w:pPr>
-              <w:pStyle w:val="PargrafodaLista"/>
-              <w:numPr>
-                <w:ilvl w:val="0"/>
-                <w:numId w:val="7"/>
-              </w:numPr>
-              <w:cnfStyle w:val="000000100000" w:firstRow="0" w:lastRow="0" w:firstColumn="0" w:lastColumn="0" w:oddVBand="0" w:evenVBand="0" w:oddHBand="1" w:evenHBand="0" w:firstRowFirstColumn="0" w:firstRowLastColumn="0" w:lastRowFirstColumn="0" w:lastRowLastColumn="0"/>
-              <w:rPr>
-                <w:rFonts w:ascii="Arial" w:hAnsi="Arial"/>
-              </w:rPr>
-            </w:pPr>
-            <w:r>
-              <w:t>Validar os dados preenchidos</w:t>
-            </w:r>
-          </w:p>
-          <w:p>
-            <w:pPr>
-              <w:pStyle w:val="PargrafodaLista"/>
-              <w:numPr>
-                <w:ilvl w:val="0"/>
-                <w:numId w:val="7"/>
-              </w:numPr>
-              <w:cnfStyle w:val="000000100000" w:firstRow="0" w:lastRow="0" w:firstColumn="0" w:lastColumn="0" w:oddVBand="0" w:evenVBand="0" w:oddHBand="1" w:evenHBand="0" w:firstRowFirstColumn="0" w:firstRowLastColumn="0" w:lastRowFirstColumn="0" w:lastRowLastColumn="0"/>
-              <w:rPr>
-                <w:rFonts w:ascii="Arial" w:hAnsi="Arial"/>
-              </w:rPr>
-            </w:pPr>
-            <w:r>
-              <w:t xml:space="preserve">Validar </w:t>
-            </w:r>
-            <w:r>
-              <w:t>a sessão</w:t>
-            </w:r>
-            <w:r>
-              <w:t xml:space="preserve"> e </w:t>
-            </w:r>
-            <w:r>
-              <w:t>entrar no sistema</w:t>
-            </w:r>
-            <w:r>
-              <w:t xml:space="preserve"> </w:t>
-            </w:r>
-          </w:p>
-          <w:p>
-            <w:pPr>
-              <w:cnfStyle w:val="000000100000" w:firstRow="0" w:lastRow="0" w:firstColumn="0" w:lastColumn="0" w:oddVBand="0" w:evenVBand="0" w:oddHBand="1" w:evenHBand="0" w:firstRowFirstColumn="0" w:firstRowLastColumn="0" w:lastRowFirstColumn="0" w:lastRowLastColumn="0"/>
-              <w:rPr>
-                <w:rFonts w:ascii="Arial" w:hAnsi="Arial"/>
-              </w:rPr>
-            </w:pPr>
+              <w:t xml:space="preserve">2) </w:t>
+            </w:r>
+            <w:r>
+              <w:t>Apresentar uma notificação do próximo pagamento</w:t>
+            </w:r>
           </w:p>
         </w:tc>
       </w:tr>
     </w:tbl>
     <w:p>
       <w:pPr>
-        <w:tabs>
-          <w:tab w:val="left" w:pos="930"/>
-        </w:tabs>
-        <w:jc w:val="center"/>
         <w:rPr>
           <w:b/>
           <w:sz w:val="28"/>
@@ -1967,40 +3109,6 @@
     </w:p>
     <w:p>
       <w:pPr>
-        <w:rPr>
-          <w:b/>
-          <w:sz w:val="28"/>
-          <w:szCs w:val="28"/>
-        </w:rPr>
-      </w:pPr>
-      <w:r>
-        <w:rPr>
-          <w:b/>
-          <w:sz w:val="28"/>
-          <w:szCs w:val="28"/>
-        </w:rPr>
-        <w:br w:type="page"/>
-      </w:r>
-    </w:p>
-    <w:p>
-      <w:pPr>
-        <w:tabs>
-          <w:tab w:val="left" w:pos="930"/>
-        </w:tabs>
-        <w:jc w:val="center"/>
-        <w:rPr>
-          <w:b/>
-          <w:sz w:val="28"/>
-          <w:szCs w:val="28"/>
-        </w:rPr>
-      </w:pPr>
-    </w:p>
-    <w:p>
-      <w:pPr>
-        <w:tabs>
-          <w:tab w:val="left" w:pos="930"/>
-        </w:tabs>
-        <w:jc w:val="center"/>
         <w:rPr>
           <w:b/>
           <w:sz w:val="28"/>
@@ -2015,8 +3123,8 @@
         <w:tblLook w:val="04A0" w:firstRow="1" w:lastRow="0" w:firstColumn="1" w:lastColumn="0" w:noHBand="0" w:noVBand="1"/>
       </w:tblPr>
       <w:tblGrid>
-        <w:gridCol w:w="5360"/>
-        <w:gridCol w:w="3360"/>
+        <w:gridCol w:w="4341"/>
+        <w:gridCol w:w="4379"/>
       </w:tblGrid>
       <w:tr>
         <w:trPr>
@@ -2037,6 +3145,7 @@
               </w:rPr>
             </w:pPr>
             <w:r>
+              <w:lastRenderedPageBreak/>
               <w:t>Nome do caso de uso</w:t>
             </w:r>
           </w:p>
@@ -2058,7 +3167,7 @@
               <w:cnfStyle w:val="100000000000" w:firstRow="1" w:lastRow="0" w:firstColumn="0" w:lastColumn="0" w:oddVBand="0" w:evenVBand="0" w:oddHBand="0" w:evenHBand="0" w:firstRowFirstColumn="0" w:firstRowLastColumn="0" w:lastRowFirstColumn="0" w:lastRowLastColumn="0"/>
             </w:pPr>
             <w:r>
-              <w:t>Registar o consumo de energia</w:t>
+              <w:t>Extrair o relatório do consumo</w:t>
             </w:r>
           </w:p>
         </w:tc>
@@ -2111,7 +3220,13 @@
               </w:rPr>
             </w:pPr>
             <w:r>
-              <w:t>secretaria</w:t>
+              <w:t>dire</w:t>
+            </w:r>
+            <w:r>
+              <w:t>c</w:t>
+            </w:r>
+            <w:r>
+              <w:t>tor</w:t>
             </w:r>
           </w:p>
         </w:tc>
@@ -2161,7 +3276,13 @@
               </w:rPr>
             </w:pPr>
             <w:r>
-              <w:t>Registar o consumo de energia</w:t>
+              <w:t>Monitorar a variação do consumo</w:t>
+            </w:r>
+            <w:r>
+              <w:t xml:space="preserve"> para determinar as causas da variação do consumo de energia</w:t>
+            </w:r>
+            <w:r>
+              <w:t xml:space="preserve"> </w:t>
             </w:r>
           </w:p>
         </w:tc>
@@ -2199,23 +3320,17 @@
                 <w:b w:val="0"/>
                 <w:bCs w:val="0"/>
               </w:rPr>
-              <w:t xml:space="preserve">A secretaria precisa de registar o consumo de </w:t>
-            </w:r>
-            <w:proofErr w:type="spellStart"/>
+              <w:t xml:space="preserve">O director </w:t>
+            </w:r>
             <w:r>
               <w:rPr>
                 <w:b w:val="0"/>
                 <w:bCs w:val="0"/>
               </w:rPr>
-              <w:t>enrgia</w:t>
-            </w:r>
-            <w:proofErr w:type="spellEnd"/>
-            <w:r>
-              <w:rPr>
-                <w:b w:val="0"/>
-                <w:bCs w:val="0"/>
-              </w:rPr>
-              <w:t xml:space="preserve">. </w:t>
+              <w:t>deverá ter acesso ao relatório de consumo de energia</w:t>
+            </w:r>
+            <w:r>
+              <w:t>.</w:t>
             </w:r>
           </w:p>
         </w:tc>
@@ -2268,7 +3383,7 @@
               </w:rPr>
             </w:pPr>
             <w:r>
-              <w:t>Ser a secretaria</w:t>
+              <w:t>Ser o director da empresa</w:t>
             </w:r>
           </w:p>
         </w:tc>
@@ -2376,175 +3491,125 @@
             <w:tcBorders>
               <w:top w:val="single" w:sz="4" w:space="0" w:color="95B3D7" w:themeColor="accent1" w:themeTint="99"/>
               <w:left w:val="single" w:sz="4" w:space="0" w:color="95B3D7" w:themeColor="accent1" w:themeTint="99"/>
-              <w:bottom w:val="single" w:sz="4" w:space="0" w:color="95B3D7" w:themeColor="accent1" w:themeTint="99"/>
-              <w:right w:val="single" w:sz="4" w:space="0" w:color="95B3D7" w:themeColor="accent1" w:themeTint="99"/>
-            </w:tcBorders>
-            <w:vAlign w:val="center"/>
-          </w:tcPr>
-          <w:p>
-            <w:pPr>
-              <w:pStyle w:val="PargrafodaLista"/>
-              <w:numPr>
-                <w:ilvl w:val="2"/>
-                <w:numId w:val="7"/>
-              </w:numPr>
-              <w:rPr>
-                <w:rFonts w:ascii="Arial" w:hAnsi="Arial"/>
-              </w:rPr>
-            </w:pPr>
-            <w:r>
-              <w:rPr>
-                <w:rFonts w:cstheme="minorHAnsi"/>
-              </w:rPr>
-              <w:t>Clicar em registo de consumo de energia</w:t>
-            </w:r>
-          </w:p>
-          <w:p>
-            <w:pPr>
-              <w:pStyle w:val="PargrafodaLista"/>
-              <w:numPr>
-                <w:ilvl w:val="2"/>
-                <w:numId w:val="7"/>
-              </w:numPr>
+              <w:bottom w:val="nil"/>
+              <w:right w:val="single" w:sz="4" w:space="0" w:color="95B3D7" w:themeColor="accent1" w:themeTint="99"/>
+            </w:tcBorders>
+            <w:vAlign w:val="center"/>
+          </w:tcPr>
+          <w:p>
+            <w:pPr>
               <w:rPr>
                 <w:rFonts w:cstheme="minorHAnsi"/>
                 <w:b w:val="0"/>
-                <w:bCs w:val="0"/>
               </w:rPr>
             </w:pPr>
             <w:r>
               <w:rPr>
                 <w:rFonts w:cstheme="minorHAnsi"/>
                 <w:b w:val="0"/>
-                <w:bCs w:val="0"/>
-              </w:rPr>
-              <w:t xml:space="preserve">Preencher o </w:t>
-            </w:r>
-            <w:proofErr w:type="spellStart"/>
+              </w:rPr>
+              <w:t xml:space="preserve">1) </w:t>
+            </w:r>
             <w:r>
               <w:rPr>
                 <w:rFonts w:cstheme="minorHAnsi"/>
                 <w:b w:val="0"/>
-                <w:bCs w:val="0"/>
-              </w:rPr>
-              <w:t>cosnumo</w:t>
-            </w:r>
-            <w:proofErr w:type="spellEnd"/>
-            <w:r>
+              </w:rPr>
+              <w:t>Clicar em relatório de consumo</w:t>
+            </w:r>
+          </w:p>
+          <w:p>
+            <w:pPr>
               <w:rPr>
                 <w:rFonts w:cstheme="minorHAnsi"/>
                 <w:b w:val="0"/>
-                <w:bCs w:val="0"/>
-              </w:rPr>
-              <w:t xml:space="preserve"> de </w:t>
-            </w:r>
-            <w:proofErr w:type="spellStart"/>
+              </w:rPr>
+            </w:pPr>
             <w:r>
               <w:rPr>
                 <w:rFonts w:cstheme="minorHAnsi"/>
                 <w:b w:val="0"/>
-                <w:bCs w:val="0"/>
-              </w:rPr>
-              <w:t>enrgia</w:t>
-            </w:r>
-            <w:proofErr w:type="spellEnd"/>
+              </w:rPr>
+              <w:t>3) Escolher o período</w:t>
+            </w:r>
+          </w:p>
+          <w:p>
+            <w:pPr>
+              <w:rPr>
+                <w:rFonts w:cstheme="minorHAnsi"/>
+              </w:rPr>
+            </w:pPr>
             <w:r>
               <w:rPr>
                 <w:rFonts w:cstheme="minorHAnsi"/>
                 <w:b w:val="0"/>
-                <w:bCs w:val="0"/>
-              </w:rPr>
-              <w:t xml:space="preserve">, entrando com </w:t>
-            </w:r>
-            <w:proofErr w:type="spellStart"/>
+              </w:rPr>
+              <w:t xml:space="preserve">5) </w:t>
+            </w:r>
             <w:r>
               <w:rPr>
                 <w:rFonts w:cstheme="minorHAnsi"/>
                 <w:b w:val="0"/>
-                <w:bCs w:val="0"/>
-              </w:rPr>
-              <w:t>kw</w:t>
-            </w:r>
-            <w:proofErr w:type="spellEnd"/>
-            <w:r>
-              <w:rPr>
-                <w:rFonts w:cstheme="minorHAnsi"/>
-                <w:b w:val="0"/>
-                <w:bCs w:val="0"/>
-              </w:rPr>
-              <w:t>/h</w:t>
-            </w:r>
-          </w:p>
-        </w:tc>
-        <w:tc>
-          <w:tcPr>
-            <w:tcW w:w="4508" w:type="dxa"/>
-            <w:tcBorders>
-              <w:top w:val="single" w:sz="4" w:space="0" w:color="95B3D7" w:themeColor="accent1" w:themeTint="99"/>
-              <w:left w:val="single" w:sz="4" w:space="0" w:color="95B3D7" w:themeColor="accent1" w:themeTint="99"/>
-              <w:bottom w:val="single" w:sz="4" w:space="0" w:color="95B3D7" w:themeColor="accent1" w:themeTint="99"/>
-              <w:right w:val="single" w:sz="4" w:space="0" w:color="95B3D7" w:themeColor="accent1" w:themeTint="99"/>
-            </w:tcBorders>
-            <w:vAlign w:val="center"/>
-          </w:tcPr>
-          <w:p>
-            <w:pPr>
-              <w:pStyle w:val="PargrafodaLista"/>
-              <w:numPr>
-                <w:ilvl w:val="0"/>
-                <w:numId w:val="9"/>
-              </w:numPr>
+              </w:rPr>
+              <w:t>Clicar em extrair relatório de consumo</w:t>
+            </w:r>
+          </w:p>
+        </w:tc>
+        <w:tc>
+          <w:tcPr>
+            <w:tcW w:w="4508" w:type="dxa"/>
+            <w:tcBorders>
+              <w:top w:val="single" w:sz="4" w:space="0" w:color="95B3D7" w:themeColor="accent1" w:themeTint="99"/>
+              <w:left w:val="single" w:sz="4" w:space="0" w:color="95B3D7" w:themeColor="accent1" w:themeTint="99"/>
+              <w:bottom w:val="nil"/>
+              <w:right w:val="single" w:sz="4" w:space="0" w:color="95B3D7" w:themeColor="accent1" w:themeTint="99"/>
+            </w:tcBorders>
+            <w:vAlign w:val="center"/>
+          </w:tcPr>
+          <w:p>
+            <w:pPr>
               <w:cnfStyle w:val="000000100000" w:firstRow="0" w:lastRow="0" w:firstColumn="0" w:lastColumn="0" w:oddVBand="0" w:evenVBand="0" w:oddHBand="1" w:evenHBand="0" w:firstRowFirstColumn="0" w:firstRowLastColumn="0" w:lastRowFirstColumn="0" w:lastRowLastColumn="0"/>
               <w:rPr>
                 <w:rFonts w:ascii="Arial" w:hAnsi="Arial"/>
               </w:rPr>
             </w:pPr>
             <w:r>
-              <w:t xml:space="preserve">Apresentar o campo de registo de consumo de </w:t>
-            </w:r>
-            <w:proofErr w:type="spellStart"/>
-            <w:r>
-              <w:t>enrgia</w:t>
-            </w:r>
-            <w:proofErr w:type="spellEnd"/>
-          </w:p>
-          <w:p>
-            <w:pPr>
-              <w:pStyle w:val="PargrafodaLista"/>
-              <w:numPr>
-                <w:ilvl w:val="0"/>
-                <w:numId w:val="9"/>
-              </w:numPr>
+              <w:t xml:space="preserve">2) </w:t>
+            </w:r>
+            <w:r>
+              <w:t>Apresentar a área para extrair o consumo.</w:t>
+            </w:r>
+          </w:p>
+          <w:p>
+            <w:pPr>
               <w:cnfStyle w:val="000000100000" w:firstRow="0" w:lastRow="0" w:firstColumn="0" w:lastColumn="0" w:oddVBand="0" w:evenVBand="0" w:oddHBand="1" w:evenHBand="0" w:firstRowFirstColumn="0" w:firstRowLastColumn="0" w:lastRowFirstColumn="0" w:lastRowLastColumn="0"/>
               <w:rPr>
                 <w:rFonts w:ascii="Arial" w:hAnsi="Arial"/>
               </w:rPr>
             </w:pPr>
             <w:r>
-              <w:t>Validar os dados preenchidos, fazendo análise do consumo anterior determinando se ouve um aumento ou queda no consumo</w:t>
-            </w:r>
-            <w:r>
-              <w:t xml:space="preserve"> e armazená-los</w:t>
-            </w:r>
-          </w:p>
-          <w:p>
-            <w:pPr>
-              <w:pStyle w:val="PargrafodaLista"/>
+              <w:t xml:space="preserve">4) Filtrar o período </w:t>
+            </w:r>
+          </w:p>
+          <w:p>
+            <w:pPr>
               <w:cnfStyle w:val="000000100000" w:firstRow="0" w:lastRow="0" w:firstColumn="0" w:lastColumn="0" w:oddVBand="0" w:evenVBand="0" w:oddHBand="1" w:evenHBand="0" w:firstRowFirstColumn="0" w:firstRowLastColumn="0" w:lastRowFirstColumn="0" w:lastRowLastColumn="0"/>
               <w:rPr>
                 <w:rFonts w:ascii="Arial" w:hAnsi="Arial"/>
               </w:rPr>
             </w:pPr>
+            <w:r>
+              <w:t xml:space="preserve">6) </w:t>
+            </w:r>
+            <w:r>
+              <w:t>Apresentar o relatório de consumo</w:t>
+            </w:r>
           </w:p>
         </w:tc>
       </w:tr>
     </w:tbl>
     <w:p>
       <w:pPr>
-        <w:tabs>
-          <w:tab w:val="left" w:pos="930"/>
-        </w:tabs>
-        <w:jc w:val="center"/>
         <w:rPr>
           <w:b/>
           <w:sz w:val="28"/>
@@ -2554,40 +3619,6 @@
     </w:p>
     <w:p>
       <w:pPr>
-        <w:rPr>
-          <w:b/>
-          <w:sz w:val="28"/>
-          <w:szCs w:val="28"/>
-        </w:rPr>
-      </w:pPr>
-      <w:r>
-        <w:rPr>
-          <w:b/>
-          <w:sz w:val="28"/>
-          <w:szCs w:val="28"/>
-        </w:rPr>
-        <w:br w:type="page"/>
-      </w:r>
-    </w:p>
-    <w:p>
-      <w:pPr>
-        <w:tabs>
-          <w:tab w:val="left" w:pos="930"/>
-        </w:tabs>
-        <w:jc w:val="center"/>
-        <w:rPr>
-          <w:b/>
-          <w:sz w:val="28"/>
-          <w:szCs w:val="28"/>
-        </w:rPr>
-      </w:pPr>
-    </w:p>
-    <w:p>
-      <w:pPr>
-        <w:tabs>
-          <w:tab w:val="left" w:pos="930"/>
-        </w:tabs>
-        <w:jc w:val="center"/>
         <w:rPr>
           <w:b/>
           <w:sz w:val="28"/>
@@ -2602,8 +3633,8 @@
         <w:tblLook w:val="04A0" w:firstRow="1" w:lastRow="0" w:firstColumn="1" w:lastColumn="0" w:noHBand="0" w:noVBand="1"/>
       </w:tblPr>
       <w:tblGrid>
-        <w:gridCol w:w="4342"/>
-        <w:gridCol w:w="4378"/>
+        <w:gridCol w:w="4344"/>
+        <w:gridCol w:w="4376"/>
       </w:tblGrid>
       <w:tr>
         <w:trPr>
@@ -2645,7 +3676,7 @@
               <w:cnfStyle w:val="100000000000" w:firstRow="1" w:lastRow="0" w:firstColumn="0" w:lastColumn="0" w:oddVBand="0" w:evenVBand="0" w:oddHBand="0" w:evenHBand="0" w:firstRowFirstColumn="0" w:firstRowLastColumn="0" w:lastRowFirstColumn="0" w:lastRowLastColumn="0"/>
             </w:pPr>
             <w:r>
-              <w:t>Aviso antecipado para o pagamento</w:t>
+              <w:t>Extrair o relatório de pagamento</w:t>
             </w:r>
           </w:p>
         </w:tc>
@@ -2697,11 +3728,15 @@
                 <w:rFonts w:ascii="Arial" w:hAnsi="Arial"/>
               </w:rPr>
             </w:pPr>
-            <w:proofErr w:type="spellStart"/>
-            <w:r>
-              <w:t>diretor</w:t>
-            </w:r>
-            <w:proofErr w:type="spellEnd"/>
+            <w:r>
+              <w:t>dire</w:t>
+            </w:r>
+            <w:r>
+              <w:t>c</w:t>
+            </w:r>
+            <w:r>
+              <w:t>tor</w:t>
+            </w:r>
           </w:p>
         </w:tc>
       </w:tr>
@@ -2750,7 +3785,7 @@
               </w:rPr>
             </w:pPr>
             <w:r>
-              <w:t>Antecipar a data do pagamento</w:t>
+              <w:t xml:space="preserve">Monitorar a variação dos gastos </w:t>
             </w:r>
           </w:p>
         </w:tc>
@@ -2788,14 +3823,14 @@
                 <w:b w:val="0"/>
                 <w:bCs w:val="0"/>
               </w:rPr>
-              <w:t>O director recebe uma notificação antecipada para o pagamento</w:t>
+              <w:t>O director deverá ter acesso ao relatório dos</w:t>
             </w:r>
             <w:r>
               <w:rPr>
                 <w:b w:val="0"/>
                 <w:bCs w:val="0"/>
               </w:rPr>
-              <w:t xml:space="preserve">. </w:t>
+              <w:t xml:space="preserve"> gastos de pagamento de energia.</w:t>
             </w:r>
           </w:p>
         </w:tc>
@@ -2848,10 +3883,7 @@
               </w:rPr>
             </w:pPr>
             <w:r>
-              <w:t xml:space="preserve">Ser </w:t>
-            </w:r>
-            <w:r>
-              <w:t>o director da empresa</w:t>
+              <w:t>Ser o director da empresa</w:t>
             </w:r>
           </w:p>
         </w:tc>
@@ -2959,55 +3991,93 @@
             <w:tcBorders>
               <w:top w:val="single" w:sz="4" w:space="0" w:color="95B3D7" w:themeColor="accent1" w:themeTint="99"/>
               <w:left w:val="single" w:sz="4" w:space="0" w:color="95B3D7" w:themeColor="accent1" w:themeTint="99"/>
-              <w:bottom w:val="single" w:sz="4" w:space="0" w:color="95B3D7" w:themeColor="accent1" w:themeTint="99"/>
-              <w:right w:val="single" w:sz="4" w:space="0" w:color="95B3D7" w:themeColor="accent1" w:themeTint="99"/>
-            </w:tcBorders>
-            <w:vAlign w:val="center"/>
-          </w:tcPr>
-          <w:p>
-            <w:pPr>
-              <w:pStyle w:val="PargrafodaLista"/>
-              <w:numPr>
-                <w:ilvl w:val="0"/>
-                <w:numId w:val="10"/>
-              </w:numPr>
+              <w:bottom w:val="nil"/>
+              <w:right w:val="single" w:sz="4" w:space="0" w:color="95B3D7" w:themeColor="accent1" w:themeTint="99"/>
+            </w:tcBorders>
+            <w:vAlign w:val="center"/>
+          </w:tcPr>
+          <w:p>
+            <w:pPr>
               <w:rPr>
                 <w:rFonts w:cstheme="minorHAnsi"/>
+                <w:b w:val="0"/>
               </w:rPr>
             </w:pPr>
             <w:r>
               <w:rPr>
                 <w:rFonts w:cstheme="minorHAnsi"/>
-              </w:rPr>
-              <w:t>Estar conectado a internet</w:t>
-            </w:r>
-          </w:p>
-        </w:tc>
-        <w:tc>
-          <w:tcPr>
-            <w:tcW w:w="4508" w:type="dxa"/>
-            <w:tcBorders>
-              <w:top w:val="single" w:sz="4" w:space="0" w:color="95B3D7" w:themeColor="accent1" w:themeTint="99"/>
-              <w:left w:val="single" w:sz="4" w:space="0" w:color="95B3D7" w:themeColor="accent1" w:themeTint="99"/>
-              <w:bottom w:val="single" w:sz="4" w:space="0" w:color="95B3D7" w:themeColor="accent1" w:themeTint="99"/>
-              <w:right w:val="single" w:sz="4" w:space="0" w:color="95B3D7" w:themeColor="accent1" w:themeTint="99"/>
-            </w:tcBorders>
-            <w:vAlign w:val="center"/>
-          </w:tcPr>
-          <w:p>
-            <w:pPr>
-              <w:pStyle w:val="PargrafodaLista"/>
-              <w:numPr>
-                <w:ilvl w:val="0"/>
-                <w:numId w:val="10"/>
-              </w:numPr>
+                <w:b w:val="0"/>
+              </w:rPr>
+              <w:t xml:space="preserve">1) </w:t>
+            </w:r>
+            <w:r>
+              <w:rPr>
+                <w:rFonts w:cstheme="minorHAnsi"/>
+                <w:b w:val="0"/>
+              </w:rPr>
+              <w:t xml:space="preserve">Clicar em relatório de pagamento energia </w:t>
+            </w:r>
+          </w:p>
+          <w:p>
+            <w:pPr>
+              <w:rPr>
+                <w:rFonts w:cstheme="minorHAnsi"/>
+                <w:b w:val="0"/>
+              </w:rPr>
+            </w:pPr>
+            <w:r>
+              <w:rPr>
+                <w:rFonts w:cstheme="minorHAnsi"/>
+                <w:b w:val="0"/>
+              </w:rPr>
+              <w:t>3) Escolher o período</w:t>
+            </w:r>
+          </w:p>
+          <w:p>
+            <w:pPr>
+              <w:rPr>
+                <w:rFonts w:cstheme="minorHAnsi"/>
+              </w:rPr>
+            </w:pPr>
+            <w:r>
+              <w:rPr>
+                <w:rFonts w:cstheme="minorHAnsi"/>
+                <w:b w:val="0"/>
+              </w:rPr>
+              <w:t xml:space="preserve">5) </w:t>
+            </w:r>
+            <w:r>
+              <w:rPr>
+                <w:rFonts w:cstheme="minorHAnsi"/>
+                <w:b w:val="0"/>
+              </w:rPr>
+              <w:t>Clicar em extrair relatório de pagamento de energia</w:t>
+            </w:r>
+          </w:p>
+        </w:tc>
+        <w:tc>
+          <w:tcPr>
+            <w:tcW w:w="4508" w:type="dxa"/>
+            <w:tcBorders>
+              <w:top w:val="single" w:sz="4" w:space="0" w:color="95B3D7" w:themeColor="accent1" w:themeTint="99"/>
+              <w:left w:val="single" w:sz="4" w:space="0" w:color="95B3D7" w:themeColor="accent1" w:themeTint="99"/>
+              <w:bottom w:val="nil"/>
+              <w:right w:val="single" w:sz="4" w:space="0" w:color="95B3D7" w:themeColor="accent1" w:themeTint="99"/>
+            </w:tcBorders>
+            <w:vAlign w:val="center"/>
+          </w:tcPr>
+          <w:p>
+            <w:pPr>
               <w:cnfStyle w:val="000000100000" w:firstRow="0" w:lastRow="0" w:firstColumn="0" w:lastColumn="0" w:oddVBand="0" w:evenVBand="0" w:oddHBand="1" w:evenHBand="0" w:firstRowFirstColumn="0" w:firstRowLastColumn="0" w:lastRowFirstColumn="0" w:lastRowLastColumn="0"/>
               <w:rPr>
                 <w:rFonts w:ascii="Arial" w:hAnsi="Arial"/>
               </w:rPr>
             </w:pPr>
             <w:r>
-              <w:t>Apresentar uma notificação do próximo pagamento</w:t>
+              <w:t xml:space="preserve">2) </w:t>
+            </w:r>
+            <w:r>
+              <w:t>Apresentar a área para extrair o pagamento.</w:t>
             </w:r>
           </w:p>
           <w:p>
@@ -3017,1215 +4087,35 @@
                 <w:rFonts w:ascii="Arial" w:hAnsi="Arial"/>
               </w:rPr>
             </w:pPr>
+            <w:r>
+              <w:t>4) Filtrar o período</w:t>
+            </w:r>
+          </w:p>
+          <w:p>
+            <w:pPr>
+              <w:cnfStyle w:val="000000100000" w:firstRow="0" w:lastRow="0" w:firstColumn="0" w:lastColumn="0" w:oddVBand="0" w:evenVBand="0" w:oddHBand="1" w:evenHBand="0" w:firstRowFirstColumn="0" w:firstRowLastColumn="0" w:lastRowFirstColumn="0" w:lastRowLastColumn="0"/>
+              <w:rPr>
+                <w:rFonts w:ascii="Arial" w:hAnsi="Arial"/>
+              </w:rPr>
+            </w:pPr>
+            <w:r>
+              <w:t xml:space="preserve">6) </w:t>
+            </w:r>
+            <w:r>
+              <w:t>Apresentar o relatório de pagamento de energia</w:t>
+            </w:r>
           </w:p>
         </w:tc>
       </w:tr>
     </w:tbl>
     <w:p>
       <w:pPr>
-        <w:tabs>
-          <w:tab w:val="left" w:pos="930"/>
-        </w:tabs>
-        <w:jc w:val="center"/>
         <w:rPr>
           <w:b/>
           <w:sz w:val="28"/>
           <w:szCs w:val="28"/>
         </w:rPr>
       </w:pPr>
-    </w:p>
-    <w:p>
-      <w:pPr>
-        <w:rPr>
-          <w:b/>
-          <w:sz w:val="28"/>
-          <w:szCs w:val="28"/>
-        </w:rPr>
-      </w:pPr>
-      <w:r>
-        <w:rPr>
-          <w:b/>
-          <w:sz w:val="28"/>
-          <w:szCs w:val="28"/>
-        </w:rPr>
-        <w:br w:type="page"/>
-      </w:r>
-    </w:p>
-    <w:p>
-      <w:pPr>
-        <w:tabs>
-          <w:tab w:val="left" w:pos="930"/>
-        </w:tabs>
-        <w:jc w:val="center"/>
-        <w:rPr>
-          <w:b/>
-          <w:sz w:val="28"/>
-          <w:szCs w:val="28"/>
-        </w:rPr>
-      </w:pPr>
-    </w:p>
-    <w:tbl>
-      <w:tblPr>
-        <w:tblStyle w:val="TabeladeGrelha4-Destaque12"/>
-        <w:tblW w:w="0" w:type="auto"/>
-        <w:tblLook w:val="04A0" w:firstRow="1" w:lastRow="0" w:firstColumn="1" w:lastColumn="0" w:noHBand="0" w:noVBand="1"/>
-      </w:tblPr>
-      <w:tblGrid>
-        <w:gridCol w:w="5180"/>
-        <w:gridCol w:w="3540"/>
-      </w:tblGrid>
-      <w:tr>
-        <w:trPr>
-          <w:cnfStyle w:val="100000000000" w:firstRow="1" w:lastRow="0" w:firstColumn="0" w:lastColumn="0" w:oddVBand="0" w:evenVBand="0" w:oddHBand="0" w:evenHBand="0" w:firstRowFirstColumn="0" w:firstRowLastColumn="0" w:lastRowFirstColumn="0" w:lastRowLastColumn="0"/>
-          <w:trHeight w:val="418"/>
-        </w:trPr>
-        <w:tc>
-          <w:tcPr>
-            <w:cnfStyle w:val="001000000000" w:firstRow="0" w:lastRow="0" w:firstColumn="1" w:lastColumn="0" w:oddVBand="0" w:evenVBand="0" w:oddHBand="0" w:evenHBand="0" w:firstRowFirstColumn="0" w:firstRowLastColumn="0" w:lastRowFirstColumn="0" w:lastRowLastColumn="0"/>
-            <w:tcW w:w="4508" w:type="dxa"/>
-            <w:vAlign w:val="center"/>
-            <w:hideMark/>
-          </w:tcPr>
-          <w:p>
-            <w:pPr>
-              <w:rPr>
-                <w:rFonts w:ascii="Arial" w:hAnsi="Arial"/>
-              </w:rPr>
-            </w:pPr>
-            <w:r>
-              <w:t>Nome do caso de uso</w:t>
-            </w:r>
-          </w:p>
-        </w:tc>
-        <w:tc>
-          <w:tcPr>
-            <w:tcW w:w="4508" w:type="dxa"/>
-            <w:vAlign w:val="center"/>
-            <w:hideMark/>
-          </w:tcPr>
-          <w:p>
-            <w:pPr>
-              <w:pStyle w:val="PargrafodaLista"/>
-              <w:numPr>
-                <w:ilvl w:val="0"/>
-                <w:numId w:val="4"/>
-              </w:numPr>
-              <w:jc w:val="both"/>
-              <w:cnfStyle w:val="100000000000" w:firstRow="1" w:lastRow="0" w:firstColumn="0" w:lastColumn="0" w:oddVBand="0" w:evenVBand="0" w:oddHBand="0" w:evenHBand="0" w:firstRowFirstColumn="0" w:firstRowLastColumn="0" w:lastRowFirstColumn="0" w:lastRowLastColumn="0"/>
-            </w:pPr>
-            <w:r>
-              <w:t>Extrair o relatório do consumo</w:t>
-            </w:r>
-          </w:p>
-        </w:tc>
-      </w:tr>
-      <w:tr>
-        <w:trPr>
-          <w:cnfStyle w:val="000000100000" w:firstRow="0" w:lastRow="0" w:firstColumn="0" w:lastColumn="0" w:oddVBand="0" w:evenVBand="0" w:oddHBand="1" w:evenHBand="0" w:firstRowFirstColumn="0" w:firstRowLastColumn="0" w:lastRowFirstColumn="0" w:lastRowLastColumn="0"/>
-        </w:trPr>
-        <w:tc>
-          <w:tcPr>
-            <w:cnfStyle w:val="001000000000" w:firstRow="0" w:lastRow="0" w:firstColumn="1" w:lastColumn="0" w:oddVBand="0" w:evenVBand="0" w:oddHBand="0" w:evenHBand="0" w:firstRowFirstColumn="0" w:firstRowLastColumn="0" w:lastRowFirstColumn="0" w:lastRowLastColumn="0"/>
-            <w:tcW w:w="4508" w:type="dxa"/>
-            <w:tcBorders>
-              <w:top w:val="single" w:sz="4" w:space="0" w:color="95B3D7" w:themeColor="accent1" w:themeTint="99"/>
-              <w:left w:val="single" w:sz="4" w:space="0" w:color="95B3D7" w:themeColor="accent1" w:themeTint="99"/>
-              <w:bottom w:val="single" w:sz="4" w:space="0" w:color="95B3D7" w:themeColor="accent1" w:themeTint="99"/>
-              <w:right w:val="single" w:sz="4" w:space="0" w:color="95B3D7" w:themeColor="accent1" w:themeTint="99"/>
-            </w:tcBorders>
-            <w:vAlign w:val="center"/>
-            <w:hideMark/>
-          </w:tcPr>
-          <w:p>
-            <w:pPr>
-              <w:rPr>
-                <w:rFonts w:ascii="Arial" w:hAnsi="Arial"/>
-              </w:rPr>
-            </w:pPr>
-            <w:r>
-              <w:t>Autor</w:t>
-            </w:r>
-          </w:p>
-        </w:tc>
-        <w:tc>
-          <w:tcPr>
-            <w:tcW w:w="4508" w:type="dxa"/>
-            <w:tcBorders>
-              <w:top w:val="single" w:sz="4" w:space="0" w:color="95B3D7" w:themeColor="accent1" w:themeTint="99"/>
-              <w:left w:val="single" w:sz="4" w:space="0" w:color="95B3D7" w:themeColor="accent1" w:themeTint="99"/>
-              <w:bottom w:val="single" w:sz="4" w:space="0" w:color="95B3D7" w:themeColor="accent1" w:themeTint="99"/>
-              <w:right w:val="single" w:sz="4" w:space="0" w:color="95B3D7" w:themeColor="accent1" w:themeTint="99"/>
-            </w:tcBorders>
-            <w:vAlign w:val="center"/>
-            <w:hideMark/>
-          </w:tcPr>
-          <w:p>
-            <w:pPr>
-              <w:cnfStyle w:val="000000100000" w:firstRow="0" w:lastRow="0" w:firstColumn="0" w:lastColumn="0" w:oddVBand="0" w:evenVBand="0" w:oddHBand="1" w:evenHBand="0" w:firstRowFirstColumn="0" w:firstRowLastColumn="0" w:lastRowFirstColumn="0" w:lastRowLastColumn="0"/>
-              <w:rPr>
-                <w:rFonts w:ascii="Arial" w:hAnsi="Arial"/>
-              </w:rPr>
-            </w:pPr>
-            <w:proofErr w:type="spellStart"/>
-            <w:r>
-              <w:t>diretor</w:t>
-            </w:r>
-            <w:proofErr w:type="spellEnd"/>
-          </w:p>
-        </w:tc>
-      </w:tr>
-      <w:tr>
-        <w:tc>
-          <w:tcPr>
-            <w:cnfStyle w:val="001000000000" w:firstRow="0" w:lastRow="0" w:firstColumn="1" w:lastColumn="0" w:oddVBand="0" w:evenVBand="0" w:oddHBand="0" w:evenHBand="0" w:firstRowFirstColumn="0" w:firstRowLastColumn="0" w:lastRowFirstColumn="0" w:lastRowLastColumn="0"/>
-            <w:tcW w:w="4508" w:type="dxa"/>
-            <w:tcBorders>
-              <w:top w:val="single" w:sz="4" w:space="0" w:color="95B3D7" w:themeColor="accent1" w:themeTint="99"/>
-              <w:left w:val="single" w:sz="4" w:space="0" w:color="95B3D7" w:themeColor="accent1" w:themeTint="99"/>
-              <w:bottom w:val="single" w:sz="4" w:space="0" w:color="95B3D7" w:themeColor="accent1" w:themeTint="99"/>
-              <w:right w:val="single" w:sz="4" w:space="0" w:color="95B3D7" w:themeColor="accent1" w:themeTint="99"/>
-            </w:tcBorders>
-            <w:vAlign w:val="center"/>
-            <w:hideMark/>
-          </w:tcPr>
-          <w:p>
-            <w:pPr>
-              <w:rPr>
-                <w:rFonts w:ascii="Arial" w:hAnsi="Arial"/>
-              </w:rPr>
-            </w:pPr>
-            <w:r>
-              <w:t>Propósito</w:t>
-            </w:r>
-          </w:p>
-        </w:tc>
-        <w:tc>
-          <w:tcPr>
-            <w:tcW w:w="4508" w:type="dxa"/>
-            <w:tcBorders>
-              <w:top w:val="single" w:sz="4" w:space="0" w:color="95B3D7" w:themeColor="accent1" w:themeTint="99"/>
-              <w:left w:val="single" w:sz="4" w:space="0" w:color="95B3D7" w:themeColor="accent1" w:themeTint="99"/>
-              <w:bottom w:val="single" w:sz="4" w:space="0" w:color="95B3D7" w:themeColor="accent1" w:themeTint="99"/>
-              <w:right w:val="single" w:sz="4" w:space="0" w:color="95B3D7" w:themeColor="accent1" w:themeTint="99"/>
-            </w:tcBorders>
-            <w:vAlign w:val="center"/>
-            <w:hideMark/>
-          </w:tcPr>
-          <w:p>
-            <w:pPr>
-              <w:cnfStyle w:val="000000000000" w:firstRow="0" w:lastRow="0" w:firstColumn="0" w:lastColumn="0" w:oddVBand="0" w:evenVBand="0" w:oddHBand="0" w:evenHBand="0" w:firstRowFirstColumn="0" w:firstRowLastColumn="0" w:lastRowFirstColumn="0" w:lastRowLastColumn="0"/>
-              <w:rPr>
-                <w:rFonts w:ascii="Arial" w:hAnsi="Arial"/>
-              </w:rPr>
-            </w:pPr>
-            <w:r>
-              <w:t>Monitorar a variação do consumo</w:t>
-            </w:r>
-            <w:r>
-              <w:t xml:space="preserve"> para determinar as causas da variação do consumo de energia</w:t>
-            </w:r>
-            <w:r>
-              <w:t xml:space="preserve"> </w:t>
-            </w:r>
-          </w:p>
-        </w:tc>
-      </w:tr>
-      <w:tr>
-        <w:trPr>
-          <w:cnfStyle w:val="000000100000" w:firstRow="0" w:lastRow="0" w:firstColumn="0" w:lastColumn="0" w:oddVBand="0" w:evenVBand="0" w:oddHBand="1" w:evenHBand="0" w:firstRowFirstColumn="0" w:firstRowLastColumn="0" w:lastRowFirstColumn="0" w:lastRowLastColumn="0"/>
-          <w:trHeight w:val="1593"/>
-        </w:trPr>
-        <w:tc>
-          <w:tcPr>
-            <w:cnfStyle w:val="001000000000" w:firstRow="0" w:lastRow="0" w:firstColumn="1" w:lastColumn="0" w:oddVBand="0" w:evenVBand="0" w:oddHBand="0" w:evenHBand="0" w:firstRowFirstColumn="0" w:firstRowLastColumn="0" w:lastRowFirstColumn="0" w:lastRowLastColumn="0"/>
-            <w:tcW w:w="9016" w:type="dxa"/>
-            <w:gridSpan w:val="2"/>
-            <w:tcBorders>
-              <w:top w:val="single" w:sz="4" w:space="0" w:color="95B3D7" w:themeColor="accent1" w:themeTint="99"/>
-              <w:left w:val="single" w:sz="4" w:space="0" w:color="95B3D7" w:themeColor="accent1" w:themeTint="99"/>
-              <w:bottom w:val="single" w:sz="4" w:space="0" w:color="95B3D7" w:themeColor="accent1" w:themeTint="99"/>
-              <w:right w:val="single" w:sz="4" w:space="0" w:color="95B3D7" w:themeColor="accent1" w:themeTint="99"/>
-            </w:tcBorders>
-            <w:vAlign w:val="center"/>
-            <w:hideMark/>
-          </w:tcPr>
-          <w:p>
-            <w:pPr>
-              <w:rPr>
-                <w:rFonts w:ascii="Arial" w:hAnsi="Arial"/>
-              </w:rPr>
-            </w:pPr>
-            <w:r>
-              <w:t xml:space="preserve">Resumo: </w:t>
-            </w:r>
-            <w:r>
-              <w:rPr>
-                <w:b w:val="0"/>
-                <w:bCs w:val="0"/>
-              </w:rPr>
-              <w:t xml:space="preserve">O director </w:t>
-            </w:r>
-            <w:r>
-              <w:rPr>
-                <w:b w:val="0"/>
-                <w:bCs w:val="0"/>
-              </w:rPr>
-              <w:t>deverá ter acesso ao relatório de consumo de energia</w:t>
-            </w:r>
-            <w:r>
-              <w:rPr>
-                <w:b w:val="0"/>
-                <w:bCs w:val="0"/>
-              </w:rPr>
-              <w:t>.</w:t>
-            </w:r>
-          </w:p>
-        </w:tc>
-      </w:tr>
-      <w:tr>
-        <w:trPr>
-          <w:trHeight w:val="566"/>
-        </w:trPr>
-        <w:tc>
-          <w:tcPr>
-            <w:cnfStyle w:val="001000000000" w:firstRow="0" w:lastRow="0" w:firstColumn="1" w:lastColumn="0" w:oddVBand="0" w:evenVBand="0" w:oddHBand="0" w:evenHBand="0" w:firstRowFirstColumn="0" w:firstRowLastColumn="0" w:lastRowFirstColumn="0" w:lastRowLastColumn="0"/>
-            <w:tcW w:w="4508" w:type="dxa"/>
-            <w:tcBorders>
-              <w:top w:val="single" w:sz="4" w:space="0" w:color="95B3D7" w:themeColor="accent1" w:themeTint="99"/>
-              <w:left w:val="single" w:sz="4" w:space="0" w:color="95B3D7" w:themeColor="accent1" w:themeTint="99"/>
-              <w:bottom w:val="single" w:sz="4" w:space="0" w:color="95B3D7" w:themeColor="accent1" w:themeTint="99"/>
-              <w:right w:val="single" w:sz="4" w:space="0" w:color="95B3D7" w:themeColor="accent1" w:themeTint="99"/>
-            </w:tcBorders>
-            <w:vAlign w:val="center"/>
-            <w:hideMark/>
-          </w:tcPr>
-          <w:p>
-            <w:pPr>
-              <w:rPr>
-                <w:rFonts w:ascii="Arial" w:hAnsi="Arial"/>
-              </w:rPr>
-            </w:pPr>
-            <w:r>
-              <w:t>Pré-condições</w:t>
-            </w:r>
-          </w:p>
-        </w:tc>
-        <w:tc>
-          <w:tcPr>
-            <w:tcW w:w="4508" w:type="dxa"/>
-            <w:tcBorders>
-              <w:top w:val="single" w:sz="4" w:space="0" w:color="95B3D7" w:themeColor="accent1" w:themeTint="99"/>
-              <w:left w:val="single" w:sz="4" w:space="0" w:color="95B3D7" w:themeColor="accent1" w:themeTint="99"/>
-              <w:bottom w:val="single" w:sz="4" w:space="0" w:color="95B3D7" w:themeColor="accent1" w:themeTint="99"/>
-              <w:right w:val="single" w:sz="4" w:space="0" w:color="95B3D7" w:themeColor="accent1" w:themeTint="99"/>
-            </w:tcBorders>
-            <w:vAlign w:val="center"/>
-            <w:hideMark/>
-          </w:tcPr>
-          <w:p>
-            <w:pPr>
-              <w:cnfStyle w:val="000000000000" w:firstRow="0" w:lastRow="0" w:firstColumn="0" w:lastColumn="0" w:oddVBand="0" w:evenVBand="0" w:oddHBand="0" w:evenHBand="0" w:firstRowFirstColumn="0" w:firstRowLastColumn="0" w:lastRowFirstColumn="0" w:lastRowLastColumn="0"/>
-              <w:rPr>
-                <w:rFonts w:ascii="Arial" w:hAnsi="Arial"/>
-              </w:rPr>
-            </w:pPr>
-            <w:r>
-              <w:t>Ser o director da empresa</w:t>
-            </w:r>
-          </w:p>
-        </w:tc>
-      </w:tr>
-      <w:tr>
-        <w:trPr>
-          <w:cnfStyle w:val="000000100000" w:firstRow="0" w:lastRow="0" w:firstColumn="0" w:lastColumn="0" w:oddVBand="0" w:evenVBand="0" w:oddHBand="1" w:evenHBand="0" w:firstRowFirstColumn="0" w:firstRowLastColumn="0" w:lastRowFirstColumn="0" w:lastRowLastColumn="0"/>
-          <w:trHeight w:val="566"/>
-        </w:trPr>
-        <w:tc>
-          <w:tcPr>
-            <w:cnfStyle w:val="001000000000" w:firstRow="0" w:lastRow="0" w:firstColumn="1" w:lastColumn="0" w:oddVBand="0" w:evenVBand="0" w:oddHBand="0" w:evenHBand="0" w:firstRowFirstColumn="0" w:firstRowLastColumn="0" w:lastRowFirstColumn="0" w:lastRowLastColumn="0"/>
-            <w:tcW w:w="9016" w:type="dxa"/>
-            <w:gridSpan w:val="2"/>
-            <w:tcBorders>
-              <w:top w:val="single" w:sz="4" w:space="0" w:color="95B3D7" w:themeColor="accent1" w:themeTint="99"/>
-              <w:left w:val="single" w:sz="4" w:space="0" w:color="95B3D7" w:themeColor="accent1" w:themeTint="99"/>
-              <w:bottom w:val="single" w:sz="4" w:space="0" w:color="95B3D7" w:themeColor="accent1" w:themeTint="99"/>
-              <w:right w:val="single" w:sz="4" w:space="0" w:color="95B3D7" w:themeColor="accent1" w:themeTint="99"/>
-            </w:tcBorders>
-            <w:vAlign w:val="center"/>
-            <w:hideMark/>
-          </w:tcPr>
-          <w:p>
-            <w:pPr>
-              <w:jc w:val="center"/>
-              <w:rPr>
-                <w:rFonts w:ascii="Arial" w:hAnsi="Arial"/>
-              </w:rPr>
-            </w:pPr>
-            <w:r>
-              <w:t>Fluxo Básico</w:t>
-            </w:r>
-          </w:p>
-        </w:tc>
-      </w:tr>
-      <w:tr>
-        <w:trPr>
-          <w:trHeight w:val="566"/>
-        </w:trPr>
-        <w:tc>
-          <w:tcPr>
-            <w:cnfStyle w:val="001000000000" w:firstRow="0" w:lastRow="0" w:firstColumn="1" w:lastColumn="0" w:oddVBand="0" w:evenVBand="0" w:oddHBand="0" w:evenHBand="0" w:firstRowFirstColumn="0" w:firstRowLastColumn="0" w:lastRowFirstColumn="0" w:lastRowLastColumn="0"/>
-            <w:tcW w:w="4508" w:type="dxa"/>
-            <w:tcBorders>
-              <w:top w:val="single" w:sz="4" w:space="0" w:color="95B3D7" w:themeColor="accent1" w:themeTint="99"/>
-              <w:left w:val="single" w:sz="4" w:space="0" w:color="95B3D7" w:themeColor="accent1" w:themeTint="99"/>
-              <w:bottom w:val="single" w:sz="4" w:space="0" w:color="95B3D7" w:themeColor="accent1" w:themeTint="99"/>
-              <w:right w:val="single" w:sz="4" w:space="0" w:color="95B3D7" w:themeColor="accent1" w:themeTint="99"/>
-            </w:tcBorders>
-            <w:vAlign w:val="center"/>
-            <w:hideMark/>
-          </w:tcPr>
-          <w:p>
-            <w:pPr>
-              <w:rPr>
-                <w:rFonts w:ascii="Arial" w:hAnsi="Arial"/>
-              </w:rPr>
-            </w:pPr>
-            <w:r>
-              <w:t>Acção do actor</w:t>
-            </w:r>
-          </w:p>
-        </w:tc>
-        <w:tc>
-          <w:tcPr>
-            <w:tcW w:w="4508" w:type="dxa"/>
-            <w:tcBorders>
-              <w:top w:val="single" w:sz="4" w:space="0" w:color="95B3D7" w:themeColor="accent1" w:themeTint="99"/>
-              <w:left w:val="single" w:sz="4" w:space="0" w:color="95B3D7" w:themeColor="accent1" w:themeTint="99"/>
-              <w:bottom w:val="single" w:sz="4" w:space="0" w:color="95B3D7" w:themeColor="accent1" w:themeTint="99"/>
-              <w:right w:val="single" w:sz="4" w:space="0" w:color="95B3D7" w:themeColor="accent1" w:themeTint="99"/>
-            </w:tcBorders>
-            <w:vAlign w:val="center"/>
-            <w:hideMark/>
-          </w:tcPr>
-          <w:p>
-            <w:pPr>
-              <w:cnfStyle w:val="000000000000" w:firstRow="0" w:lastRow="0" w:firstColumn="0" w:lastColumn="0" w:oddVBand="0" w:evenVBand="0" w:oddHBand="0" w:evenHBand="0" w:firstRowFirstColumn="0" w:firstRowLastColumn="0" w:lastRowFirstColumn="0" w:lastRowLastColumn="0"/>
-              <w:rPr>
-                <w:rFonts w:ascii="Arial" w:hAnsi="Arial"/>
-                <w:b/>
-                <w:bCs/>
-              </w:rPr>
-            </w:pPr>
-            <w:r>
-              <w:rPr>
-                <w:b/>
-                <w:bCs/>
-              </w:rPr>
-              <w:t>Resposta do Sistema</w:t>
-            </w:r>
-          </w:p>
-        </w:tc>
-      </w:tr>
-      <w:tr>
-        <w:trPr>
-          <w:cnfStyle w:val="000000100000" w:firstRow="0" w:lastRow="0" w:firstColumn="0" w:lastColumn="0" w:oddVBand="0" w:evenVBand="0" w:oddHBand="1" w:evenHBand="0" w:firstRowFirstColumn="0" w:firstRowLastColumn="0" w:lastRowFirstColumn="0" w:lastRowLastColumn="0"/>
-          <w:trHeight w:val="566"/>
-        </w:trPr>
-        <w:tc>
-          <w:tcPr>
-            <w:cnfStyle w:val="001000000000" w:firstRow="0" w:lastRow="0" w:firstColumn="1" w:lastColumn="0" w:oddVBand="0" w:evenVBand="0" w:oddHBand="0" w:evenHBand="0" w:firstRowFirstColumn="0" w:firstRowLastColumn="0" w:lastRowFirstColumn="0" w:lastRowLastColumn="0"/>
-            <w:tcW w:w="4508" w:type="dxa"/>
-            <w:tcBorders>
-              <w:top w:val="single" w:sz="4" w:space="0" w:color="95B3D7" w:themeColor="accent1" w:themeTint="99"/>
-              <w:left w:val="single" w:sz="4" w:space="0" w:color="95B3D7" w:themeColor="accent1" w:themeTint="99"/>
-              <w:bottom w:val="single" w:sz="4" w:space="0" w:color="95B3D7" w:themeColor="accent1" w:themeTint="99"/>
-              <w:right w:val="single" w:sz="4" w:space="0" w:color="95B3D7" w:themeColor="accent1" w:themeTint="99"/>
-            </w:tcBorders>
-            <w:vAlign w:val="center"/>
-          </w:tcPr>
-          <w:p>
-            <w:pPr>
-              <w:pStyle w:val="PargrafodaLista"/>
-              <w:numPr>
-                <w:ilvl w:val="2"/>
-                <w:numId w:val="10"/>
-              </w:numPr>
-              <w:rPr>
-                <w:rFonts w:cstheme="minorHAnsi"/>
-              </w:rPr>
-            </w:pPr>
-            <w:r>
-              <w:rPr>
-                <w:rFonts w:cstheme="minorHAnsi"/>
-              </w:rPr>
-              <w:t>Clicar em relatório de consumo</w:t>
-            </w:r>
-          </w:p>
-          <w:p>
-            <w:pPr>
-              <w:pStyle w:val="PargrafodaLista"/>
-              <w:numPr>
-                <w:ilvl w:val="2"/>
-                <w:numId w:val="10"/>
-              </w:numPr>
-              <w:rPr>
-                <w:rFonts w:cstheme="minorHAnsi"/>
-                <w:b w:val="0"/>
-                <w:bCs w:val="0"/>
-              </w:rPr>
-            </w:pPr>
-            <w:r>
-              <w:rPr>
-                <w:rFonts w:cstheme="minorHAnsi"/>
-                <w:b w:val="0"/>
-                <w:bCs w:val="0"/>
-              </w:rPr>
-              <w:t>Escolher a data</w:t>
-            </w:r>
-          </w:p>
-          <w:p>
-            <w:pPr>
-              <w:pStyle w:val="PargrafodaLista"/>
-              <w:numPr>
-                <w:ilvl w:val="2"/>
-                <w:numId w:val="10"/>
-              </w:numPr>
-              <w:rPr>
-                <w:rFonts w:cstheme="minorHAnsi"/>
-                <w:b w:val="0"/>
-                <w:bCs w:val="0"/>
-              </w:rPr>
-            </w:pPr>
-            <w:r>
-              <w:rPr>
-                <w:rFonts w:cstheme="minorHAnsi"/>
-                <w:b w:val="0"/>
-                <w:bCs w:val="0"/>
-              </w:rPr>
-              <w:t>Clicar em extrair relatório de consumo</w:t>
-            </w:r>
-          </w:p>
-        </w:tc>
-        <w:tc>
-          <w:tcPr>
-            <w:tcW w:w="4508" w:type="dxa"/>
-            <w:tcBorders>
-              <w:top w:val="single" w:sz="4" w:space="0" w:color="95B3D7" w:themeColor="accent1" w:themeTint="99"/>
-              <w:left w:val="single" w:sz="4" w:space="0" w:color="95B3D7" w:themeColor="accent1" w:themeTint="99"/>
-              <w:bottom w:val="single" w:sz="4" w:space="0" w:color="95B3D7" w:themeColor="accent1" w:themeTint="99"/>
-              <w:right w:val="single" w:sz="4" w:space="0" w:color="95B3D7" w:themeColor="accent1" w:themeTint="99"/>
-            </w:tcBorders>
-            <w:vAlign w:val="center"/>
-          </w:tcPr>
-          <w:p>
-            <w:pPr>
-              <w:pStyle w:val="PargrafodaLista"/>
-              <w:numPr>
-                <w:ilvl w:val="0"/>
-                <w:numId w:val="11"/>
-              </w:numPr>
-              <w:cnfStyle w:val="000000100000" w:firstRow="0" w:lastRow="0" w:firstColumn="0" w:lastColumn="0" w:oddVBand="0" w:evenVBand="0" w:oddHBand="1" w:evenHBand="0" w:firstRowFirstColumn="0" w:firstRowLastColumn="0" w:lastRowFirstColumn="0" w:lastRowLastColumn="0"/>
-              <w:rPr>
-                <w:rFonts w:ascii="Arial" w:hAnsi="Arial"/>
-              </w:rPr>
-            </w:pPr>
-            <w:r>
-              <w:t>Apresentar a área para extrair o consumo.</w:t>
-            </w:r>
-          </w:p>
-          <w:p>
-            <w:pPr>
-              <w:pStyle w:val="PargrafodaLista"/>
-              <w:numPr>
-                <w:ilvl w:val="0"/>
-                <w:numId w:val="11"/>
-              </w:numPr>
-              <w:cnfStyle w:val="000000100000" w:firstRow="0" w:lastRow="0" w:firstColumn="0" w:lastColumn="0" w:oddVBand="0" w:evenVBand="0" w:oddHBand="1" w:evenHBand="0" w:firstRowFirstColumn="0" w:firstRowLastColumn="0" w:lastRowFirstColumn="0" w:lastRowLastColumn="0"/>
-              <w:rPr>
-                <w:rFonts w:ascii="Arial" w:hAnsi="Arial"/>
-              </w:rPr>
-            </w:pPr>
-            <w:r>
-              <w:t>Filtrar a data</w:t>
-            </w:r>
-          </w:p>
-          <w:p>
-            <w:pPr>
-              <w:pStyle w:val="PargrafodaLista"/>
-              <w:numPr>
-                <w:ilvl w:val="0"/>
-                <w:numId w:val="11"/>
-              </w:numPr>
-              <w:cnfStyle w:val="000000100000" w:firstRow="0" w:lastRow="0" w:firstColumn="0" w:lastColumn="0" w:oddVBand="0" w:evenVBand="0" w:oddHBand="1" w:evenHBand="0" w:firstRowFirstColumn="0" w:firstRowLastColumn="0" w:lastRowFirstColumn="0" w:lastRowLastColumn="0"/>
-              <w:rPr>
-                <w:rFonts w:ascii="Arial" w:hAnsi="Arial"/>
-              </w:rPr>
-            </w:pPr>
-            <w:r>
-              <w:t>Apresentar o relatório de consumo</w:t>
-            </w:r>
-          </w:p>
-          <w:p>
-            <w:pPr>
-              <w:cnfStyle w:val="000000100000" w:firstRow="0" w:lastRow="0" w:firstColumn="0" w:lastColumn="0" w:oddVBand="0" w:evenVBand="0" w:oddHBand="1" w:evenHBand="0" w:firstRowFirstColumn="0" w:firstRowLastColumn="0" w:lastRowFirstColumn="0" w:lastRowLastColumn="0"/>
-              <w:rPr>
-                <w:rFonts w:ascii="Arial" w:hAnsi="Arial"/>
-              </w:rPr>
-            </w:pPr>
-          </w:p>
-        </w:tc>
-      </w:tr>
-    </w:tbl>
-    <w:p>
-      <w:pPr>
-        <w:tabs>
-          <w:tab w:val="left" w:pos="930"/>
-        </w:tabs>
-        <w:jc w:val="center"/>
-        <w:rPr>
-          <w:b/>
-          <w:sz w:val="28"/>
-          <w:szCs w:val="28"/>
-        </w:rPr>
-      </w:pPr>
-    </w:p>
-    <w:p>
-      <w:pPr>
-        <w:rPr>
-          <w:b/>
-          <w:sz w:val="28"/>
-          <w:szCs w:val="28"/>
-        </w:rPr>
-      </w:pPr>
-      <w:r>
-        <w:rPr>
-          <w:b/>
-          <w:sz w:val="28"/>
-          <w:szCs w:val="28"/>
-        </w:rPr>
-        <w:br w:type="page"/>
-      </w:r>
-    </w:p>
-    <w:p>
-      <w:pPr>
-        <w:tabs>
-          <w:tab w:val="left" w:pos="930"/>
-        </w:tabs>
-        <w:jc w:val="center"/>
-        <w:rPr>
-          <w:b/>
-          <w:sz w:val="28"/>
-          <w:szCs w:val="28"/>
-        </w:rPr>
-      </w:pPr>
-    </w:p>
-    <w:tbl>
-      <w:tblPr>
-        <w:tblStyle w:val="TabeladeGrelha4-Destaque12"/>
-        <w:tblW w:w="0" w:type="auto"/>
-        <w:tblLook w:val="04A0" w:firstRow="1" w:lastRow="0" w:firstColumn="1" w:lastColumn="0" w:noHBand="0" w:noVBand="1"/>
-      </w:tblPr>
-      <w:tblGrid>
-        <w:gridCol w:w="5180"/>
-        <w:gridCol w:w="3540"/>
-      </w:tblGrid>
-      <w:tr>
-        <w:trPr>
-          <w:cnfStyle w:val="100000000000" w:firstRow="1" w:lastRow="0" w:firstColumn="0" w:lastColumn="0" w:oddVBand="0" w:evenVBand="0" w:oddHBand="0" w:evenHBand="0" w:firstRowFirstColumn="0" w:firstRowLastColumn="0" w:lastRowFirstColumn="0" w:lastRowLastColumn="0"/>
-          <w:trHeight w:val="418"/>
-        </w:trPr>
-        <w:tc>
-          <w:tcPr>
-            <w:cnfStyle w:val="001000000000" w:firstRow="0" w:lastRow="0" w:firstColumn="1" w:lastColumn="0" w:oddVBand="0" w:evenVBand="0" w:oddHBand="0" w:evenHBand="0" w:firstRowFirstColumn="0" w:firstRowLastColumn="0" w:lastRowFirstColumn="0" w:lastRowLastColumn="0"/>
-            <w:tcW w:w="4508" w:type="dxa"/>
-            <w:vAlign w:val="center"/>
-            <w:hideMark/>
-          </w:tcPr>
-          <w:p>
-            <w:pPr>
-              <w:rPr>
-                <w:rFonts w:ascii="Arial" w:hAnsi="Arial"/>
-              </w:rPr>
-            </w:pPr>
-            <w:r>
-              <w:t>Nome do caso de uso</w:t>
-            </w:r>
-          </w:p>
-        </w:tc>
-        <w:tc>
-          <w:tcPr>
-            <w:tcW w:w="4508" w:type="dxa"/>
-            <w:vAlign w:val="center"/>
-            <w:hideMark/>
-          </w:tcPr>
-          <w:p>
-            <w:pPr>
-              <w:pStyle w:val="PargrafodaLista"/>
-              <w:numPr>
-                <w:ilvl w:val="0"/>
-                <w:numId w:val="4"/>
-              </w:numPr>
-              <w:jc w:val="both"/>
-              <w:cnfStyle w:val="100000000000" w:firstRow="1" w:lastRow="0" w:firstColumn="0" w:lastColumn="0" w:oddVBand="0" w:evenVBand="0" w:oddHBand="0" w:evenHBand="0" w:firstRowFirstColumn="0" w:firstRowLastColumn="0" w:lastRowFirstColumn="0" w:lastRowLastColumn="0"/>
-            </w:pPr>
-            <w:r>
-              <w:t>Extrair o relatório de pagamento</w:t>
-            </w:r>
-          </w:p>
-        </w:tc>
-      </w:tr>
-      <w:tr>
-        <w:trPr>
-          <w:cnfStyle w:val="000000100000" w:firstRow="0" w:lastRow="0" w:firstColumn="0" w:lastColumn="0" w:oddVBand="0" w:evenVBand="0" w:oddHBand="1" w:evenHBand="0" w:firstRowFirstColumn="0" w:firstRowLastColumn="0" w:lastRowFirstColumn="0" w:lastRowLastColumn="0"/>
-        </w:trPr>
-        <w:tc>
-          <w:tcPr>
-            <w:cnfStyle w:val="001000000000" w:firstRow="0" w:lastRow="0" w:firstColumn="1" w:lastColumn="0" w:oddVBand="0" w:evenVBand="0" w:oddHBand="0" w:evenHBand="0" w:firstRowFirstColumn="0" w:firstRowLastColumn="0" w:lastRowFirstColumn="0" w:lastRowLastColumn="0"/>
-            <w:tcW w:w="4508" w:type="dxa"/>
-            <w:tcBorders>
-              <w:top w:val="single" w:sz="4" w:space="0" w:color="95B3D7" w:themeColor="accent1" w:themeTint="99"/>
-              <w:left w:val="single" w:sz="4" w:space="0" w:color="95B3D7" w:themeColor="accent1" w:themeTint="99"/>
-              <w:bottom w:val="single" w:sz="4" w:space="0" w:color="95B3D7" w:themeColor="accent1" w:themeTint="99"/>
-              <w:right w:val="single" w:sz="4" w:space="0" w:color="95B3D7" w:themeColor="accent1" w:themeTint="99"/>
-            </w:tcBorders>
-            <w:vAlign w:val="center"/>
-            <w:hideMark/>
-          </w:tcPr>
-          <w:p>
-            <w:pPr>
-              <w:rPr>
-                <w:rFonts w:ascii="Arial" w:hAnsi="Arial"/>
-              </w:rPr>
-            </w:pPr>
-            <w:r>
-              <w:t>Autor</w:t>
-            </w:r>
-          </w:p>
-        </w:tc>
-        <w:tc>
-          <w:tcPr>
-            <w:tcW w:w="4508" w:type="dxa"/>
-            <w:tcBorders>
-              <w:top w:val="single" w:sz="4" w:space="0" w:color="95B3D7" w:themeColor="accent1" w:themeTint="99"/>
-              <w:left w:val="single" w:sz="4" w:space="0" w:color="95B3D7" w:themeColor="accent1" w:themeTint="99"/>
-              <w:bottom w:val="single" w:sz="4" w:space="0" w:color="95B3D7" w:themeColor="accent1" w:themeTint="99"/>
-              <w:right w:val="single" w:sz="4" w:space="0" w:color="95B3D7" w:themeColor="accent1" w:themeTint="99"/>
-            </w:tcBorders>
-            <w:vAlign w:val="center"/>
-            <w:hideMark/>
-          </w:tcPr>
-          <w:p>
-            <w:pPr>
-              <w:cnfStyle w:val="000000100000" w:firstRow="0" w:lastRow="0" w:firstColumn="0" w:lastColumn="0" w:oddVBand="0" w:evenVBand="0" w:oddHBand="1" w:evenHBand="0" w:firstRowFirstColumn="0" w:firstRowLastColumn="0" w:lastRowFirstColumn="0" w:lastRowLastColumn="0"/>
-              <w:rPr>
-                <w:rFonts w:ascii="Arial" w:hAnsi="Arial"/>
-              </w:rPr>
-            </w:pPr>
-            <w:proofErr w:type="spellStart"/>
-            <w:r>
-              <w:t>diretor</w:t>
-            </w:r>
-            <w:proofErr w:type="spellEnd"/>
-          </w:p>
-        </w:tc>
-      </w:tr>
-      <w:tr>
-        <w:tc>
-          <w:tcPr>
-            <w:cnfStyle w:val="001000000000" w:firstRow="0" w:lastRow="0" w:firstColumn="1" w:lastColumn="0" w:oddVBand="0" w:evenVBand="0" w:oddHBand="0" w:evenHBand="0" w:firstRowFirstColumn="0" w:firstRowLastColumn="0" w:lastRowFirstColumn="0" w:lastRowLastColumn="0"/>
-            <w:tcW w:w="4508" w:type="dxa"/>
-            <w:tcBorders>
-              <w:top w:val="single" w:sz="4" w:space="0" w:color="95B3D7" w:themeColor="accent1" w:themeTint="99"/>
-              <w:left w:val="single" w:sz="4" w:space="0" w:color="95B3D7" w:themeColor="accent1" w:themeTint="99"/>
-              <w:bottom w:val="single" w:sz="4" w:space="0" w:color="95B3D7" w:themeColor="accent1" w:themeTint="99"/>
-              <w:right w:val="single" w:sz="4" w:space="0" w:color="95B3D7" w:themeColor="accent1" w:themeTint="99"/>
-            </w:tcBorders>
-            <w:vAlign w:val="center"/>
-            <w:hideMark/>
-          </w:tcPr>
-          <w:p>
-            <w:pPr>
-              <w:rPr>
-                <w:rFonts w:ascii="Arial" w:hAnsi="Arial"/>
-              </w:rPr>
-            </w:pPr>
-            <w:r>
-              <w:t>Propósito</w:t>
-            </w:r>
-          </w:p>
-        </w:tc>
-        <w:tc>
-          <w:tcPr>
-            <w:tcW w:w="4508" w:type="dxa"/>
-            <w:tcBorders>
-              <w:top w:val="single" w:sz="4" w:space="0" w:color="95B3D7" w:themeColor="accent1" w:themeTint="99"/>
-              <w:left w:val="single" w:sz="4" w:space="0" w:color="95B3D7" w:themeColor="accent1" w:themeTint="99"/>
-              <w:bottom w:val="single" w:sz="4" w:space="0" w:color="95B3D7" w:themeColor="accent1" w:themeTint="99"/>
-              <w:right w:val="single" w:sz="4" w:space="0" w:color="95B3D7" w:themeColor="accent1" w:themeTint="99"/>
-            </w:tcBorders>
-            <w:vAlign w:val="center"/>
-            <w:hideMark/>
-          </w:tcPr>
-          <w:p>
-            <w:pPr>
-              <w:cnfStyle w:val="000000000000" w:firstRow="0" w:lastRow="0" w:firstColumn="0" w:lastColumn="0" w:oddVBand="0" w:evenVBand="0" w:oddHBand="0" w:evenHBand="0" w:firstRowFirstColumn="0" w:firstRowLastColumn="0" w:lastRowFirstColumn="0" w:lastRowLastColumn="0"/>
-              <w:rPr>
-                <w:rFonts w:ascii="Arial" w:hAnsi="Arial"/>
-              </w:rPr>
-            </w:pPr>
-            <w:r>
-              <w:t xml:space="preserve">Monitorar a variação dos gastos </w:t>
-            </w:r>
-          </w:p>
-        </w:tc>
-      </w:tr>
-      <w:tr>
-        <w:trPr>
-          <w:cnfStyle w:val="000000100000" w:firstRow="0" w:lastRow="0" w:firstColumn="0" w:lastColumn="0" w:oddVBand="0" w:evenVBand="0" w:oddHBand="1" w:evenHBand="0" w:firstRowFirstColumn="0" w:firstRowLastColumn="0" w:lastRowFirstColumn="0" w:lastRowLastColumn="0"/>
-          <w:trHeight w:val="1593"/>
-        </w:trPr>
-        <w:tc>
-          <w:tcPr>
-            <w:cnfStyle w:val="001000000000" w:firstRow="0" w:lastRow="0" w:firstColumn="1" w:lastColumn="0" w:oddVBand="0" w:evenVBand="0" w:oddHBand="0" w:evenHBand="0" w:firstRowFirstColumn="0" w:firstRowLastColumn="0" w:lastRowFirstColumn="0" w:lastRowLastColumn="0"/>
-            <w:tcW w:w="9016" w:type="dxa"/>
-            <w:gridSpan w:val="2"/>
-            <w:tcBorders>
-              <w:top w:val="single" w:sz="4" w:space="0" w:color="95B3D7" w:themeColor="accent1" w:themeTint="99"/>
-              <w:left w:val="single" w:sz="4" w:space="0" w:color="95B3D7" w:themeColor="accent1" w:themeTint="99"/>
-              <w:bottom w:val="single" w:sz="4" w:space="0" w:color="95B3D7" w:themeColor="accent1" w:themeTint="99"/>
-              <w:right w:val="single" w:sz="4" w:space="0" w:color="95B3D7" w:themeColor="accent1" w:themeTint="99"/>
-            </w:tcBorders>
-            <w:vAlign w:val="center"/>
-            <w:hideMark/>
-          </w:tcPr>
-          <w:p>
-            <w:pPr>
-              <w:rPr>
-                <w:rFonts w:ascii="Arial" w:hAnsi="Arial"/>
-              </w:rPr>
-            </w:pPr>
-            <w:r>
-              <w:t xml:space="preserve">Resumo: </w:t>
-            </w:r>
-            <w:r>
-              <w:rPr>
-                <w:b w:val="0"/>
-                <w:bCs w:val="0"/>
-              </w:rPr>
-              <w:t>O director deverá ter acesso ao relatório dos gastos de pagamento de energia.</w:t>
-            </w:r>
-          </w:p>
-        </w:tc>
-      </w:tr>
-      <w:tr>
-        <w:trPr>
-          <w:trHeight w:val="566"/>
-        </w:trPr>
-        <w:tc>
-          <w:tcPr>
-            <w:cnfStyle w:val="001000000000" w:firstRow="0" w:lastRow="0" w:firstColumn="1" w:lastColumn="0" w:oddVBand="0" w:evenVBand="0" w:oddHBand="0" w:evenHBand="0" w:firstRowFirstColumn="0" w:firstRowLastColumn="0" w:lastRowFirstColumn="0" w:lastRowLastColumn="0"/>
-            <w:tcW w:w="4508" w:type="dxa"/>
-            <w:tcBorders>
-              <w:top w:val="single" w:sz="4" w:space="0" w:color="95B3D7" w:themeColor="accent1" w:themeTint="99"/>
-              <w:left w:val="single" w:sz="4" w:space="0" w:color="95B3D7" w:themeColor="accent1" w:themeTint="99"/>
-              <w:bottom w:val="single" w:sz="4" w:space="0" w:color="95B3D7" w:themeColor="accent1" w:themeTint="99"/>
-              <w:right w:val="single" w:sz="4" w:space="0" w:color="95B3D7" w:themeColor="accent1" w:themeTint="99"/>
-            </w:tcBorders>
-            <w:vAlign w:val="center"/>
-            <w:hideMark/>
-          </w:tcPr>
-          <w:p>
-            <w:pPr>
-              <w:rPr>
-                <w:rFonts w:ascii="Arial" w:hAnsi="Arial"/>
-              </w:rPr>
-            </w:pPr>
-            <w:r>
-              <w:t>Pré-condições</w:t>
-            </w:r>
-          </w:p>
-        </w:tc>
-        <w:tc>
-          <w:tcPr>
-            <w:tcW w:w="4508" w:type="dxa"/>
-            <w:tcBorders>
-              <w:top w:val="single" w:sz="4" w:space="0" w:color="95B3D7" w:themeColor="accent1" w:themeTint="99"/>
-              <w:left w:val="single" w:sz="4" w:space="0" w:color="95B3D7" w:themeColor="accent1" w:themeTint="99"/>
-              <w:bottom w:val="single" w:sz="4" w:space="0" w:color="95B3D7" w:themeColor="accent1" w:themeTint="99"/>
-              <w:right w:val="single" w:sz="4" w:space="0" w:color="95B3D7" w:themeColor="accent1" w:themeTint="99"/>
-            </w:tcBorders>
-            <w:vAlign w:val="center"/>
-            <w:hideMark/>
-          </w:tcPr>
-          <w:p>
-            <w:pPr>
-              <w:cnfStyle w:val="000000000000" w:firstRow="0" w:lastRow="0" w:firstColumn="0" w:lastColumn="0" w:oddVBand="0" w:evenVBand="0" w:oddHBand="0" w:evenHBand="0" w:firstRowFirstColumn="0" w:firstRowLastColumn="0" w:lastRowFirstColumn="0" w:lastRowLastColumn="0"/>
-              <w:rPr>
-                <w:rFonts w:ascii="Arial" w:hAnsi="Arial"/>
-              </w:rPr>
-            </w:pPr>
-            <w:r>
-              <w:t>Ser o director da empresa</w:t>
-            </w:r>
-          </w:p>
-        </w:tc>
-      </w:tr>
-      <w:tr>
-        <w:trPr>
-          <w:cnfStyle w:val="000000100000" w:firstRow="0" w:lastRow="0" w:firstColumn="0" w:lastColumn="0" w:oddVBand="0" w:evenVBand="0" w:oddHBand="1" w:evenHBand="0" w:firstRowFirstColumn="0" w:firstRowLastColumn="0" w:lastRowFirstColumn="0" w:lastRowLastColumn="0"/>
-          <w:trHeight w:val="566"/>
-        </w:trPr>
-        <w:tc>
-          <w:tcPr>
-            <w:cnfStyle w:val="001000000000" w:firstRow="0" w:lastRow="0" w:firstColumn="1" w:lastColumn="0" w:oddVBand="0" w:evenVBand="0" w:oddHBand="0" w:evenHBand="0" w:firstRowFirstColumn="0" w:firstRowLastColumn="0" w:lastRowFirstColumn="0" w:lastRowLastColumn="0"/>
-            <w:tcW w:w="9016" w:type="dxa"/>
-            <w:gridSpan w:val="2"/>
-            <w:tcBorders>
-              <w:top w:val="single" w:sz="4" w:space="0" w:color="95B3D7" w:themeColor="accent1" w:themeTint="99"/>
-              <w:left w:val="single" w:sz="4" w:space="0" w:color="95B3D7" w:themeColor="accent1" w:themeTint="99"/>
-              <w:bottom w:val="single" w:sz="4" w:space="0" w:color="95B3D7" w:themeColor="accent1" w:themeTint="99"/>
-              <w:right w:val="single" w:sz="4" w:space="0" w:color="95B3D7" w:themeColor="accent1" w:themeTint="99"/>
-            </w:tcBorders>
-            <w:vAlign w:val="center"/>
-            <w:hideMark/>
-          </w:tcPr>
-          <w:p>
-            <w:pPr>
-              <w:jc w:val="center"/>
-              <w:rPr>
-                <w:rFonts w:ascii="Arial" w:hAnsi="Arial"/>
-              </w:rPr>
-            </w:pPr>
-            <w:r>
-              <w:t>Fluxo Básico</w:t>
-            </w:r>
-          </w:p>
-        </w:tc>
-      </w:tr>
-      <w:tr>
-        <w:trPr>
-          <w:trHeight w:val="566"/>
-        </w:trPr>
-        <w:tc>
-          <w:tcPr>
-            <w:cnfStyle w:val="001000000000" w:firstRow="0" w:lastRow="0" w:firstColumn="1" w:lastColumn="0" w:oddVBand="0" w:evenVBand="0" w:oddHBand="0" w:evenHBand="0" w:firstRowFirstColumn="0" w:firstRowLastColumn="0" w:lastRowFirstColumn="0" w:lastRowLastColumn="0"/>
-            <w:tcW w:w="4508" w:type="dxa"/>
-            <w:tcBorders>
-              <w:top w:val="single" w:sz="4" w:space="0" w:color="95B3D7" w:themeColor="accent1" w:themeTint="99"/>
-              <w:left w:val="single" w:sz="4" w:space="0" w:color="95B3D7" w:themeColor="accent1" w:themeTint="99"/>
-              <w:bottom w:val="single" w:sz="4" w:space="0" w:color="95B3D7" w:themeColor="accent1" w:themeTint="99"/>
-              <w:right w:val="single" w:sz="4" w:space="0" w:color="95B3D7" w:themeColor="accent1" w:themeTint="99"/>
-            </w:tcBorders>
-            <w:vAlign w:val="center"/>
-            <w:hideMark/>
-          </w:tcPr>
-          <w:p>
-            <w:pPr>
-              <w:rPr>
-                <w:rFonts w:ascii="Arial" w:hAnsi="Arial"/>
-              </w:rPr>
-            </w:pPr>
-            <w:r>
-              <w:t>Acção do actor</w:t>
-            </w:r>
-          </w:p>
-        </w:tc>
-        <w:tc>
-          <w:tcPr>
-            <w:tcW w:w="4508" w:type="dxa"/>
-            <w:tcBorders>
-              <w:top w:val="single" w:sz="4" w:space="0" w:color="95B3D7" w:themeColor="accent1" w:themeTint="99"/>
-              <w:left w:val="single" w:sz="4" w:space="0" w:color="95B3D7" w:themeColor="accent1" w:themeTint="99"/>
-              <w:bottom w:val="single" w:sz="4" w:space="0" w:color="95B3D7" w:themeColor="accent1" w:themeTint="99"/>
-              <w:right w:val="single" w:sz="4" w:space="0" w:color="95B3D7" w:themeColor="accent1" w:themeTint="99"/>
-            </w:tcBorders>
-            <w:vAlign w:val="center"/>
-            <w:hideMark/>
-          </w:tcPr>
-          <w:p>
-            <w:pPr>
-              <w:cnfStyle w:val="000000000000" w:firstRow="0" w:lastRow="0" w:firstColumn="0" w:lastColumn="0" w:oddVBand="0" w:evenVBand="0" w:oddHBand="0" w:evenHBand="0" w:firstRowFirstColumn="0" w:firstRowLastColumn="0" w:lastRowFirstColumn="0" w:lastRowLastColumn="0"/>
-              <w:rPr>
-                <w:rFonts w:ascii="Arial" w:hAnsi="Arial"/>
-                <w:b/>
-                <w:bCs/>
-              </w:rPr>
-            </w:pPr>
-            <w:r>
-              <w:rPr>
-                <w:b/>
-                <w:bCs/>
-              </w:rPr>
-              <w:t>Resposta do Sistema</w:t>
-            </w:r>
-          </w:p>
-        </w:tc>
-      </w:tr>
-      <w:tr>
-        <w:trPr>
-          <w:cnfStyle w:val="000000100000" w:firstRow="0" w:lastRow="0" w:firstColumn="0" w:lastColumn="0" w:oddVBand="0" w:evenVBand="0" w:oddHBand="1" w:evenHBand="0" w:firstRowFirstColumn="0" w:firstRowLastColumn="0" w:lastRowFirstColumn="0" w:lastRowLastColumn="0"/>
-          <w:trHeight w:val="566"/>
-        </w:trPr>
-        <w:tc>
-          <w:tcPr>
-            <w:cnfStyle w:val="001000000000" w:firstRow="0" w:lastRow="0" w:firstColumn="1" w:lastColumn="0" w:oddVBand="0" w:evenVBand="0" w:oddHBand="0" w:evenHBand="0" w:firstRowFirstColumn="0" w:firstRowLastColumn="0" w:lastRowFirstColumn="0" w:lastRowLastColumn="0"/>
-            <w:tcW w:w="4508" w:type="dxa"/>
-            <w:tcBorders>
-              <w:top w:val="single" w:sz="4" w:space="0" w:color="95B3D7" w:themeColor="accent1" w:themeTint="99"/>
-              <w:left w:val="single" w:sz="4" w:space="0" w:color="95B3D7" w:themeColor="accent1" w:themeTint="99"/>
-              <w:bottom w:val="single" w:sz="4" w:space="0" w:color="95B3D7" w:themeColor="accent1" w:themeTint="99"/>
-              <w:right w:val="single" w:sz="4" w:space="0" w:color="95B3D7" w:themeColor="accent1" w:themeTint="99"/>
-            </w:tcBorders>
-            <w:vAlign w:val="center"/>
-          </w:tcPr>
-          <w:p>
-            <w:pPr>
-              <w:pStyle w:val="PargrafodaLista"/>
-              <w:numPr>
-                <w:ilvl w:val="2"/>
-                <w:numId w:val="11"/>
-              </w:numPr>
-              <w:rPr>
-                <w:rFonts w:cstheme="minorHAnsi"/>
-              </w:rPr>
-            </w:pPr>
-            <w:r>
-              <w:rPr>
-                <w:rFonts w:cstheme="minorHAnsi"/>
-              </w:rPr>
-              <w:t xml:space="preserve">Clicar em relatório de pagamento energia </w:t>
-            </w:r>
-          </w:p>
-          <w:p>
-            <w:pPr>
-              <w:pStyle w:val="PargrafodaLista"/>
-              <w:numPr>
-                <w:ilvl w:val="2"/>
-                <w:numId w:val="11"/>
-              </w:numPr>
-              <w:rPr>
-                <w:rFonts w:cstheme="minorHAnsi"/>
-                <w:b w:val="0"/>
-                <w:bCs w:val="0"/>
-              </w:rPr>
-            </w:pPr>
-            <w:r>
-              <w:rPr>
-                <w:rFonts w:cstheme="minorHAnsi"/>
-                <w:b w:val="0"/>
-                <w:bCs w:val="0"/>
-              </w:rPr>
-              <w:t>Escolher a data</w:t>
-            </w:r>
-          </w:p>
-          <w:p>
-            <w:pPr>
-              <w:pStyle w:val="PargrafodaLista"/>
-              <w:numPr>
-                <w:ilvl w:val="2"/>
-                <w:numId w:val="11"/>
-              </w:numPr>
-              <w:rPr>
-                <w:rFonts w:cstheme="minorHAnsi"/>
-                <w:b w:val="0"/>
-                <w:bCs w:val="0"/>
-              </w:rPr>
-            </w:pPr>
-            <w:r>
-              <w:rPr>
-                <w:rFonts w:cstheme="minorHAnsi"/>
-                <w:b w:val="0"/>
-                <w:bCs w:val="0"/>
-              </w:rPr>
-              <w:t>Clicar em extrair relatório de pagamento de energia</w:t>
-            </w:r>
-          </w:p>
-        </w:tc>
-        <w:tc>
-          <w:tcPr>
-            <w:tcW w:w="4508" w:type="dxa"/>
-            <w:tcBorders>
-              <w:top w:val="single" w:sz="4" w:space="0" w:color="95B3D7" w:themeColor="accent1" w:themeTint="99"/>
-              <w:left w:val="single" w:sz="4" w:space="0" w:color="95B3D7" w:themeColor="accent1" w:themeTint="99"/>
-              <w:bottom w:val="single" w:sz="4" w:space="0" w:color="95B3D7" w:themeColor="accent1" w:themeTint="99"/>
-              <w:right w:val="single" w:sz="4" w:space="0" w:color="95B3D7" w:themeColor="accent1" w:themeTint="99"/>
-            </w:tcBorders>
-            <w:vAlign w:val="center"/>
-          </w:tcPr>
-          <w:p>
-            <w:pPr>
-              <w:pStyle w:val="PargrafodaLista"/>
-              <w:numPr>
-                <w:ilvl w:val="0"/>
-                <w:numId w:val="12"/>
-              </w:numPr>
-              <w:cnfStyle w:val="000000100000" w:firstRow="0" w:lastRow="0" w:firstColumn="0" w:lastColumn="0" w:oddVBand="0" w:evenVBand="0" w:oddHBand="1" w:evenHBand="0" w:firstRowFirstColumn="0" w:firstRowLastColumn="0" w:lastRowFirstColumn="0" w:lastRowLastColumn="0"/>
-              <w:rPr>
-                <w:rFonts w:ascii="Arial" w:hAnsi="Arial"/>
-              </w:rPr>
-            </w:pPr>
-            <w:r>
-              <w:t>Apresentar a área para extrair o pagamento.</w:t>
-            </w:r>
-          </w:p>
-          <w:p>
-            <w:pPr>
-              <w:pStyle w:val="PargrafodaLista"/>
-              <w:numPr>
-                <w:ilvl w:val="0"/>
-                <w:numId w:val="12"/>
-              </w:numPr>
-              <w:cnfStyle w:val="000000100000" w:firstRow="0" w:lastRow="0" w:firstColumn="0" w:lastColumn="0" w:oddVBand="0" w:evenVBand="0" w:oddHBand="1" w:evenHBand="0" w:firstRowFirstColumn="0" w:firstRowLastColumn="0" w:lastRowFirstColumn="0" w:lastRowLastColumn="0"/>
-              <w:rPr>
-                <w:rFonts w:ascii="Arial" w:hAnsi="Arial"/>
-              </w:rPr>
-            </w:pPr>
-            <w:r>
-              <w:t>Filtrar a data</w:t>
-            </w:r>
-          </w:p>
-          <w:p>
-            <w:pPr>
-              <w:pStyle w:val="PargrafodaLista"/>
-              <w:numPr>
-                <w:ilvl w:val="0"/>
-                <w:numId w:val="12"/>
-              </w:numPr>
-              <w:cnfStyle w:val="000000100000" w:firstRow="0" w:lastRow="0" w:firstColumn="0" w:lastColumn="0" w:oddVBand="0" w:evenVBand="0" w:oddHBand="1" w:evenHBand="0" w:firstRowFirstColumn="0" w:firstRowLastColumn="0" w:lastRowFirstColumn="0" w:lastRowLastColumn="0"/>
-              <w:rPr>
-                <w:rFonts w:ascii="Arial" w:hAnsi="Arial"/>
-              </w:rPr>
-            </w:pPr>
-            <w:r>
-              <w:t>Apresentar o relatório de pagamento de energia</w:t>
-            </w:r>
-          </w:p>
-          <w:p>
-            <w:pPr>
-              <w:cnfStyle w:val="000000100000" w:firstRow="0" w:lastRow="0" w:firstColumn="0" w:lastColumn="0" w:oddVBand="0" w:evenVBand="0" w:oddHBand="1" w:evenHBand="0" w:firstRowFirstColumn="0" w:firstRowLastColumn="0" w:lastRowFirstColumn="0" w:lastRowLastColumn="0"/>
-              <w:rPr>
-                <w:rFonts w:ascii="Arial" w:hAnsi="Arial"/>
-              </w:rPr>
-            </w:pPr>
-          </w:p>
-        </w:tc>
-      </w:tr>
-    </w:tbl>
-    <w:p>
-      <w:pPr>
-        <w:tabs>
-          <w:tab w:val="left" w:pos="930"/>
-        </w:tabs>
-        <w:jc w:val="center"/>
-        <w:rPr>
-          <w:b/>
-          <w:sz w:val="28"/>
-          <w:szCs w:val="28"/>
-        </w:rPr>
-      </w:pPr>
-    </w:p>
-    <w:p>
-      <w:pPr>
-        <w:rPr>
-          <w:b/>
-          <w:sz w:val="28"/>
-          <w:szCs w:val="28"/>
-        </w:rPr>
-      </w:pPr>
-      <w:r>
-        <w:rPr>
-          <w:b/>
-          <w:sz w:val="28"/>
-          <w:szCs w:val="28"/>
-        </w:rPr>
-        <w:br w:type="page"/>
-      </w:r>
-    </w:p>
-    <w:p>
-      <w:pPr>
-        <w:tabs>
-          <w:tab w:val="left" w:pos="930"/>
-        </w:tabs>
-        <w:jc w:val="center"/>
-        <w:rPr>
-          <w:b/>
-          <w:sz w:val="28"/>
-          <w:szCs w:val="28"/>
-        </w:rPr>
-      </w:pPr>
-    </w:p>
-    <w:p>
-      <w:pPr>
-        <w:tabs>
-          <w:tab w:val="left" w:pos="930"/>
-        </w:tabs>
-        <w:jc w:val="center"/>
-        <w:rPr>
-          <w:b/>
-          <w:sz w:val="28"/>
-          <w:szCs w:val="28"/>
-        </w:rPr>
-      </w:pPr>
-      <w:bookmarkStart w:id="0" w:name="_GoBack"/>
-      <w:r>
-        <w:rPr>
-          <w:b/>
-          <w:noProof/>
-          <w:sz w:val="28"/>
-          <w:szCs w:val="28"/>
-          <w:lang w:eastAsia="pt-BR"/>
-        </w:rPr>
-        <w:drawing>
-          <wp:anchor distT="0" distB="0" distL="114300" distR="114300" simplePos="0" relativeHeight="251660288" behindDoc="0" locked="0" layoutInCell="1" allowOverlap="1">
-            <wp:simplePos x="1428750" y="1273175"/>
-            <wp:positionH relativeFrom="margin">
-              <wp:align>center</wp:align>
-            </wp:positionH>
-            <wp:positionV relativeFrom="margin">
-              <wp:align>center</wp:align>
-            </wp:positionV>
-            <wp:extent cx="4705350" cy="5248275"/>
-            <wp:effectExtent l="0" t="0" r="0" b="9525"/>
-            <wp:wrapSquare wrapText="bothSides"/>
-            <wp:docPr id="1" name="Imagem 1"/>
-            <wp:cNvGraphicFramePr>
-              <a:graphicFrameLocks xmlns:a="http://schemas.openxmlformats.org/drawingml/2006/main" noChangeAspect="1"/>
-            </wp:cNvGraphicFramePr>
-            <a:graphic xmlns:a="http://schemas.openxmlformats.org/drawingml/2006/main">
-              <a:graphicData uri="http://schemas.openxmlformats.org/drawingml/2006/picture">
-                <pic:pic xmlns:pic="http://schemas.openxmlformats.org/drawingml/2006/picture">
-                  <pic:nvPicPr>
-                    <pic:cNvPr id="0" name="Diagrama .drawio.png"/>
-                    <pic:cNvPicPr/>
-                  </pic:nvPicPr>
-                  <pic:blipFill>
-                    <a:blip r:embed="rId7">
-                      <a:extLst>
-                        <a:ext uri="{28A0092B-C50C-407E-A947-70E740481C1C}">
-                          <a14:useLocalDpi xmlns:a14="http://schemas.microsoft.com/office/drawing/2010/main" val="0"/>
-                        </a:ext>
-                      </a:extLst>
-                    </a:blip>
-                    <a:stretch>
-                      <a:fillRect/>
-                    </a:stretch>
-                  </pic:blipFill>
-                  <pic:spPr>
-                    <a:xfrm>
-                      <a:off x="0" y="0"/>
-                      <a:ext cx="4705350" cy="5248275"/>
-                    </a:xfrm>
-                    <a:prstGeom prst="rect">
-                      <a:avLst/>
-                    </a:prstGeom>
-                  </pic:spPr>
-                </pic:pic>
-              </a:graphicData>
-            </a:graphic>
-          </wp:anchor>
-        </w:drawing>
-      </w:r>
-      <w:bookmarkEnd w:id="0"/>
     </w:p>
     <w:sectPr>
       <w:pgSz w:w="11906" w:h="16838"/>
@@ -4337,6 +4227,95 @@
     </w:lvl>
   </w:abstractNum>
   <w:abstractNum w:abstractNumId="1">
+    <w:nsid w:val="0A23007C"/>
+    <w:multiLevelType w:val="hybridMultilevel"/>
+    <w:tmpl w:val="DC402F2A"/>
+    <w:lvl w:ilvl="0" w:tplc="BE3CA8D8">
+      <w:start w:val="2"/>
+      <w:numFmt w:val="decimal"/>
+      <w:lvlText w:val="%1)"/>
+      <w:lvlJc w:val="left"/>
+      <w:pPr>
+        <w:ind w:left="720" w:hanging="360"/>
+      </w:pPr>
+      <w:rPr>
+        <w:rFonts w:asciiTheme="minorHAnsi" w:hAnsiTheme="minorHAnsi" w:hint="default"/>
+      </w:rPr>
+    </w:lvl>
+    <w:lvl w:ilvl="1" w:tplc="04160019" w:tentative="1">
+      <w:start w:val="1"/>
+      <w:numFmt w:val="lowerLetter"/>
+      <w:lvlText w:val="%2."/>
+      <w:lvlJc w:val="left"/>
+      <w:pPr>
+        <w:ind w:left="1440" w:hanging="360"/>
+      </w:pPr>
+    </w:lvl>
+    <w:lvl w:ilvl="2" w:tplc="0416001B" w:tentative="1">
+      <w:start w:val="1"/>
+      <w:numFmt w:val="lowerRoman"/>
+      <w:lvlText w:val="%3."/>
+      <w:lvlJc w:val="right"/>
+      <w:pPr>
+        <w:ind w:left="2160" w:hanging="180"/>
+      </w:pPr>
+    </w:lvl>
+    <w:lvl w:ilvl="3" w:tplc="0416000F" w:tentative="1">
+      <w:start w:val="1"/>
+      <w:numFmt w:val="decimal"/>
+      <w:lvlText w:val="%4."/>
+      <w:lvlJc w:val="left"/>
+      <w:pPr>
+        <w:ind w:left="2880" w:hanging="360"/>
+      </w:pPr>
+    </w:lvl>
+    <w:lvl w:ilvl="4" w:tplc="04160019" w:tentative="1">
+      <w:start w:val="1"/>
+      <w:numFmt w:val="lowerLetter"/>
+      <w:lvlText w:val="%5."/>
+      <w:lvlJc w:val="left"/>
+      <w:pPr>
+        <w:ind w:left="3600" w:hanging="360"/>
+      </w:pPr>
+    </w:lvl>
+    <w:lvl w:ilvl="5" w:tplc="0416001B" w:tentative="1">
+      <w:start w:val="1"/>
+      <w:numFmt w:val="lowerRoman"/>
+      <w:lvlText w:val="%6."/>
+      <w:lvlJc w:val="right"/>
+      <w:pPr>
+        <w:ind w:left="4320" w:hanging="180"/>
+      </w:pPr>
+    </w:lvl>
+    <w:lvl w:ilvl="6" w:tplc="0416000F" w:tentative="1">
+      <w:start w:val="1"/>
+      <w:numFmt w:val="decimal"/>
+      <w:lvlText w:val="%7."/>
+      <w:lvlJc w:val="left"/>
+      <w:pPr>
+        <w:ind w:left="5040" w:hanging="360"/>
+      </w:pPr>
+    </w:lvl>
+    <w:lvl w:ilvl="7" w:tplc="04160019" w:tentative="1">
+      <w:start w:val="1"/>
+      <w:numFmt w:val="lowerLetter"/>
+      <w:lvlText w:val="%8."/>
+      <w:lvlJc w:val="left"/>
+      <w:pPr>
+        <w:ind w:left="5760" w:hanging="360"/>
+      </w:pPr>
+    </w:lvl>
+    <w:lvl w:ilvl="8" w:tplc="0416001B" w:tentative="1">
+      <w:start w:val="1"/>
+      <w:numFmt w:val="lowerRoman"/>
+      <w:lvlText w:val="%9."/>
+      <w:lvlJc w:val="right"/>
+      <w:pPr>
+        <w:ind w:left="6480" w:hanging="180"/>
+      </w:pPr>
+    </w:lvl>
+  </w:abstractNum>
+  <w:abstractNum w:abstractNumId="2">
     <w:nsid w:val="1AA97D9F"/>
     <w:multiLevelType w:val="hybridMultilevel"/>
     <w:tmpl w:val="ECE0F436"/>
@@ -4425,7 +4404,271 @@
       </w:pPr>
     </w:lvl>
   </w:abstractNum>
-  <w:abstractNum w:abstractNumId="2">
+  <w:abstractNum w:abstractNumId="3">
+    <w:nsid w:val="243B131F"/>
+    <w:multiLevelType w:val="hybridMultilevel"/>
+    <w:tmpl w:val="242AD9EE"/>
+    <w:lvl w:ilvl="0" w:tplc="0416000F">
+      <w:start w:val="1"/>
+      <w:numFmt w:val="decimal"/>
+      <w:lvlText w:val="%1."/>
+      <w:lvlJc w:val="left"/>
+      <w:pPr>
+        <w:ind w:left="1980" w:hanging="360"/>
+      </w:pPr>
+    </w:lvl>
+    <w:lvl w:ilvl="1" w:tplc="04160019" w:tentative="1">
+      <w:start w:val="1"/>
+      <w:numFmt w:val="lowerLetter"/>
+      <w:lvlText w:val="%2."/>
+      <w:lvlJc w:val="left"/>
+      <w:pPr>
+        <w:ind w:left="1440" w:hanging="360"/>
+      </w:pPr>
+    </w:lvl>
+    <w:lvl w:ilvl="2" w:tplc="0416001B" w:tentative="1">
+      <w:start w:val="1"/>
+      <w:numFmt w:val="lowerRoman"/>
+      <w:lvlText w:val="%3."/>
+      <w:lvlJc w:val="right"/>
+      <w:pPr>
+        <w:ind w:left="2160" w:hanging="180"/>
+      </w:pPr>
+    </w:lvl>
+    <w:lvl w:ilvl="3" w:tplc="0416000F" w:tentative="1">
+      <w:start w:val="1"/>
+      <w:numFmt w:val="decimal"/>
+      <w:lvlText w:val="%4."/>
+      <w:lvlJc w:val="left"/>
+      <w:pPr>
+        <w:ind w:left="2880" w:hanging="360"/>
+      </w:pPr>
+    </w:lvl>
+    <w:lvl w:ilvl="4" w:tplc="04160019" w:tentative="1">
+      <w:start w:val="1"/>
+      <w:numFmt w:val="lowerLetter"/>
+      <w:lvlText w:val="%5."/>
+      <w:lvlJc w:val="left"/>
+      <w:pPr>
+        <w:ind w:left="3600" w:hanging="360"/>
+      </w:pPr>
+    </w:lvl>
+    <w:lvl w:ilvl="5" w:tplc="0416001B" w:tentative="1">
+      <w:start w:val="1"/>
+      <w:numFmt w:val="lowerRoman"/>
+      <w:lvlText w:val="%6."/>
+      <w:lvlJc w:val="right"/>
+      <w:pPr>
+        <w:ind w:left="4320" w:hanging="180"/>
+      </w:pPr>
+    </w:lvl>
+    <w:lvl w:ilvl="6" w:tplc="0416000F" w:tentative="1">
+      <w:start w:val="1"/>
+      <w:numFmt w:val="decimal"/>
+      <w:lvlText w:val="%7."/>
+      <w:lvlJc w:val="left"/>
+      <w:pPr>
+        <w:ind w:left="5040" w:hanging="360"/>
+      </w:pPr>
+    </w:lvl>
+    <w:lvl w:ilvl="7" w:tplc="04160019" w:tentative="1">
+      <w:start w:val="1"/>
+      <w:numFmt w:val="lowerLetter"/>
+      <w:lvlText w:val="%8."/>
+      <w:lvlJc w:val="left"/>
+      <w:pPr>
+        <w:ind w:left="5760" w:hanging="360"/>
+      </w:pPr>
+    </w:lvl>
+    <w:lvl w:ilvl="8" w:tplc="0416001B" w:tentative="1">
+      <w:start w:val="1"/>
+      <w:numFmt w:val="lowerRoman"/>
+      <w:lvlText w:val="%9."/>
+      <w:lvlJc w:val="right"/>
+      <w:pPr>
+        <w:ind w:left="6480" w:hanging="180"/>
+      </w:pPr>
+    </w:lvl>
+  </w:abstractNum>
+  <w:abstractNum w:abstractNumId="4">
+    <w:nsid w:val="28FF6A01"/>
+    <w:multiLevelType w:val="hybridMultilevel"/>
+    <w:tmpl w:val="410A847E"/>
+    <w:lvl w:ilvl="0" w:tplc="0416000F">
+      <w:start w:val="1"/>
+      <w:numFmt w:val="decimal"/>
+      <w:lvlText w:val="%1."/>
+      <w:lvlJc w:val="left"/>
+      <w:pPr>
+        <w:ind w:left="720" w:hanging="360"/>
+      </w:pPr>
+      <w:rPr>
+        <w:rFonts w:hint="default"/>
+      </w:rPr>
+    </w:lvl>
+    <w:lvl w:ilvl="1" w:tplc="04160019" w:tentative="1">
+      <w:start w:val="1"/>
+      <w:numFmt w:val="lowerLetter"/>
+      <w:lvlText w:val="%2."/>
+      <w:lvlJc w:val="left"/>
+      <w:pPr>
+        <w:ind w:left="1440" w:hanging="360"/>
+      </w:pPr>
+    </w:lvl>
+    <w:lvl w:ilvl="2" w:tplc="0416001B" w:tentative="1">
+      <w:start w:val="1"/>
+      <w:numFmt w:val="lowerRoman"/>
+      <w:lvlText w:val="%3."/>
+      <w:lvlJc w:val="right"/>
+      <w:pPr>
+        <w:ind w:left="2160" w:hanging="180"/>
+      </w:pPr>
+    </w:lvl>
+    <w:lvl w:ilvl="3" w:tplc="0416000F" w:tentative="1">
+      <w:start w:val="1"/>
+      <w:numFmt w:val="decimal"/>
+      <w:lvlText w:val="%4."/>
+      <w:lvlJc w:val="left"/>
+      <w:pPr>
+        <w:ind w:left="2880" w:hanging="360"/>
+      </w:pPr>
+    </w:lvl>
+    <w:lvl w:ilvl="4" w:tplc="04160019" w:tentative="1">
+      <w:start w:val="1"/>
+      <w:numFmt w:val="lowerLetter"/>
+      <w:lvlText w:val="%5."/>
+      <w:lvlJc w:val="left"/>
+      <w:pPr>
+        <w:ind w:left="3600" w:hanging="360"/>
+      </w:pPr>
+    </w:lvl>
+    <w:lvl w:ilvl="5" w:tplc="0416001B" w:tentative="1">
+      <w:start w:val="1"/>
+      <w:numFmt w:val="lowerRoman"/>
+      <w:lvlText w:val="%6."/>
+      <w:lvlJc w:val="right"/>
+      <w:pPr>
+        <w:ind w:left="4320" w:hanging="180"/>
+      </w:pPr>
+    </w:lvl>
+    <w:lvl w:ilvl="6" w:tplc="0416000F" w:tentative="1">
+      <w:start w:val="1"/>
+      <w:numFmt w:val="decimal"/>
+      <w:lvlText w:val="%7."/>
+      <w:lvlJc w:val="left"/>
+      <w:pPr>
+        <w:ind w:left="5040" w:hanging="360"/>
+      </w:pPr>
+    </w:lvl>
+    <w:lvl w:ilvl="7" w:tplc="04160019" w:tentative="1">
+      <w:start w:val="1"/>
+      <w:numFmt w:val="lowerLetter"/>
+      <w:lvlText w:val="%8."/>
+      <w:lvlJc w:val="left"/>
+      <w:pPr>
+        <w:ind w:left="5760" w:hanging="360"/>
+      </w:pPr>
+    </w:lvl>
+    <w:lvl w:ilvl="8" w:tplc="0416001B" w:tentative="1">
+      <w:start w:val="1"/>
+      <w:numFmt w:val="lowerRoman"/>
+      <w:lvlText w:val="%9."/>
+      <w:lvlJc w:val="right"/>
+      <w:pPr>
+        <w:ind w:left="6480" w:hanging="180"/>
+      </w:pPr>
+    </w:lvl>
+  </w:abstractNum>
+  <w:abstractNum w:abstractNumId="5">
+    <w:nsid w:val="2D0135A9"/>
+    <w:multiLevelType w:val="hybridMultilevel"/>
+    <w:tmpl w:val="AC8C225E"/>
+    <w:lvl w:ilvl="0" w:tplc="0416000F">
+      <w:start w:val="1"/>
+      <w:numFmt w:val="decimal"/>
+      <w:lvlText w:val="%1."/>
+      <w:lvlJc w:val="left"/>
+      <w:pPr>
+        <w:ind w:left="720" w:hanging="360"/>
+      </w:pPr>
+      <w:rPr>
+        <w:rFonts w:hint="default"/>
+      </w:rPr>
+    </w:lvl>
+    <w:lvl w:ilvl="1" w:tplc="04160019" w:tentative="1">
+      <w:start w:val="1"/>
+      <w:numFmt w:val="lowerLetter"/>
+      <w:lvlText w:val="%2."/>
+      <w:lvlJc w:val="left"/>
+      <w:pPr>
+        <w:ind w:left="1440" w:hanging="360"/>
+      </w:pPr>
+    </w:lvl>
+    <w:lvl w:ilvl="2" w:tplc="0416001B" w:tentative="1">
+      <w:start w:val="1"/>
+      <w:numFmt w:val="lowerRoman"/>
+      <w:lvlText w:val="%3."/>
+      <w:lvlJc w:val="right"/>
+      <w:pPr>
+        <w:ind w:left="2160" w:hanging="180"/>
+      </w:pPr>
+    </w:lvl>
+    <w:lvl w:ilvl="3" w:tplc="0416000F" w:tentative="1">
+      <w:start w:val="1"/>
+      <w:numFmt w:val="decimal"/>
+      <w:lvlText w:val="%4."/>
+      <w:lvlJc w:val="left"/>
+      <w:pPr>
+        <w:ind w:left="2880" w:hanging="360"/>
+      </w:pPr>
+    </w:lvl>
+    <w:lvl w:ilvl="4" w:tplc="04160019" w:tentative="1">
+      <w:start w:val="1"/>
+      <w:numFmt w:val="lowerLetter"/>
+      <w:lvlText w:val="%5."/>
+      <w:lvlJc w:val="left"/>
+      <w:pPr>
+        <w:ind w:left="3600" w:hanging="360"/>
+      </w:pPr>
+    </w:lvl>
+    <w:lvl w:ilvl="5" w:tplc="0416001B" w:tentative="1">
+      <w:start w:val="1"/>
+      <w:numFmt w:val="lowerRoman"/>
+      <w:lvlText w:val="%6."/>
+      <w:lvlJc w:val="right"/>
+      <w:pPr>
+        <w:ind w:left="4320" w:hanging="180"/>
+      </w:pPr>
+    </w:lvl>
+    <w:lvl w:ilvl="6" w:tplc="0416000F" w:tentative="1">
+      <w:start w:val="1"/>
+      <w:numFmt w:val="decimal"/>
+      <w:lvlText w:val="%7."/>
+      <w:lvlJc w:val="left"/>
+      <w:pPr>
+        <w:ind w:left="5040" w:hanging="360"/>
+      </w:pPr>
+    </w:lvl>
+    <w:lvl w:ilvl="7" w:tplc="04160019" w:tentative="1">
+      <w:start w:val="1"/>
+      <w:numFmt w:val="lowerLetter"/>
+      <w:lvlText w:val="%8."/>
+      <w:lvlJc w:val="left"/>
+      <w:pPr>
+        <w:ind w:left="5760" w:hanging="360"/>
+      </w:pPr>
+    </w:lvl>
+    <w:lvl w:ilvl="8" w:tplc="0416001B" w:tentative="1">
+      <w:start w:val="1"/>
+      <w:numFmt w:val="lowerRoman"/>
+      <w:lvlText w:val="%9."/>
+      <w:lvlJc w:val="right"/>
+      <w:pPr>
+        <w:ind w:left="6480" w:hanging="180"/>
+      </w:pPr>
+    </w:lvl>
+  </w:abstractNum>
+  <w:abstractNum w:abstractNumId="6">
     <w:nsid w:val="34240D1B"/>
     <w:multiLevelType w:val="hybridMultilevel"/>
     <w:tmpl w:val="FC6205F0"/>
@@ -4511,10 +4754,96 @@
       </w:pPr>
     </w:lvl>
   </w:abstractNum>
-  <w:abstractNum w:abstractNumId="3">
+  <w:abstractNum w:abstractNumId="7">
+    <w:nsid w:val="42A57A30"/>
+    <w:multiLevelType w:val="hybridMultilevel"/>
+    <w:tmpl w:val="B5285D70"/>
+    <w:lvl w:ilvl="0" w:tplc="FFFFFFFF">
+      <w:start w:val="1"/>
+      <w:numFmt w:val="decimal"/>
+      <w:lvlText w:val="%1."/>
+      <w:lvlJc w:val="left"/>
+      <w:pPr>
+        <w:ind w:left="1980" w:hanging="360"/>
+      </w:pPr>
+    </w:lvl>
+    <w:lvl w:ilvl="1" w:tplc="04160019" w:tentative="1">
+      <w:start w:val="1"/>
+      <w:numFmt w:val="lowerLetter"/>
+      <w:lvlText w:val="%2."/>
+      <w:lvlJc w:val="left"/>
+      <w:pPr>
+        <w:ind w:left="1440" w:hanging="360"/>
+      </w:pPr>
+    </w:lvl>
+    <w:lvl w:ilvl="2" w:tplc="0416001B" w:tentative="1">
+      <w:start w:val="1"/>
+      <w:numFmt w:val="lowerRoman"/>
+      <w:lvlText w:val="%3."/>
+      <w:lvlJc w:val="right"/>
+      <w:pPr>
+        <w:ind w:left="2160" w:hanging="180"/>
+      </w:pPr>
+    </w:lvl>
+    <w:lvl w:ilvl="3" w:tplc="0416000F" w:tentative="1">
+      <w:start w:val="1"/>
+      <w:numFmt w:val="decimal"/>
+      <w:lvlText w:val="%4."/>
+      <w:lvlJc w:val="left"/>
+      <w:pPr>
+        <w:ind w:left="2880" w:hanging="360"/>
+      </w:pPr>
+    </w:lvl>
+    <w:lvl w:ilvl="4" w:tplc="04160019" w:tentative="1">
+      <w:start w:val="1"/>
+      <w:numFmt w:val="lowerLetter"/>
+      <w:lvlText w:val="%5."/>
+      <w:lvlJc w:val="left"/>
+      <w:pPr>
+        <w:ind w:left="3600" w:hanging="360"/>
+      </w:pPr>
+    </w:lvl>
+    <w:lvl w:ilvl="5" w:tplc="0416001B" w:tentative="1">
+      <w:start w:val="1"/>
+      <w:numFmt w:val="lowerRoman"/>
+      <w:lvlText w:val="%6."/>
+      <w:lvlJc w:val="right"/>
+      <w:pPr>
+        <w:ind w:left="4320" w:hanging="180"/>
+      </w:pPr>
+    </w:lvl>
+    <w:lvl w:ilvl="6" w:tplc="0416000F" w:tentative="1">
+      <w:start w:val="1"/>
+      <w:numFmt w:val="decimal"/>
+      <w:lvlText w:val="%7."/>
+      <w:lvlJc w:val="left"/>
+      <w:pPr>
+        <w:ind w:left="5040" w:hanging="360"/>
+      </w:pPr>
+    </w:lvl>
+    <w:lvl w:ilvl="7" w:tplc="04160019" w:tentative="1">
+      <w:start w:val="1"/>
+      <w:numFmt w:val="lowerLetter"/>
+      <w:lvlText w:val="%8."/>
+      <w:lvlJc w:val="left"/>
+      <w:pPr>
+        <w:ind w:left="5760" w:hanging="360"/>
+      </w:pPr>
+    </w:lvl>
+    <w:lvl w:ilvl="8" w:tplc="0416001B" w:tentative="1">
+      <w:start w:val="1"/>
+      <w:numFmt w:val="lowerRoman"/>
+      <w:lvlText w:val="%9."/>
+      <w:lvlJc w:val="right"/>
+      <w:pPr>
+        <w:ind w:left="6480" w:hanging="180"/>
+      </w:pPr>
+    </w:lvl>
+  </w:abstractNum>
+  <w:abstractNum w:abstractNumId="8">
     <w:nsid w:val="4A321D4A"/>
     <w:multiLevelType w:val="hybridMultilevel"/>
-    <w:tmpl w:val="8A1CD872"/>
+    <w:tmpl w:val="B1161E38"/>
     <w:lvl w:ilvl="0" w:tplc="0C000001">
       <w:start w:val="1"/>
       <w:numFmt w:val="bullet"/>
@@ -4600,7 +4929,7 @@
       </w:pPr>
     </w:lvl>
   </w:abstractNum>
-  <w:abstractNum w:abstractNumId="4">
+  <w:abstractNum w:abstractNumId="9">
     <w:nsid w:val="53413D22"/>
     <w:multiLevelType w:val="hybridMultilevel"/>
     <w:tmpl w:val="668EB040"/>
@@ -4689,18 +5018,21 @@
       </w:pPr>
     </w:lvl>
   </w:abstractNum>
-  <w:abstractNum w:abstractNumId="5">
+  <w:abstractNum w:abstractNumId="10">
     <w:nsid w:val="5641400E"/>
     <w:multiLevelType w:val="hybridMultilevel"/>
-    <w:tmpl w:val="1DE06EDA"/>
-    <w:lvl w:ilvl="0" w:tplc="0816000F">
+    <w:tmpl w:val="8C645A08"/>
+    <w:lvl w:ilvl="0" w:tplc="61E05F88">
       <w:start w:val="1"/>
       <w:numFmt w:val="decimal"/>
-      <w:lvlText w:val="%1."/>
+      <w:lvlText w:val="%1"/>
       <w:lvlJc w:val="left"/>
       <w:pPr>
         <w:ind w:left="720" w:hanging="360"/>
       </w:pPr>
+      <w:rPr>
+        <w:rFonts w:asciiTheme="minorHAnsi" w:eastAsiaTheme="minorHAnsi" w:hAnsiTheme="minorHAnsi" w:cstheme="minorBidi"/>
+      </w:rPr>
     </w:lvl>
     <w:lvl w:ilvl="1" w:tplc="08160019">
       <w:start w:val="1"/>
@@ -4775,7 +5107,7 @@
       </w:pPr>
     </w:lvl>
   </w:abstractNum>
-  <w:abstractNum w:abstractNumId="6">
+  <w:abstractNum w:abstractNumId="11">
     <w:nsid w:val="69F53725"/>
     <w:multiLevelType w:val="hybridMultilevel"/>
     <w:tmpl w:val="4606C8EE"/>
@@ -4864,7 +5196,7 @@
       </w:pPr>
     </w:lvl>
   </w:abstractNum>
-  <w:abstractNum w:abstractNumId="7">
+  <w:abstractNum w:abstractNumId="12">
     <w:nsid w:val="6D022A5F"/>
     <w:multiLevelType w:val="hybridMultilevel"/>
     <w:tmpl w:val="16E491A4"/>
@@ -4956,7 +5288,7 @@
       </w:pPr>
     </w:lvl>
   </w:abstractNum>
-  <w:abstractNum w:abstractNumId="8">
+  <w:abstractNum w:abstractNumId="13">
     <w:nsid w:val="71291145"/>
     <w:multiLevelType w:val="hybridMultilevel"/>
     <w:tmpl w:val="5BE86E7E"/>
@@ -4966,7 +5298,7 @@
       <w:lvlText w:val="%1"/>
       <w:lvlJc w:val="left"/>
       <w:pPr>
-        <w:ind w:left="720" w:hanging="360"/>
+        <w:ind w:left="1069" w:hanging="360"/>
       </w:pPr>
       <w:rPr>
         <w:rFonts w:asciiTheme="minorHAnsi" w:hAnsiTheme="minorHAnsi" w:hint="default"/>
@@ -4978,7 +5310,7 @@
       <w:lvlText w:val="%2."/>
       <w:lvlJc w:val="left"/>
       <w:pPr>
-        <w:ind w:left="1440" w:hanging="360"/>
+        <w:ind w:left="1789" w:hanging="360"/>
       </w:pPr>
     </w:lvl>
     <w:lvl w:ilvl="2" w:tplc="4D88E4D8">
@@ -4987,7 +5319,7 @@
       <w:lvlText w:val="%3"/>
       <w:lvlJc w:val="right"/>
       <w:pPr>
-        <w:ind w:left="2160" w:hanging="180"/>
+        <w:ind w:left="2509" w:hanging="180"/>
       </w:pPr>
       <w:rPr>
         <w:rFonts w:asciiTheme="minorHAnsi" w:eastAsiaTheme="minorHAnsi" w:hAnsiTheme="minorHAnsi" w:cstheme="minorHAnsi"/>
@@ -4999,7 +5331,7 @@
       <w:lvlText w:val="%4."/>
       <w:lvlJc w:val="left"/>
       <w:pPr>
-        <w:ind w:left="2880" w:hanging="360"/>
+        <w:ind w:left="3229" w:hanging="360"/>
       </w:pPr>
     </w:lvl>
     <w:lvl w:ilvl="4" w:tplc="04160019" w:tentative="1">
@@ -5008,7 +5340,7 @@
       <w:lvlText w:val="%5."/>
       <w:lvlJc w:val="left"/>
       <w:pPr>
-        <w:ind w:left="3600" w:hanging="360"/>
+        <w:ind w:left="3949" w:hanging="360"/>
       </w:pPr>
     </w:lvl>
     <w:lvl w:ilvl="5" w:tplc="0416001B" w:tentative="1">
@@ -5017,7 +5349,7 @@
       <w:lvlText w:val="%6."/>
       <w:lvlJc w:val="right"/>
       <w:pPr>
-        <w:ind w:left="4320" w:hanging="180"/>
+        <w:ind w:left="4669" w:hanging="180"/>
       </w:pPr>
     </w:lvl>
     <w:lvl w:ilvl="6" w:tplc="0416000F" w:tentative="1">
@@ -5026,7 +5358,7 @@
       <w:lvlText w:val="%7."/>
       <w:lvlJc w:val="left"/>
       <w:pPr>
-        <w:ind w:left="5040" w:hanging="360"/>
+        <w:ind w:left="5389" w:hanging="360"/>
       </w:pPr>
     </w:lvl>
     <w:lvl w:ilvl="7" w:tplc="04160019" w:tentative="1">
@@ -5035,7 +5367,7 @@
       <w:lvlText w:val="%8."/>
       <w:lvlJc w:val="left"/>
       <w:pPr>
-        <w:ind w:left="5760" w:hanging="360"/>
+        <w:ind w:left="6109" w:hanging="360"/>
       </w:pPr>
     </w:lvl>
     <w:lvl w:ilvl="8" w:tplc="0416001B" w:tentative="1">
@@ -5044,11 +5376,11 @@
       <w:lvlText w:val="%9."/>
       <w:lvlJc w:val="right"/>
       <w:pPr>
-        <w:ind w:left="6480" w:hanging="180"/>
+        <w:ind w:left="6829" w:hanging="180"/>
       </w:pPr>
     </w:lvl>
   </w:abstractNum>
-  <w:abstractNum w:abstractNumId="9">
+  <w:abstractNum w:abstractNumId="14">
     <w:nsid w:val="75ED497E"/>
     <w:multiLevelType w:val="hybridMultilevel"/>
     <w:tmpl w:val="37320A12"/>
@@ -5140,7 +5472,7 @@
       </w:pPr>
     </w:lvl>
   </w:abstractNum>
-  <w:abstractNum w:abstractNumId="10">
+  <w:abstractNum w:abstractNumId="15">
     <w:nsid w:val="76B12EA4"/>
     <w:multiLevelType w:val="hybridMultilevel"/>
     <w:tmpl w:val="E796EABA"/>
@@ -5253,7 +5585,93 @@
       </w:rPr>
     </w:lvl>
   </w:abstractNum>
-  <w:abstractNum w:abstractNumId="11">
+  <w:abstractNum w:abstractNumId="16">
+    <w:nsid w:val="786B7B7A"/>
+    <w:multiLevelType w:val="hybridMultilevel"/>
+    <w:tmpl w:val="9D7AE4F6"/>
+    <w:lvl w:ilvl="0" w:tplc="0416000F">
+      <w:start w:val="1"/>
+      <w:numFmt w:val="decimal"/>
+      <w:lvlText w:val="%1."/>
+      <w:lvlJc w:val="left"/>
+      <w:pPr>
+        <w:ind w:left="720" w:hanging="360"/>
+      </w:pPr>
+    </w:lvl>
+    <w:lvl w:ilvl="1" w:tplc="04160019" w:tentative="1">
+      <w:start w:val="1"/>
+      <w:numFmt w:val="lowerLetter"/>
+      <w:lvlText w:val="%2."/>
+      <w:lvlJc w:val="left"/>
+      <w:pPr>
+        <w:ind w:left="1440" w:hanging="360"/>
+      </w:pPr>
+    </w:lvl>
+    <w:lvl w:ilvl="2" w:tplc="0416001B" w:tentative="1">
+      <w:start w:val="1"/>
+      <w:numFmt w:val="lowerRoman"/>
+      <w:lvlText w:val="%3."/>
+      <w:lvlJc w:val="right"/>
+      <w:pPr>
+        <w:ind w:left="2160" w:hanging="180"/>
+      </w:pPr>
+    </w:lvl>
+    <w:lvl w:ilvl="3" w:tplc="0416000F" w:tentative="1">
+      <w:start w:val="1"/>
+      <w:numFmt w:val="decimal"/>
+      <w:lvlText w:val="%4."/>
+      <w:lvlJc w:val="left"/>
+      <w:pPr>
+        <w:ind w:left="2880" w:hanging="360"/>
+      </w:pPr>
+    </w:lvl>
+    <w:lvl w:ilvl="4" w:tplc="04160019" w:tentative="1">
+      <w:start w:val="1"/>
+      <w:numFmt w:val="lowerLetter"/>
+      <w:lvlText w:val="%5."/>
+      <w:lvlJc w:val="left"/>
+      <w:pPr>
+        <w:ind w:left="3600" w:hanging="360"/>
+      </w:pPr>
+    </w:lvl>
+    <w:lvl w:ilvl="5" w:tplc="0416001B" w:tentative="1">
+      <w:start w:val="1"/>
+      <w:numFmt w:val="lowerRoman"/>
+      <w:lvlText w:val="%6."/>
+      <w:lvlJc w:val="right"/>
+      <w:pPr>
+        <w:ind w:left="4320" w:hanging="180"/>
+      </w:pPr>
+    </w:lvl>
+    <w:lvl w:ilvl="6" w:tplc="0416000F" w:tentative="1">
+      <w:start w:val="1"/>
+      <w:numFmt w:val="decimal"/>
+      <w:lvlText w:val="%7."/>
+      <w:lvlJc w:val="left"/>
+      <w:pPr>
+        <w:ind w:left="5040" w:hanging="360"/>
+      </w:pPr>
+    </w:lvl>
+    <w:lvl w:ilvl="7" w:tplc="04160019" w:tentative="1">
+      <w:start w:val="1"/>
+      <w:numFmt w:val="lowerLetter"/>
+      <w:lvlText w:val="%8."/>
+      <w:lvlJc w:val="left"/>
+      <w:pPr>
+        <w:ind w:left="5760" w:hanging="360"/>
+      </w:pPr>
+    </w:lvl>
+    <w:lvl w:ilvl="8" w:tplc="0416001B" w:tentative="1">
+      <w:start w:val="1"/>
+      <w:numFmt w:val="lowerRoman"/>
+      <w:lvlText w:val="%9."/>
+      <w:lvlJc w:val="right"/>
+      <w:pPr>
+        <w:ind w:left="6480" w:hanging="180"/>
+      </w:pPr>
+    </w:lvl>
+  </w:abstractNum>
+  <w:abstractNum w:abstractNumId="17">
     <w:nsid w:val="79311FE4"/>
     <w:multiLevelType w:val="hybridMultilevel"/>
     <w:tmpl w:val="D1180322"/>
@@ -5342,14 +5760,103 @@
       </w:pPr>
     </w:lvl>
   </w:abstractNum>
+  <w:abstractNum w:abstractNumId="18">
+    <w:nsid w:val="7F8D140E"/>
+    <w:multiLevelType w:val="hybridMultilevel"/>
+    <w:tmpl w:val="E940E57C"/>
+    <w:lvl w:ilvl="0" w:tplc="B748FE00">
+      <w:start w:val="3"/>
+      <w:numFmt w:val="decimal"/>
+      <w:lvlText w:val="%1"/>
+      <w:lvlJc w:val="left"/>
+      <w:pPr>
+        <w:ind w:left="720" w:hanging="360"/>
+      </w:pPr>
+      <w:rPr>
+        <w:rFonts w:hint="default"/>
+      </w:rPr>
+    </w:lvl>
+    <w:lvl w:ilvl="1" w:tplc="04160019" w:tentative="1">
+      <w:start w:val="1"/>
+      <w:numFmt w:val="lowerLetter"/>
+      <w:lvlText w:val="%2."/>
+      <w:lvlJc w:val="left"/>
+      <w:pPr>
+        <w:ind w:left="1440" w:hanging="360"/>
+      </w:pPr>
+    </w:lvl>
+    <w:lvl w:ilvl="2" w:tplc="0416001B" w:tentative="1">
+      <w:start w:val="1"/>
+      <w:numFmt w:val="lowerRoman"/>
+      <w:lvlText w:val="%3."/>
+      <w:lvlJc w:val="right"/>
+      <w:pPr>
+        <w:ind w:left="2160" w:hanging="180"/>
+      </w:pPr>
+    </w:lvl>
+    <w:lvl w:ilvl="3" w:tplc="0416000F" w:tentative="1">
+      <w:start w:val="1"/>
+      <w:numFmt w:val="decimal"/>
+      <w:lvlText w:val="%4."/>
+      <w:lvlJc w:val="left"/>
+      <w:pPr>
+        <w:ind w:left="2880" w:hanging="360"/>
+      </w:pPr>
+    </w:lvl>
+    <w:lvl w:ilvl="4" w:tplc="04160019" w:tentative="1">
+      <w:start w:val="1"/>
+      <w:numFmt w:val="lowerLetter"/>
+      <w:lvlText w:val="%5."/>
+      <w:lvlJc w:val="left"/>
+      <w:pPr>
+        <w:ind w:left="3600" w:hanging="360"/>
+      </w:pPr>
+    </w:lvl>
+    <w:lvl w:ilvl="5" w:tplc="0416001B" w:tentative="1">
+      <w:start w:val="1"/>
+      <w:numFmt w:val="lowerRoman"/>
+      <w:lvlText w:val="%6."/>
+      <w:lvlJc w:val="right"/>
+      <w:pPr>
+        <w:ind w:left="4320" w:hanging="180"/>
+      </w:pPr>
+    </w:lvl>
+    <w:lvl w:ilvl="6" w:tplc="0416000F" w:tentative="1">
+      <w:start w:val="1"/>
+      <w:numFmt w:val="decimal"/>
+      <w:lvlText w:val="%7."/>
+      <w:lvlJc w:val="left"/>
+      <w:pPr>
+        <w:ind w:left="5040" w:hanging="360"/>
+      </w:pPr>
+    </w:lvl>
+    <w:lvl w:ilvl="7" w:tplc="04160019" w:tentative="1">
+      <w:start w:val="1"/>
+      <w:numFmt w:val="lowerLetter"/>
+      <w:lvlText w:val="%8."/>
+      <w:lvlJc w:val="left"/>
+      <w:pPr>
+        <w:ind w:left="5760" w:hanging="360"/>
+      </w:pPr>
+    </w:lvl>
+    <w:lvl w:ilvl="8" w:tplc="0416001B" w:tentative="1">
+      <w:start w:val="1"/>
+      <w:numFmt w:val="lowerRoman"/>
+      <w:lvlText w:val="%9."/>
+      <w:lvlJc w:val="right"/>
+      <w:pPr>
+        <w:ind w:left="6480" w:hanging="180"/>
+      </w:pPr>
+    </w:lvl>
+  </w:abstractNum>
   <w:num w:numId="1">
-    <w:abstractNumId w:val="2"/>
+    <w:abstractNumId w:val="6"/>
   </w:num>
   <w:num w:numId="2">
-    <w:abstractNumId w:val="4"/>
+    <w:abstractNumId w:val="9"/>
   </w:num>
   <w:num w:numId="3">
-    <w:abstractNumId w:val="10"/>
+    <w:abstractNumId w:val="15"/>
   </w:num>
   <w:num w:numId="4">
     <w:abstractNumId w:val="0"/>
@@ -5380,35 +5887,10 @@
     </w:lvlOverride>
   </w:num>
   <w:num w:numId="5">
-    <w:abstractNumId w:val="3"/>
-    <w:lvlOverride w:ilvl="0"/>
-    <w:lvlOverride w:ilvl="1">
-      <w:startOverride w:val="1"/>
-    </w:lvlOverride>
-    <w:lvlOverride w:ilvl="2">
-      <w:startOverride w:val="1"/>
-    </w:lvlOverride>
-    <w:lvlOverride w:ilvl="3">
-      <w:startOverride w:val="2"/>
-    </w:lvlOverride>
-    <w:lvlOverride w:ilvl="4">
-      <w:startOverride w:val="1"/>
-    </w:lvlOverride>
-    <w:lvlOverride w:ilvl="5">
-      <w:startOverride w:val="1"/>
-    </w:lvlOverride>
-    <w:lvlOverride w:ilvl="6">
-      <w:startOverride w:val="1"/>
-    </w:lvlOverride>
-    <w:lvlOverride w:ilvl="7">
-      <w:startOverride w:val="1"/>
-    </w:lvlOverride>
-    <w:lvlOverride w:ilvl="8">
-      <w:startOverride w:val="1"/>
-    </w:lvlOverride>
+    <w:abstractNumId w:val="8"/>
   </w:num>
   <w:num w:numId="6">
-    <w:abstractNumId w:val="5"/>
+    <w:abstractNumId w:val="10"/>
     <w:lvlOverride w:ilvl="0">
       <w:startOverride w:val="1"/>
     </w:lvlOverride>
@@ -5438,22 +5920,46 @@
     </w:lvlOverride>
   </w:num>
   <w:num w:numId="7">
-    <w:abstractNumId w:val="9"/>
+    <w:abstractNumId w:val="14"/>
   </w:num>
   <w:num w:numId="8">
-    <w:abstractNumId w:val="1"/>
+    <w:abstractNumId w:val="2"/>
   </w:num>
   <w:num w:numId="9">
-    <w:abstractNumId w:val="6"/>
+    <w:abstractNumId w:val="11"/>
   </w:num>
   <w:num w:numId="10">
+    <w:abstractNumId w:val="12"/>
+  </w:num>
+  <w:num w:numId="11">
+    <w:abstractNumId w:val="13"/>
+  </w:num>
+  <w:num w:numId="12">
+    <w:abstractNumId w:val="17"/>
+  </w:num>
+  <w:num w:numId="13">
+    <w:abstractNumId w:val="8"/>
+  </w:num>
+  <w:num w:numId="14">
     <w:abstractNumId w:val="7"/>
   </w:num>
-  <w:num w:numId="11">
-    <w:abstractNumId w:val="8"/>
+  <w:num w:numId="15">
+    <w:abstractNumId w:val="3"/>
   </w:num>
-  <w:num w:numId="12">
-    <w:abstractNumId w:val="11"/>
+  <w:num w:numId="16">
+    <w:abstractNumId w:val="16"/>
+  </w:num>
+  <w:num w:numId="17">
+    <w:abstractNumId w:val="18"/>
+  </w:num>
+  <w:num w:numId="18">
+    <w:abstractNumId w:val="5"/>
+  </w:num>
+  <w:num w:numId="19">
+    <w:abstractNumId w:val="4"/>
+  </w:num>
+  <w:num w:numId="20">
+    <w:abstractNumId w:val="1"/>
   </w:num>
 </w:numbering>
 </file>
@@ -5622,7 +6128,6 @@
   <w:style w:type="character" w:default="1" w:styleId="Tipodeletrapredefinidodopargrafo">
     <w:name w:val="Default Paragraph Font"/>
     <w:uiPriority w:val="1"/>
-    <w:semiHidden/>
     <w:unhideWhenUsed/>
   </w:style>
   <w:style w:type="table" w:default="1" w:styleId="Tabelanormal">
@@ -5968,7 +6473,6 @@
   <w:style w:type="character" w:default="1" w:styleId="Tipodeletrapredefinidodopargrafo">
     <w:name w:val="Default Paragraph Font"/>
     <w:uiPriority w:val="1"/>
-    <w:semiHidden/>
     <w:unhideWhenUsed/>
   </w:style>
   <w:style w:type="table" w:default="1" w:styleId="Tabelanormal">
